--- a/Fase 2/Evidencias Proyecto/Evidencias de documentación/2.3 Plan de Pruebas/Plan de pruebas.docx
+++ b/Fase 2/Evidencias Proyecto/Evidencias de documentación/2.3 Plan de Pruebas/Plan de pruebas.docx
@@ -880,6 +880,157 @@
                 <w:rtl w:val="0"/>
               </w:rPr>
               <w:t xml:space="preserve">Para revisión</w:t>
+            </w:r>
+          </w:p>
+        </w:tc>
+      </w:tr>
+      <w:tr>
+        <w:trPr>
+          <w:cantSplit w:val="0"/>
+          <w:trHeight w:val="570" w:hRule="atLeast"/>
+          <w:tblHeader w:val="0"/>
+        </w:trPr>
+        <w:tc>
+          <w:tcPr>
+            <w:tcBorders>
+              <w:top w:color="000000" w:space="0" w:sz="6" w:val="single"/>
+              <w:left w:color="000000" w:space="0" w:sz="6" w:val="single"/>
+              <w:bottom w:color="000000" w:space="0" w:sz="6" w:val="single"/>
+              <w:right w:color="000000" w:space="0" w:sz="6" w:val="single"/>
+            </w:tcBorders>
+            <w:tcMar>
+              <w:top w:w="80.0" w:type="dxa"/>
+              <w:left w:w="100.0" w:type="dxa"/>
+              <w:bottom w:w="80.0" w:type="dxa"/>
+              <w:right w:w="100.0" w:type="dxa"/>
+            </w:tcMar>
+            <w:vAlign w:val="center"/>
+          </w:tcPr>
+          <w:p>
+            <w:pPr>
+              <w:pBdr>
+                <w:top w:color="auto" w:space="0" w:sz="0" w:val="none"/>
+                <w:left w:color="auto" w:space="0" w:sz="0" w:val="none"/>
+                <w:bottom w:color="auto" w:space="0" w:sz="0" w:val="none"/>
+                <w:right w:color="auto" w:space="0" w:sz="0" w:val="none"/>
+                <w:between w:color="auto" w:space="0" w:sz="0" w:val="none"/>
+              </w:pBdr>
+              <w:spacing w:after="40" w:line="240" w:lineRule="auto"/>
+              <w:rPr/>
+            </w:pPr>
+            <w:r>
+              <w:rPr>
+                <w:rtl w:val="0"/>
+              </w:rPr>
+              <w:t xml:space="preserve">1.1</w:t>
+            </w:r>
+          </w:p>
+        </w:tc>
+        <w:tc>
+          <w:tcPr>
+            <w:tcBorders>
+              <w:top w:color="000000" w:space="0" w:sz="6" w:val="single"/>
+              <w:left w:color="000000" w:space="0" w:sz="6" w:val="single"/>
+              <w:bottom w:color="000000" w:space="0" w:sz="6" w:val="single"/>
+              <w:right w:color="000000" w:space="0" w:sz="6" w:val="single"/>
+            </w:tcBorders>
+            <w:tcMar>
+              <w:top w:w="80.0" w:type="dxa"/>
+              <w:left w:w="100.0" w:type="dxa"/>
+              <w:bottom w:w="80.0" w:type="dxa"/>
+              <w:right w:w="100.0" w:type="dxa"/>
+            </w:tcMar>
+            <w:vAlign w:val="center"/>
+          </w:tcPr>
+          <w:p>
+            <w:pPr>
+              <w:pBdr>
+                <w:top w:color="auto" w:space="0" w:sz="0" w:val="none"/>
+                <w:left w:color="auto" w:space="0" w:sz="0" w:val="none"/>
+                <w:bottom w:color="auto" w:space="0" w:sz="0" w:val="none"/>
+                <w:right w:color="auto" w:space="0" w:sz="0" w:val="none"/>
+                <w:between w:color="auto" w:space="0" w:sz="0" w:val="none"/>
+              </w:pBdr>
+              <w:spacing w:after="40" w:line="240" w:lineRule="auto"/>
+              <w:rPr/>
+            </w:pPr>
+            <w:r>
+              <w:rPr>
+                <w:rtl w:val="0"/>
+              </w:rPr>
+              <w:t xml:space="preserve">07-10-2026</w:t>
+            </w:r>
+          </w:p>
+        </w:tc>
+        <w:tc>
+          <w:tcPr>
+            <w:tcBorders>
+              <w:top w:color="000000" w:space="0" w:sz="6" w:val="single"/>
+              <w:left w:color="000000" w:space="0" w:sz="6" w:val="single"/>
+              <w:bottom w:color="000000" w:space="0" w:sz="6" w:val="single"/>
+              <w:right w:color="000000" w:space="0" w:sz="6" w:val="single"/>
+            </w:tcBorders>
+            <w:tcMar>
+              <w:top w:w="80.0" w:type="dxa"/>
+              <w:left w:w="100.0" w:type="dxa"/>
+              <w:bottom w:w="80.0" w:type="dxa"/>
+              <w:right w:w="100.0" w:type="dxa"/>
+            </w:tcMar>
+            <w:vAlign w:val="center"/>
+          </w:tcPr>
+          <w:p>
+            <w:pPr>
+              <w:pBdr>
+                <w:top w:color="auto" w:space="0" w:sz="0" w:val="none"/>
+                <w:left w:color="auto" w:space="0" w:sz="0" w:val="none"/>
+                <w:bottom w:color="auto" w:space="0" w:sz="0" w:val="none"/>
+                <w:right w:color="auto" w:space="0" w:sz="0" w:val="none"/>
+                <w:between w:color="auto" w:space="0" w:sz="0" w:val="none"/>
+              </w:pBdr>
+              <w:spacing w:after="40" w:line="240" w:lineRule="auto"/>
+              <w:rPr/>
+            </w:pPr>
+            <w:r>
+              <w:rPr>
+                <w:rtl w:val="0"/>
+              </w:rPr>
+              <w:t xml:space="preserve">Correcciones de la auditoría técnica; registro de versiones con fechas reales</w:t>
+            </w:r>
+          </w:p>
+        </w:tc>
+        <w:tc>
+          <w:tcPr>
+            <w:tcBorders>
+              <w:top w:color="000000" w:space="0" w:sz="6" w:val="single"/>
+              <w:left w:color="000000" w:space="0" w:sz="6" w:val="single"/>
+              <w:bottom w:color="000000" w:space="0" w:sz="6" w:val="single"/>
+              <w:right w:color="000000" w:space="0" w:sz="6" w:val="single"/>
+            </w:tcBorders>
+            <w:tcMar>
+              <w:top w:w="80.0" w:type="dxa"/>
+              <w:left w:w="100.0" w:type="dxa"/>
+              <w:bottom w:w="80.0" w:type="dxa"/>
+              <w:right w:w="100.0" w:type="dxa"/>
+            </w:tcMar>
+            <w:vAlign w:val="center"/>
+          </w:tcPr>
+          <w:p>
+            <w:pPr>
+              <w:pBdr>
+                <w:top w:color="auto" w:space="0" w:sz="0" w:val="none"/>
+                <w:left w:color="auto" w:space="0" w:sz="0" w:val="none"/>
+                <w:bottom w:color="auto" w:space="0" w:sz="0" w:val="none"/>
+                <w:right w:color="auto" w:space="0" w:sz="0" w:val="none"/>
+                <w:between w:color="auto" w:space="0" w:sz="0" w:val="none"/>
+              </w:pBdr>
+              <w:spacing w:after="40" w:line="240" w:lineRule="auto"/>
+              <w:rPr/>
+            </w:pPr>
+            <w:r>
+              <w:rPr>
+                <w:rtl w:val="0"/>
+              </w:rPr>
+              <w:t xml:space="preserve">[pendiente de confirmar]</w:t>
             </w:r>
           </w:p>
         </w:tc>

--- a/Fase 2/Evidencias Proyecto/Evidencias de documentación/2.3 Plan de Pruebas/Plan de pruebas.docx
+++ b/Fase 2/Evidencias Proyecto/Evidencias de documentación/2.3 Plan de Pruebas/Plan de pruebas.docx
@@ -8,17 +8,17 @@
         <w:keepNext w:val="0"/>
         <w:keepLines w:val="0"/>
         <w:pBdr>
-          <w:top w:color="auto" w:space="0" w:sz="0" w:val="none"/>
-          <w:left w:color="auto" w:space="0" w:sz="0" w:val="none"/>
-          <w:bottom w:color="auto" w:space="0" w:sz="0" w:val="none"/>
-          <w:right w:color="auto" w:space="0" w:sz="0" w:val="none"/>
-          <w:between w:color="auto" w:space="0" w:sz="0" w:val="none"/>
+          <w:top w:color="000000" w:space="0" w:sz="0" w:val="none"/>
+          <w:left w:color="000000" w:space="0" w:sz="0" w:val="none"/>
+          <w:bottom w:color="000000" w:space="0" w:sz="0" w:val="none"/>
+          <w:right w:color="000000" w:space="0" w:sz="0" w:val="none"/>
+          <w:between w:color="000000" w:space="0" w:sz="0" w:val="none"/>
         </w:pBdr>
         <w:spacing w:after="0" w:before="0" w:lineRule="auto"/>
         <w:jc w:val="center"/>
         <w:rPr/>
       </w:pPr>
-      <w:bookmarkStart w:colFirst="0" w:colLast="0" w:name="_95xs00s5p5ps" w:id="0"/>
+      <w:bookmarkStart w:colFirst="0" w:colLast="0" w:name="_heading=h.3unforpuw2jm" w:id="0"/>
       <w:bookmarkEnd w:id="0"/>
       <w:r>
         <w:rPr>
@@ -32,17 +32,17 @@
         <w:keepNext w:val="0"/>
         <w:keepLines w:val="0"/>
         <w:pBdr>
-          <w:top w:color="auto" w:space="0" w:sz="0" w:val="none"/>
-          <w:left w:color="auto" w:space="0" w:sz="0" w:val="none"/>
-          <w:bottom w:color="auto" w:space="0" w:sz="0" w:val="none"/>
-          <w:right w:color="auto" w:space="0" w:sz="0" w:val="none"/>
-          <w:between w:color="auto" w:space="0" w:sz="0" w:val="none"/>
+          <w:top w:color="000000" w:space="0" w:sz="0" w:val="none"/>
+          <w:left w:color="000000" w:space="0" w:sz="0" w:val="none"/>
+          <w:bottom w:color="000000" w:space="0" w:sz="0" w:val="none"/>
+          <w:right w:color="000000" w:space="0" w:sz="0" w:val="none"/>
+          <w:between w:color="000000" w:space="0" w:sz="0" w:val="none"/>
         </w:pBdr>
         <w:spacing w:after="0" w:before="0" w:lineRule="auto"/>
         <w:jc w:val="center"/>
         <w:rPr/>
       </w:pPr>
-      <w:bookmarkStart w:colFirst="0" w:colLast="0" w:name="_6p2y3noawr6g" w:id="1"/>
+      <w:bookmarkStart w:colFirst="0" w:colLast="0" w:name="_heading=h.s1465fli7733" w:id="1"/>
       <w:bookmarkEnd w:id="1"/>
       <w:r>
         <w:rPr>
@@ -56,11 +56,11 @@
         <w:keepNext w:val="0"/>
         <w:keepLines w:val="0"/>
         <w:pBdr>
-          <w:top w:color="auto" w:space="0" w:sz="0" w:val="none"/>
-          <w:left w:color="auto" w:space="0" w:sz="0" w:val="none"/>
-          <w:bottom w:color="auto" w:space="0" w:sz="0" w:val="none"/>
-          <w:right w:color="auto" w:space="0" w:sz="0" w:val="none"/>
-          <w:between w:color="auto" w:space="0" w:sz="0" w:val="none"/>
+          <w:top w:color="000000" w:space="0" w:sz="0" w:val="none"/>
+          <w:left w:color="000000" w:space="0" w:sz="0" w:val="none"/>
+          <w:bottom w:color="000000" w:space="0" w:sz="0" w:val="none"/>
+          <w:right w:color="000000" w:space="0" w:sz="0" w:val="none"/>
+          <w:between w:color="000000" w:space="0" w:sz="0" w:val="none"/>
         </w:pBdr>
         <w:spacing w:after="0" w:before="0" w:lineRule="auto"/>
         <w:jc w:val="left"/>
@@ -69,7 +69,7 @@
           <w:bCs w:val="1"/>
         </w:rPr>
       </w:pPr>
-      <w:bookmarkStart w:colFirst="0" w:colLast="0" w:name="_qfolhl8ts10" w:id="2"/>
+      <w:bookmarkStart w:colFirst="0" w:colLast="0" w:name="_heading=h.x7in53zh8rmw" w:id="2"/>
       <w:bookmarkEnd w:id="2"/>
       <w:r>
         <w:rPr>
@@ -83,11 +83,11 @@
         <w:keepNext w:val="0"/>
         <w:keepLines w:val="0"/>
         <w:pBdr>
-          <w:top w:color="auto" w:space="0" w:sz="0" w:val="none"/>
-          <w:left w:color="auto" w:space="0" w:sz="0" w:val="none"/>
-          <w:bottom w:color="auto" w:space="0" w:sz="0" w:val="none"/>
-          <w:right w:color="auto" w:space="0" w:sz="0" w:val="none"/>
-          <w:between w:color="auto" w:space="0" w:sz="0" w:val="none"/>
+          <w:top w:color="000000" w:space="0" w:sz="0" w:val="none"/>
+          <w:left w:color="000000" w:space="0" w:sz="0" w:val="none"/>
+          <w:bottom w:color="000000" w:space="0" w:sz="0" w:val="none"/>
+          <w:right w:color="000000" w:space="0" w:sz="0" w:val="none"/>
+          <w:between w:color="000000" w:space="0" w:sz="0" w:val="none"/>
         </w:pBdr>
         <w:spacing w:after="0" w:before="0" w:lineRule="auto"/>
         <w:jc w:val="center"/>
@@ -96,7 +96,7 @@
           <w:bCs w:val="1"/>
         </w:rPr>
       </w:pPr>
-      <w:bookmarkStart w:colFirst="0" w:colLast="0" w:name="_w5nsqpbkvuq6" w:id="3"/>
+      <w:bookmarkStart w:colFirst="0" w:colLast="0" w:name="_heading=h.ix1aeiplgzbv" w:id="3"/>
       <w:bookmarkEnd w:id="3"/>
       <w:r>
         <w:rPr>
@@ -388,11 +388,6 @@
         </w:rPr>
         <w:t xml:space="preserve">Asignatura: Capstone</w:t>
       </w:r>
-      <w:r>
-        <w:rPr>
-          <w:rtl w:val="0"/>
-        </w:rPr>
-      </w:r>
     </w:p>
     <w:p>
       <w:pPr>
@@ -497,11 +492,11 @@
     <w:p>
       <w:pPr>
         <w:pBdr>
-          <w:top w:color="auto" w:space="0" w:sz="0" w:val="none"/>
-          <w:left w:color="auto" w:space="0" w:sz="0" w:val="none"/>
-          <w:bottom w:color="auto" w:space="0" w:sz="0" w:val="none"/>
-          <w:right w:color="auto" w:space="0" w:sz="0" w:val="none"/>
-          <w:between w:color="auto" w:space="0" w:sz="0" w:val="none"/>
+          <w:top w:color="000000" w:space="0" w:sz="0" w:val="none"/>
+          <w:left w:color="000000" w:space="0" w:sz="0" w:val="none"/>
+          <w:bottom w:color="000000" w:space="0" w:sz="0" w:val="none"/>
+          <w:right w:color="000000" w:space="0" w:sz="0" w:val="none"/>
+          <w:between w:color="000000" w:space="0" w:sz="0" w:val="none"/>
         </w:pBdr>
         <w:shd w:fill="ffffff" w:val="clear"/>
         <w:spacing w:after="160" w:before="320" w:line="264" w:lineRule="auto"/>
@@ -584,11 +579,11 @@
           <w:p>
             <w:pPr>
               <w:pBdr>
-                <w:top w:color="auto" w:space="0" w:sz="0" w:val="none"/>
-                <w:left w:color="auto" w:space="0" w:sz="0" w:val="none"/>
-                <w:bottom w:color="auto" w:space="0" w:sz="0" w:val="none"/>
-                <w:right w:color="auto" w:space="0" w:sz="0" w:val="none"/>
-                <w:between w:color="auto" w:space="0" w:sz="0" w:val="none"/>
+                <w:top w:color="000000" w:space="0" w:sz="0" w:val="none"/>
+                <w:left w:color="000000" w:space="0" w:sz="0" w:val="none"/>
+                <w:bottom w:color="000000" w:space="0" w:sz="0" w:val="none"/>
+                <w:right w:color="000000" w:space="0" w:sz="0" w:val="none"/>
+                <w:between w:color="000000" w:space="0" w:sz="0" w:val="none"/>
               </w:pBdr>
               <w:spacing w:line="240" w:lineRule="auto"/>
               <w:rPr>
@@ -626,11 +621,11 @@
           <w:p>
             <w:pPr>
               <w:pBdr>
-                <w:top w:color="auto" w:space="0" w:sz="0" w:val="none"/>
-                <w:left w:color="auto" w:space="0" w:sz="0" w:val="none"/>
-                <w:bottom w:color="auto" w:space="0" w:sz="0" w:val="none"/>
-                <w:right w:color="auto" w:space="0" w:sz="0" w:val="none"/>
-                <w:between w:color="auto" w:space="0" w:sz="0" w:val="none"/>
+                <w:top w:color="000000" w:space="0" w:sz="0" w:val="none"/>
+                <w:left w:color="000000" w:space="0" w:sz="0" w:val="none"/>
+                <w:bottom w:color="000000" w:space="0" w:sz="0" w:val="none"/>
+                <w:right w:color="000000" w:space="0" w:sz="0" w:val="none"/>
+                <w:between w:color="000000" w:space="0" w:sz="0" w:val="none"/>
               </w:pBdr>
               <w:spacing w:line="240" w:lineRule="auto"/>
               <w:rPr>
@@ -668,11 +663,11 @@
           <w:p>
             <w:pPr>
               <w:pBdr>
-                <w:top w:color="auto" w:space="0" w:sz="0" w:val="none"/>
-                <w:left w:color="auto" w:space="0" w:sz="0" w:val="none"/>
-                <w:bottom w:color="auto" w:space="0" w:sz="0" w:val="none"/>
-                <w:right w:color="auto" w:space="0" w:sz="0" w:val="none"/>
-                <w:between w:color="auto" w:space="0" w:sz="0" w:val="none"/>
+                <w:top w:color="000000" w:space="0" w:sz="0" w:val="none"/>
+                <w:left w:color="000000" w:space="0" w:sz="0" w:val="none"/>
+                <w:bottom w:color="000000" w:space="0" w:sz="0" w:val="none"/>
+                <w:right w:color="000000" w:space="0" w:sz="0" w:val="none"/>
+                <w:between w:color="000000" w:space="0" w:sz="0" w:val="none"/>
               </w:pBdr>
               <w:spacing w:line="240" w:lineRule="auto"/>
               <w:rPr>
@@ -710,11 +705,11 @@
           <w:p>
             <w:pPr>
               <w:pBdr>
-                <w:top w:color="auto" w:space="0" w:sz="0" w:val="none"/>
-                <w:left w:color="auto" w:space="0" w:sz="0" w:val="none"/>
-                <w:bottom w:color="auto" w:space="0" w:sz="0" w:val="none"/>
-                <w:right w:color="auto" w:space="0" w:sz="0" w:val="none"/>
-                <w:between w:color="auto" w:space="0" w:sz="0" w:val="none"/>
+                <w:top w:color="000000" w:space="0" w:sz="0" w:val="none"/>
+                <w:left w:color="000000" w:space="0" w:sz="0" w:val="none"/>
+                <w:bottom w:color="000000" w:space="0" w:sz="0" w:val="none"/>
+                <w:right w:color="000000" w:space="0" w:sz="0" w:val="none"/>
+                <w:between w:color="000000" w:space="0" w:sz="0" w:val="none"/>
               </w:pBdr>
               <w:spacing w:line="240" w:lineRule="auto"/>
               <w:rPr>
@@ -758,11 +753,11 @@
           <w:p>
             <w:pPr>
               <w:pBdr>
-                <w:top w:color="auto" w:space="0" w:sz="0" w:val="none"/>
-                <w:left w:color="auto" w:space="0" w:sz="0" w:val="none"/>
-                <w:bottom w:color="auto" w:space="0" w:sz="0" w:val="none"/>
-                <w:right w:color="auto" w:space="0" w:sz="0" w:val="none"/>
-                <w:between w:color="auto" w:space="0" w:sz="0" w:val="none"/>
+                <w:top w:color="000000" w:space="0" w:sz="0" w:val="none"/>
+                <w:left w:color="000000" w:space="0" w:sz="0" w:val="none"/>
+                <w:bottom w:color="000000" w:space="0" w:sz="0" w:val="none"/>
+                <w:right w:color="000000" w:space="0" w:sz="0" w:val="none"/>
+                <w:between w:color="000000" w:space="0" w:sz="0" w:val="none"/>
               </w:pBdr>
               <w:spacing w:after="40" w:line="240" w:lineRule="auto"/>
               <w:rPr/>
@@ -794,11 +789,11 @@
           <w:p>
             <w:pPr>
               <w:pBdr>
-                <w:top w:color="auto" w:space="0" w:sz="0" w:val="none"/>
-                <w:left w:color="auto" w:space="0" w:sz="0" w:val="none"/>
-                <w:bottom w:color="auto" w:space="0" w:sz="0" w:val="none"/>
-                <w:right w:color="auto" w:space="0" w:sz="0" w:val="none"/>
-                <w:between w:color="auto" w:space="0" w:sz="0" w:val="none"/>
+                <w:top w:color="000000" w:space="0" w:sz="0" w:val="none"/>
+                <w:left w:color="000000" w:space="0" w:sz="0" w:val="none"/>
+                <w:bottom w:color="000000" w:space="0" w:sz="0" w:val="none"/>
+                <w:right w:color="000000" w:space="0" w:sz="0" w:val="none"/>
+                <w:between w:color="000000" w:space="0" w:sz="0" w:val="none"/>
               </w:pBdr>
               <w:spacing w:after="40" w:line="240" w:lineRule="auto"/>
               <w:rPr/>
@@ -830,11 +825,11 @@
           <w:p>
             <w:pPr>
               <w:pBdr>
-                <w:top w:color="auto" w:space="0" w:sz="0" w:val="none"/>
-                <w:left w:color="auto" w:space="0" w:sz="0" w:val="none"/>
-                <w:bottom w:color="auto" w:space="0" w:sz="0" w:val="none"/>
-                <w:right w:color="auto" w:space="0" w:sz="0" w:val="none"/>
-                <w:between w:color="auto" w:space="0" w:sz="0" w:val="none"/>
+                <w:top w:color="000000" w:space="0" w:sz="0" w:val="none"/>
+                <w:left w:color="000000" w:space="0" w:sz="0" w:val="none"/>
+                <w:bottom w:color="000000" w:space="0" w:sz="0" w:val="none"/>
+                <w:right w:color="000000" w:space="0" w:sz="0" w:val="none"/>
+                <w:between w:color="000000" w:space="0" w:sz="0" w:val="none"/>
               </w:pBdr>
               <w:spacing w:after="40" w:line="240" w:lineRule="auto"/>
               <w:rPr/>
@@ -866,11 +861,11 @@
           <w:p>
             <w:pPr>
               <w:pBdr>
-                <w:top w:color="auto" w:space="0" w:sz="0" w:val="none"/>
-                <w:left w:color="auto" w:space="0" w:sz="0" w:val="none"/>
-                <w:bottom w:color="auto" w:space="0" w:sz="0" w:val="none"/>
-                <w:right w:color="auto" w:space="0" w:sz="0" w:val="none"/>
-                <w:between w:color="auto" w:space="0" w:sz="0" w:val="none"/>
+                <w:top w:color="000000" w:space="0" w:sz="0" w:val="none"/>
+                <w:left w:color="000000" w:space="0" w:sz="0" w:val="none"/>
+                <w:bottom w:color="000000" w:space="0" w:sz="0" w:val="none"/>
+                <w:right w:color="000000" w:space="0" w:sz="0" w:val="none"/>
+                <w:between w:color="000000" w:space="0" w:sz="0" w:val="none"/>
               </w:pBdr>
               <w:spacing w:after="40" w:line="240" w:lineRule="auto"/>
               <w:rPr/>
@@ -880,6 +875,157 @@
                 <w:rtl w:val="0"/>
               </w:rPr>
               <w:t xml:space="preserve">Para revisión</w:t>
+            </w:r>
+          </w:p>
+        </w:tc>
+      </w:tr>
+      <w:tr>
+        <w:trPr>
+          <w:cantSplit w:val="0"/>
+          <w:trHeight w:val="570" w:hRule="atLeast"/>
+          <w:tblHeader w:val="0"/>
+        </w:trPr>
+        <w:tc>
+          <w:tcPr>
+            <w:tcBorders>
+              <w:top w:color="000000" w:space="0" w:sz="6" w:val="single"/>
+              <w:left w:color="000000" w:space="0" w:sz="6" w:val="single"/>
+              <w:bottom w:color="000000" w:space="0" w:sz="6" w:val="single"/>
+              <w:right w:color="000000" w:space="0" w:sz="6" w:val="single"/>
+            </w:tcBorders>
+            <w:tcMar>
+              <w:top w:w="80.0" w:type="dxa"/>
+              <w:left w:w="100.0" w:type="dxa"/>
+              <w:bottom w:w="80.0" w:type="dxa"/>
+              <w:right w:w="100.0" w:type="dxa"/>
+            </w:tcMar>
+            <w:vAlign w:val="center"/>
+          </w:tcPr>
+          <w:p>
+            <w:pPr>
+              <w:pBdr>
+                <w:top w:color="000000" w:space="0" w:sz="0" w:val="none"/>
+                <w:left w:color="000000" w:space="0" w:sz="0" w:val="none"/>
+                <w:bottom w:color="000000" w:space="0" w:sz="0" w:val="none"/>
+                <w:right w:color="000000" w:space="0" w:sz="0" w:val="none"/>
+                <w:between w:color="000000" w:space="0" w:sz="0" w:val="none"/>
+              </w:pBdr>
+              <w:spacing w:after="40" w:line="240" w:lineRule="auto"/>
+              <w:rPr/>
+            </w:pPr>
+            <w:r>
+              <w:rPr>
+                <w:rtl w:val="0"/>
+              </w:rPr>
+              <w:t xml:space="preserve">1.1</w:t>
+            </w:r>
+          </w:p>
+        </w:tc>
+        <w:tc>
+          <w:tcPr>
+            <w:tcBorders>
+              <w:top w:color="000000" w:space="0" w:sz="6" w:val="single"/>
+              <w:left w:color="000000" w:space="0" w:sz="6" w:val="single"/>
+              <w:bottom w:color="000000" w:space="0" w:sz="6" w:val="single"/>
+              <w:right w:color="000000" w:space="0" w:sz="6" w:val="single"/>
+            </w:tcBorders>
+            <w:tcMar>
+              <w:top w:w="80.0" w:type="dxa"/>
+              <w:left w:w="100.0" w:type="dxa"/>
+              <w:bottom w:w="80.0" w:type="dxa"/>
+              <w:right w:w="100.0" w:type="dxa"/>
+            </w:tcMar>
+            <w:vAlign w:val="center"/>
+          </w:tcPr>
+          <w:p>
+            <w:pPr>
+              <w:pBdr>
+                <w:top w:color="000000" w:space="0" w:sz="0" w:val="none"/>
+                <w:left w:color="000000" w:space="0" w:sz="0" w:val="none"/>
+                <w:bottom w:color="000000" w:space="0" w:sz="0" w:val="none"/>
+                <w:right w:color="000000" w:space="0" w:sz="0" w:val="none"/>
+                <w:between w:color="000000" w:space="0" w:sz="0" w:val="none"/>
+              </w:pBdr>
+              <w:spacing w:after="40" w:line="240" w:lineRule="auto"/>
+              <w:rPr/>
+            </w:pPr>
+            <w:r>
+              <w:rPr>
+                <w:rtl w:val="0"/>
+              </w:rPr>
+              <w:t xml:space="preserve">07-10-2026</w:t>
+            </w:r>
+          </w:p>
+        </w:tc>
+        <w:tc>
+          <w:tcPr>
+            <w:tcBorders>
+              <w:top w:color="000000" w:space="0" w:sz="6" w:val="single"/>
+              <w:left w:color="000000" w:space="0" w:sz="6" w:val="single"/>
+              <w:bottom w:color="000000" w:space="0" w:sz="6" w:val="single"/>
+              <w:right w:color="000000" w:space="0" w:sz="6" w:val="single"/>
+            </w:tcBorders>
+            <w:tcMar>
+              <w:top w:w="80.0" w:type="dxa"/>
+              <w:left w:w="100.0" w:type="dxa"/>
+              <w:bottom w:w="80.0" w:type="dxa"/>
+              <w:right w:w="100.0" w:type="dxa"/>
+            </w:tcMar>
+            <w:vAlign w:val="center"/>
+          </w:tcPr>
+          <w:p>
+            <w:pPr>
+              <w:pBdr>
+                <w:top w:color="000000" w:space="0" w:sz="0" w:val="none"/>
+                <w:left w:color="000000" w:space="0" w:sz="0" w:val="none"/>
+                <w:bottom w:color="000000" w:space="0" w:sz="0" w:val="none"/>
+                <w:right w:color="000000" w:space="0" w:sz="0" w:val="none"/>
+                <w:between w:color="000000" w:space="0" w:sz="0" w:val="none"/>
+              </w:pBdr>
+              <w:spacing w:after="40" w:line="240" w:lineRule="auto"/>
+              <w:rPr/>
+            </w:pPr>
+            <w:r>
+              <w:rPr>
+                <w:rtl w:val="0"/>
+              </w:rPr>
+              <w:t xml:space="preserve">Correcciones de la auditoría técnica; registro de versiones con fechas reales</w:t>
+            </w:r>
+          </w:p>
+        </w:tc>
+        <w:tc>
+          <w:tcPr>
+            <w:tcBorders>
+              <w:top w:color="000000" w:space="0" w:sz="6" w:val="single"/>
+              <w:left w:color="000000" w:space="0" w:sz="6" w:val="single"/>
+              <w:bottom w:color="000000" w:space="0" w:sz="6" w:val="single"/>
+              <w:right w:color="000000" w:space="0" w:sz="6" w:val="single"/>
+            </w:tcBorders>
+            <w:tcMar>
+              <w:top w:w="80.0" w:type="dxa"/>
+              <w:left w:w="100.0" w:type="dxa"/>
+              <w:bottom w:w="80.0" w:type="dxa"/>
+              <w:right w:w="100.0" w:type="dxa"/>
+            </w:tcMar>
+            <w:vAlign w:val="center"/>
+          </w:tcPr>
+          <w:p>
+            <w:pPr>
+              <w:pBdr>
+                <w:top w:color="000000" w:space="0" w:sz="0" w:val="none"/>
+                <w:left w:color="000000" w:space="0" w:sz="0" w:val="none"/>
+                <w:bottom w:color="000000" w:space="0" w:sz="0" w:val="none"/>
+                <w:right w:color="000000" w:space="0" w:sz="0" w:val="none"/>
+                <w:between w:color="000000" w:space="0" w:sz="0" w:val="none"/>
+              </w:pBdr>
+              <w:spacing w:after="40" w:line="240" w:lineRule="auto"/>
+              <w:rPr/>
+            </w:pPr>
+            <w:r>
+              <w:rPr>
+                <w:rtl w:val="0"/>
+              </w:rPr>
+              <w:t xml:space="preserve">[pendiente de confirmar]</w:t>
             </w:r>
           </w:p>
         </w:tc>
@@ -903,39 +1049,35 @@
           <w:numId w:val="3"/>
         </w:numPr>
         <w:pBdr>
-          <w:top w:color="auto" w:space="0" w:sz="0" w:val="none"/>
-          <w:left w:color="auto" w:space="0" w:sz="0" w:val="none"/>
-          <w:bottom w:color="auto" w:space="0" w:sz="0" w:val="none"/>
-          <w:right w:color="auto" w:space="0" w:sz="0" w:val="none"/>
-          <w:between w:color="auto" w:space="0" w:sz="0" w:val="none"/>
+          <w:top w:color="000000" w:space="0" w:sz="0" w:val="none"/>
+          <w:left w:color="000000" w:space="0" w:sz="0" w:val="none"/>
+          <w:bottom w:color="000000" w:space="0" w:sz="0" w:val="none"/>
+          <w:right w:color="000000" w:space="0" w:sz="0" w:val="none"/>
+          <w:between w:color="000000" w:space="0" w:sz="0" w:val="none"/>
         </w:pBdr>
         <w:shd w:fill="ffffff" w:val="clear"/>
         <w:spacing w:after="160" w:before="320" w:line="264" w:lineRule="auto"/>
         <w:ind w:left="720" w:hanging="360"/>
-      </w:pPr>
-      <w:bookmarkStart w:colFirst="0" w:colLast="0" w:name="_94718hvfejtw" w:id="4"/>
+        <w:rPr/>
+      </w:pPr>
+      <w:bookmarkStart w:colFirst="0" w:colLast="0" w:name="_heading=h.b70dwa9jtq9y" w:id="4"/>
       <w:bookmarkEnd w:id="4"/>
       <w:r>
         <w:rPr>
           <w:rtl w:val="0"/>
         </w:rPr>
         <w:t xml:space="preserve">Propósito y objetivos</w:t>
-      </w:r>
-      <w:r>
-        <w:rPr>
-          <w:rtl w:val="0"/>
-        </w:rPr>
       </w:r>
     </w:p>
     <w:p>
       <w:pPr>
         <w:pStyle w:val="Heading2"/>
         <w:pBdr>
-          <w:top w:color="auto" w:space="0" w:sz="0" w:val="none"/>
-          <w:left w:color="auto" w:space="0" w:sz="0" w:val="none"/>
-          <w:bottom w:color="auto" w:space="0" w:sz="0" w:val="none"/>
-          <w:right w:color="auto" w:space="0" w:sz="0" w:val="none"/>
-          <w:between w:color="auto" w:space="0" w:sz="0" w:val="none"/>
+          <w:top w:color="000000" w:space="0" w:sz="0" w:val="none"/>
+          <w:left w:color="000000" w:space="0" w:sz="0" w:val="none"/>
+          <w:bottom w:color="000000" w:space="0" w:sz="0" w:val="none"/>
+          <w:right w:color="000000" w:space="0" w:sz="0" w:val="none"/>
+          <w:between w:color="000000" w:space="0" w:sz="0" w:val="none"/>
         </w:pBdr>
         <w:shd w:fill="ffffff" w:val="clear"/>
         <w:spacing w:before="0" w:line="264" w:lineRule="auto"/>
@@ -945,8 +1087,6 @@
           <w:szCs w:val="22"/>
         </w:rPr>
       </w:pPr>
-      <w:bookmarkStart w:colFirst="0" w:colLast="0" w:name="_94718hvfejtw" w:id="4"/>
-      <w:bookmarkEnd w:id="4"/>
       <w:r>
         <w:rPr>
           <w:sz w:val="22"/>
@@ -960,11 +1100,11 @@
       <w:pPr>
         <w:pStyle w:val="Heading2"/>
         <w:pBdr>
-          <w:top w:color="auto" w:space="0" w:sz="0" w:val="none"/>
-          <w:left w:color="auto" w:space="0" w:sz="0" w:val="none"/>
-          <w:bottom w:color="auto" w:space="0" w:sz="0" w:val="none"/>
-          <w:right w:color="auto" w:space="0" w:sz="0" w:val="none"/>
-          <w:between w:color="auto" w:space="0" w:sz="0" w:val="none"/>
+          <w:top w:color="000000" w:space="0" w:sz="0" w:val="none"/>
+          <w:left w:color="000000" w:space="0" w:sz="0" w:val="none"/>
+          <w:bottom w:color="000000" w:space="0" w:sz="0" w:val="none"/>
+          <w:right w:color="000000" w:space="0" w:sz="0" w:val="none"/>
+          <w:between w:color="000000" w:space="0" w:sz="0" w:val="none"/>
         </w:pBdr>
         <w:shd w:fill="ffffff" w:val="clear"/>
         <w:spacing w:before="0" w:line="264" w:lineRule="auto"/>
@@ -974,8 +1114,6 @@
           <w:szCs w:val="22"/>
         </w:rPr>
       </w:pPr>
-      <w:bookmarkStart w:colFirst="0" w:colLast="0" w:name="_94718hvfejtw" w:id="4"/>
-      <w:bookmarkEnd w:id="4"/>
       <w:r>
         <w:rPr>
           <w:sz w:val="22"/>
@@ -993,22 +1131,20 @@
           <w:numId w:val="4"/>
         </w:numPr>
         <w:pBdr>
-          <w:top w:color="auto" w:space="0" w:sz="0" w:val="none"/>
-          <w:left w:color="auto" w:space="-18" w:sz="0" w:val="none"/>
-          <w:bottom w:color="auto" w:space="0" w:sz="0" w:val="none"/>
-          <w:right w:color="auto" w:space="0" w:sz="0" w:val="none"/>
-          <w:between w:color="auto" w:space="0" w:sz="0" w:val="none"/>
+          <w:top w:color="000000" w:space="0" w:sz="0" w:val="none"/>
+          <w:left w:color="000000" w:space="-18" w:sz="0" w:val="none"/>
+          <w:bottom w:color="000000" w:space="0" w:sz="0" w:val="none"/>
+          <w:right w:color="000000" w:space="0" w:sz="0" w:val="none"/>
+          <w:between w:color="000000" w:space="0" w:sz="0" w:val="none"/>
         </w:pBdr>
         <w:shd w:fill="ffffff" w:val="clear"/>
-        <w:spacing w:after="0" w:afterAutospacing="0" w:before="0" w:line="280.79999999999995" w:lineRule="auto"/>
+        <w:spacing w:after="0" w:before="0" w:line="280.7999999999999" w:lineRule="auto"/>
         <w:ind w:left="1440" w:hanging="360"/>
         <w:rPr>
           <w:sz w:val="22"/>
           <w:szCs w:val="22"/>
         </w:rPr>
       </w:pPr>
-      <w:bookmarkStart w:colFirst="0" w:colLast="0" w:name="_94718hvfejtw" w:id="4"/>
-      <w:bookmarkEnd w:id="4"/>
       <w:r>
         <w:rPr>
           <w:sz w:val="22"/>
@@ -1026,22 +1162,20 @@
           <w:numId w:val="4"/>
         </w:numPr>
         <w:pBdr>
-          <w:top w:color="auto" w:space="0" w:sz="0" w:val="none"/>
-          <w:left w:color="auto" w:space="-18" w:sz="0" w:val="none"/>
-          <w:bottom w:color="auto" w:space="0" w:sz="0" w:val="none"/>
-          <w:right w:color="auto" w:space="0" w:sz="0" w:val="none"/>
-          <w:between w:color="auto" w:space="0" w:sz="0" w:val="none"/>
+          <w:top w:color="000000" w:space="0" w:sz="0" w:val="none"/>
+          <w:left w:color="000000" w:space="-18" w:sz="0" w:val="none"/>
+          <w:bottom w:color="000000" w:space="0" w:sz="0" w:val="none"/>
+          <w:right w:color="000000" w:space="0" w:sz="0" w:val="none"/>
+          <w:between w:color="000000" w:space="0" w:sz="0" w:val="none"/>
         </w:pBdr>
         <w:shd w:fill="ffffff" w:val="clear"/>
-        <w:spacing w:after="0" w:afterAutospacing="0" w:before="0" w:line="280.79999999999995" w:lineRule="auto"/>
+        <w:spacing w:after="0" w:before="0" w:line="280.7999999999999" w:lineRule="auto"/>
         <w:ind w:left="1440" w:hanging="360"/>
         <w:rPr>
           <w:sz w:val="22"/>
           <w:szCs w:val="22"/>
         </w:rPr>
       </w:pPr>
-      <w:bookmarkStart w:colFirst="0" w:colLast="0" w:name="_94718hvfejtw" w:id="4"/>
-      <w:bookmarkEnd w:id="4"/>
       <w:r>
         <w:rPr>
           <w:sz w:val="22"/>
@@ -1059,22 +1193,20 @@
           <w:numId w:val="4"/>
         </w:numPr>
         <w:pBdr>
-          <w:top w:color="auto" w:space="0" w:sz="0" w:val="none"/>
-          <w:left w:color="auto" w:space="-18" w:sz="0" w:val="none"/>
-          <w:bottom w:color="auto" w:space="0" w:sz="0" w:val="none"/>
-          <w:right w:color="auto" w:space="0" w:sz="0" w:val="none"/>
-          <w:between w:color="auto" w:space="0" w:sz="0" w:val="none"/>
+          <w:top w:color="000000" w:space="0" w:sz="0" w:val="none"/>
+          <w:left w:color="000000" w:space="-18" w:sz="0" w:val="none"/>
+          <w:bottom w:color="000000" w:space="0" w:sz="0" w:val="none"/>
+          <w:right w:color="000000" w:space="0" w:sz="0" w:val="none"/>
+          <w:between w:color="000000" w:space="0" w:sz="0" w:val="none"/>
         </w:pBdr>
         <w:shd w:fill="ffffff" w:val="clear"/>
-        <w:spacing w:after="0" w:afterAutospacing="0" w:before="0" w:line="280.79999999999995" w:lineRule="auto"/>
+        <w:spacing w:after="0" w:before="0" w:line="280.7999999999999" w:lineRule="auto"/>
         <w:ind w:left="1440" w:hanging="360"/>
         <w:rPr>
           <w:sz w:val="22"/>
           <w:szCs w:val="22"/>
         </w:rPr>
       </w:pPr>
-      <w:bookmarkStart w:colFirst="0" w:colLast="0" w:name="_94718hvfejtw" w:id="4"/>
-      <w:bookmarkEnd w:id="4"/>
       <w:r>
         <w:rPr>
           <w:sz w:val="22"/>
@@ -1092,21 +1224,21 @@
           <w:numId w:val="4"/>
         </w:numPr>
         <w:pBdr>
-          <w:top w:color="auto" w:space="0" w:sz="0" w:val="none"/>
-          <w:left w:color="auto" w:space="-18" w:sz="0" w:val="none"/>
-          <w:bottom w:color="auto" w:space="0" w:sz="0" w:val="none"/>
-          <w:right w:color="auto" w:space="0" w:sz="0" w:val="none"/>
-          <w:between w:color="auto" w:space="0" w:sz="0" w:val="none"/>
+          <w:top w:color="000000" w:space="0" w:sz="0" w:val="none"/>
+          <w:left w:color="000000" w:space="-18" w:sz="0" w:val="none"/>
+          <w:bottom w:color="000000" w:space="0" w:sz="0" w:val="none"/>
+          <w:right w:color="000000" w:space="0" w:sz="0" w:val="none"/>
+          <w:between w:color="000000" w:space="0" w:sz="0" w:val="none"/>
         </w:pBdr>
         <w:shd w:fill="ffffff" w:val="clear"/>
-        <w:spacing w:after="160" w:before="0" w:line="280.79999999999995" w:lineRule="auto"/>
+        <w:spacing w:after="160" w:before="0" w:line="280.7999999999999" w:lineRule="auto"/>
         <w:ind w:left="1440" w:hanging="360"/>
         <w:rPr>
           <w:sz w:val="22"/>
           <w:szCs w:val="22"/>
         </w:rPr>
       </w:pPr>
-      <w:bookmarkStart w:colFirst="0" w:colLast="0" w:name="_7r0g2dxdnxuz" w:id="5"/>
+      <w:bookmarkStart w:colFirst="0" w:colLast="0" w:name="_heading=h.lpkuhqfwme7g" w:id="5"/>
       <w:bookmarkEnd w:id="5"/>
       <w:r>
         <w:rPr>
@@ -1116,579 +1248,10 @@
         </w:rPr>
         <w:t xml:space="preserve">Detectar defectos tempranamente en cada Sprint y mantener la  trazabilidad </w:t>
       </w:r>
-      <w:r>
-        <w:rPr>
-          <w:rtl w:val="0"/>
-        </w:rPr>
-      </w:r>
     </w:p>
     <w:p>
       <w:pPr>
         <w:rPr/>
-      </w:pPr>
-      <w:r>
-        <w:rPr>
-          <w:rtl w:val="0"/>
-        </w:rPr>
-      </w:r>
-    </w:p>
-    <w:p>
-      <w:pPr>
-        <w:pStyle w:val="Heading2"/>
-        <w:numPr>
-          <w:ilvl w:val="0"/>
-          <w:numId w:val="3"/>
-        </w:numPr>
-        <w:spacing w:after="0" w:before="0" w:lineRule="auto"/>
-        <w:ind w:left="720" w:hanging="360"/>
-      </w:pPr>
-      <w:bookmarkStart w:colFirst="0" w:colLast="0" w:name="_myk9liwwj1aj" w:id="6"/>
-      <w:bookmarkEnd w:id="6"/>
-      <w:r>
-        <w:rPr>
-          <w:rtl w:val="0"/>
-        </w:rPr>
-        <w:t xml:space="preserve">Alcance de las Pruebas</w:t>
-      </w:r>
-    </w:p>
-    <w:p>
-      <w:pPr>
-        <w:ind w:left="720" w:firstLine="0"/>
-        <w:rPr/>
-      </w:pPr>
-      <w:r>
-        <w:rPr>
-          <w:rtl w:val="0"/>
-        </w:rPr>
-        <w:t xml:space="preserve">Las pruebas del proyecto Emergen estarán orientadas a verificar el funcionamiento correcto, seguro y confiable de los módulos de usuarios, módulo de alerta y sistemas generales de la aplicación, como la correcta conexión con la base de datos, APIs y cosas específicas de la aplicación web, móvil y escritorio </w:t>
-      </w:r>
-    </w:p>
-    <w:p>
-      <w:pPr>
-        <w:ind w:left="720" w:firstLine="0"/>
-        <w:rPr/>
-      </w:pPr>
-      <w:r>
-        <w:rPr>
-          <w:rtl w:val="0"/>
-        </w:rPr>
-        <w:t xml:space="preserve">Se evaluarán los flujos principales desde el registro e inicio de sesión hasta la activación de una emergencia y el envío del mensaje con la ubicación del usuario. También se comprobarán aspectos no funcionales como la seguridad, confidencialidad, responsividad y compatibilidad entre navegadores.</w:t>
-      </w:r>
-    </w:p>
-    <w:p>
-      <w:pPr>
-        <w:ind w:left="720" w:firstLine="0"/>
-        <w:rPr/>
-      </w:pPr>
-      <w:r>
-        <w:rPr>
-          <w:rtl w:val="0"/>
-        </w:rPr>
-        <w:t xml:space="preserve">Las funcionalidades posteriores serán probadas cuando sean incorporadas oficialmente a un Sprint y cuenten con criterios de aceptación definidos.</w:t>
-      </w:r>
-    </w:p>
-    <w:p>
-      <w:pPr>
-        <w:ind w:left="0" w:firstLine="0"/>
-        <w:rPr/>
-      </w:pPr>
-      <w:r>
-        <w:rPr>
-          <w:rtl w:val="0"/>
-        </w:rPr>
-      </w:r>
-    </w:p>
-    <w:p>
-      <w:pPr>
-        <w:numPr>
-          <w:ilvl w:val="0"/>
-          <w:numId w:val="2"/>
-        </w:numPr>
-        <w:spacing w:after="0" w:before="0" w:lineRule="auto"/>
-        <w:ind w:left="720" w:hanging="360"/>
-        <w:rPr>
-          <w:sz w:val="22"/>
-          <w:szCs w:val="22"/>
-        </w:rPr>
-      </w:pPr>
-      <w:r>
-        <w:rPr>
-          <w:b w:val="1"/>
-          <w:bCs w:val="1"/>
-          <w:rtl w:val="0"/>
-        </w:rPr>
-        <w:t xml:space="preserve">Qué se probará (En alcance):</w:t>
-      </w:r>
-    </w:p>
-    <w:p>
-      <w:pPr>
-        <w:numPr>
-          <w:ilvl w:val="1"/>
-          <w:numId w:val="2"/>
-        </w:numPr>
-        <w:spacing w:after="0" w:before="0" w:lineRule="auto"/>
-        <w:ind w:left="1440" w:hanging="360"/>
-        <w:rPr>
-          <w:sz w:val="22"/>
-          <w:szCs w:val="22"/>
-        </w:rPr>
-      </w:pPr>
-      <w:r>
-        <w:rPr>
-          <w:rtl w:val="0"/>
-        </w:rPr>
-        <w:t xml:space="preserve">Registro y autenticación.</w:t>
-      </w:r>
-    </w:p>
-    <w:p>
-      <w:pPr>
-        <w:numPr>
-          <w:ilvl w:val="1"/>
-          <w:numId w:val="2"/>
-        </w:numPr>
-        <w:spacing w:after="0" w:before="0" w:lineRule="auto"/>
-        <w:ind w:left="1440" w:hanging="360"/>
-        <w:rPr>
-          <w:sz w:val="22"/>
-          <w:szCs w:val="22"/>
-        </w:rPr>
-      </w:pPr>
-      <w:r>
-        <w:rPr>
-          <w:rtl w:val="0"/>
-        </w:rPr>
-        <w:t xml:space="preserve">Configuración del usuario.</w:t>
-      </w:r>
-    </w:p>
-    <w:p>
-      <w:pPr>
-        <w:numPr>
-          <w:ilvl w:val="1"/>
-          <w:numId w:val="2"/>
-        </w:numPr>
-        <w:spacing w:after="0" w:before="0" w:lineRule="auto"/>
-        <w:ind w:left="1440" w:hanging="360"/>
-        <w:rPr>
-          <w:sz w:val="22"/>
-          <w:szCs w:val="22"/>
-        </w:rPr>
-      </w:pPr>
-      <w:r>
-        <w:rPr>
-          <w:rtl w:val="0"/>
-        </w:rPr>
-        <w:t xml:space="preserve">Personalización de mensajes.</w:t>
-      </w:r>
-    </w:p>
-    <w:p>
-      <w:pPr>
-        <w:numPr>
-          <w:ilvl w:val="1"/>
-          <w:numId w:val="2"/>
-        </w:numPr>
-        <w:spacing w:after="0" w:before="0" w:lineRule="auto"/>
-        <w:ind w:left="1440" w:hanging="360"/>
-        <w:rPr>
-          <w:sz w:val="22"/>
-          <w:szCs w:val="22"/>
-        </w:rPr>
-      </w:pPr>
-      <w:r>
-        <w:rPr>
-          <w:rtl w:val="0"/>
-        </w:rPr>
-        <w:t xml:space="preserve">Contactos de emergencia.</w:t>
-      </w:r>
-    </w:p>
-    <w:p>
-      <w:pPr>
-        <w:numPr>
-          <w:ilvl w:val="1"/>
-          <w:numId w:val="2"/>
-        </w:numPr>
-        <w:spacing w:after="0" w:before="0" w:lineRule="auto"/>
-        <w:ind w:left="1440" w:hanging="360"/>
-        <w:rPr>
-          <w:sz w:val="22"/>
-          <w:szCs w:val="22"/>
-        </w:rPr>
-      </w:pPr>
-      <w:r>
-        <w:rPr>
-          <w:rtl w:val="0"/>
-        </w:rPr>
-        <w:t xml:space="preserve">Usuarios apadrinados.</w:t>
-      </w:r>
-    </w:p>
-    <w:p>
-      <w:pPr>
-        <w:numPr>
-          <w:ilvl w:val="1"/>
-          <w:numId w:val="2"/>
-        </w:numPr>
-        <w:spacing w:after="0" w:before="0" w:lineRule="auto"/>
-        <w:ind w:left="1440" w:hanging="360"/>
-        <w:rPr>
-          <w:sz w:val="22"/>
-          <w:szCs w:val="22"/>
-        </w:rPr>
-      </w:pPr>
-      <w:r>
-        <w:rPr>
-          <w:rtl w:val="0"/>
-        </w:rPr>
-        <w:t xml:space="preserve">Información médica.</w:t>
-      </w:r>
-    </w:p>
-    <w:p>
-      <w:pPr>
-        <w:numPr>
-          <w:ilvl w:val="1"/>
-          <w:numId w:val="2"/>
-        </w:numPr>
-        <w:spacing w:after="0" w:before="0" w:lineRule="auto"/>
-        <w:ind w:left="1440" w:hanging="360"/>
-        <w:rPr>
-          <w:sz w:val="22"/>
-          <w:szCs w:val="22"/>
-        </w:rPr>
-      </w:pPr>
-      <w:r>
-        <w:rPr>
-          <w:rtl w:val="0"/>
-        </w:rPr>
-        <w:t xml:space="preserve">Alertas de emergencia.</w:t>
-      </w:r>
-    </w:p>
-    <w:p>
-      <w:pPr>
-        <w:numPr>
-          <w:ilvl w:val="1"/>
-          <w:numId w:val="2"/>
-        </w:numPr>
-        <w:spacing w:after="0" w:before="0" w:lineRule="auto"/>
-        <w:ind w:left="1440" w:hanging="360"/>
-        <w:rPr>
-          <w:sz w:val="22"/>
-          <w:szCs w:val="22"/>
-        </w:rPr>
-      </w:pPr>
-      <w:r>
-        <w:rPr>
-          <w:rtl w:val="0"/>
-        </w:rPr>
-        <w:t xml:space="preserve">Ubicación.</w:t>
-      </w:r>
-    </w:p>
-    <w:p>
-      <w:pPr>
-        <w:numPr>
-          <w:ilvl w:val="1"/>
-          <w:numId w:val="2"/>
-        </w:numPr>
-        <w:spacing w:after="0" w:before="0" w:lineRule="auto"/>
-        <w:ind w:left="1440" w:hanging="360"/>
-        <w:rPr>
-          <w:sz w:val="22"/>
-          <w:szCs w:val="22"/>
-        </w:rPr>
-      </w:pPr>
-      <w:r>
-        <w:rPr>
-          <w:rtl w:val="0"/>
-        </w:rPr>
-        <w:t xml:space="preserve">Números de emergencia.</w:t>
-      </w:r>
-    </w:p>
-    <w:p>
-      <w:pPr>
-        <w:numPr>
-          <w:ilvl w:val="1"/>
-          <w:numId w:val="2"/>
-        </w:numPr>
-        <w:spacing w:after="0" w:before="0" w:lineRule="auto"/>
-        <w:ind w:left="1440" w:hanging="360"/>
-        <w:rPr>
-          <w:sz w:val="22"/>
-          <w:szCs w:val="22"/>
-        </w:rPr>
-      </w:pPr>
-      <w:r>
-        <w:rPr>
-          <w:rtl w:val="0"/>
-        </w:rPr>
-        <w:t xml:space="preserve">Aplicación de escritorio.</w:t>
-      </w:r>
-    </w:p>
-    <w:p>
-      <w:pPr>
-        <w:numPr>
-          <w:ilvl w:val="1"/>
-          <w:numId w:val="2"/>
-        </w:numPr>
-        <w:spacing w:after="0" w:before="0" w:lineRule="auto"/>
-        <w:ind w:left="1440" w:hanging="360"/>
-        <w:rPr>
-          <w:sz w:val="22"/>
-          <w:szCs w:val="22"/>
-        </w:rPr>
-      </w:pPr>
-      <w:r>
-        <w:rPr>
-          <w:rtl w:val="0"/>
-        </w:rPr>
-        <w:t xml:space="preserve">PIN y vinculación.</w:t>
-      </w:r>
-    </w:p>
-    <w:p>
-      <w:pPr>
-        <w:numPr>
-          <w:ilvl w:val="1"/>
-          <w:numId w:val="2"/>
-        </w:numPr>
-        <w:spacing w:after="0" w:before="0" w:lineRule="auto"/>
-        <w:ind w:left="1440" w:hanging="360"/>
-        <w:rPr>
-          <w:sz w:val="22"/>
-          <w:szCs w:val="22"/>
-        </w:rPr>
-      </w:pPr>
-      <w:r>
-        <w:rPr>
-          <w:rtl w:val="0"/>
-        </w:rPr>
-        <w:t xml:space="preserve">Administración de cuentas.</w:t>
-      </w:r>
-    </w:p>
-    <w:p>
-      <w:pPr>
-        <w:numPr>
-          <w:ilvl w:val="1"/>
-          <w:numId w:val="2"/>
-        </w:numPr>
-        <w:spacing w:after="0" w:before="0" w:lineRule="auto"/>
-        <w:ind w:left="1440" w:hanging="360"/>
-        <w:rPr>
-          <w:sz w:val="22"/>
-          <w:szCs w:val="22"/>
-        </w:rPr>
-      </w:pPr>
-      <w:r>
-        <w:rPr>
-          <w:rtl w:val="0"/>
-        </w:rPr>
-        <w:t xml:space="preserve">Responsividad.</w:t>
-      </w:r>
-    </w:p>
-    <w:p>
-      <w:pPr>
-        <w:numPr>
-          <w:ilvl w:val="1"/>
-          <w:numId w:val="2"/>
-        </w:numPr>
-        <w:spacing w:after="0" w:before="0" w:lineRule="auto"/>
-        <w:ind w:left="1440" w:hanging="360"/>
-        <w:rPr>
-          <w:sz w:val="22"/>
-          <w:szCs w:val="22"/>
-        </w:rPr>
-      </w:pPr>
-      <w:r>
-        <w:rPr>
-          <w:rtl w:val="0"/>
-        </w:rPr>
-        <w:t xml:space="preserve">Compatibilidad.</w:t>
-      </w:r>
-    </w:p>
-    <w:p>
-      <w:pPr>
-        <w:numPr>
-          <w:ilvl w:val="1"/>
-          <w:numId w:val="2"/>
-        </w:numPr>
-        <w:spacing w:after="0" w:before="0" w:lineRule="auto"/>
-        <w:ind w:left="1440" w:hanging="360"/>
-        <w:rPr>
-          <w:sz w:val="22"/>
-          <w:szCs w:val="22"/>
-        </w:rPr>
-      </w:pPr>
-      <w:r>
-        <w:rPr>
-          <w:rtl w:val="0"/>
-        </w:rPr>
-        <w:t xml:space="preserve">Seguridad.</w:t>
-      </w:r>
-    </w:p>
-    <w:p>
-      <w:pPr>
-        <w:numPr>
-          <w:ilvl w:val="0"/>
-          <w:numId w:val="2"/>
-        </w:numPr>
-        <w:spacing w:after="0" w:before="0" w:lineRule="auto"/>
-        <w:ind w:left="720" w:hanging="360"/>
-        <w:rPr>
-          <w:sz w:val="22"/>
-          <w:szCs w:val="22"/>
-        </w:rPr>
-      </w:pPr>
-      <w:r>
-        <w:rPr>
-          <w:b w:val="1"/>
-          <w:bCs w:val="1"/>
-          <w:rtl w:val="0"/>
-        </w:rPr>
-        <w:t xml:space="preserve">Qué NO se probará (Fuera de alcance):</w:t>
-      </w:r>
-    </w:p>
-    <w:p>
-      <w:pPr>
-        <w:numPr>
-          <w:ilvl w:val="1"/>
-          <w:numId w:val="2"/>
-        </w:numPr>
-        <w:spacing w:after="0" w:before="0" w:lineRule="auto"/>
-        <w:ind w:left="1440" w:hanging="360"/>
-        <w:rPr>
-          <w:sz w:val="22"/>
-          <w:szCs w:val="22"/>
-        </w:rPr>
-      </w:pPr>
-      <w:r>
-        <w:rPr>
-          <w:rtl w:val="0"/>
-        </w:rPr>
-        <w:t xml:space="preserve">Integración con centrales públicas. </w:t>
-      </w:r>
-    </w:p>
-    <w:p>
-      <w:pPr>
-        <w:numPr>
-          <w:ilvl w:val="1"/>
-          <w:numId w:val="2"/>
-        </w:numPr>
-        <w:spacing w:after="0" w:before="0" w:lineRule="auto"/>
-        <w:ind w:left="1440" w:hanging="360"/>
-        <w:rPr>
-          <w:sz w:val="22"/>
-          <w:szCs w:val="22"/>
-        </w:rPr>
-      </w:pPr>
-      <w:r>
-        <w:rPr>
-          <w:rtl w:val="0"/>
-        </w:rPr>
-        <w:t xml:space="preserve">Seguimiento continuo de la ubicación.</w:t>
-      </w:r>
-    </w:p>
-    <w:p>
-      <w:pPr>
-        <w:numPr>
-          <w:ilvl w:val="1"/>
-          <w:numId w:val="2"/>
-        </w:numPr>
-        <w:spacing w:after="0" w:before="0" w:lineRule="auto"/>
-        <w:ind w:left="1440" w:hanging="360"/>
-        <w:rPr>
-          <w:sz w:val="22"/>
-          <w:szCs w:val="22"/>
-        </w:rPr>
-      </w:pPr>
-      <w:r>
-        <w:rPr>
-          <w:rtl w:val="0"/>
-        </w:rPr>
-        <w:t xml:space="preserve">Pagos y ventas reales de cuentas.</w:t>
-      </w:r>
-    </w:p>
-    <w:p>
-      <w:pPr>
-        <w:numPr>
-          <w:ilvl w:val="1"/>
-          <w:numId w:val="2"/>
-        </w:numPr>
-        <w:spacing w:after="0" w:before="0" w:lineRule="auto"/>
-        <w:ind w:left="1440" w:hanging="360"/>
-        <w:rPr>
-          <w:sz w:val="22"/>
-          <w:szCs w:val="22"/>
-        </w:rPr>
-      </w:pPr>
-      <w:r>
-        <w:rPr>
-          <w:rtl w:val="0"/>
-        </w:rPr>
-        <w:t xml:space="preserve">Funciones de voz o video.</w:t>
-      </w:r>
-    </w:p>
-    <w:p>
-      <w:pPr>
-        <w:numPr>
-          <w:ilvl w:val="1"/>
-          <w:numId w:val="2"/>
-        </w:numPr>
-        <w:spacing w:after="0" w:before="0" w:lineRule="auto"/>
-        <w:ind w:left="1440" w:hanging="360"/>
-        <w:rPr>
-          <w:sz w:val="22"/>
-          <w:szCs w:val="22"/>
-        </w:rPr>
-      </w:pPr>
-      <w:r>
-        <w:rPr>
-          <w:rtl w:val="0"/>
-        </w:rPr>
-        <w:t xml:space="preserve">Dispositivos y navegadores no incluidos en la matriz aprobada.</w:t>
-      </w:r>
-    </w:p>
-    <w:p>
-      <w:pPr>
-        <w:numPr>
-          <w:ilvl w:val="1"/>
-          <w:numId w:val="2"/>
-        </w:numPr>
-        <w:spacing w:after="0" w:before="0" w:lineRule="auto"/>
-        <w:ind w:left="1440" w:hanging="360"/>
-        <w:rPr>
-          <w:sz w:val="22"/>
-          <w:szCs w:val="22"/>
-        </w:rPr>
-      </w:pPr>
-      <w:r>
-        <w:rPr>
-          <w:rtl w:val="0"/>
-        </w:rPr>
-        <w:t xml:space="preserve">Funcionalidades no aceptadas.</w:t>
-      </w:r>
-    </w:p>
-    <w:p>
-      <w:pPr>
-        <w:numPr>
-          <w:ilvl w:val="1"/>
-          <w:numId w:val="2"/>
-        </w:numPr>
-        <w:spacing w:after="0" w:before="0" w:lineRule="auto"/>
-        <w:ind w:left="1440" w:hanging="360"/>
-        <w:rPr>
-          <w:sz w:val="22"/>
-          <w:szCs w:val="22"/>
-        </w:rPr>
-      </w:pPr>
-      <w:r>
-        <w:rPr>
-          <w:rtl w:val="0"/>
-        </w:rPr>
-        <w:t xml:space="preserve">Se utilizarán datos ficticios para la ficha médica.</w:t>
-      </w:r>
-    </w:p>
-    <w:p>
-      <w:pPr>
-        <w:spacing w:after="0" w:before="0" w:lineRule="auto"/>
-        <w:rPr>
-          <w:sz w:val="24"/>
-          <w:szCs w:val="24"/>
-        </w:rPr>
       </w:pPr>
       <w:r>
         <w:rPr>
@@ -1707,27 +1270,71 @@
         <w:ind w:left="720" w:hanging="360"/>
         <w:rPr/>
       </w:pPr>
-      <w:bookmarkStart w:colFirst="0" w:colLast="0" w:name="_lv91db5bta6y" w:id="7"/>
-      <w:bookmarkEnd w:id="7"/>
-      <w:r>
-        <w:rPr>
-          <w:rtl w:val="0"/>
-        </w:rPr>
-        <w:t xml:space="preserve">Tipos de Pruebas</w:t>
+      <w:bookmarkStart w:colFirst="0" w:colLast="0" w:name="_heading=h.uhm83ijizwug" w:id="6"/>
+      <w:bookmarkEnd w:id="6"/>
+      <w:r>
+        <w:rPr>
+          <w:rtl w:val="0"/>
+        </w:rPr>
+        <w:t xml:space="preserve">Alcance de las Pruebas</w:t>
+      </w:r>
+    </w:p>
+    <w:p>
+      <w:pPr>
+        <w:ind w:left="720" w:firstLine="0"/>
+        <w:rPr/>
+      </w:pPr>
+      <w:r>
+        <w:rPr>
+          <w:rtl w:val="0"/>
+        </w:rPr>
+        <w:t xml:space="preserve">Las pruebas del proyecto Emergen estarán orientadas a verificar el funcionamiento correcto, seguro y confiable de los módulos de usuarios, módulo de alerta y sistemas generales de la aplicación, como la correcta conexión con la base de datos, APIs y cosas específicas de la aplicación web, móvil y escritorio </w:t>
+      </w:r>
+    </w:p>
+    <w:p>
+      <w:pPr>
+        <w:ind w:left="720" w:firstLine="0"/>
+        <w:rPr/>
+      </w:pPr>
+      <w:r>
+        <w:rPr>
+          <w:rtl w:val="0"/>
+        </w:rPr>
+        <w:t xml:space="preserve">Se evaluarán los flujos principales desde el registro e inicio de sesión hasta la activación de una emergencia y el envío del mensaje con la ubicación del usuario. También se comprobarán aspectos no funcionales como la seguridad, confidencialidad, responsividad y compatibilidad entre navegadores.</w:t>
+      </w:r>
+    </w:p>
+    <w:p>
+      <w:pPr>
+        <w:ind w:left="720" w:firstLine="0"/>
+        <w:rPr/>
+      </w:pPr>
+      <w:r>
+        <w:rPr>
+          <w:rtl w:val="0"/>
+        </w:rPr>
+        <w:t xml:space="preserve">Las funcionalidades posteriores serán probadas cuando sean incorporadas oficialmente a un Sprint y cuenten con criterios de aceptación definidos.</w:t>
+      </w:r>
+    </w:p>
+    <w:p>
+      <w:pPr>
+        <w:ind w:left="0" w:firstLine="0"/>
+        <w:rPr/>
+      </w:pPr>
+      <w:r>
+        <w:rPr>
+          <w:rtl w:val="0"/>
+        </w:rPr>
       </w:r>
     </w:p>
     <w:p>
       <w:pPr>
         <w:numPr>
           <w:ilvl w:val="0"/>
-          <w:numId w:val="1"/>
+          <w:numId w:val="2"/>
         </w:numPr>
         <w:spacing w:after="0" w:before="0" w:lineRule="auto"/>
         <w:ind w:left="720" w:hanging="360"/>
-        <w:rPr>
-          <w:sz w:val="22"/>
-          <w:szCs w:val="22"/>
-        </w:rPr>
+        <w:rPr/>
       </w:pPr>
       <w:r>
         <w:rPr>
@@ -1735,27 +1342,367 @@
           <w:bCs w:val="1"/>
           <w:rtl w:val="0"/>
         </w:rPr>
-        <w:t xml:space="preserve">Pruebas Funcionales:</w:t>
-      </w:r>
-      <w:r>
-        <w:rPr>
-          <w:rtl w:val="0"/>
-        </w:rPr>
-        <w:t xml:space="preserve"> Validar que cada función del sistema cumpla con lo establecido en los requisitos funcionales del ERS. </w:t>
+        <w:t xml:space="preserve">Qué se probará (En alcance):</w:t>
+      </w:r>
+      <w:r>
+        <w:rPr>
+          <w:rtl w:val="0"/>
+        </w:rPr>
+      </w:r>
+    </w:p>
+    <w:p>
+      <w:pPr>
+        <w:numPr>
+          <w:ilvl w:val="1"/>
+          <w:numId w:val="2"/>
+        </w:numPr>
+        <w:spacing w:after="0" w:before="0" w:lineRule="auto"/>
+        <w:ind w:left="1440" w:hanging="360"/>
+        <w:rPr/>
+      </w:pPr>
+      <w:r>
+        <w:rPr>
+          <w:rtl w:val="0"/>
+        </w:rPr>
+        <w:t xml:space="preserve">Registro y autenticación.</w:t>
+      </w:r>
+      <w:r>
+        <w:rPr>
+          <w:rtl w:val="0"/>
+        </w:rPr>
+      </w:r>
+    </w:p>
+    <w:p>
+      <w:pPr>
+        <w:numPr>
+          <w:ilvl w:val="1"/>
+          <w:numId w:val="2"/>
+        </w:numPr>
+        <w:spacing w:after="0" w:before="0" w:lineRule="auto"/>
+        <w:ind w:left="1440" w:hanging="360"/>
+        <w:rPr/>
+      </w:pPr>
+      <w:r>
+        <w:rPr>
+          <w:rtl w:val="0"/>
+        </w:rPr>
+        <w:t xml:space="preserve">Configuración del usuario.</w:t>
+      </w:r>
+      <w:r>
+        <w:rPr>
+          <w:rtl w:val="0"/>
+        </w:rPr>
+      </w:r>
+    </w:p>
+    <w:p>
+      <w:pPr>
+        <w:numPr>
+          <w:ilvl w:val="1"/>
+          <w:numId w:val="2"/>
+        </w:numPr>
+        <w:spacing w:after="0" w:before="0" w:lineRule="auto"/>
+        <w:ind w:left="1440" w:hanging="360"/>
+        <w:rPr/>
+      </w:pPr>
+      <w:r>
+        <w:rPr>
+          <w:rtl w:val="0"/>
+        </w:rPr>
+        <w:t xml:space="preserve">Personalización de mensajes.</w:t>
+      </w:r>
+      <w:r>
+        <w:rPr>
+          <w:rtl w:val="0"/>
+        </w:rPr>
+      </w:r>
+    </w:p>
+    <w:p>
+      <w:pPr>
+        <w:numPr>
+          <w:ilvl w:val="1"/>
+          <w:numId w:val="2"/>
+        </w:numPr>
+        <w:spacing w:after="0" w:before="0" w:lineRule="auto"/>
+        <w:ind w:left="1440" w:hanging="360"/>
+        <w:rPr/>
+      </w:pPr>
+      <w:r>
+        <w:rPr>
+          <w:rtl w:val="0"/>
+        </w:rPr>
+        <w:t xml:space="preserve">Contactos de emergencia.</w:t>
+      </w:r>
+      <w:r>
+        <w:rPr>
+          <w:rtl w:val="0"/>
+        </w:rPr>
+      </w:r>
+    </w:p>
+    <w:p>
+      <w:pPr>
+        <w:numPr>
+          <w:ilvl w:val="1"/>
+          <w:numId w:val="2"/>
+        </w:numPr>
+        <w:spacing w:after="0" w:before="0" w:lineRule="auto"/>
+        <w:ind w:left="1440" w:hanging="360"/>
+        <w:rPr/>
+      </w:pPr>
+      <w:r>
+        <w:rPr>
+          <w:rtl w:val="0"/>
+        </w:rPr>
+        <w:t xml:space="preserve">Usuarios apadrinados.</w:t>
+      </w:r>
+      <w:r>
+        <w:rPr>
+          <w:rtl w:val="0"/>
+        </w:rPr>
+      </w:r>
+    </w:p>
+    <w:p>
+      <w:pPr>
+        <w:numPr>
+          <w:ilvl w:val="1"/>
+          <w:numId w:val="2"/>
+        </w:numPr>
+        <w:spacing w:after="0" w:before="0" w:lineRule="auto"/>
+        <w:ind w:left="1440" w:hanging="360"/>
+        <w:rPr/>
+      </w:pPr>
+      <w:r>
+        <w:rPr>
+          <w:rtl w:val="0"/>
+        </w:rPr>
+        <w:t xml:space="preserve">Información médica.</w:t>
+      </w:r>
+      <w:r>
+        <w:rPr>
+          <w:rtl w:val="0"/>
+        </w:rPr>
+      </w:r>
+    </w:p>
+    <w:p>
+      <w:pPr>
+        <w:numPr>
+          <w:ilvl w:val="1"/>
+          <w:numId w:val="2"/>
+        </w:numPr>
+        <w:spacing w:after="0" w:before="0" w:lineRule="auto"/>
+        <w:ind w:left="1440" w:hanging="360"/>
+        <w:rPr/>
+      </w:pPr>
+      <w:r>
+        <w:rPr>
+          <w:rtl w:val="0"/>
+        </w:rPr>
+        <w:t xml:space="preserve">Alertas de emergencia.</w:t>
+      </w:r>
+      <w:r>
+        <w:rPr>
+          <w:rtl w:val="0"/>
+        </w:rPr>
+      </w:r>
+    </w:p>
+    <w:p>
+      <w:pPr>
+        <w:numPr>
+          <w:ilvl w:val="1"/>
+          <w:numId w:val="2"/>
+        </w:numPr>
+        <w:spacing w:after="0" w:before="0" w:lineRule="auto"/>
+        <w:ind w:left="1440" w:hanging="360"/>
+        <w:rPr/>
+      </w:pPr>
+      <w:r>
+        <w:rPr>
+          <w:rtl w:val="0"/>
+        </w:rPr>
+        <w:t xml:space="preserve">Ubicación.</w:t>
+      </w:r>
+      <w:r>
+        <w:rPr>
+          <w:rtl w:val="0"/>
+        </w:rPr>
+      </w:r>
+    </w:p>
+    <w:p>
+      <w:pPr>
+        <w:numPr>
+          <w:ilvl w:val="1"/>
+          <w:numId w:val="2"/>
+        </w:numPr>
+        <w:spacing w:after="0" w:before="0" w:lineRule="auto"/>
+        <w:ind w:left="1440" w:hanging="360"/>
+        <w:rPr/>
+      </w:pPr>
+      <w:r>
+        <w:rPr>
+          <w:rtl w:val="0"/>
+        </w:rPr>
+        <w:t xml:space="preserve">Números de emergencia.</w:t>
+      </w:r>
+      <w:r>
+        <w:rPr>
+          <w:rtl w:val="0"/>
+        </w:rPr>
+      </w:r>
+    </w:p>
+    <w:p>
+      <w:pPr>
+        <w:numPr>
+          <w:ilvl w:val="1"/>
+          <w:numId w:val="2"/>
+        </w:numPr>
+        <w:spacing w:after="0" w:before="0" w:lineRule="auto"/>
+        <w:ind w:left="1440" w:hanging="360"/>
+        <w:rPr/>
+      </w:pPr>
+      <w:r>
+        <w:rPr>
+          <w:rtl w:val="0"/>
+        </w:rPr>
+        <w:t xml:space="preserve">Aplicación de escritorio.</w:t>
+      </w:r>
+      <w:r>
+        <w:rPr>
+          <w:rtl w:val="0"/>
+        </w:rPr>
+      </w:r>
+    </w:p>
+    <w:p>
+      <w:pPr>
+        <w:numPr>
+          <w:ilvl w:val="1"/>
+          <w:numId w:val="2"/>
+        </w:numPr>
+        <w:spacing w:after="0" w:before="0" w:lineRule="auto"/>
+        <w:ind w:left="1440" w:hanging="360"/>
+        <w:rPr/>
+      </w:pPr>
+      <w:r>
+        <w:rPr>
+          <w:rtl w:val="0"/>
+        </w:rPr>
+        <w:t xml:space="preserve">PIN y vinculación.</w:t>
+      </w:r>
+      <w:r>
+        <w:rPr>
+          <w:rtl w:val="0"/>
+        </w:rPr>
+      </w:r>
+    </w:p>
+    <w:p>
+      <w:pPr>
+        <w:numPr>
+          <w:ilvl w:val="1"/>
+          <w:numId w:val="2"/>
+        </w:numPr>
+        <w:spacing w:after="0" w:before="0" w:lineRule="auto"/>
+        <w:ind w:left="1440" w:hanging="360"/>
+        <w:rPr/>
+      </w:pPr>
+      <w:r>
+        <w:rPr>
+          <w:rtl w:val="0"/>
+        </w:rPr>
+        <w:t xml:space="preserve">Administración de cuentas.</w:t>
+      </w:r>
+      <w:r>
+        <w:rPr>
+          <w:rtl w:val="0"/>
+        </w:rPr>
+      </w:r>
+    </w:p>
+    <w:p>
+      <w:pPr>
+        <w:numPr>
+          <w:ilvl w:val="1"/>
+          <w:numId w:val="2"/>
+        </w:numPr>
+        <w:spacing w:after="0" w:before="0" w:lineRule="auto"/>
+        <w:ind w:left="1440" w:hanging="360"/>
+        <w:rPr/>
+      </w:pPr>
+      <w:r>
+        <w:rPr>
+          <w:rtl w:val="0"/>
+        </w:rPr>
+        <w:t xml:space="preserve">Responsividad.</w:t>
+      </w:r>
+      <w:r>
+        <w:rPr>
+          <w:rtl w:val="0"/>
+        </w:rPr>
+      </w:r>
+    </w:p>
+    <w:p>
+      <w:pPr>
+        <w:numPr>
+          <w:ilvl w:val="1"/>
+          <w:numId w:val="2"/>
+        </w:numPr>
+        <w:spacing w:after="0" w:before="0" w:lineRule="auto"/>
+        <w:ind w:left="1440" w:hanging="360"/>
+        <w:rPr/>
+      </w:pPr>
+      <w:r>
+        <w:rPr>
+          <w:rtl w:val="0"/>
+        </w:rPr>
+        <w:t xml:space="preserve">Compatibilidad.</w:t>
+      </w:r>
+      <w:r>
+        <w:rPr>
+          <w:rtl w:val="0"/>
+        </w:rPr>
+      </w:r>
+    </w:p>
+    <w:p>
+      <w:pPr>
+        <w:numPr>
+          <w:ilvl w:val="1"/>
+          <w:numId w:val="2"/>
+        </w:numPr>
+        <w:spacing w:after="0" w:before="0" w:lineRule="auto"/>
+        <w:ind w:left="1440" w:hanging="360"/>
+        <w:rPr/>
+      </w:pPr>
+      <w:r>
+        <w:rPr>
+          <w:rtl w:val="0"/>
+        </w:rPr>
+        <w:t xml:space="preserve">Seguridad.</w:t>
+      </w:r>
+    </w:p>
+    <w:p>
+      <w:pPr>
+        <w:numPr>
+          <w:ilvl w:val="1"/>
+          <w:numId w:val="2"/>
+        </w:numPr>
+        <w:spacing w:after="0" w:before="0" w:lineRule="auto"/>
+        <w:ind w:left="1440" w:hanging="360"/>
+        <w:rPr>
+          <w:u w:val="none"/>
+        </w:rPr>
+      </w:pPr>
+      <w:r>
+        <w:rPr>
+          <w:rtl w:val="0"/>
+        </w:rPr>
+        <w:t xml:space="preserve">Rendimiento y resiliencia.</w:t>
       </w:r>
     </w:p>
     <w:p>
       <w:pPr>
         <w:numPr>
           <w:ilvl w:val="0"/>
-          <w:numId w:val="1"/>
+          <w:numId w:val="2"/>
         </w:numPr>
         <w:spacing w:after="0" w:before="0" w:lineRule="auto"/>
         <w:ind w:left="720" w:hanging="360"/>
-        <w:rPr>
-          <w:sz w:val="22"/>
-          <w:szCs w:val="22"/>
-        </w:rPr>
+        <w:rPr/>
       </w:pPr>
       <w:r>
         <w:rPr>
@@ -1763,13 +1710,7 @@
           <w:bCs w:val="1"/>
           <w:rtl w:val="0"/>
         </w:rPr>
-        <w:t xml:space="preserve">Pruebas Unitarias:</w:t>
-      </w:r>
-      <w:r>
-        <w:rPr>
-          <w:rtl w:val="0"/>
-        </w:rPr>
-        <w:t xml:space="preserve"> Comprobar individualmente el funcionamiento de componentes, validaciones, permisos y reglas del sistema. </w:t>
+        <w:t xml:space="preserve">Qué NO se probará (Fuera de alcance):</w:t>
       </w:r>
       <w:r>
         <w:rPr>
@@ -1780,151 +1721,107 @@
     <w:p>
       <w:pPr>
         <w:numPr>
-          <w:ilvl w:val="0"/>
-          <w:numId w:val="1"/>
+          <w:ilvl w:val="1"/>
+          <w:numId w:val="2"/>
         </w:numPr>
         <w:spacing w:after="0" w:before="0" w:lineRule="auto"/>
-        <w:ind w:left="720" w:hanging="360"/>
-        <w:rPr>
-          <w:sz w:val="22"/>
-          <w:szCs w:val="22"/>
-        </w:rPr>
-      </w:pPr>
-      <w:r>
-        <w:rPr>
-          <w:b w:val="1"/>
-          <w:bCs w:val="1"/>
-          <w:rtl w:val="0"/>
-        </w:rPr>
-        <w:t xml:space="preserve">Pruebas de Integración:</w:t>
-      </w:r>
-      <w:r>
-        <w:rPr>
-          <w:rtl w:val="0"/>
-        </w:rPr>
-        <w:t xml:space="preserve"> Verificar la comunicación entre las aplicaciones, el backend, la base de datos, el GPS y el servicio de envío de mensajes. </w:t>
+        <w:ind w:left="1440" w:hanging="360"/>
+        <w:rPr/>
+      </w:pPr>
+      <w:r>
+        <w:rPr>
+          <w:rtl w:val="0"/>
+        </w:rPr>
+        <w:t xml:space="preserve">Integración con centrales públicas. </w:t>
+      </w:r>
+      <w:r>
+        <w:rPr>
+          <w:rtl w:val="0"/>
+        </w:rPr>
       </w:r>
     </w:p>
     <w:p>
       <w:pPr>
         <w:numPr>
-          <w:ilvl w:val="0"/>
-          <w:numId w:val="1"/>
+          <w:ilvl w:val="1"/>
+          <w:numId w:val="2"/>
         </w:numPr>
         <w:spacing w:after="0" w:before="0" w:lineRule="auto"/>
-        <w:ind w:left="720" w:hanging="360"/>
-        <w:rPr>
-          <w:sz w:val="22"/>
-          <w:szCs w:val="22"/>
-        </w:rPr>
-      </w:pPr>
-      <w:r>
-        <w:rPr>
-          <w:b w:val="1"/>
-          <w:bCs w:val="1"/>
-          <w:rtl w:val="0"/>
-        </w:rPr>
-        <w:t xml:space="preserve">Pruebas de Interfaz y Responsividad:</w:t>
-      </w:r>
-      <w:r>
-        <w:rPr>
-          <w:rtl w:val="0"/>
-        </w:rPr>
-        <w:t xml:space="preserve"> Verificar que la aplicación sea legible y utilizable en dispositivos móviles, tabletas y computadores.</w:t>
+        <w:ind w:left="1440" w:hanging="360"/>
+        <w:rPr/>
+      </w:pPr>
+      <w:r>
+        <w:rPr>
+          <w:rtl w:val="0"/>
+        </w:rPr>
+        <w:t xml:space="preserve">Seguimiento continuo de la ubicación.</w:t>
+      </w:r>
+      <w:r>
+        <w:rPr>
+          <w:rtl w:val="0"/>
+        </w:rPr>
       </w:r>
     </w:p>
     <w:p>
       <w:pPr>
         <w:numPr>
-          <w:ilvl w:val="0"/>
-          <w:numId w:val="1"/>
+          <w:ilvl w:val="1"/>
+          <w:numId w:val="2"/>
         </w:numPr>
         <w:spacing w:after="0" w:before="0" w:lineRule="auto"/>
-        <w:ind w:left="720" w:hanging="360"/>
-        <w:rPr>
-          <w:sz w:val="22"/>
-          <w:szCs w:val="22"/>
-        </w:rPr>
-      </w:pPr>
-      <w:r>
-        <w:rPr>
-          <w:b w:val="1"/>
-          <w:bCs w:val="1"/>
-          <w:rtl w:val="0"/>
-        </w:rPr>
-        <w:t xml:space="preserve">Pruebas de Seguridad:</w:t>
-      </w:r>
-      <w:r>
-        <w:rPr>
-          <w:rtl w:val="0"/>
-        </w:rPr>
-        <w:t xml:space="preserve"> Comprobar la protección de credenciales, sesiones, correos y accesos mediante los roles definidos en el backend. </w:t>
+        <w:ind w:left="1440" w:hanging="360"/>
+        <w:rPr/>
+      </w:pPr>
+      <w:r>
+        <w:rPr>
+          <w:rtl w:val="0"/>
+        </w:rPr>
+        <w:t xml:space="preserve">Pagos y ventas reales de cuentas.</w:t>
+      </w:r>
+      <w:r>
+        <w:rPr>
+          <w:rtl w:val="0"/>
+        </w:rPr>
       </w:r>
     </w:p>
     <w:p>
       <w:pPr>
         <w:numPr>
-          <w:ilvl w:val="0"/>
-          <w:numId w:val="1"/>
+          <w:ilvl w:val="1"/>
+          <w:numId w:val="2"/>
         </w:numPr>
         <w:spacing w:after="0" w:before="0" w:lineRule="auto"/>
-        <w:ind w:left="720" w:hanging="360"/>
-        <w:rPr>
-          <w:sz w:val="22"/>
-          <w:szCs w:val="22"/>
-        </w:rPr>
-      </w:pPr>
-      <w:r>
-        <w:rPr>
-          <w:b w:val="1"/>
-          <w:bCs w:val="1"/>
-          <w:rtl w:val="0"/>
-        </w:rPr>
-        <w:t xml:space="preserve">Pruebas de Privacidad y Confidencialidad:</w:t>
-      </w:r>
-      <w:r>
-        <w:rPr>
-          <w:rtl w:val="0"/>
-        </w:rPr>
-        <w:t xml:space="preserve"> Verificar que la ubicación, la información médica y los datos personales solo sean compartidos con usuarios autorizados. </w:t>
+        <w:ind w:left="1440" w:hanging="360"/>
+        <w:rPr/>
+      </w:pPr>
+      <w:r>
+        <w:rPr>
+          <w:rtl w:val="0"/>
+        </w:rPr>
+        <w:t xml:space="preserve">Funciones de voz o video.</w:t>
+      </w:r>
+      <w:r>
+        <w:rPr>
+          <w:rtl w:val="0"/>
+        </w:rPr>
       </w:r>
     </w:p>
     <w:p>
       <w:pPr>
         <w:numPr>
-          <w:ilvl w:val="0"/>
-          <w:numId w:val="1"/>
+          <w:ilvl w:val="1"/>
+          <w:numId w:val="2"/>
         </w:numPr>
         <w:spacing w:after="0" w:before="0" w:lineRule="auto"/>
-        <w:ind w:left="720" w:hanging="360"/>
-        <w:rPr>
-          <w:sz w:val="22"/>
-          <w:szCs w:val="22"/>
-        </w:rPr>
-      </w:pPr>
-      <w:r>
-        <w:rPr>
-          <w:b w:val="1"/>
-          <w:bCs w:val="1"/>
-          <w:rtl w:val="0"/>
-        </w:rPr>
-        <w:t xml:space="preserve">Pruebas de Usabilidad:</w:t>
-      </w:r>
-      <w:r>
-        <w:rPr>
-          <w:rtl w:val="0"/>
-        </w:rPr>
-        <w:t xml:space="preserve"> Comprobar que la configuración y activación de una alerta SOS sean claras, rápidas y fáciles de utilizar. </w:t>
-      </w:r>
-    </w:p>
-    <w:p>
-      <w:pPr>
-        <w:spacing w:after="0" w:before="0" w:lineRule="auto"/>
-        <w:rPr>
-          <w:sz w:val="24"/>
-          <w:szCs w:val="24"/>
-        </w:rPr>
-      </w:pPr>
+        <w:ind w:left="1440" w:hanging="360"/>
+        <w:rPr/>
+      </w:pPr>
+      <w:r>
+        <w:rPr>
+          <w:rtl w:val="0"/>
+        </w:rPr>
+        <w:t xml:space="preserve">Dispositivos y navegadores no incluidos en la matriz aprobada.</w:t>
+      </w:r>
       <w:r>
         <w:rPr>
           <w:rtl w:val="0"/>
@@ -1934,53 +1831,18 @@
     <w:p>
       <w:pPr>
         <w:numPr>
-          <w:ilvl w:val="0"/>
-          <w:numId w:val="3"/>
+          <w:ilvl w:val="1"/>
+          <w:numId w:val="2"/>
         </w:numPr>
         <w:spacing w:after="0" w:before="0" w:lineRule="auto"/>
-        <w:ind w:left="720" w:hanging="360"/>
-        <w:rPr>
-          <w:sz w:val="32"/>
-          <w:szCs w:val="32"/>
-        </w:rPr>
-      </w:pPr>
-      <w:r>
-        <w:rPr>
-          <w:sz w:val="32"/>
-          <w:szCs w:val="32"/>
-          <w:rtl w:val="0"/>
-        </w:rPr>
-        <w:t xml:space="preserve">Criterios de Aceptación y Salida</w:t>
-      </w:r>
-    </w:p>
-    <w:p>
-      <w:pPr>
-        <w:pBdr>
-          <w:top w:color="auto" w:space="0" w:sz="0" w:val="none"/>
-          <w:left w:color="auto" w:space="0" w:sz="0" w:val="none"/>
-          <w:bottom w:color="auto" w:space="0" w:sz="0" w:val="none"/>
-          <w:right w:color="auto" w:space="0" w:sz="0" w:val="none"/>
-          <w:between w:color="auto" w:space="0" w:sz="0" w:val="none"/>
-        </w:pBdr>
-        <w:shd w:fill="ffffff" w:val="clear"/>
-        <w:spacing w:after="120" w:before="240" w:line="264" w:lineRule="auto"/>
-        <w:ind w:left="0" w:firstLine="0"/>
-        <w:rPr>
-          <w:rFonts w:ascii="Calibri" w:cs="Calibri" w:eastAsia="Calibri" w:hAnsi="Calibri"/>
-          <w:b w:val="1"/>
-          <w:bCs w:val="1"/>
-          <w:color w:val="4f81bd"/>
-          <w:sz w:val="26"/>
-          <w:szCs w:val="26"/>
-        </w:rPr>
-      </w:pPr>
-      <w:r>
-        <w:rPr>
-          <w:b w:val="1"/>
-          <w:bCs w:val="1"/>
-          <w:rtl w:val="0"/>
-        </w:rPr>
-        <w:t xml:space="preserve">Aceptación</w:t>
+        <w:ind w:left="1440" w:hanging="360"/>
+        <w:rPr/>
+      </w:pPr>
+      <w:r>
+        <w:rPr>
+          <w:rtl w:val="0"/>
+        </w:rPr>
+        <w:t xml:space="preserve">Funcionalidades no aceptadas.</w:t>
       </w:r>
       <w:r>
         <w:rPr>
@@ -1991,352 +1853,18 @@
     <w:p>
       <w:pPr>
         <w:numPr>
-          <w:ilvl w:val="0"/>
-          <w:numId w:val="5"/>
+          <w:ilvl w:val="1"/>
+          <w:numId w:val="2"/>
         </w:numPr>
-        <w:pBdr>
-          <w:top w:color="auto" w:space="0" w:sz="0" w:val="none"/>
-          <w:left w:color="auto" w:space="-18" w:sz="0" w:val="none"/>
-          <w:bottom w:color="auto" w:space="0" w:sz="0" w:val="none"/>
-          <w:right w:color="auto" w:space="0" w:sz="0" w:val="none"/>
-          <w:between w:color="auto" w:space="0" w:sz="0" w:val="none"/>
-        </w:pBdr>
-        <w:shd w:fill="ffffff" w:val="clear"/>
-        <w:spacing w:after="0" w:line="280.79999999999995" w:lineRule="auto"/>
-        <w:ind w:left="720" w:hanging="360"/>
-        <w:rPr>
-          <w:sz w:val="22"/>
-          <w:szCs w:val="22"/>
-        </w:rPr>
-      </w:pPr>
-      <w:r>
-        <w:rPr>
-          <w:rtl w:val="0"/>
-        </w:rPr>
-        <w:t xml:space="preserve">Requisito con criterio de aceptación aprobado y relación con una historia/tarea del Sprint.</w:t>
-      </w:r>
-    </w:p>
-    <w:p>
-      <w:pPr>
-        <w:numPr>
-          <w:ilvl w:val="0"/>
-          <w:numId w:val="5"/>
-        </w:numPr>
-        <w:pBdr>
-          <w:top w:color="auto" w:space="0" w:sz="0" w:val="none"/>
-          <w:left w:color="auto" w:space="-18" w:sz="0" w:val="none"/>
-          <w:bottom w:color="auto" w:space="0" w:sz="0" w:val="none"/>
-          <w:right w:color="auto" w:space="0" w:sz="0" w:val="none"/>
-          <w:between w:color="auto" w:space="0" w:sz="0" w:val="none"/>
-        </w:pBdr>
-        <w:shd w:fill="ffffff" w:val="clear"/>
-        <w:spacing w:after="0" w:line="280.79999999999995" w:lineRule="auto"/>
-        <w:ind w:left="720" w:hanging="360"/>
-        <w:rPr>
-          <w:sz w:val="22"/>
-          <w:szCs w:val="22"/>
-        </w:rPr>
-      </w:pPr>
-      <w:r>
-        <w:rPr>
-          <w:rtl w:val="0"/>
-        </w:rPr>
-        <w:t xml:space="preserve">Versión desplegada en QA, identificable y estable para ejecución.</w:t>
-      </w:r>
-    </w:p>
-    <w:p>
-      <w:pPr>
-        <w:numPr>
-          <w:ilvl w:val="0"/>
-          <w:numId w:val="5"/>
-        </w:numPr>
-        <w:pBdr>
-          <w:top w:color="auto" w:space="0" w:sz="0" w:val="none"/>
-          <w:left w:color="auto" w:space="-18" w:sz="0" w:val="none"/>
-          <w:bottom w:color="auto" w:space="0" w:sz="0" w:val="none"/>
-          <w:right w:color="auto" w:space="0" w:sz="0" w:val="none"/>
-          <w:between w:color="auto" w:space="0" w:sz="0" w:val="none"/>
-        </w:pBdr>
-        <w:shd w:fill="ffffff" w:val="clear"/>
-        <w:spacing w:after="0" w:line="280.79999999999995" w:lineRule="auto"/>
-        <w:ind w:left="720" w:hanging="360"/>
-        <w:rPr>
-          <w:sz w:val="22"/>
-          <w:szCs w:val="22"/>
-        </w:rPr>
-      </w:pPr>
-      <w:r>
-        <w:rPr>
-          <w:rtl w:val="0"/>
-        </w:rPr>
-        <w:t xml:space="preserve">Ambiente, permisos, datos y dependencias disponibles.</w:t>
-      </w:r>
-    </w:p>
-    <w:p>
-      <w:pPr>
-        <w:numPr>
-          <w:ilvl w:val="0"/>
-          <w:numId w:val="5"/>
-        </w:numPr>
-        <w:pBdr>
-          <w:top w:color="auto" w:space="0" w:sz="0" w:val="none"/>
-          <w:left w:color="auto" w:space="-18" w:sz="0" w:val="none"/>
-          <w:bottom w:color="auto" w:space="0" w:sz="0" w:val="none"/>
-          <w:right w:color="auto" w:space="0" w:sz="0" w:val="none"/>
-          <w:between w:color="auto" w:space="0" w:sz="0" w:val="none"/>
-        </w:pBdr>
-        <w:shd w:fill="ffffff" w:val="clear"/>
-        <w:spacing w:after="0" w:line="280.79999999999995" w:lineRule="auto"/>
-        <w:ind w:left="720" w:hanging="360"/>
-        <w:rPr>
-          <w:sz w:val="22"/>
-          <w:szCs w:val="22"/>
-        </w:rPr>
-      </w:pPr>
-      <w:r>
-        <w:rPr>
-          <w:rtl w:val="0"/>
-        </w:rPr>
-        <w:t xml:space="preserve">Pruebas unitarias del cambio aprobadas y sin defectos bloqueantes conocidos.</w:t>
-      </w:r>
-      <w:r>
-        <w:rPr>
-          <w:rtl w:val="0"/>
-        </w:rPr>
-      </w:r>
-    </w:p>
-    <w:p>
-      <w:pPr>
-        <w:pBdr>
-          <w:top w:color="auto" w:space="0" w:sz="0" w:val="none"/>
-          <w:left w:color="auto" w:space="0" w:sz="0" w:val="none"/>
-          <w:bottom w:color="auto" w:space="0" w:sz="0" w:val="none"/>
-          <w:right w:color="auto" w:space="0" w:sz="0" w:val="none"/>
-          <w:between w:color="auto" w:space="0" w:sz="0" w:val="none"/>
-        </w:pBdr>
-        <w:shd w:fill="ffffff" w:val="clear"/>
-        <w:spacing w:after="120" w:before="240" w:line="264" w:lineRule="auto"/>
-        <w:ind w:left="0" w:firstLine="0"/>
-        <w:rPr>
-          <w:rFonts w:ascii="Calibri" w:cs="Calibri" w:eastAsia="Calibri" w:hAnsi="Calibri"/>
-          <w:b w:val="1"/>
-          <w:bCs w:val="1"/>
-          <w:color w:val="4f81bd"/>
-          <w:sz w:val="26"/>
-          <w:szCs w:val="26"/>
-        </w:rPr>
-      </w:pPr>
-      <w:r>
-        <w:rPr>
-          <w:b w:val="1"/>
-          <w:bCs w:val="1"/>
-          <w:rtl w:val="0"/>
-        </w:rPr>
-        <w:t xml:space="preserve">Salida</w:t>
-      </w:r>
-      <w:r>
-        <w:rPr>
-          <w:rtl w:val="0"/>
-        </w:rPr>
-      </w:r>
-    </w:p>
-    <w:p>
-      <w:pPr>
-        <w:numPr>
-          <w:ilvl w:val="0"/>
-          <w:numId w:val="5"/>
-        </w:numPr>
-        <w:pBdr>
-          <w:top w:color="auto" w:space="0" w:sz="0" w:val="none"/>
-          <w:left w:color="auto" w:space="-18" w:sz="0" w:val="none"/>
-          <w:bottom w:color="auto" w:space="0" w:sz="0" w:val="none"/>
-          <w:right w:color="auto" w:space="0" w:sz="0" w:val="none"/>
-          <w:between w:color="auto" w:space="0" w:sz="0" w:val="none"/>
-        </w:pBdr>
-        <w:shd w:fill="ffffff" w:val="clear"/>
-        <w:spacing w:after="0" w:line="280.79999999999995" w:lineRule="auto"/>
-        <w:ind w:left="720" w:hanging="360"/>
-        <w:rPr>
-          <w:sz w:val="22"/>
-          <w:szCs w:val="22"/>
-        </w:rPr>
-      </w:pPr>
-      <w:r>
-        <w:rPr>
-          <w:rtl w:val="0"/>
-        </w:rPr>
-        <w:t xml:space="preserve">100 % de casos P1 y P2 planificados ejecutados; 100 % de P1 aprobados.</w:t>
-      </w:r>
-    </w:p>
-    <w:p>
-      <w:pPr>
-        <w:numPr>
-          <w:ilvl w:val="0"/>
-          <w:numId w:val="5"/>
-        </w:numPr>
-        <w:pBdr>
-          <w:top w:color="auto" w:space="0" w:sz="0" w:val="none"/>
-          <w:left w:color="auto" w:space="-18" w:sz="0" w:val="none"/>
-          <w:bottom w:color="auto" w:space="0" w:sz="0" w:val="none"/>
-          <w:right w:color="auto" w:space="0" w:sz="0" w:val="none"/>
-          <w:between w:color="auto" w:space="0" w:sz="0" w:val="none"/>
-        </w:pBdr>
-        <w:shd w:fill="ffffff" w:val="clear"/>
-        <w:spacing w:after="0" w:line="280.79999999999995" w:lineRule="auto"/>
-        <w:ind w:left="720" w:hanging="360"/>
-        <w:rPr>
-          <w:sz w:val="22"/>
-          <w:szCs w:val="22"/>
-        </w:rPr>
-      </w:pPr>
-      <w:r>
-        <w:rPr>
-          <w:rtl w:val="0"/>
-        </w:rPr>
-        <w:t xml:space="preserve">Al menos 95 % de casos ejecutados aprobados en la versión candidata.</w:t>
-      </w:r>
-    </w:p>
-    <w:p>
-      <w:pPr>
-        <w:numPr>
-          <w:ilvl w:val="0"/>
-          <w:numId w:val="5"/>
-        </w:numPr>
-        <w:pBdr>
-          <w:top w:color="auto" w:space="0" w:sz="0" w:val="none"/>
-          <w:left w:color="auto" w:space="-18" w:sz="0" w:val="none"/>
-          <w:bottom w:color="auto" w:space="0" w:sz="0" w:val="none"/>
-          <w:right w:color="auto" w:space="0" w:sz="0" w:val="none"/>
-          <w:between w:color="auto" w:space="0" w:sz="0" w:val="none"/>
-        </w:pBdr>
-        <w:shd w:fill="ffffff" w:val="clear"/>
-        <w:spacing w:after="0" w:line="280.79999999999995" w:lineRule="auto"/>
-        <w:ind w:left="720" w:hanging="360"/>
-        <w:rPr>
-          <w:sz w:val="22"/>
-          <w:szCs w:val="22"/>
-        </w:rPr>
-      </w:pPr>
-      <w:r>
-        <w:rPr>
-          <w:rtl w:val="0"/>
-        </w:rPr>
-        <w:t xml:space="preserve">Cero defectos bloqueantes o críticos abiertos; defectos altos con decisión explícita del Product Owner.</w:t>
-      </w:r>
-    </w:p>
-    <w:p>
-      <w:pPr>
-        <w:numPr>
-          <w:ilvl w:val="0"/>
-          <w:numId w:val="5"/>
-        </w:numPr>
-        <w:pBdr>
-          <w:top w:color="auto" w:space="0" w:sz="0" w:val="none"/>
-          <w:left w:color="auto" w:space="-18" w:sz="0" w:val="none"/>
-          <w:bottom w:color="auto" w:space="0" w:sz="0" w:val="none"/>
-          <w:right w:color="auto" w:space="0" w:sz="0" w:val="none"/>
-          <w:between w:color="auto" w:space="0" w:sz="0" w:val="none"/>
-        </w:pBdr>
-        <w:shd w:fill="ffffff" w:val="clear"/>
-        <w:spacing w:after="0" w:line="280.79999999999995" w:lineRule="auto"/>
-        <w:ind w:left="720" w:hanging="360"/>
-        <w:rPr>
-          <w:sz w:val="22"/>
-          <w:szCs w:val="22"/>
-        </w:rPr>
-      </w:pPr>
-      <w:r>
-        <w:rPr>
-          <w:rtl w:val="0"/>
-        </w:rPr>
-        <w:t xml:space="preserve">Trazabilidad y evidencias completas; regresión crítica aprobada.</w:t>
-      </w:r>
-    </w:p>
-    <w:p>
-      <w:pPr>
-        <w:numPr>
-          <w:ilvl w:val="0"/>
-          <w:numId w:val="5"/>
-        </w:numPr>
-        <w:pBdr>
-          <w:top w:color="auto" w:space="0" w:sz="0" w:val="none"/>
-          <w:left w:color="auto" w:space="-18" w:sz="0" w:val="none"/>
-          <w:bottom w:color="auto" w:space="0" w:sz="0" w:val="none"/>
-          <w:right w:color="auto" w:space="0" w:sz="0" w:val="none"/>
-          <w:between w:color="auto" w:space="0" w:sz="0" w:val="none"/>
-        </w:pBdr>
-        <w:shd w:fill="ffffff" w:val="clear"/>
-        <w:spacing w:after="0" w:line="280.79999999999995" w:lineRule="auto"/>
-        <w:ind w:left="720" w:hanging="360"/>
-        <w:rPr>
-          <w:sz w:val="22"/>
-          <w:szCs w:val="22"/>
-        </w:rPr>
-      </w:pPr>
-      <w:r>
-        <w:rPr>
-          <w:rtl w:val="0"/>
-        </w:rPr>
-        <w:t xml:space="preserve">Aceptación del incremento registrada en la Sprint Review.</w:t>
-      </w:r>
-    </w:p>
-    <w:p>
-      <w:pPr>
-        <w:pBdr>
-          <w:top w:color="auto" w:space="0" w:sz="0" w:val="none"/>
-          <w:left w:color="auto" w:space="0" w:sz="0" w:val="none"/>
-          <w:bottom w:color="auto" w:space="0" w:sz="0" w:val="none"/>
-          <w:right w:color="auto" w:space="0" w:sz="0" w:val="none"/>
-          <w:between w:color="auto" w:space="0" w:sz="0" w:val="none"/>
-        </w:pBdr>
-        <w:shd w:fill="ffffff" w:val="clear"/>
-        <w:spacing w:after="120" w:before="240" w:line="264" w:lineRule="auto"/>
-        <w:ind w:left="0" w:firstLine="0"/>
-        <w:rPr>
-          <w:rFonts w:ascii="Calibri" w:cs="Calibri" w:eastAsia="Calibri" w:hAnsi="Calibri"/>
-          <w:b w:val="1"/>
-          <w:bCs w:val="1"/>
-          <w:color w:val="4f81bd"/>
-          <w:sz w:val="26"/>
-          <w:szCs w:val="26"/>
-        </w:rPr>
-      </w:pPr>
-      <w:r>
-        <w:rPr>
-          <w:b w:val="1"/>
-          <w:bCs w:val="1"/>
-          <w:rtl w:val="0"/>
-        </w:rPr>
-        <w:t xml:space="preserve">Suspensión y reanudación</w:t>
-      </w:r>
-      <w:r>
-        <w:rPr>
-          <w:rtl w:val="0"/>
-        </w:rPr>
-      </w:r>
-    </w:p>
-    <w:p>
-      <w:pPr>
-        <w:pBdr>
-          <w:top w:color="auto" w:space="0" w:sz="0" w:val="none"/>
-          <w:left w:color="auto" w:space="0" w:sz="0" w:val="none"/>
-          <w:bottom w:color="auto" w:space="0" w:sz="0" w:val="none"/>
-          <w:right w:color="auto" w:space="0" w:sz="0" w:val="none"/>
-          <w:between w:color="auto" w:space="0" w:sz="0" w:val="none"/>
-        </w:pBdr>
-        <w:shd w:fill="ffffff" w:val="clear"/>
-        <w:spacing w:after="120" w:before="240" w:line="264" w:lineRule="auto"/>
-        <w:ind w:left="0" w:firstLine="0"/>
-        <w:rPr>
-          <w:b w:val="1"/>
-          <w:bCs w:val="1"/>
-        </w:rPr>
-      </w:pPr>
-      <w:r>
-        <w:rPr>
-          <w:rtl w:val="0"/>
-        </w:rPr>
-        <w:t xml:space="preserve">Se suspende la ejecución si el ambiente no permite continuar, la compilación no inicia, una dependencia crítica falla de forma general o más del 30 % de los casos queda bloqueado. Se reanuda cuando la causa esté corregida, se despliegue una versión identificada y una prueba de humo confirme estabilidad básica.</w:t>
+        <w:spacing w:after="0" w:before="0" w:lineRule="auto"/>
+        <w:ind w:left="1440" w:hanging="360"/>
+        <w:rPr/>
+      </w:pPr>
+      <w:r>
+        <w:rPr>
+          <w:rtl w:val="0"/>
+        </w:rPr>
+        <w:t xml:space="preserve">Se utilizarán datos ficticios para la ficha médica.</w:t>
       </w:r>
       <w:r>
         <w:rPr>
@@ -2369,7 +1897,708 @@
         <w:ind w:left="720" w:hanging="360"/>
         <w:rPr/>
       </w:pPr>
-      <w:bookmarkStart w:colFirst="0" w:colLast="0" w:name="_1mj40mu7dw6x" w:id="8"/>
+      <w:bookmarkStart w:colFirst="0" w:colLast="0" w:name="_heading=h.rrsohrfxoegj" w:id="7"/>
+      <w:bookmarkEnd w:id="7"/>
+      <w:r>
+        <w:rPr>
+          <w:rtl w:val="0"/>
+        </w:rPr>
+        <w:t xml:space="preserve">Tipos de Pruebas</w:t>
+      </w:r>
+    </w:p>
+    <w:p>
+      <w:pPr>
+        <w:numPr>
+          <w:ilvl w:val="0"/>
+          <w:numId w:val="1"/>
+        </w:numPr>
+        <w:spacing w:after="0" w:before="0" w:lineRule="auto"/>
+        <w:ind w:left="720" w:hanging="360"/>
+        <w:rPr/>
+      </w:pPr>
+      <w:r>
+        <w:rPr>
+          <w:b w:val="1"/>
+          <w:bCs w:val="1"/>
+          <w:rtl w:val="0"/>
+        </w:rPr>
+        <w:t xml:space="preserve">Pruebas Funcionales:</w:t>
+      </w:r>
+      <w:r>
+        <w:rPr>
+          <w:rtl w:val="0"/>
+        </w:rPr>
+        <w:t xml:space="preserve"> Validar que cada función del sistema cumpla con lo establecido en los requisitos funcionales del ERS. </w:t>
+      </w:r>
+      <w:r>
+        <w:rPr>
+          <w:rtl w:val="0"/>
+        </w:rPr>
+      </w:r>
+    </w:p>
+    <w:p>
+      <w:pPr>
+        <w:numPr>
+          <w:ilvl w:val="0"/>
+          <w:numId w:val="1"/>
+        </w:numPr>
+        <w:spacing w:after="0" w:before="0" w:lineRule="auto"/>
+        <w:ind w:left="720" w:hanging="360"/>
+        <w:rPr/>
+      </w:pPr>
+      <w:r>
+        <w:rPr>
+          <w:b w:val="1"/>
+          <w:bCs w:val="1"/>
+          <w:rtl w:val="0"/>
+        </w:rPr>
+        <w:t xml:space="preserve">Pruebas Unitarias:</w:t>
+      </w:r>
+      <w:r>
+        <w:rPr>
+          <w:rtl w:val="0"/>
+        </w:rPr>
+        <w:t xml:space="preserve"> Comprobar individualmente el funcionamiento de componentes, validaciones, permisos y reglas del sistema. </w:t>
+      </w:r>
+      <w:r>
+        <w:rPr>
+          <w:rtl w:val="0"/>
+        </w:rPr>
+      </w:r>
+    </w:p>
+    <w:p>
+      <w:pPr>
+        <w:numPr>
+          <w:ilvl w:val="0"/>
+          <w:numId w:val="1"/>
+        </w:numPr>
+        <w:spacing w:after="0" w:before="0" w:lineRule="auto"/>
+        <w:ind w:left="720" w:hanging="360"/>
+        <w:rPr/>
+      </w:pPr>
+      <w:r>
+        <w:rPr>
+          <w:b w:val="1"/>
+          <w:bCs w:val="1"/>
+          <w:rtl w:val="0"/>
+        </w:rPr>
+        <w:t xml:space="preserve">Pruebas de Integración:</w:t>
+      </w:r>
+      <w:r>
+        <w:rPr>
+          <w:rtl w:val="0"/>
+        </w:rPr>
+        <w:t xml:space="preserve"> Verificar la comunicación entre las aplicaciones, el backend, la base de datos, el GPS y el servicio de envío de mensajes. </w:t>
+      </w:r>
+      <w:r>
+        <w:rPr>
+          <w:rtl w:val="0"/>
+        </w:rPr>
+      </w:r>
+    </w:p>
+    <w:p>
+      <w:pPr>
+        <w:numPr>
+          <w:ilvl w:val="0"/>
+          <w:numId w:val="1"/>
+        </w:numPr>
+        <w:spacing w:after="0" w:before="0" w:lineRule="auto"/>
+        <w:ind w:left="720" w:hanging="360"/>
+        <w:rPr/>
+      </w:pPr>
+      <w:r>
+        <w:rPr>
+          <w:b w:val="1"/>
+          <w:bCs w:val="1"/>
+          <w:rtl w:val="0"/>
+        </w:rPr>
+        <w:t xml:space="preserve">Pruebas de Interfaz y Responsividad:</w:t>
+      </w:r>
+      <w:r>
+        <w:rPr>
+          <w:rtl w:val="0"/>
+        </w:rPr>
+        <w:t xml:space="preserve"> Verificar que la aplicación sea legible y utilizable en dispositivos móviles, tabletas y computadores.</w:t>
+      </w:r>
+      <w:r>
+        <w:rPr>
+          <w:rtl w:val="0"/>
+        </w:rPr>
+      </w:r>
+    </w:p>
+    <w:p>
+      <w:pPr>
+        <w:numPr>
+          <w:ilvl w:val="0"/>
+          <w:numId w:val="1"/>
+        </w:numPr>
+        <w:spacing w:after="0" w:before="0" w:lineRule="auto"/>
+        <w:ind w:left="720" w:hanging="360"/>
+        <w:rPr/>
+      </w:pPr>
+      <w:r>
+        <w:rPr>
+          <w:b w:val="1"/>
+          <w:bCs w:val="1"/>
+          <w:rtl w:val="0"/>
+        </w:rPr>
+        <w:t xml:space="preserve">Pruebas de Seguridad:</w:t>
+      </w:r>
+      <w:r>
+        <w:rPr>
+          <w:rtl w:val="0"/>
+        </w:rPr>
+        <w:t xml:space="preserve"> Comprobar la protección de credenciales, sesiones, correos y accesos mediante los roles definidos en el backend. </w:t>
+      </w:r>
+      <w:r>
+        <w:rPr>
+          <w:rtl w:val="0"/>
+        </w:rPr>
+      </w:r>
+    </w:p>
+    <w:p>
+      <w:pPr>
+        <w:numPr>
+          <w:ilvl w:val="0"/>
+          <w:numId w:val="1"/>
+        </w:numPr>
+        <w:spacing w:after="0" w:before="0" w:lineRule="auto"/>
+        <w:ind w:left="720" w:hanging="360"/>
+        <w:rPr/>
+      </w:pPr>
+      <w:r>
+        <w:rPr>
+          <w:b w:val="1"/>
+          <w:bCs w:val="1"/>
+          <w:rtl w:val="0"/>
+        </w:rPr>
+        <w:t xml:space="preserve">Pruebas de Privacidad y Confidencialidad:</w:t>
+      </w:r>
+      <w:r>
+        <w:rPr>
+          <w:rtl w:val="0"/>
+        </w:rPr>
+        <w:t xml:space="preserve"> Verificar que la ubicación, la información médica y los datos personales solo sean compartidos con usuarios autorizados. </w:t>
+      </w:r>
+    </w:p>
+    <w:p>
+      <w:pPr>
+        <w:numPr>
+          <w:ilvl w:val="0"/>
+          <w:numId w:val="1"/>
+        </w:numPr>
+        <w:spacing w:after="0" w:before="0" w:lineRule="auto"/>
+        <w:ind w:left="720" w:hanging="360"/>
+        <w:rPr>
+          <w:u w:val="none"/>
+        </w:rPr>
+      </w:pPr>
+      <w:r>
+        <w:rPr>
+          <w:b w:val="1"/>
+          <w:bCs w:val="1"/>
+          <w:rtl w:val="0"/>
+        </w:rPr>
+        <w:t xml:space="preserve">Pruebas de Rendimiento y Resiliencia:</w:t>
+      </w:r>
+      <w:r>
+        <w:rPr>
+          <w:rtl w:val="0"/>
+        </w:rPr>
+        <w:t xml:space="preserve"> Medición de tiempos de respuesta/latencia ante alertas SOS y comportamiento del sistema ante fallos del proveedor externos.</w:t>
+      </w:r>
+    </w:p>
+    <w:p>
+      <w:pPr>
+        <w:numPr>
+          <w:ilvl w:val="0"/>
+          <w:numId w:val="1"/>
+        </w:numPr>
+        <w:spacing w:after="0" w:before="0" w:lineRule="auto"/>
+        <w:ind w:left="720" w:hanging="360"/>
+        <w:rPr/>
+      </w:pPr>
+      <w:r>
+        <w:rPr>
+          <w:b w:val="1"/>
+          <w:bCs w:val="1"/>
+          <w:rtl w:val="0"/>
+        </w:rPr>
+        <w:t xml:space="preserve">Pruebas de Usabilidad:</w:t>
+      </w:r>
+      <w:r>
+        <w:rPr>
+          <w:rtl w:val="0"/>
+        </w:rPr>
+        <w:t xml:space="preserve"> Comprobar que la configuración y activación de una alerta SOS sean claras, rápidas y fáciles de utilizar. </w:t>
+      </w:r>
+    </w:p>
+    <w:p>
+      <w:pPr>
+        <w:spacing w:after="0" w:before="0" w:lineRule="auto"/>
+        <w:rPr>
+          <w:sz w:val="24"/>
+          <w:szCs w:val="24"/>
+        </w:rPr>
+      </w:pPr>
+      <w:r>
+        <w:rPr>
+          <w:rtl w:val="0"/>
+        </w:rPr>
+      </w:r>
+    </w:p>
+    <w:p>
+      <w:pPr>
+        <w:numPr>
+          <w:ilvl w:val="0"/>
+          <w:numId w:val="3"/>
+        </w:numPr>
+        <w:spacing w:after="0" w:before="0" w:lineRule="auto"/>
+        <w:ind w:left="720" w:hanging="360"/>
+        <w:rPr>
+          <w:sz w:val="32"/>
+          <w:szCs w:val="32"/>
+        </w:rPr>
+      </w:pPr>
+      <w:r>
+        <w:rPr>
+          <w:sz w:val="32"/>
+          <w:szCs w:val="32"/>
+          <w:rtl w:val="0"/>
+        </w:rPr>
+        <w:t xml:space="preserve">Criterios de Aceptación y Salida</w:t>
+      </w:r>
+    </w:p>
+    <w:p>
+      <w:pPr>
+        <w:pBdr>
+          <w:top w:color="000000" w:space="0" w:sz="0" w:val="none"/>
+          <w:left w:color="000000" w:space="0" w:sz="0" w:val="none"/>
+          <w:bottom w:color="000000" w:space="0" w:sz="0" w:val="none"/>
+          <w:right w:color="000000" w:space="0" w:sz="0" w:val="none"/>
+          <w:between w:color="000000" w:space="0" w:sz="0" w:val="none"/>
+        </w:pBdr>
+        <w:shd w:fill="ffffff" w:val="clear"/>
+        <w:spacing w:after="120" w:before="240" w:line="264" w:lineRule="auto"/>
+        <w:ind w:left="0" w:firstLine="0"/>
+        <w:rPr>
+          <w:rFonts w:ascii="Calibri" w:cs="Calibri" w:eastAsia="Calibri" w:hAnsi="Calibri"/>
+          <w:b w:val="1"/>
+          <w:bCs w:val="1"/>
+          <w:color w:val="4f81bd"/>
+          <w:sz w:val="26"/>
+          <w:szCs w:val="26"/>
+        </w:rPr>
+      </w:pPr>
+      <w:r>
+        <w:rPr>
+          <w:b w:val="1"/>
+          <w:bCs w:val="1"/>
+          <w:rtl w:val="0"/>
+        </w:rPr>
+        <w:t xml:space="preserve">Aceptación</w:t>
+      </w:r>
+      <w:r>
+        <w:rPr>
+          <w:rtl w:val="0"/>
+        </w:rPr>
+      </w:r>
+    </w:p>
+    <w:p>
+      <w:pPr>
+        <w:numPr>
+          <w:ilvl w:val="0"/>
+          <w:numId w:val="5"/>
+        </w:numPr>
+        <w:pBdr>
+          <w:top w:color="000000" w:space="0" w:sz="0" w:val="none"/>
+          <w:left w:color="000000" w:space="-18" w:sz="0" w:val="none"/>
+          <w:bottom w:color="000000" w:space="0" w:sz="0" w:val="none"/>
+          <w:right w:color="000000" w:space="0" w:sz="0" w:val="none"/>
+          <w:between w:color="000000" w:space="0" w:sz="0" w:val="none"/>
+        </w:pBdr>
+        <w:shd w:fill="ffffff" w:val="clear"/>
+        <w:spacing w:after="0" w:line="280.7999999999999" w:lineRule="auto"/>
+        <w:ind w:left="720" w:hanging="360"/>
+        <w:rPr/>
+      </w:pPr>
+      <w:r>
+        <w:rPr>
+          <w:rtl w:val="0"/>
+        </w:rPr>
+        <w:t xml:space="preserve">Requisito con criterio de aceptación aprobado y relación con una historia/tarea del Sprint.</w:t>
+      </w:r>
+      <w:r>
+        <w:rPr>
+          <w:rtl w:val="0"/>
+        </w:rPr>
+      </w:r>
+    </w:p>
+    <w:p>
+      <w:pPr>
+        <w:numPr>
+          <w:ilvl w:val="0"/>
+          <w:numId w:val="5"/>
+        </w:numPr>
+        <w:pBdr>
+          <w:top w:color="000000" w:space="0" w:sz="0" w:val="none"/>
+          <w:left w:color="000000" w:space="-18" w:sz="0" w:val="none"/>
+          <w:bottom w:color="000000" w:space="0" w:sz="0" w:val="none"/>
+          <w:right w:color="000000" w:space="0" w:sz="0" w:val="none"/>
+          <w:between w:color="000000" w:space="0" w:sz="0" w:val="none"/>
+        </w:pBdr>
+        <w:shd w:fill="ffffff" w:val="clear"/>
+        <w:spacing w:after="0" w:line="280.7999999999999" w:lineRule="auto"/>
+        <w:ind w:left="720" w:hanging="360"/>
+        <w:rPr/>
+      </w:pPr>
+      <w:r>
+        <w:rPr>
+          <w:rtl w:val="0"/>
+        </w:rPr>
+        <w:t xml:space="preserve">Versión desplegada en el ambiente de QA definido, operativo, estable y accesible para su ejecución.</w:t>
+      </w:r>
+      <w:r>
+        <w:rPr>
+          <w:rtl w:val="0"/>
+        </w:rPr>
+      </w:r>
+    </w:p>
+    <w:p>
+      <w:pPr>
+        <w:numPr>
+          <w:ilvl w:val="0"/>
+          <w:numId w:val="5"/>
+        </w:numPr>
+        <w:pBdr>
+          <w:top w:color="000000" w:space="0" w:sz="0" w:val="none"/>
+          <w:left w:color="000000" w:space="-18" w:sz="0" w:val="none"/>
+          <w:bottom w:color="000000" w:space="0" w:sz="0" w:val="none"/>
+          <w:right w:color="000000" w:space="0" w:sz="0" w:val="none"/>
+          <w:between w:color="000000" w:space="0" w:sz="0" w:val="none"/>
+        </w:pBdr>
+        <w:shd w:fill="ffffff" w:val="clear"/>
+        <w:spacing w:after="0" w:line="280.7999999999999" w:lineRule="auto"/>
+        <w:ind w:left="720" w:hanging="360"/>
+        <w:rPr/>
+      </w:pPr>
+      <w:r>
+        <w:rPr>
+          <w:rtl w:val="0"/>
+        </w:rPr>
+        <w:t xml:space="preserve">Ambiente, permisos, datos y dependencias disponibles.</w:t>
+      </w:r>
+      <w:r>
+        <w:rPr>
+          <w:rtl w:val="0"/>
+        </w:rPr>
+      </w:r>
+    </w:p>
+    <w:p>
+      <w:pPr>
+        <w:numPr>
+          <w:ilvl w:val="0"/>
+          <w:numId w:val="5"/>
+        </w:numPr>
+        <w:pBdr>
+          <w:top w:color="000000" w:space="0" w:sz="0" w:val="none"/>
+          <w:left w:color="000000" w:space="-18" w:sz="0" w:val="none"/>
+          <w:bottom w:color="000000" w:space="0" w:sz="0" w:val="none"/>
+          <w:right w:color="000000" w:space="0" w:sz="0" w:val="none"/>
+          <w:between w:color="000000" w:space="0" w:sz="0" w:val="none"/>
+        </w:pBdr>
+        <w:shd w:fill="ffffff" w:val="clear"/>
+        <w:spacing w:after="0" w:line="280.7999999999999" w:lineRule="auto"/>
+        <w:ind w:left="720" w:hanging="360"/>
+        <w:rPr/>
+      </w:pPr>
+      <w:r>
+        <w:rPr>
+          <w:rtl w:val="0"/>
+        </w:rPr>
+        <w:t xml:space="preserve">Pruebas unitarias del cambio aprobadas y sin defectos bloqueantes conocidos.</w:t>
+      </w:r>
+      <w:r>
+        <w:rPr>
+          <w:rtl w:val="0"/>
+        </w:rPr>
+      </w:r>
+    </w:p>
+    <w:p>
+      <w:pPr>
+        <w:pBdr>
+          <w:top w:color="000000" w:space="0" w:sz="0" w:val="none"/>
+          <w:left w:color="000000" w:space="0" w:sz="0" w:val="none"/>
+          <w:bottom w:color="000000" w:space="0" w:sz="0" w:val="none"/>
+          <w:right w:color="000000" w:space="0" w:sz="0" w:val="none"/>
+          <w:between w:color="000000" w:space="0" w:sz="0" w:val="none"/>
+        </w:pBdr>
+        <w:shd w:fill="ffffff" w:val="clear"/>
+        <w:spacing w:after="120" w:before="240" w:line="264" w:lineRule="auto"/>
+        <w:ind w:left="0" w:firstLine="0"/>
+        <w:rPr>
+          <w:rFonts w:ascii="Calibri" w:cs="Calibri" w:eastAsia="Calibri" w:hAnsi="Calibri"/>
+          <w:b w:val="1"/>
+          <w:bCs w:val="1"/>
+          <w:color w:val="4f81bd"/>
+          <w:sz w:val="26"/>
+          <w:szCs w:val="26"/>
+        </w:rPr>
+      </w:pPr>
+      <w:r>
+        <w:rPr>
+          <w:b w:val="1"/>
+          <w:bCs w:val="1"/>
+          <w:rtl w:val="0"/>
+        </w:rPr>
+        <w:t xml:space="preserve">Salida</w:t>
+      </w:r>
+      <w:r>
+        <w:rPr>
+          <w:rtl w:val="0"/>
+        </w:rPr>
+      </w:r>
+    </w:p>
+    <w:p>
+      <w:pPr>
+        <w:numPr>
+          <w:ilvl w:val="0"/>
+          <w:numId w:val="5"/>
+        </w:numPr>
+        <w:pBdr>
+          <w:top w:color="000000" w:space="0" w:sz="0" w:val="none"/>
+          <w:left w:color="000000" w:space="-18" w:sz="0" w:val="none"/>
+          <w:bottom w:color="000000" w:space="0" w:sz="0" w:val="none"/>
+          <w:right w:color="000000" w:space="0" w:sz="0" w:val="none"/>
+          <w:between w:color="000000" w:space="0" w:sz="0" w:val="none"/>
+        </w:pBdr>
+        <w:shd w:fill="ffffff" w:val="clear"/>
+        <w:spacing w:after="0" w:line="280.7999999999999" w:lineRule="auto"/>
+        <w:ind w:left="720" w:hanging="360"/>
+        <w:rPr/>
+      </w:pPr>
+      <w:r>
+        <w:rPr>
+          <w:rtl w:val="0"/>
+        </w:rPr>
+        <w:t xml:space="preserve">100 % de casos P1 y P2 planificados ejecutados; 100 % de P1 aprobados.</w:t>
+      </w:r>
+      <w:r>
+        <w:rPr>
+          <w:rtl w:val="0"/>
+        </w:rPr>
+      </w:r>
+    </w:p>
+    <w:p>
+      <w:pPr>
+        <w:numPr>
+          <w:ilvl w:val="0"/>
+          <w:numId w:val="5"/>
+        </w:numPr>
+        <w:pBdr>
+          <w:top w:color="000000" w:space="0" w:sz="0" w:val="none"/>
+          <w:left w:color="000000" w:space="-18" w:sz="0" w:val="none"/>
+          <w:bottom w:color="000000" w:space="0" w:sz="0" w:val="none"/>
+          <w:right w:color="000000" w:space="0" w:sz="0" w:val="none"/>
+          <w:between w:color="000000" w:space="0" w:sz="0" w:val="none"/>
+        </w:pBdr>
+        <w:shd w:fill="ffffff" w:val="clear"/>
+        <w:spacing w:after="0" w:line="280.7999999999999" w:lineRule="auto"/>
+        <w:ind w:left="720" w:hanging="360"/>
+        <w:rPr/>
+      </w:pPr>
+      <w:r>
+        <w:rPr>
+          <w:rtl w:val="0"/>
+        </w:rPr>
+        <w:t xml:space="preserve">Al menos 95 % de casos ejecutados aprobados en la versión candidata.</w:t>
+      </w:r>
+      <w:r>
+        <w:rPr>
+          <w:rtl w:val="0"/>
+        </w:rPr>
+      </w:r>
+    </w:p>
+    <w:p>
+      <w:pPr>
+        <w:numPr>
+          <w:ilvl w:val="0"/>
+          <w:numId w:val="5"/>
+        </w:numPr>
+        <w:pBdr>
+          <w:top w:color="000000" w:space="0" w:sz="0" w:val="none"/>
+          <w:left w:color="000000" w:space="-18" w:sz="0" w:val="none"/>
+          <w:bottom w:color="000000" w:space="0" w:sz="0" w:val="none"/>
+          <w:right w:color="000000" w:space="0" w:sz="0" w:val="none"/>
+          <w:between w:color="000000" w:space="0" w:sz="0" w:val="none"/>
+        </w:pBdr>
+        <w:shd w:fill="ffffff" w:val="clear"/>
+        <w:spacing w:after="0" w:line="280.7999999999999" w:lineRule="auto"/>
+        <w:ind w:left="720" w:hanging="360"/>
+        <w:rPr/>
+      </w:pPr>
+      <w:r>
+        <w:rPr>
+          <w:rtl w:val="0"/>
+        </w:rPr>
+        <w:t xml:space="preserve">Cero defectos bloqueantes o críticos abiertos; defectos altos con decisión explícita del Product Owner.</w:t>
+      </w:r>
+      <w:r>
+        <w:rPr>
+          <w:rtl w:val="0"/>
+        </w:rPr>
+      </w:r>
+    </w:p>
+    <w:p>
+      <w:pPr>
+        <w:numPr>
+          <w:ilvl w:val="0"/>
+          <w:numId w:val="5"/>
+        </w:numPr>
+        <w:pBdr>
+          <w:top w:color="000000" w:space="0" w:sz="0" w:val="none"/>
+          <w:left w:color="000000" w:space="-18" w:sz="0" w:val="none"/>
+          <w:bottom w:color="000000" w:space="0" w:sz="0" w:val="none"/>
+          <w:right w:color="000000" w:space="0" w:sz="0" w:val="none"/>
+          <w:between w:color="000000" w:space="0" w:sz="0" w:val="none"/>
+        </w:pBdr>
+        <w:shd w:fill="ffffff" w:val="clear"/>
+        <w:spacing w:after="0" w:line="280.7999999999999" w:lineRule="auto"/>
+        <w:ind w:left="720" w:hanging="360"/>
+        <w:rPr/>
+      </w:pPr>
+      <w:r>
+        <w:rPr>
+          <w:rtl w:val="0"/>
+        </w:rPr>
+        <w:t xml:space="preserve">Trazabilidad y evidencias completas; regresión crítica aprobada.</w:t>
+      </w:r>
+      <w:r>
+        <w:rPr>
+          <w:rtl w:val="0"/>
+        </w:rPr>
+      </w:r>
+    </w:p>
+    <w:p>
+      <w:pPr>
+        <w:numPr>
+          <w:ilvl w:val="0"/>
+          <w:numId w:val="5"/>
+        </w:numPr>
+        <w:pBdr>
+          <w:top w:color="000000" w:space="0" w:sz="0" w:val="none"/>
+          <w:left w:color="000000" w:space="-18" w:sz="0" w:val="none"/>
+          <w:bottom w:color="000000" w:space="0" w:sz="0" w:val="none"/>
+          <w:right w:color="000000" w:space="0" w:sz="0" w:val="none"/>
+          <w:between w:color="000000" w:space="0" w:sz="0" w:val="none"/>
+        </w:pBdr>
+        <w:shd w:fill="ffffff" w:val="clear"/>
+        <w:spacing w:after="0" w:line="280.7999999999999" w:lineRule="auto"/>
+        <w:ind w:left="720" w:hanging="360"/>
+        <w:rPr/>
+      </w:pPr>
+      <w:r>
+        <w:rPr>
+          <w:rtl w:val="0"/>
+        </w:rPr>
+        <w:t xml:space="preserve">Aceptación del incremento registrada en la Sprint Review.</w:t>
+      </w:r>
+      <w:r>
+        <w:rPr>
+          <w:rtl w:val="0"/>
+        </w:rPr>
+      </w:r>
+    </w:p>
+    <w:p>
+      <w:pPr>
+        <w:pBdr>
+          <w:top w:color="000000" w:space="0" w:sz="0" w:val="none"/>
+          <w:left w:color="000000" w:space="0" w:sz="0" w:val="none"/>
+          <w:bottom w:color="000000" w:space="0" w:sz="0" w:val="none"/>
+          <w:right w:color="000000" w:space="0" w:sz="0" w:val="none"/>
+          <w:between w:color="000000" w:space="0" w:sz="0" w:val="none"/>
+        </w:pBdr>
+        <w:shd w:fill="ffffff" w:val="clear"/>
+        <w:spacing w:after="120" w:before="240" w:line="264" w:lineRule="auto"/>
+        <w:ind w:left="0" w:firstLine="0"/>
+        <w:rPr>
+          <w:rFonts w:ascii="Calibri" w:cs="Calibri" w:eastAsia="Calibri" w:hAnsi="Calibri"/>
+          <w:b w:val="1"/>
+          <w:bCs w:val="1"/>
+          <w:color w:val="4f81bd"/>
+          <w:sz w:val="26"/>
+          <w:szCs w:val="26"/>
+        </w:rPr>
+      </w:pPr>
+      <w:r>
+        <w:rPr>
+          <w:b w:val="1"/>
+          <w:bCs w:val="1"/>
+          <w:rtl w:val="0"/>
+        </w:rPr>
+        <w:t xml:space="preserve">Suspensión y reanudación</w:t>
+      </w:r>
+      <w:r>
+        <w:rPr>
+          <w:rtl w:val="0"/>
+        </w:rPr>
+      </w:r>
+    </w:p>
+    <w:p>
+      <w:pPr>
+        <w:pBdr>
+          <w:top w:color="000000" w:space="0" w:sz="0" w:val="none"/>
+          <w:left w:color="000000" w:space="0" w:sz="0" w:val="none"/>
+          <w:bottom w:color="000000" w:space="0" w:sz="0" w:val="none"/>
+          <w:right w:color="000000" w:space="0" w:sz="0" w:val="none"/>
+          <w:between w:color="000000" w:space="0" w:sz="0" w:val="none"/>
+        </w:pBdr>
+        <w:shd w:fill="ffffff" w:val="clear"/>
+        <w:spacing w:after="120" w:before="240" w:line="264" w:lineRule="auto"/>
+        <w:ind w:left="0" w:firstLine="0"/>
+        <w:rPr>
+          <w:b w:val="1"/>
+          <w:bCs w:val="1"/>
+        </w:rPr>
+      </w:pPr>
+      <w:r>
+        <w:rPr>
+          <w:rtl w:val="0"/>
+        </w:rPr>
+        <w:t xml:space="preserve">Se suspende la ejecución si el ambiente no permite continuar, la compilación no inicia, una dependencia crítica falla de forma general o más del 30 % de los casos queda bloqueado. Se reanuda cuando la causa esté corregida, se despliegue una versión identificada y una prueba de humo confirme estabilidad básica.</w:t>
+      </w:r>
+      <w:r>
+        <w:rPr>
+          <w:rtl w:val="0"/>
+        </w:rPr>
+      </w:r>
+    </w:p>
+    <w:p>
+      <w:pPr>
+        <w:spacing w:after="0" w:before="0" w:lineRule="auto"/>
+        <w:rPr>
+          <w:sz w:val="24"/>
+          <w:szCs w:val="24"/>
+        </w:rPr>
+      </w:pPr>
+      <w:r>
+        <w:rPr>
+          <w:rtl w:val="0"/>
+        </w:rPr>
+      </w:r>
+    </w:p>
+    <w:p>
+      <w:pPr>
+        <w:pStyle w:val="Heading2"/>
+        <w:numPr>
+          <w:ilvl w:val="0"/>
+          <w:numId w:val="3"/>
+        </w:numPr>
+        <w:spacing w:after="0" w:before="0" w:lineRule="auto"/>
+        <w:ind w:left="720" w:hanging="360"/>
+        <w:rPr/>
+      </w:pPr>
+      <w:bookmarkStart w:colFirst="0" w:colLast="0" w:name="_heading=h.fzd3d9mt7qk" w:id="8"/>
       <w:bookmarkEnd w:id="8"/>
       <w:r>
         <w:rPr>
@@ -2388,13 +2617,7 @@
         <w:rPr>
           <w:rtl w:val="0"/>
         </w:rPr>
-        <w:t xml:space="preserve">Una tabla que organice y detalle todos los casos de prueba, c</w:t>
-      </w:r>
-      <w:r>
-        <w:rPr>
-          <w:rtl w:val="0"/>
-        </w:rPr>
-        <w:t xml:space="preserve">ada caso de prueba debe rastrearse directamente a un código de requisito del ERS. Los datos completos se detallan en la Matriz de trazabilidad de pruebas.</w:t>
+        <w:t xml:space="preserve">Una tabla que organice y detalle todos los casos de prueba, cada caso de prueba debe rastrearse directamente a un código de requisito del ERS. Los datos completos se detallan en la Matriz de trazabilidad de pruebas.</w:t>
       </w:r>
     </w:p>
     <w:p>
@@ -2444,15 +2667,15 @@
         <w:tblLook w:val="0600"/>
       </w:tblPr>
       <w:tblGrid>
-        <w:gridCol w:w="1500"/>
-        <w:gridCol w:w="1500"/>
-        <w:gridCol w:w="2235"/>
+        <w:gridCol w:w="1425"/>
+        <w:gridCol w:w="1485"/>
+        <w:gridCol w:w="2325"/>
         <w:gridCol w:w="3810"/>
         <w:tblGridChange w:id="0">
           <w:tblGrid>
-            <w:gridCol w:w="1500"/>
-            <w:gridCol w:w="1500"/>
-            <w:gridCol w:w="2235"/>
+            <w:gridCol w:w="1425"/>
+            <w:gridCol w:w="1485"/>
+            <w:gridCol w:w="2325"/>
             <w:gridCol w:w="3810"/>
           </w:tblGrid>
         </w:tblGridChange>
@@ -2637,6 +2860,7 @@
           <w:p>
             <w:pPr>
               <w:widowControl w:val="0"/>
+              <w:jc w:val="center"/>
               <w:rPr/>
             </w:pPr>
             <w:r>
@@ -2666,13 +2890,14 @@
           <w:p>
             <w:pPr>
               <w:widowControl w:val="0"/>
-              <w:rPr/>
-            </w:pPr>
-            <w:r>
-              <w:rPr>
-                <w:rtl w:val="0"/>
-              </w:rPr>
-              <w:t xml:space="preserve">RF1</w:t>
+              <w:jc w:val="center"/>
+              <w:rPr/>
+            </w:pPr>
+            <w:r>
+              <w:rPr>
+                <w:rtl w:val="0"/>
+              </w:rPr>
+              <w:t xml:space="preserve">RF1 - HU01 - CA01.1</w:t>
             </w:r>
           </w:p>
         </w:tc>
@@ -2695,6 +2920,7 @@
           <w:p>
             <w:pPr>
               <w:widowControl w:val="0"/>
+              <w:jc w:val="center"/>
               <w:rPr/>
             </w:pPr>
             <w:r>
@@ -2724,6 +2950,7 @@
           <w:p>
             <w:pPr>
               <w:widowControl w:val="0"/>
+              <w:jc w:val="center"/>
               <w:rPr/>
             </w:pPr>
             <w:r>
@@ -2760,6 +2987,7 @@
           <w:p>
             <w:pPr>
               <w:widowControl w:val="0"/>
+              <w:jc w:val="center"/>
               <w:rPr/>
             </w:pPr>
             <w:r>
@@ -2789,13 +3017,14 @@
           <w:p>
             <w:pPr>
               <w:widowControl w:val="0"/>
-              <w:rPr/>
-            </w:pPr>
-            <w:r>
-              <w:rPr>
-                <w:rtl w:val="0"/>
-              </w:rPr>
-              <w:t xml:space="preserve">RF2</w:t>
+              <w:jc w:val="center"/>
+              <w:rPr/>
+            </w:pPr>
+            <w:r>
+              <w:rPr>
+                <w:rtl w:val="0"/>
+              </w:rPr>
+              <w:t xml:space="preserve">RF2 - HU02 - CA02.1</w:t>
             </w:r>
           </w:p>
         </w:tc>
@@ -2818,6 +3047,7 @@
           <w:p>
             <w:pPr>
               <w:widowControl w:val="0"/>
+              <w:jc w:val="center"/>
               <w:rPr/>
             </w:pPr>
             <w:r>
@@ -2847,6 +3077,7 @@
           <w:p>
             <w:pPr>
               <w:widowControl w:val="0"/>
+              <w:jc w:val="center"/>
               <w:rPr/>
             </w:pPr>
             <w:r>
@@ -2883,6 +3114,7 @@
           <w:p>
             <w:pPr>
               <w:widowControl w:val="0"/>
+              <w:jc w:val="center"/>
               <w:rPr/>
             </w:pPr>
             <w:r>
@@ -2912,13 +3144,14 @@
           <w:p>
             <w:pPr>
               <w:widowControl w:val="0"/>
-              <w:rPr/>
-            </w:pPr>
-            <w:r>
-              <w:rPr>
-                <w:rtl w:val="0"/>
-              </w:rPr>
-              <w:t xml:space="preserve">RF3</w:t>
+              <w:jc w:val="center"/>
+              <w:rPr/>
+            </w:pPr>
+            <w:r>
+              <w:rPr>
+                <w:rtl w:val="0"/>
+              </w:rPr>
+              <w:t xml:space="preserve">RF3 - HU02 - CA02.1</w:t>
             </w:r>
           </w:p>
         </w:tc>
@@ -2941,6 +3174,7 @@
           <w:p>
             <w:pPr>
               <w:widowControl w:val="0"/>
+              <w:jc w:val="center"/>
               <w:rPr/>
             </w:pPr>
             <w:r>
@@ -2970,6 +3204,7 @@
           <w:p>
             <w:pPr>
               <w:widowControl w:val="0"/>
+              <w:jc w:val="center"/>
               <w:rPr/>
             </w:pPr>
             <w:r>
@@ -3006,6 +3241,7 @@
           <w:p>
             <w:pPr>
               <w:widowControl w:val="0"/>
+              <w:jc w:val="center"/>
               <w:rPr/>
             </w:pPr>
             <w:r>
@@ -3035,13 +3271,14 @@
           <w:p>
             <w:pPr>
               <w:widowControl w:val="0"/>
-              <w:rPr/>
-            </w:pPr>
-            <w:r>
-              <w:rPr>
-                <w:rtl w:val="0"/>
-              </w:rPr>
-              <w:t xml:space="preserve">RF4</w:t>
+              <w:jc w:val="center"/>
+              <w:rPr/>
+            </w:pPr>
+            <w:r>
+              <w:rPr>
+                <w:rtl w:val="0"/>
+              </w:rPr>
+              <w:t xml:space="preserve">RF4 - HU15 - CA15.1</w:t>
             </w:r>
           </w:p>
         </w:tc>
@@ -3064,6 +3301,7 @@
           <w:p>
             <w:pPr>
               <w:widowControl w:val="0"/>
+              <w:jc w:val="center"/>
               <w:rPr/>
             </w:pPr>
             <w:r>
@@ -3093,6 +3331,7 @@
           <w:p>
             <w:pPr>
               <w:widowControl w:val="0"/>
+              <w:jc w:val="center"/>
               <w:rPr/>
             </w:pPr>
             <w:r>
@@ -3129,6 +3368,7 @@
           <w:p>
             <w:pPr>
               <w:widowControl w:val="0"/>
+              <w:jc w:val="center"/>
               <w:rPr/>
             </w:pPr>
             <w:r>
@@ -3158,13 +3398,26 @@
           <w:p>
             <w:pPr>
               <w:widowControl w:val="0"/>
-              <w:rPr/>
-            </w:pPr>
-            <w:r>
-              <w:rPr>
-                <w:rtl w:val="0"/>
-              </w:rPr>
-              <w:t xml:space="preserve">RF5</w:t>
+              <w:jc w:val="center"/>
+              <w:rPr/>
+            </w:pPr>
+            <w:r>
+              <w:rPr>
+                <w:rtl w:val="0"/>
+              </w:rPr>
+              <w:t xml:space="preserve">RF5 - HU05 - CA05.1</w:t>
+            </w:r>
+          </w:p>
+          <w:p>
+            <w:pPr>
+              <w:widowControl w:val="0"/>
+              <w:jc w:val="center"/>
+              <w:rPr/>
+            </w:pPr>
+            <w:r>
+              <w:rPr>
+                <w:rtl w:val="0"/>
+              </w:rPr>
             </w:r>
           </w:p>
         </w:tc>
@@ -3187,6 +3440,7 @@
           <w:p>
             <w:pPr>
               <w:widowControl w:val="0"/>
+              <w:jc w:val="center"/>
               <w:rPr/>
             </w:pPr>
             <w:r>
@@ -3216,6 +3470,7 @@
           <w:p>
             <w:pPr>
               <w:widowControl w:val="0"/>
+              <w:jc w:val="center"/>
               <w:rPr/>
             </w:pPr>
             <w:r>
@@ -3252,6 +3507,7 @@
           <w:p>
             <w:pPr>
               <w:widowControl w:val="0"/>
+              <w:jc w:val="center"/>
               <w:rPr/>
             </w:pPr>
             <w:r>
@@ -3281,13 +3537,14 @@
           <w:p>
             <w:pPr>
               <w:widowControl w:val="0"/>
-              <w:rPr/>
-            </w:pPr>
-            <w:r>
-              <w:rPr>
-                <w:rtl w:val="0"/>
-              </w:rPr>
-              <w:t xml:space="preserve">RF6</w:t>
+              <w:jc w:val="center"/>
+              <w:rPr/>
+            </w:pPr>
+            <w:r>
+              <w:rPr>
+                <w:rtl w:val="0"/>
+              </w:rPr>
+              <w:t xml:space="preserve">RF6 - HU06 - CA06</w:t>
             </w:r>
           </w:p>
         </w:tc>
@@ -3310,6 +3567,7 @@
           <w:p>
             <w:pPr>
               <w:widowControl w:val="0"/>
+              <w:jc w:val="center"/>
               <w:rPr/>
             </w:pPr>
             <w:r>
@@ -3339,6 +3597,7 @@
           <w:p>
             <w:pPr>
               <w:widowControl w:val="0"/>
+              <w:jc w:val="center"/>
               <w:rPr/>
             </w:pPr>
             <w:r>
@@ -3375,6 +3634,7 @@
           <w:p>
             <w:pPr>
               <w:widowControl w:val="0"/>
+              <w:jc w:val="center"/>
               <w:rPr/>
             </w:pPr>
             <w:r>
@@ -3404,13 +3664,14 @@
           <w:p>
             <w:pPr>
               <w:widowControl w:val="0"/>
-              <w:rPr/>
-            </w:pPr>
-            <w:r>
-              <w:rPr>
-                <w:rtl w:val="0"/>
-              </w:rPr>
-              <w:t xml:space="preserve">RF7</w:t>
+              <w:jc w:val="center"/>
+              <w:rPr/>
+            </w:pPr>
+            <w:r>
+              <w:rPr>
+                <w:rtl w:val="0"/>
+              </w:rPr>
+              <w:t xml:space="preserve">RF7 - HU04 - CA04.1</w:t>
             </w:r>
           </w:p>
         </w:tc>
@@ -3433,6 +3694,7 @@
           <w:p>
             <w:pPr>
               <w:widowControl w:val="0"/>
+              <w:jc w:val="center"/>
               <w:rPr/>
             </w:pPr>
             <w:r>
@@ -3462,6 +3724,7 @@
           <w:p>
             <w:pPr>
               <w:widowControl w:val="0"/>
+              <w:jc w:val="center"/>
               <w:rPr/>
             </w:pPr>
             <w:r>
@@ -3498,6 +3761,7 @@
           <w:p>
             <w:pPr>
               <w:widowControl w:val="0"/>
+              <w:jc w:val="center"/>
               <w:rPr/>
             </w:pPr>
             <w:r>
@@ -3527,13 +3791,14 @@
           <w:p>
             <w:pPr>
               <w:widowControl w:val="0"/>
-              <w:rPr/>
-            </w:pPr>
-            <w:r>
-              <w:rPr>
-                <w:rtl w:val="0"/>
-              </w:rPr>
-              <w:t xml:space="preserve">RF8</w:t>
+              <w:jc w:val="center"/>
+              <w:rPr/>
+            </w:pPr>
+            <w:r>
+              <w:rPr>
+                <w:rtl w:val="0"/>
+              </w:rPr>
+              <w:t xml:space="preserve">RF8 - HU03 - CA03.1</w:t>
             </w:r>
           </w:p>
         </w:tc>
@@ -3556,6 +3821,7 @@
           <w:p>
             <w:pPr>
               <w:widowControl w:val="0"/>
+              <w:jc w:val="center"/>
               <w:rPr/>
             </w:pPr>
             <w:r>
@@ -3585,6 +3851,7 @@
           <w:p>
             <w:pPr>
               <w:widowControl w:val="0"/>
+              <w:jc w:val="center"/>
               <w:rPr/>
             </w:pPr>
             <w:r>
@@ -3621,6 +3888,7 @@
           <w:p>
             <w:pPr>
               <w:widowControl w:val="0"/>
+              <w:jc w:val="center"/>
               <w:rPr/>
             </w:pPr>
             <w:r>
@@ -3650,13 +3918,26 @@
           <w:p>
             <w:pPr>
               <w:widowControl w:val="0"/>
-              <w:rPr/>
-            </w:pPr>
-            <w:r>
-              <w:rPr>
-                <w:rtl w:val="0"/>
-              </w:rPr>
-              <w:t xml:space="preserve">RF9</w:t>
+              <w:jc w:val="center"/>
+              <w:rPr/>
+            </w:pPr>
+            <w:r>
+              <w:rPr>
+                <w:rtl w:val="0"/>
+              </w:rPr>
+              <w:t xml:space="preserve">RF9 - HU03 - CA03.1</w:t>
+            </w:r>
+          </w:p>
+          <w:p>
+            <w:pPr>
+              <w:widowControl w:val="0"/>
+              <w:jc w:val="center"/>
+              <w:rPr/>
+            </w:pPr>
+            <w:r>
+              <w:rPr>
+                <w:rtl w:val="0"/>
+              </w:rPr>
             </w:r>
           </w:p>
         </w:tc>
@@ -3679,6 +3960,7 @@
           <w:p>
             <w:pPr>
               <w:widowControl w:val="0"/>
+              <w:jc w:val="center"/>
               <w:rPr/>
             </w:pPr>
             <w:r>
@@ -3708,6 +3990,7 @@
           <w:p>
             <w:pPr>
               <w:widowControl w:val="0"/>
+              <w:jc w:val="center"/>
               <w:rPr/>
             </w:pPr>
             <w:r>
@@ -3744,6 +4027,7 @@
           <w:p>
             <w:pPr>
               <w:widowControl w:val="0"/>
+              <w:jc w:val="center"/>
               <w:rPr/>
             </w:pPr>
             <w:r>
@@ -3773,13 +4057,14 @@
           <w:p>
             <w:pPr>
               <w:widowControl w:val="0"/>
-              <w:rPr/>
-            </w:pPr>
-            <w:r>
-              <w:rPr>
-                <w:rtl w:val="0"/>
-              </w:rPr>
-              <w:t xml:space="preserve">RF10</w:t>
+              <w:jc w:val="center"/>
+              <w:rPr/>
+            </w:pPr>
+            <w:r>
+              <w:rPr>
+                <w:rtl w:val="0"/>
+              </w:rPr>
+              <w:t xml:space="preserve">RF10 - HU09 - CA09.1</w:t>
             </w:r>
           </w:p>
         </w:tc>
@@ -3802,6 +4087,7 @@
           <w:p>
             <w:pPr>
               <w:widowControl w:val="0"/>
+              <w:jc w:val="center"/>
               <w:rPr/>
             </w:pPr>
             <w:r>
@@ -3831,6 +4117,7 @@
           <w:p>
             <w:pPr>
               <w:widowControl w:val="0"/>
+              <w:jc w:val="center"/>
               <w:rPr/>
             </w:pPr>
             <w:r>
@@ -3867,6 +4154,7 @@
           <w:p>
             <w:pPr>
               <w:widowControl w:val="0"/>
+              <w:jc w:val="center"/>
               <w:rPr/>
             </w:pPr>
             <w:r>
@@ -3896,13 +4184,26 @@
           <w:p>
             <w:pPr>
               <w:widowControl w:val="0"/>
-              <w:rPr/>
-            </w:pPr>
-            <w:r>
-              <w:rPr>
-                <w:rtl w:val="0"/>
-              </w:rPr>
-              <w:t xml:space="preserve">RF11</w:t>
+              <w:jc w:val="center"/>
+              <w:rPr/>
+            </w:pPr>
+            <w:r>
+              <w:rPr>
+                <w:rtl w:val="0"/>
+              </w:rPr>
+              <w:t xml:space="preserve">RF11 - HU19 - CA019.1</w:t>
+            </w:r>
+          </w:p>
+          <w:p>
+            <w:pPr>
+              <w:widowControl w:val="0"/>
+              <w:jc w:val="center"/>
+              <w:rPr/>
+            </w:pPr>
+            <w:r>
+              <w:rPr>
+                <w:rtl w:val="0"/>
+              </w:rPr>
             </w:r>
           </w:p>
         </w:tc>
@@ -3925,6 +4226,7 @@
           <w:p>
             <w:pPr>
               <w:widowControl w:val="0"/>
+              <w:jc w:val="center"/>
               <w:rPr/>
             </w:pPr>
             <w:r>
@@ -3954,6 +4256,7 @@
           <w:p>
             <w:pPr>
               <w:widowControl w:val="0"/>
+              <w:jc w:val="center"/>
               <w:rPr/>
             </w:pPr>
             <w:r>
@@ -3990,6 +4293,7 @@
           <w:p>
             <w:pPr>
               <w:widowControl w:val="0"/>
+              <w:jc w:val="center"/>
               <w:rPr/>
             </w:pPr>
             <w:r>
@@ -4019,13 +4323,26 @@
           <w:p>
             <w:pPr>
               <w:widowControl w:val="0"/>
-              <w:rPr/>
-            </w:pPr>
-            <w:r>
-              <w:rPr>
-                <w:rtl w:val="0"/>
-              </w:rPr>
-              <w:t xml:space="preserve">RF12</w:t>
+              <w:jc w:val="center"/>
+              <w:rPr/>
+            </w:pPr>
+            <w:r>
+              <w:rPr>
+                <w:rtl w:val="0"/>
+              </w:rPr>
+              <w:t xml:space="preserve">RF12 - HU11 - CA011.1</w:t>
+            </w:r>
+          </w:p>
+          <w:p>
+            <w:pPr>
+              <w:widowControl w:val="0"/>
+              <w:jc w:val="center"/>
+              <w:rPr/>
+            </w:pPr>
+            <w:r>
+              <w:rPr>
+                <w:rtl w:val="0"/>
+              </w:rPr>
             </w:r>
           </w:p>
         </w:tc>
@@ -4048,6 +4365,7 @@
           <w:p>
             <w:pPr>
               <w:widowControl w:val="0"/>
+              <w:jc w:val="center"/>
               <w:rPr/>
             </w:pPr>
             <w:r>
@@ -4077,6 +4395,7 @@
           <w:p>
             <w:pPr>
               <w:widowControl w:val="0"/>
+              <w:jc w:val="center"/>
               <w:rPr/>
             </w:pPr>
             <w:r>
@@ -4113,6 +4432,7 @@
           <w:p>
             <w:pPr>
               <w:widowControl w:val="0"/>
+              <w:jc w:val="center"/>
               <w:rPr/>
             </w:pPr>
             <w:r>
@@ -4142,13 +4462,26 @@
           <w:p>
             <w:pPr>
               <w:widowControl w:val="0"/>
-              <w:rPr/>
-            </w:pPr>
-            <w:r>
-              <w:rPr>
-                <w:rtl w:val="0"/>
-              </w:rPr>
-              <w:t xml:space="preserve">RF13</w:t>
+              <w:jc w:val="center"/>
+              <w:rPr/>
+            </w:pPr>
+            <w:r>
+              <w:rPr>
+                <w:rtl w:val="0"/>
+              </w:rPr>
+              <w:t xml:space="preserve">RF13 - HU12 - CA012.1</w:t>
+            </w:r>
+          </w:p>
+          <w:p>
+            <w:pPr>
+              <w:widowControl w:val="0"/>
+              <w:jc w:val="center"/>
+              <w:rPr/>
+            </w:pPr>
+            <w:r>
+              <w:rPr>
+                <w:rtl w:val="0"/>
+              </w:rPr>
             </w:r>
           </w:p>
         </w:tc>
@@ -4171,6 +4504,7 @@
           <w:p>
             <w:pPr>
               <w:widowControl w:val="0"/>
+              <w:jc w:val="center"/>
               <w:rPr/>
             </w:pPr>
             <w:r>
@@ -4200,6 +4534,7 @@
           <w:p>
             <w:pPr>
               <w:widowControl w:val="0"/>
+              <w:jc w:val="center"/>
               <w:rPr/>
             </w:pPr>
             <w:r>
@@ -4236,6 +4571,7 @@
           <w:p>
             <w:pPr>
               <w:widowControl w:val="0"/>
+              <w:jc w:val="center"/>
               <w:rPr/>
             </w:pPr>
             <w:r>
@@ -4265,13 +4601,26 @@
           <w:p>
             <w:pPr>
               <w:widowControl w:val="0"/>
-              <w:rPr/>
-            </w:pPr>
-            <w:r>
-              <w:rPr>
-                <w:rtl w:val="0"/>
-              </w:rPr>
-              <w:t xml:space="preserve">RF13</w:t>
+              <w:jc w:val="center"/>
+              <w:rPr/>
+            </w:pPr>
+            <w:r>
+              <w:rPr>
+                <w:rtl w:val="0"/>
+              </w:rPr>
+              <w:t xml:space="preserve">RF13- HU08 - CA08.1</w:t>
+            </w:r>
+          </w:p>
+          <w:p>
+            <w:pPr>
+              <w:widowControl w:val="0"/>
+              <w:jc w:val="center"/>
+              <w:rPr/>
+            </w:pPr>
+            <w:r>
+              <w:rPr>
+                <w:rtl w:val="0"/>
+              </w:rPr>
             </w:r>
           </w:p>
         </w:tc>
@@ -4294,6 +4643,7 @@
           <w:p>
             <w:pPr>
               <w:widowControl w:val="0"/>
+              <w:jc w:val="center"/>
               <w:rPr/>
             </w:pPr>
             <w:r>
@@ -4323,6 +4673,7 @@
           <w:p>
             <w:pPr>
               <w:widowControl w:val="0"/>
+              <w:jc w:val="center"/>
               <w:rPr/>
             </w:pPr>
             <w:r>
@@ -4359,6 +4710,7 @@
           <w:p>
             <w:pPr>
               <w:widowControl w:val="0"/>
+              <w:jc w:val="center"/>
               <w:rPr/>
             </w:pPr>
             <w:r>
@@ -4388,13 +4740,14 @@
           <w:p>
             <w:pPr>
               <w:widowControl w:val="0"/>
-              <w:rPr/>
-            </w:pPr>
-            <w:r>
-              <w:rPr>
-                <w:rtl w:val="0"/>
-              </w:rPr>
-              <w:t xml:space="preserve">RF14</w:t>
+              <w:jc w:val="center"/>
+              <w:rPr/>
+            </w:pPr>
+            <w:r>
+              <w:rPr>
+                <w:rtl w:val="0"/>
+              </w:rPr>
+              <w:t xml:space="preserve">RF14 - HU07 - CA07.1</w:t>
             </w:r>
           </w:p>
         </w:tc>
@@ -4417,6 +4770,7 @@
           <w:p>
             <w:pPr>
               <w:widowControl w:val="0"/>
+              <w:jc w:val="center"/>
               <w:rPr/>
             </w:pPr>
             <w:r>
@@ -4446,6 +4800,7 @@
           <w:p>
             <w:pPr>
               <w:widowControl w:val="0"/>
+              <w:jc w:val="center"/>
               <w:rPr/>
             </w:pPr>
             <w:r>
@@ -4482,6 +4837,7 @@
           <w:p>
             <w:pPr>
               <w:widowControl w:val="0"/>
+              <w:jc w:val="center"/>
               <w:rPr/>
             </w:pPr>
             <w:r>
@@ -4511,13 +4867,14 @@
           <w:p>
             <w:pPr>
               <w:widowControl w:val="0"/>
-              <w:rPr/>
-            </w:pPr>
-            <w:r>
-              <w:rPr>
-                <w:rtl w:val="0"/>
-              </w:rPr>
-              <w:t xml:space="preserve">RF15</w:t>
+              <w:jc w:val="center"/>
+              <w:rPr/>
+            </w:pPr>
+            <w:r>
+              <w:rPr>
+                <w:rtl w:val="0"/>
+              </w:rPr>
+              <w:t xml:space="preserve">RF15 - HU17 - CA17.1</w:t>
             </w:r>
           </w:p>
         </w:tc>
@@ -4540,6 +4897,7 @@
           <w:p>
             <w:pPr>
               <w:widowControl w:val="0"/>
+              <w:jc w:val="center"/>
               <w:rPr/>
             </w:pPr>
             <w:r>
@@ -4569,6 +4927,7 @@
           <w:p>
             <w:pPr>
               <w:widowControl w:val="0"/>
+              <w:jc w:val="center"/>
               <w:rPr/>
             </w:pPr>
             <w:r>
@@ -4605,6 +4964,7 @@
           <w:p>
             <w:pPr>
               <w:widowControl w:val="0"/>
+              <w:jc w:val="center"/>
               <w:rPr/>
             </w:pPr>
             <w:r>
@@ -4634,13 +4994,14 @@
           <w:p>
             <w:pPr>
               <w:widowControl w:val="0"/>
-              <w:rPr/>
-            </w:pPr>
-            <w:r>
-              <w:rPr>
-                <w:rtl w:val="0"/>
-              </w:rPr>
-              <w:t xml:space="preserve">RF16</w:t>
+              <w:jc w:val="center"/>
+              <w:rPr/>
+            </w:pPr>
+            <w:r>
+              <w:rPr>
+                <w:rtl w:val="0"/>
+              </w:rPr>
+              <w:t xml:space="preserve">RF16 - HU13 - CA13.1</w:t>
             </w:r>
           </w:p>
         </w:tc>
@@ -4663,6 +5024,7 @@
           <w:p>
             <w:pPr>
               <w:widowControl w:val="0"/>
+              <w:jc w:val="center"/>
               <w:rPr/>
             </w:pPr>
             <w:r>
@@ -4692,6 +5054,7 @@
           <w:p>
             <w:pPr>
               <w:widowControl w:val="0"/>
+              <w:jc w:val="center"/>
               <w:rPr/>
             </w:pPr>
             <w:r>
@@ -4728,6 +5091,7 @@
           <w:p>
             <w:pPr>
               <w:widowControl w:val="0"/>
+              <w:jc w:val="center"/>
               <w:rPr/>
             </w:pPr>
             <w:r>
@@ -4757,13 +5121,14 @@
           <w:p>
             <w:pPr>
               <w:widowControl w:val="0"/>
-              <w:rPr/>
-            </w:pPr>
-            <w:r>
-              <w:rPr>
-                <w:rtl w:val="0"/>
-              </w:rPr>
-              <w:t xml:space="preserve">RF17</w:t>
+              <w:jc w:val="center"/>
+              <w:rPr/>
+            </w:pPr>
+            <w:r>
+              <w:rPr>
+                <w:rtl w:val="0"/>
+              </w:rPr>
+              <w:t xml:space="preserve">RF17 - HU16 - CA16.1</w:t>
             </w:r>
           </w:p>
         </w:tc>
@@ -4786,6 +5151,7 @@
           <w:p>
             <w:pPr>
               <w:widowControl w:val="0"/>
+              <w:jc w:val="center"/>
               <w:rPr/>
             </w:pPr>
             <w:r>
@@ -4815,6 +5181,7 @@
           <w:p>
             <w:pPr>
               <w:widowControl w:val="0"/>
+              <w:jc w:val="center"/>
               <w:rPr/>
             </w:pPr>
             <w:r>
@@ -4851,6 +5218,7 @@
           <w:p>
             <w:pPr>
               <w:widowControl w:val="0"/>
+              <w:jc w:val="center"/>
               <w:rPr/>
             </w:pPr>
             <w:r>
@@ -4880,13 +5248,14 @@
           <w:p>
             <w:pPr>
               <w:widowControl w:val="0"/>
-              <w:rPr/>
-            </w:pPr>
-            <w:r>
-              <w:rPr>
-                <w:rtl w:val="0"/>
-              </w:rPr>
-              <w:t xml:space="preserve">RF18</w:t>
+              <w:jc w:val="center"/>
+              <w:rPr/>
+            </w:pPr>
+            <w:r>
+              <w:rPr>
+                <w:rtl w:val="0"/>
+              </w:rPr>
+              <w:t xml:space="preserve">RF18 - HU16 - CA16.1</w:t>
             </w:r>
           </w:p>
         </w:tc>
@@ -4909,6 +5278,7 @@
           <w:p>
             <w:pPr>
               <w:widowControl w:val="0"/>
+              <w:jc w:val="center"/>
               <w:rPr/>
             </w:pPr>
             <w:r>
@@ -4938,6 +5308,7 @@
           <w:p>
             <w:pPr>
               <w:widowControl w:val="0"/>
+              <w:jc w:val="center"/>
               <w:rPr/>
             </w:pPr>
             <w:r>
@@ -4974,6 +5345,7 @@
           <w:p>
             <w:pPr>
               <w:widowControl w:val="0"/>
+              <w:jc w:val="center"/>
               <w:rPr/>
             </w:pPr>
             <w:r>
@@ -5003,13 +5375,14 @@
           <w:p>
             <w:pPr>
               <w:widowControl w:val="0"/>
-              <w:rPr/>
-            </w:pPr>
-            <w:r>
-              <w:rPr>
-                <w:rtl w:val="0"/>
-              </w:rPr>
-              <w:t xml:space="preserve">RF19</w:t>
+              <w:jc w:val="center"/>
+              <w:rPr/>
+            </w:pPr>
+            <w:r>
+              <w:rPr>
+                <w:rtl w:val="0"/>
+              </w:rPr>
+              <w:t xml:space="preserve">RF19 - HU18 - CA18.1</w:t>
             </w:r>
           </w:p>
         </w:tc>
@@ -5032,6 +5405,7 @@
           <w:p>
             <w:pPr>
               <w:widowControl w:val="0"/>
+              <w:jc w:val="center"/>
               <w:rPr/>
             </w:pPr>
             <w:r>
@@ -5061,6 +5435,7 @@
           <w:p>
             <w:pPr>
               <w:widowControl w:val="0"/>
+              <w:jc w:val="center"/>
               <w:rPr/>
             </w:pPr>
             <w:r>
@@ -5097,6 +5472,7 @@
           <w:p>
             <w:pPr>
               <w:widowControl w:val="0"/>
+              <w:jc w:val="center"/>
               <w:rPr/>
             </w:pPr>
             <w:r>
@@ -5126,13 +5502,14 @@
           <w:p>
             <w:pPr>
               <w:widowControl w:val="0"/>
-              <w:rPr/>
-            </w:pPr>
-            <w:r>
-              <w:rPr>
-                <w:rtl w:val="0"/>
-              </w:rPr>
-              <w:t xml:space="preserve">RF20</w:t>
+              <w:jc w:val="center"/>
+              <w:rPr/>
+            </w:pPr>
+            <w:r>
+              <w:rPr>
+                <w:rtl w:val="0"/>
+              </w:rPr>
+              <w:t xml:space="preserve">RF20 - HU09 - CA09.1</w:t>
             </w:r>
           </w:p>
         </w:tc>
@@ -5155,6 +5532,7 @@
           <w:p>
             <w:pPr>
               <w:widowControl w:val="0"/>
+              <w:jc w:val="center"/>
               <w:rPr/>
             </w:pPr>
             <w:r>
@@ -5184,6 +5562,7 @@
           <w:p>
             <w:pPr>
               <w:widowControl w:val="0"/>
+              <w:jc w:val="center"/>
               <w:rPr/>
             </w:pPr>
             <w:r>
@@ -5220,6 +5599,7 @@
           <w:p>
             <w:pPr>
               <w:widowControl w:val="0"/>
+              <w:jc w:val="center"/>
               <w:rPr/>
             </w:pPr>
             <w:r>
@@ -5249,13 +5629,14 @@
           <w:p>
             <w:pPr>
               <w:widowControl w:val="0"/>
-              <w:rPr/>
-            </w:pPr>
-            <w:r>
-              <w:rPr>
-                <w:rtl w:val="0"/>
-              </w:rPr>
-              <w:t xml:space="preserve">RF21</w:t>
+              <w:jc w:val="center"/>
+              <w:rPr/>
+            </w:pPr>
+            <w:r>
+              <w:rPr>
+                <w:rtl w:val="0"/>
+              </w:rPr>
+              <w:t xml:space="preserve">RF21 - HU13 - CA13.1</w:t>
             </w:r>
           </w:p>
         </w:tc>
@@ -5278,6 +5659,7 @@
           <w:p>
             <w:pPr>
               <w:widowControl w:val="0"/>
+              <w:jc w:val="center"/>
               <w:rPr/>
             </w:pPr>
             <w:r>
@@ -5307,6 +5689,7 @@
           <w:p>
             <w:pPr>
               <w:widowControl w:val="0"/>
+              <w:jc w:val="center"/>
               <w:rPr/>
             </w:pPr>
             <w:r>
@@ -5343,6 +5726,7 @@
           <w:p>
             <w:pPr>
               <w:widowControl w:val="0"/>
+              <w:jc w:val="center"/>
               <w:rPr/>
             </w:pPr>
             <w:r>
@@ -5372,13 +5756,14 @@
           <w:p>
             <w:pPr>
               <w:widowControl w:val="0"/>
-              <w:rPr/>
-            </w:pPr>
-            <w:r>
-              <w:rPr>
-                <w:rtl w:val="0"/>
-              </w:rPr>
-              <w:t xml:space="preserve">RF22</w:t>
+              <w:jc w:val="center"/>
+              <w:rPr/>
+            </w:pPr>
+            <w:r>
+              <w:rPr>
+                <w:rtl w:val="0"/>
+              </w:rPr>
+              <w:t xml:space="preserve">RF22 - HU14 - CA14.1</w:t>
             </w:r>
           </w:p>
         </w:tc>
@@ -5401,6 +5786,7 @@
           <w:p>
             <w:pPr>
               <w:widowControl w:val="0"/>
+              <w:jc w:val="center"/>
               <w:rPr/>
             </w:pPr>
             <w:r>
@@ -5430,6 +5816,7 @@
           <w:p>
             <w:pPr>
               <w:widowControl w:val="0"/>
+              <w:jc w:val="center"/>
               <w:rPr/>
             </w:pPr>
             <w:r>
@@ -5466,6 +5853,7 @@
           <w:p>
             <w:pPr>
               <w:widowControl w:val="0"/>
+              <w:jc w:val="center"/>
               <w:rPr/>
             </w:pPr>
             <w:r>
@@ -5495,13 +5883,14 @@
           <w:p>
             <w:pPr>
               <w:widowControl w:val="0"/>
-              <w:rPr/>
-            </w:pPr>
-            <w:r>
-              <w:rPr>
-                <w:rtl w:val="0"/>
-              </w:rPr>
-              <w:t xml:space="preserve">RF23</w:t>
+              <w:jc w:val="center"/>
+              <w:rPr/>
+            </w:pPr>
+            <w:r>
+              <w:rPr>
+                <w:rtl w:val="0"/>
+              </w:rPr>
+              <w:t xml:space="preserve">RF23 - HU19 - CA19.1</w:t>
             </w:r>
           </w:p>
         </w:tc>
@@ -5524,6 +5913,7 @@
           <w:p>
             <w:pPr>
               <w:widowControl w:val="0"/>
+              <w:jc w:val="center"/>
               <w:rPr/>
             </w:pPr>
             <w:r>
@@ -5553,6 +5943,7 @@
           <w:p>
             <w:pPr>
               <w:widowControl w:val="0"/>
+              <w:jc w:val="center"/>
               <w:rPr/>
             </w:pPr>
             <w:r>
@@ -5589,6 +5980,7 @@
           <w:p>
             <w:pPr>
               <w:widowControl w:val="0"/>
+              <w:jc w:val="center"/>
               <w:rPr/>
             </w:pPr>
             <w:r>
@@ -5618,13 +6010,14 @@
           <w:p>
             <w:pPr>
               <w:widowControl w:val="0"/>
-              <w:rPr/>
-            </w:pPr>
-            <w:r>
-              <w:rPr>
-                <w:rtl w:val="0"/>
-              </w:rPr>
-              <w:t xml:space="preserve">RF24</w:t>
+              <w:jc w:val="center"/>
+              <w:rPr/>
+            </w:pPr>
+            <w:r>
+              <w:rPr>
+                <w:rtl w:val="0"/>
+              </w:rPr>
+              <w:t xml:space="preserve">RF24 - HU10 - CA10.1</w:t>
             </w:r>
           </w:p>
         </w:tc>
@@ -5647,6 +6040,7 @@
           <w:p>
             <w:pPr>
               <w:widowControl w:val="0"/>
+              <w:jc w:val="center"/>
               <w:rPr/>
             </w:pPr>
             <w:r>
@@ -5676,6 +6070,7 @@
           <w:p>
             <w:pPr>
               <w:widowControl w:val="0"/>
+              <w:jc w:val="center"/>
               <w:rPr/>
             </w:pPr>
             <w:r>
@@ -5712,6 +6107,7 @@
           <w:p>
             <w:pPr>
               <w:widowControl w:val="0"/>
+              <w:jc w:val="center"/>
               <w:rPr/>
             </w:pPr>
             <w:r>
@@ -5741,13 +6137,14 @@
           <w:p>
             <w:pPr>
               <w:widowControl w:val="0"/>
-              <w:rPr/>
-            </w:pPr>
-            <w:r>
-              <w:rPr>
-                <w:rtl w:val="0"/>
-              </w:rPr>
-              <w:t xml:space="preserve">RF25</w:t>
+              <w:jc w:val="center"/>
+              <w:rPr/>
+            </w:pPr>
+            <w:r>
+              <w:rPr>
+                <w:rtl w:val="0"/>
+              </w:rPr>
+              <w:t xml:space="preserve">RF25 - HU09 - CA09.1</w:t>
             </w:r>
           </w:p>
         </w:tc>
@@ -5770,6 +6167,7 @@
           <w:p>
             <w:pPr>
               <w:widowControl w:val="0"/>
+              <w:jc w:val="center"/>
               <w:rPr/>
             </w:pPr>
             <w:r>
@@ -5799,6 +6197,7 @@
           <w:p>
             <w:pPr>
               <w:widowControl w:val="0"/>
+              <w:jc w:val="center"/>
               <w:rPr/>
             </w:pPr>
             <w:r>
@@ -5839,11 +6238,6 @@
           <w:rtl w:val="0"/>
         </w:rPr>
         <w:t xml:space="preserve">Requisitos no Funcionales</w:t>
-      </w:r>
-      <w:r>
-        <w:rPr>
-          <w:rtl w:val="0"/>
-        </w:rPr>
       </w:r>
     </w:p>
     <w:p>
@@ -6074,7 +6468,7 @@
               <w:rPr>
                 <w:rtl w:val="0"/>
               </w:rPr>
-              <w:t xml:space="preserve">CP-RNF1-01</w:t>
+              <w:t xml:space="preserve">CP-NF1-01</w:t>
             </w:r>
           </w:p>
         </w:tc>
@@ -6103,7 +6497,7 @@
               <w:rPr>
                 <w:rtl w:val="0"/>
               </w:rPr>
-              <w:t xml:space="preserve">RNF1</w:t>
+              <w:t xml:space="preserve">RNF1 </w:t>
             </w:r>
           </w:p>
         </w:tc>
@@ -6197,7 +6591,7 @@
               <w:rPr>
                 <w:rtl w:val="0"/>
               </w:rPr>
-              <w:t xml:space="preserve">CP-RNF2-01</w:t>
+              <w:t xml:space="preserve">CP-NF2-01</w:t>
             </w:r>
           </w:p>
         </w:tc>
@@ -6320,7 +6714,7 @@
               <w:rPr>
                 <w:rtl w:val="0"/>
               </w:rPr>
-              <w:t xml:space="preserve">CP-RNF3-01</w:t>
+              <w:t xml:space="preserve">CP-NF3-01</w:t>
             </w:r>
           </w:p>
         </w:tc>
@@ -6443,7 +6837,7 @@
               <w:rPr>
                 <w:rtl w:val="0"/>
               </w:rPr>
-              <w:t xml:space="preserve">CP-RNF4-01</w:t>
+              <w:t xml:space="preserve">CP-NF4-01</w:t>
             </w:r>
           </w:p>
         </w:tc>
@@ -6566,7 +6960,7 @@
               <w:rPr>
                 <w:rtl w:val="0"/>
               </w:rPr>
-              <w:t xml:space="preserve">CP-RNF5-01</w:t>
+              <w:t xml:space="preserve">CP-NF5-01</w:t>
             </w:r>
           </w:p>
         </w:tc>
@@ -6654,6 +7048,612 @@
                 <w:rtl w:val="0"/>
               </w:rPr>
               <w:t xml:space="preserve">Solo los usuarios autorizados pueden acceder a los datos. La información sensible no aparece en errores, registros ni cuentas ajenas.</w:t>
+            </w:r>
+          </w:p>
+        </w:tc>
+      </w:tr>
+      <w:tr>
+        <w:trPr>
+          <w:cantSplit w:val="0"/>
+          <w:trHeight w:val="1425" w:hRule="atLeast"/>
+          <w:tblHeader w:val="0"/>
+        </w:trPr>
+        <w:tc>
+          <w:tcPr>
+            <w:tcBorders>
+              <w:top w:color="cccccc" w:space="0" w:sz="6" w:val="single"/>
+              <w:left w:color="000000" w:space="0" w:sz="6" w:val="single"/>
+              <w:bottom w:color="000000" w:space="0" w:sz="6" w:val="single"/>
+              <w:right w:color="000000" w:space="0" w:sz="6" w:val="single"/>
+            </w:tcBorders>
+            <w:tcMar>
+              <w:top w:w="40.0" w:type="dxa"/>
+              <w:left w:w="40.0" w:type="dxa"/>
+              <w:bottom w:w="40.0" w:type="dxa"/>
+              <w:right w:w="40.0" w:type="dxa"/>
+            </w:tcMar>
+            <w:vAlign w:val="bottom"/>
+          </w:tcPr>
+          <w:p>
+            <w:pPr>
+              <w:widowControl w:val="0"/>
+              <w:rPr/>
+            </w:pPr>
+            <w:r>
+              <w:rPr>
+                <w:rtl w:val="0"/>
+              </w:rPr>
+              <w:t xml:space="preserve">CP-NF5-02</w:t>
+            </w:r>
+          </w:p>
+        </w:tc>
+        <w:tc>
+          <w:tcPr>
+            <w:tcBorders>
+              <w:top w:color="cccccc" w:space="0" w:sz="6" w:val="single"/>
+              <w:left w:color="cccccc" w:space="0" w:sz="6" w:val="single"/>
+              <w:bottom w:color="000000" w:space="0" w:sz="6" w:val="single"/>
+              <w:right w:color="000000" w:space="0" w:sz="6" w:val="single"/>
+            </w:tcBorders>
+            <w:tcMar>
+              <w:top w:w="40.0" w:type="dxa"/>
+              <w:left w:w="40.0" w:type="dxa"/>
+              <w:bottom w:w="40.0" w:type="dxa"/>
+              <w:right w:w="40.0" w:type="dxa"/>
+            </w:tcMar>
+            <w:vAlign w:val="bottom"/>
+          </w:tcPr>
+          <w:p>
+            <w:pPr>
+              <w:widowControl w:val="0"/>
+              <w:rPr/>
+            </w:pPr>
+            <w:r>
+              <w:rPr>
+                <w:rtl w:val="0"/>
+              </w:rPr>
+              <w:t xml:space="preserve">RNF5</w:t>
+            </w:r>
+          </w:p>
+        </w:tc>
+        <w:tc>
+          <w:tcPr>
+            <w:tcBorders>
+              <w:top w:color="cccccc" w:space="0" w:sz="6" w:val="single"/>
+              <w:left w:color="cccccc" w:space="0" w:sz="6" w:val="single"/>
+              <w:bottom w:color="000000" w:space="0" w:sz="6" w:val="single"/>
+              <w:right w:color="000000" w:space="0" w:sz="6" w:val="single"/>
+            </w:tcBorders>
+            <w:tcMar>
+              <w:top w:w="40.0" w:type="dxa"/>
+              <w:left w:w="40.0" w:type="dxa"/>
+              <w:bottom w:w="40.0" w:type="dxa"/>
+              <w:right w:w="40.0" w:type="dxa"/>
+            </w:tcMar>
+            <w:vAlign w:val="bottom"/>
+          </w:tcPr>
+          <w:p>
+            <w:pPr>
+              <w:rPr/>
+            </w:pPr>
+            <w:r>
+              <w:rPr>
+                <w:rtl w:val="0"/>
+              </w:rPr>
+              <w:t xml:space="preserve">Verificar la resistencia a vulnerabilidades de IDOR (Referencias Directas a Objetos Inseguros)</w:t>
+            </w:r>
+          </w:p>
+        </w:tc>
+        <w:tc>
+          <w:tcPr>
+            <w:tcBorders>
+              <w:top w:color="cccccc" w:space="0" w:sz="6" w:val="single"/>
+              <w:left w:color="cccccc" w:space="0" w:sz="6" w:val="single"/>
+              <w:bottom w:color="000000" w:space="0" w:sz="6" w:val="single"/>
+              <w:right w:color="000000" w:space="0" w:sz="6" w:val="single"/>
+            </w:tcBorders>
+            <w:tcMar>
+              <w:top w:w="40.0" w:type="dxa"/>
+              <w:left w:w="40.0" w:type="dxa"/>
+              <w:bottom w:w="40.0" w:type="dxa"/>
+              <w:right w:w="40.0" w:type="dxa"/>
+            </w:tcMar>
+            <w:vAlign w:val="bottom"/>
+          </w:tcPr>
+          <w:p>
+            <w:pPr>
+              <w:rPr/>
+            </w:pPr>
+            <w:r>
+              <w:rPr>
+                <w:rtl w:val="0"/>
+              </w:rPr>
+              <w:t xml:space="preserve">Intentar acceder o modificar recursos de otros usuarios alterando identificadores en peticiones API es denegado y registrado adecuadamente.</w:t>
+            </w:r>
+          </w:p>
+        </w:tc>
+      </w:tr>
+      <w:tr>
+        <w:trPr>
+          <w:cantSplit w:val="0"/>
+          <w:trHeight w:val="1425" w:hRule="atLeast"/>
+          <w:tblHeader w:val="0"/>
+        </w:trPr>
+        <w:tc>
+          <w:tcPr>
+            <w:tcBorders>
+              <w:top w:color="cccccc" w:space="0" w:sz="6" w:val="single"/>
+              <w:left w:color="000000" w:space="0" w:sz="6" w:val="single"/>
+              <w:bottom w:color="000000" w:space="0" w:sz="6" w:val="single"/>
+              <w:right w:color="000000" w:space="0" w:sz="6" w:val="single"/>
+            </w:tcBorders>
+            <w:tcMar>
+              <w:top w:w="40.0" w:type="dxa"/>
+              <w:left w:w="40.0" w:type="dxa"/>
+              <w:bottom w:w="40.0" w:type="dxa"/>
+              <w:right w:w="40.0" w:type="dxa"/>
+            </w:tcMar>
+            <w:vAlign w:val="bottom"/>
+          </w:tcPr>
+          <w:p>
+            <w:pPr>
+              <w:widowControl w:val="0"/>
+              <w:rPr/>
+            </w:pPr>
+            <w:r>
+              <w:rPr>
+                <w:rtl w:val="0"/>
+              </w:rPr>
+              <w:t xml:space="preserve">CP-NF8-01</w:t>
+            </w:r>
+          </w:p>
+        </w:tc>
+        <w:tc>
+          <w:tcPr>
+            <w:tcBorders>
+              <w:top w:color="cccccc" w:space="0" w:sz="6" w:val="single"/>
+              <w:left w:color="cccccc" w:space="0" w:sz="6" w:val="single"/>
+              <w:bottom w:color="000000" w:space="0" w:sz="6" w:val="single"/>
+              <w:right w:color="000000" w:space="0" w:sz="6" w:val="single"/>
+            </w:tcBorders>
+            <w:tcMar>
+              <w:top w:w="40.0" w:type="dxa"/>
+              <w:left w:w="40.0" w:type="dxa"/>
+              <w:bottom w:w="40.0" w:type="dxa"/>
+              <w:right w:w="40.0" w:type="dxa"/>
+            </w:tcMar>
+            <w:vAlign w:val="bottom"/>
+          </w:tcPr>
+          <w:p>
+            <w:pPr>
+              <w:widowControl w:val="0"/>
+              <w:rPr/>
+            </w:pPr>
+            <w:r>
+              <w:rPr>
+                <w:rtl w:val="0"/>
+              </w:rPr>
+              <w:t xml:space="preserve">RNF8</w:t>
+            </w:r>
+          </w:p>
+        </w:tc>
+        <w:tc>
+          <w:tcPr>
+            <w:tcBorders>
+              <w:top w:color="cccccc" w:space="0" w:sz="6" w:val="single"/>
+              <w:left w:color="cccccc" w:space="0" w:sz="6" w:val="single"/>
+              <w:bottom w:color="000000" w:space="0" w:sz="6" w:val="single"/>
+              <w:right w:color="000000" w:space="0" w:sz="6" w:val="single"/>
+            </w:tcBorders>
+            <w:tcMar>
+              <w:top w:w="40.0" w:type="dxa"/>
+              <w:left w:w="40.0" w:type="dxa"/>
+              <w:bottom w:w="40.0" w:type="dxa"/>
+              <w:right w:w="40.0" w:type="dxa"/>
+            </w:tcMar>
+            <w:vAlign w:val="bottom"/>
+          </w:tcPr>
+          <w:p>
+            <w:pPr>
+              <w:rPr/>
+            </w:pPr>
+            <w:r>
+              <w:rPr>
+                <w:rtl w:val="0"/>
+              </w:rPr>
+              <w:t xml:space="preserve">Verificar la configuración de seguridad en la aplicación de escritorio (Electron).</w:t>
+              <w:tab/>
+            </w:r>
+          </w:p>
+        </w:tc>
+        <w:tc>
+          <w:tcPr>
+            <w:tcBorders>
+              <w:top w:color="cccccc" w:space="0" w:sz="6" w:val="single"/>
+              <w:left w:color="cccccc" w:space="0" w:sz="6" w:val="single"/>
+              <w:bottom w:color="000000" w:space="0" w:sz="6" w:val="single"/>
+              <w:right w:color="000000" w:space="0" w:sz="6" w:val="single"/>
+            </w:tcBorders>
+            <w:tcMar>
+              <w:top w:w="40.0" w:type="dxa"/>
+              <w:left w:w="40.0" w:type="dxa"/>
+              <w:bottom w:w="40.0" w:type="dxa"/>
+              <w:right w:w="40.0" w:type="dxa"/>
+            </w:tcMar>
+            <w:vAlign w:val="bottom"/>
+          </w:tcPr>
+          <w:p>
+            <w:pPr>
+              <w:rPr/>
+            </w:pPr>
+            <w:r>
+              <w:rPr>
+                <w:rtl w:val="0"/>
+              </w:rPr>
+              <w:t xml:space="preserve">Node Integration se encuentra deshabilitado, contextIsolation habilitado y las políticas de seguridad de contenidos (CSP) aplicadas correctamente.</w:t>
+            </w:r>
+          </w:p>
+        </w:tc>
+      </w:tr>
+      <w:tr>
+        <w:trPr>
+          <w:cantSplit w:val="0"/>
+          <w:trHeight w:val="1425" w:hRule="atLeast"/>
+          <w:tblHeader w:val="0"/>
+        </w:trPr>
+        <w:tc>
+          <w:tcPr>
+            <w:tcBorders>
+              <w:top w:color="cccccc" w:space="0" w:sz="6" w:val="single"/>
+              <w:left w:color="000000" w:space="0" w:sz="6" w:val="single"/>
+              <w:bottom w:color="000000" w:space="0" w:sz="6" w:val="single"/>
+              <w:right w:color="000000" w:space="0" w:sz="6" w:val="single"/>
+            </w:tcBorders>
+            <w:tcMar>
+              <w:top w:w="40.0" w:type="dxa"/>
+              <w:left w:w="40.0" w:type="dxa"/>
+              <w:bottom w:w="40.0" w:type="dxa"/>
+              <w:right w:w="40.0" w:type="dxa"/>
+            </w:tcMar>
+            <w:vAlign w:val="bottom"/>
+          </w:tcPr>
+          <w:p>
+            <w:pPr>
+              <w:widowControl w:val="0"/>
+              <w:rPr/>
+            </w:pPr>
+            <w:r>
+              <w:rPr>
+                <w:rtl w:val="0"/>
+              </w:rPr>
+              <w:t xml:space="preserve">CP-NF3-02</w:t>
+            </w:r>
+          </w:p>
+        </w:tc>
+        <w:tc>
+          <w:tcPr>
+            <w:tcBorders>
+              <w:top w:color="cccccc" w:space="0" w:sz="6" w:val="single"/>
+              <w:left w:color="cccccc" w:space="0" w:sz="6" w:val="single"/>
+              <w:bottom w:color="000000" w:space="0" w:sz="6" w:val="single"/>
+              <w:right w:color="000000" w:space="0" w:sz="6" w:val="single"/>
+            </w:tcBorders>
+            <w:tcMar>
+              <w:top w:w="40.0" w:type="dxa"/>
+              <w:left w:w="40.0" w:type="dxa"/>
+              <w:bottom w:w="40.0" w:type="dxa"/>
+              <w:right w:w="40.0" w:type="dxa"/>
+            </w:tcMar>
+            <w:vAlign w:val="bottom"/>
+          </w:tcPr>
+          <w:p>
+            <w:pPr>
+              <w:widowControl w:val="0"/>
+              <w:rPr/>
+            </w:pPr>
+            <w:r>
+              <w:rPr>
+                <w:rtl w:val="0"/>
+              </w:rPr>
+              <w:t xml:space="preserve">RNF3</w:t>
+            </w:r>
+          </w:p>
+        </w:tc>
+        <w:tc>
+          <w:tcPr>
+            <w:tcBorders>
+              <w:top w:color="cccccc" w:space="0" w:sz="6" w:val="single"/>
+              <w:left w:color="cccccc" w:space="0" w:sz="6" w:val="single"/>
+              <w:bottom w:color="000000" w:space="0" w:sz="6" w:val="single"/>
+              <w:right w:color="000000" w:space="0" w:sz="6" w:val="single"/>
+            </w:tcBorders>
+            <w:tcMar>
+              <w:top w:w="40.0" w:type="dxa"/>
+              <w:left w:w="40.0" w:type="dxa"/>
+              <w:bottom w:w="40.0" w:type="dxa"/>
+              <w:right w:w="40.0" w:type="dxa"/>
+            </w:tcMar>
+            <w:vAlign w:val="bottom"/>
+          </w:tcPr>
+          <w:p>
+            <w:pPr>
+              <w:rPr/>
+            </w:pPr>
+            <w:r>
+              <w:rPr>
+                <w:rtl w:val="0"/>
+              </w:rPr>
+              <w:t xml:space="preserve">Verificar la lista de orígenes CORS permitidos.</w:t>
+            </w:r>
+          </w:p>
+        </w:tc>
+        <w:tc>
+          <w:tcPr>
+            <w:tcBorders>
+              <w:top w:color="cccccc" w:space="0" w:sz="6" w:val="single"/>
+              <w:left w:color="cccccc" w:space="0" w:sz="6" w:val="single"/>
+              <w:bottom w:color="000000" w:space="0" w:sz="6" w:val="single"/>
+              <w:right w:color="000000" w:space="0" w:sz="6" w:val="single"/>
+            </w:tcBorders>
+            <w:tcMar>
+              <w:top w:w="40.0" w:type="dxa"/>
+              <w:left w:w="40.0" w:type="dxa"/>
+              <w:bottom w:w="40.0" w:type="dxa"/>
+              <w:right w:w="40.0" w:type="dxa"/>
+            </w:tcMar>
+            <w:vAlign w:val="bottom"/>
+          </w:tcPr>
+          <w:p>
+            <w:pPr>
+              <w:rPr/>
+            </w:pPr>
+            <w:r>
+              <w:rPr>
+                <w:rtl w:val="0"/>
+              </w:rPr>
+              <w:t xml:space="preserve">Las peticiones provenientes de dominios no autorizados son bloqueadas explícitamente por el servidor backend.</w:t>
+            </w:r>
+          </w:p>
+        </w:tc>
+      </w:tr>
+      <w:tr>
+        <w:trPr>
+          <w:cantSplit w:val="0"/>
+          <w:trHeight w:val="1425" w:hRule="atLeast"/>
+          <w:tblHeader w:val="0"/>
+        </w:trPr>
+        <w:tc>
+          <w:tcPr>
+            <w:tcBorders>
+              <w:top w:color="cccccc" w:space="0" w:sz="6" w:val="single"/>
+              <w:left w:color="000000" w:space="0" w:sz="6" w:val="single"/>
+              <w:bottom w:color="000000" w:space="0" w:sz="6" w:val="single"/>
+              <w:right w:color="000000" w:space="0" w:sz="6" w:val="single"/>
+            </w:tcBorders>
+            <w:tcMar>
+              <w:top w:w="40.0" w:type="dxa"/>
+              <w:left w:w="40.0" w:type="dxa"/>
+              <w:bottom w:w="40.0" w:type="dxa"/>
+              <w:right w:w="40.0" w:type="dxa"/>
+            </w:tcMar>
+            <w:vAlign w:val="bottom"/>
+          </w:tcPr>
+          <w:p>
+            <w:pPr>
+              <w:widowControl w:val="0"/>
+              <w:rPr/>
+            </w:pPr>
+            <w:r>
+              <w:rPr>
+                <w:rtl w:val="0"/>
+              </w:rPr>
+              <w:t xml:space="preserve">CP-NF6-01</w:t>
+            </w:r>
+          </w:p>
+        </w:tc>
+        <w:tc>
+          <w:tcPr>
+            <w:tcBorders>
+              <w:top w:color="cccccc" w:space="0" w:sz="6" w:val="single"/>
+              <w:left w:color="cccccc" w:space="0" w:sz="6" w:val="single"/>
+              <w:bottom w:color="000000" w:space="0" w:sz="6" w:val="single"/>
+              <w:right w:color="000000" w:space="0" w:sz="6" w:val="single"/>
+            </w:tcBorders>
+            <w:tcMar>
+              <w:top w:w="40.0" w:type="dxa"/>
+              <w:left w:w="40.0" w:type="dxa"/>
+              <w:bottom w:w="40.0" w:type="dxa"/>
+              <w:right w:w="40.0" w:type="dxa"/>
+            </w:tcMar>
+            <w:vAlign w:val="bottom"/>
+          </w:tcPr>
+          <w:p>
+            <w:pPr>
+              <w:widowControl w:val="0"/>
+              <w:rPr/>
+            </w:pPr>
+            <w:r>
+              <w:rPr>
+                <w:rtl w:val="0"/>
+              </w:rPr>
+              <w:t xml:space="preserve">RNF6</w:t>
+            </w:r>
+          </w:p>
+        </w:tc>
+        <w:tc>
+          <w:tcPr>
+            <w:tcBorders>
+              <w:top w:color="cccccc" w:space="0" w:sz="6" w:val="single"/>
+              <w:left w:color="cccccc" w:space="0" w:sz="6" w:val="single"/>
+              <w:bottom w:color="000000" w:space="0" w:sz="6" w:val="single"/>
+              <w:right w:color="000000" w:space="0" w:sz="6" w:val="single"/>
+            </w:tcBorders>
+            <w:tcMar>
+              <w:top w:w="40.0" w:type="dxa"/>
+              <w:left w:w="40.0" w:type="dxa"/>
+              <w:bottom w:w="40.0" w:type="dxa"/>
+              <w:right w:w="40.0" w:type="dxa"/>
+            </w:tcMar>
+            <w:vAlign w:val="bottom"/>
+          </w:tcPr>
+          <w:p>
+            <w:pPr>
+              <w:rPr/>
+            </w:pPr>
+            <w:r>
+              <w:rPr>
+                <w:rtl w:val="0"/>
+              </w:rPr>
+              <w:t xml:space="preserve">Verificar la latencia del SOS bajo condiciones estándar y de carga.</w:t>
+            </w:r>
+          </w:p>
+        </w:tc>
+        <w:tc>
+          <w:tcPr>
+            <w:tcBorders>
+              <w:top w:color="cccccc" w:space="0" w:sz="6" w:val="single"/>
+              <w:left w:color="cccccc" w:space="0" w:sz="6" w:val="single"/>
+              <w:bottom w:color="000000" w:space="0" w:sz="6" w:val="single"/>
+              <w:right w:color="000000" w:space="0" w:sz="6" w:val="single"/>
+            </w:tcBorders>
+            <w:tcMar>
+              <w:top w:w="40.0" w:type="dxa"/>
+              <w:left w:w="40.0" w:type="dxa"/>
+              <w:bottom w:w="40.0" w:type="dxa"/>
+              <w:right w:w="40.0" w:type="dxa"/>
+            </w:tcMar>
+            <w:vAlign w:val="bottom"/>
+          </w:tcPr>
+          <w:p>
+            <w:pPr>
+              <w:rPr/>
+            </w:pPr>
+            <w:r>
+              <w:rPr>
+                <w:rtl w:val="0"/>
+              </w:rPr>
+              <w:t xml:space="preserve">El disparo de la alerta SOS y el empaquetado de la ubicación se completan dentro del umbral de tiempo admisible (&lt; 2 segundos).</w:t>
+            </w:r>
+          </w:p>
+        </w:tc>
+      </w:tr>
+      <w:tr>
+        <w:trPr>
+          <w:cantSplit w:val="0"/>
+          <w:trHeight w:val="1425" w:hRule="atLeast"/>
+          <w:tblHeader w:val="0"/>
+        </w:trPr>
+        <w:tc>
+          <w:tcPr>
+            <w:tcBorders>
+              <w:top w:color="cccccc" w:space="0" w:sz="6" w:val="single"/>
+              <w:left w:color="000000" w:space="0" w:sz="6" w:val="single"/>
+              <w:bottom w:color="000000" w:space="0" w:sz="6" w:val="single"/>
+              <w:right w:color="000000" w:space="0" w:sz="6" w:val="single"/>
+            </w:tcBorders>
+            <w:tcMar>
+              <w:top w:w="40.0" w:type="dxa"/>
+              <w:left w:w="40.0" w:type="dxa"/>
+              <w:bottom w:w="40.0" w:type="dxa"/>
+              <w:right w:w="40.0" w:type="dxa"/>
+            </w:tcMar>
+            <w:vAlign w:val="bottom"/>
+          </w:tcPr>
+          <w:p>
+            <w:pPr>
+              <w:widowControl w:val="0"/>
+              <w:rPr/>
+            </w:pPr>
+            <w:r>
+              <w:rPr>
+                <w:rtl w:val="0"/>
+              </w:rPr>
+              <w:t xml:space="preserve">CP-NF7-01</w:t>
+            </w:r>
+          </w:p>
+        </w:tc>
+        <w:tc>
+          <w:tcPr>
+            <w:tcBorders>
+              <w:top w:color="cccccc" w:space="0" w:sz="6" w:val="single"/>
+              <w:left w:color="cccccc" w:space="0" w:sz="6" w:val="single"/>
+              <w:bottom w:color="000000" w:space="0" w:sz="6" w:val="single"/>
+              <w:right w:color="000000" w:space="0" w:sz="6" w:val="single"/>
+            </w:tcBorders>
+            <w:tcMar>
+              <w:top w:w="40.0" w:type="dxa"/>
+              <w:left w:w="40.0" w:type="dxa"/>
+              <w:bottom w:w="40.0" w:type="dxa"/>
+              <w:right w:w="40.0" w:type="dxa"/>
+            </w:tcMar>
+            <w:vAlign w:val="bottom"/>
+          </w:tcPr>
+          <w:p>
+            <w:pPr>
+              <w:widowControl w:val="0"/>
+              <w:rPr/>
+            </w:pPr>
+            <w:r>
+              <w:rPr>
+                <w:rtl w:val="0"/>
+              </w:rPr>
+              <w:t xml:space="preserve">RNF7</w:t>
+            </w:r>
+          </w:p>
+        </w:tc>
+        <w:tc>
+          <w:tcPr>
+            <w:tcBorders>
+              <w:top w:color="cccccc" w:space="0" w:sz="6" w:val="single"/>
+              <w:left w:color="cccccc" w:space="0" w:sz="6" w:val="single"/>
+              <w:bottom w:color="000000" w:space="0" w:sz="6" w:val="single"/>
+              <w:right w:color="000000" w:space="0" w:sz="6" w:val="single"/>
+            </w:tcBorders>
+            <w:tcMar>
+              <w:top w:w="40.0" w:type="dxa"/>
+              <w:left w:w="40.0" w:type="dxa"/>
+              <w:bottom w:w="40.0" w:type="dxa"/>
+              <w:right w:w="40.0" w:type="dxa"/>
+            </w:tcMar>
+            <w:vAlign w:val="bottom"/>
+          </w:tcPr>
+          <w:p>
+            <w:pPr>
+              <w:rPr/>
+            </w:pPr>
+            <w:r>
+              <w:rPr>
+                <w:rtl w:val="0"/>
+              </w:rPr>
+              <w:t xml:space="preserve">Verificar la resiliencia ante la caída del proveedor de mensajería.</w:t>
+            </w:r>
+          </w:p>
+        </w:tc>
+        <w:tc>
+          <w:tcPr>
+            <w:tcBorders>
+              <w:top w:color="cccccc" w:space="0" w:sz="6" w:val="single"/>
+              <w:left w:color="cccccc" w:space="0" w:sz="6" w:val="single"/>
+              <w:bottom w:color="000000" w:space="0" w:sz="6" w:val="single"/>
+              <w:right w:color="000000" w:space="0" w:sz="6" w:val="single"/>
+            </w:tcBorders>
+            <w:tcMar>
+              <w:top w:w="40.0" w:type="dxa"/>
+              <w:left w:w="40.0" w:type="dxa"/>
+              <w:bottom w:w="40.0" w:type="dxa"/>
+              <w:right w:w="40.0" w:type="dxa"/>
+            </w:tcMar>
+            <w:vAlign w:val="bottom"/>
+          </w:tcPr>
+          <w:p>
+            <w:pPr>
+              <w:rPr/>
+            </w:pPr>
+            <w:r>
+              <w:rPr>
+                <w:rtl w:val="0"/>
+              </w:rPr>
+              <w:t xml:space="preserve">El sistema detecta el fallo de entrega del proveedor primario, reintenta de forma controlada o registra la incidencia sin afectar la estabilidad general de la app.</w:t>
             </w:r>
           </w:p>
         </w:tc>
@@ -6661,13 +7661,8 @@
     </w:tbl>
     <w:p>
       <w:pPr>
-        <w:pStyle w:val="Heading2"/>
-        <w:spacing w:after="0" w:before="0" w:lineRule="auto"/>
-        <w:ind w:left="0" w:firstLine="0"/>
         <w:rPr/>
       </w:pPr>
-      <w:bookmarkStart w:colFirst="0" w:colLast="0" w:name="_vitkn0qkt2up" w:id="9"/>
-      <w:bookmarkEnd w:id="9"/>
       <w:r>
         <w:rPr>
           <w:rtl w:val="0"/>
@@ -6685,13 +7680,18 @@
         <w:ind w:left="720" w:hanging="360"/>
         <w:rPr/>
       </w:pPr>
-      <w:bookmarkStart w:colFirst="0" w:colLast="0" w:name="_ywariuwji0pw" w:id="10"/>
-      <w:bookmarkEnd w:id="10"/>
+      <w:bookmarkStart w:colFirst="0" w:colLast="0" w:name="_heading=h.i99pbzsz7poa" w:id="9"/>
+      <w:bookmarkEnd w:id="9"/>
       <w:r>
         <w:rPr>
           <w:rtl w:val="0"/>
         </w:rPr>
         <w:t xml:space="preserve">Registro de Evidencias y Resultados</w:t>
+      </w:r>
+      <w:r>
+        <w:rPr>
+          <w:rtl w:val="0"/>
+        </w:rPr>
       </w:r>
     </w:p>
     <w:p>
@@ -6709,9 +7709,9 @@
     <w:tbl>
       <w:tblPr>
         <w:tblStyle w:val="Table4"/>
-        <w:tblW w:w="9405.0" w:type="dxa"/>
+        <w:tblW w:w="9750.0" w:type="dxa"/>
         <w:jc w:val="left"/>
-        <w:tblInd w:w="-315.0" w:type="dxa"/>
+        <w:tblInd w:w="-660.0" w:type="dxa"/>
         <w:tblBorders>
           <w:top w:color="000000" w:space="0" w:sz="4" w:val="single"/>
           <w:left w:color="000000" w:space="0" w:sz="4" w:val="single"/>
@@ -6724,16 +7724,16 @@
         <w:tblLook w:val="0600"/>
       </w:tblPr>
       <w:tblGrid>
-        <w:gridCol w:w="885"/>
-        <w:gridCol w:w="1050"/>
-        <w:gridCol w:w="2175"/>
+        <w:gridCol w:w="1230"/>
+        <w:gridCol w:w="1125"/>
+        <w:gridCol w:w="2100"/>
         <w:gridCol w:w="2685"/>
         <w:gridCol w:w="2610"/>
         <w:tblGridChange w:id="0">
           <w:tblGrid>
-            <w:gridCol w:w="885"/>
-            <w:gridCol w:w="1050"/>
-            <w:gridCol w:w="2175"/>
+            <w:gridCol w:w="1230"/>
+            <w:gridCol w:w="1125"/>
+            <w:gridCol w:w="2100"/>
             <w:gridCol w:w="2685"/>
             <w:gridCol w:w="2610"/>
           </w:tblGrid>
@@ -6962,7 +7962,7 @@
               <w:rPr>
                 <w:rtl w:val="0"/>
               </w:rPr>
-              <w:t xml:space="preserve">CP-RF01-01</w:t>
+              <w:t xml:space="preserve">CP-RF1-01</w:t>
             </w:r>
           </w:p>
         </w:tc>
@@ -6991,7 +7991,7 @@
               <w:rPr>
                 <w:rtl w:val="0"/>
               </w:rPr>
-              <w:t xml:space="preserve">Aprobado</w:t>
+              <w:t xml:space="preserve">Desarrollo</w:t>
             </w:r>
           </w:p>
         </w:tc>
@@ -7087,6 +8087,458 @@
     <w:p>
       <w:pPr>
         <w:spacing w:after="0" w:before="0" w:lineRule="auto"/>
+        <w:rPr/>
+      </w:pPr>
+      <w:r>
+        <w:rPr>
+          <w:rtl w:val="0"/>
+        </w:rPr>
+      </w:r>
+    </w:p>
+    <w:p>
+      <w:pPr>
+        <w:spacing w:after="0" w:before="0" w:lineRule="auto"/>
+        <w:rPr/>
+      </w:pPr>
+      <w:r>
+        <w:rPr>
+          <w:rtl w:val="0"/>
+        </w:rPr>
+      </w:r>
+    </w:p>
+    <w:p>
+      <w:pPr>
+        <w:pStyle w:val="Heading2"/>
+        <w:numPr>
+          <w:ilvl w:val="0"/>
+          <w:numId w:val="3"/>
+        </w:numPr>
+        <w:spacing w:after="0" w:before="0" w:lineRule="auto"/>
+        <w:ind w:left="720" w:hanging="360"/>
+        <w:rPr>
+          <w:sz w:val="32"/>
+          <w:szCs w:val="32"/>
+        </w:rPr>
+      </w:pPr>
+      <w:bookmarkStart w:colFirst="0" w:colLast="0" w:name="_heading=h.jiozyyj51cwz" w:id="10"/>
+      <w:bookmarkEnd w:id="10"/>
+      <w:r>
+        <w:rPr>
+          <w:rtl w:val="0"/>
+        </w:rPr>
+        <w:t xml:space="preserve">Control de versiones</w:t>
+      </w:r>
+      <w:r>
+        <w:rPr>
+          <w:rtl w:val="0"/>
+        </w:rPr>
+      </w:r>
+    </w:p>
+    <w:tbl>
+      <w:tblPr>
+        <w:tblStyle w:val="Table5"/>
+        <w:tblW w:w="9075.0" w:type="dxa"/>
+        <w:jc w:val="left"/>
+        <w:tblInd w:w="-50.0" w:type="dxa"/>
+        <w:tblBorders>
+          <w:top w:color="000000" w:space="0" w:sz="4" w:val="single"/>
+          <w:left w:color="000000" w:space="0" w:sz="4" w:val="single"/>
+          <w:bottom w:color="000000" w:space="0" w:sz="4" w:val="single"/>
+          <w:right w:color="000000" w:space="0" w:sz="4" w:val="single"/>
+          <w:insideH w:color="000000" w:space="0" w:sz="4" w:val="single"/>
+          <w:insideV w:color="000000" w:space="0" w:sz="4" w:val="single"/>
+        </w:tblBorders>
+        <w:tblLayout w:type="fixed"/>
+        <w:tblLook w:val="0400"/>
+      </w:tblPr>
+      <w:tblGrid>
+        <w:gridCol w:w="1035"/>
+        <w:gridCol w:w="3930"/>
+        <w:gridCol w:w="2130"/>
+        <w:gridCol w:w="1980"/>
+        <w:tblGridChange w:id="0">
+          <w:tblGrid>
+            <w:gridCol w:w="1035"/>
+            <w:gridCol w:w="3930"/>
+            <w:gridCol w:w="2130"/>
+            <w:gridCol w:w="1980"/>
+          </w:tblGrid>
+        </w:tblGridChange>
+      </w:tblGrid>
+      <w:tr>
+        <w:trPr>
+          <w:cantSplit w:val="0"/>
+          <w:trHeight w:val="290.9765625" w:hRule="atLeast"/>
+          <w:tblHeader w:val="0"/>
+        </w:trPr>
+        <w:tc>
+          <w:tcPr/>
+          <w:p>
+            <w:pPr>
+              <w:keepNext w:val="0"/>
+              <w:keepLines w:val="0"/>
+              <w:widowControl w:val="0"/>
+              <w:pBdr>
+                <w:top w:space="0" w:sz="0" w:val="nil"/>
+                <w:left w:space="0" w:sz="0" w:val="nil"/>
+                <w:bottom w:space="0" w:sz="0" w:val="nil"/>
+                <w:right w:space="0" w:sz="0" w:val="nil"/>
+                <w:between w:space="0" w:sz="0" w:val="nil"/>
+              </w:pBdr>
+              <w:shd w:fill="auto" w:val="clear"/>
+              <w:spacing w:after="0" w:before="0" w:line="276" w:lineRule="auto"/>
+              <w:ind w:left="0" w:right="0" w:firstLine="0"/>
+              <w:jc w:val="left"/>
+              <w:rPr/>
+            </w:pPr>
+            <w:r>
+              <w:rPr>
+                <w:rtl w:val="0"/>
+              </w:rPr>
+              <w:t xml:space="preserve">Versión</w:t>
+            </w:r>
+          </w:p>
+        </w:tc>
+        <w:tc>
+          <w:tcPr>
+            <w:shd w:fill="auto" w:val="clear"/>
+          </w:tcPr>
+          <w:p>
+            <w:pPr>
+              <w:keepNext w:val="0"/>
+              <w:keepLines w:val="0"/>
+              <w:widowControl w:val="0"/>
+              <w:pBdr>
+                <w:top w:space="0" w:sz="0" w:val="nil"/>
+                <w:left w:space="0" w:sz="0" w:val="nil"/>
+                <w:bottom w:space="0" w:sz="0" w:val="nil"/>
+                <w:right w:space="0" w:sz="0" w:val="nil"/>
+                <w:between w:space="0" w:sz="0" w:val="nil"/>
+              </w:pBdr>
+              <w:shd w:fill="auto" w:val="clear"/>
+              <w:spacing w:after="0" w:before="0" w:line="276" w:lineRule="auto"/>
+              <w:ind w:left="0" w:right="0" w:firstLine="0"/>
+              <w:jc w:val="left"/>
+              <w:rPr/>
+            </w:pPr>
+            <w:r>
+              <w:rPr>
+                <w:rtl w:val="0"/>
+              </w:rPr>
+              <w:t xml:space="preserve">Nombre</w:t>
+            </w:r>
+          </w:p>
+        </w:tc>
+        <w:tc>
+          <w:tcPr/>
+          <w:p>
+            <w:pPr>
+              <w:keepNext w:val="0"/>
+              <w:keepLines w:val="0"/>
+              <w:widowControl w:val="0"/>
+              <w:pBdr>
+                <w:top w:space="0" w:sz="0" w:val="nil"/>
+                <w:left w:space="0" w:sz="0" w:val="nil"/>
+                <w:bottom w:space="0" w:sz="0" w:val="nil"/>
+                <w:right w:space="0" w:sz="0" w:val="nil"/>
+                <w:between w:space="0" w:sz="0" w:val="nil"/>
+              </w:pBdr>
+              <w:shd w:fill="auto" w:val="clear"/>
+              <w:spacing w:after="0" w:before="0" w:line="276" w:lineRule="auto"/>
+              <w:ind w:left="0" w:right="0" w:firstLine="0"/>
+              <w:jc w:val="left"/>
+              <w:rPr/>
+            </w:pPr>
+            <w:r>
+              <w:rPr>
+                <w:rtl w:val="0"/>
+              </w:rPr>
+              <w:t xml:space="preserve">Rol</w:t>
+            </w:r>
+          </w:p>
+        </w:tc>
+        <w:tc>
+          <w:tcPr>
+            <w:shd w:fill="auto" w:val="clear"/>
+          </w:tcPr>
+          <w:p>
+            <w:pPr>
+              <w:keepNext w:val="0"/>
+              <w:keepLines w:val="0"/>
+              <w:widowControl w:val="0"/>
+              <w:pBdr>
+                <w:top w:space="0" w:sz="0" w:val="nil"/>
+                <w:left w:space="0" w:sz="0" w:val="nil"/>
+                <w:bottom w:space="0" w:sz="0" w:val="nil"/>
+                <w:right w:space="0" w:sz="0" w:val="nil"/>
+                <w:between w:space="0" w:sz="0" w:val="nil"/>
+              </w:pBdr>
+              <w:shd w:fill="auto" w:val="clear"/>
+              <w:spacing w:after="0" w:before="0" w:line="276" w:lineRule="auto"/>
+              <w:ind w:left="0" w:right="0" w:firstLine="0"/>
+              <w:jc w:val="left"/>
+              <w:rPr/>
+            </w:pPr>
+            <w:r>
+              <w:rPr>
+                <w:rtl w:val="0"/>
+              </w:rPr>
+              <w:t xml:space="preserve">Fecha</w:t>
+            </w:r>
+          </w:p>
+        </w:tc>
+      </w:tr>
+      <w:tr>
+        <w:trPr>
+          <w:cantSplit w:val="0"/>
+          <w:trHeight w:val="260.9765625" w:hRule="atLeast"/>
+          <w:tblHeader w:val="0"/>
+        </w:trPr>
+        <w:tc>
+          <w:tcPr/>
+          <w:p>
+            <w:pPr>
+              <w:keepNext w:val="0"/>
+              <w:keepLines w:val="0"/>
+              <w:widowControl w:val="0"/>
+              <w:pBdr>
+                <w:top w:space="0" w:sz="0" w:val="nil"/>
+                <w:left w:space="0" w:sz="0" w:val="nil"/>
+                <w:bottom w:space="0" w:sz="0" w:val="nil"/>
+                <w:right w:space="0" w:sz="0" w:val="nil"/>
+                <w:between w:space="0" w:sz="0" w:val="nil"/>
+              </w:pBdr>
+              <w:shd w:fill="auto" w:val="clear"/>
+              <w:spacing w:after="0" w:before="0" w:line="276" w:lineRule="auto"/>
+              <w:ind w:left="0" w:right="0" w:firstLine="0"/>
+              <w:jc w:val="left"/>
+              <w:rPr/>
+            </w:pPr>
+            <w:r>
+              <w:rPr>
+                <w:rtl w:val="0"/>
+              </w:rPr>
+              <w:t xml:space="preserve">1.0</w:t>
+            </w:r>
+          </w:p>
+        </w:tc>
+        <w:tc>
+          <w:tcPr>
+            <w:shd w:fill="auto" w:val="clear"/>
+          </w:tcPr>
+          <w:p>
+            <w:pPr>
+              <w:keepNext w:val="0"/>
+              <w:keepLines w:val="0"/>
+              <w:widowControl w:val="0"/>
+              <w:pBdr>
+                <w:top w:space="0" w:sz="0" w:val="nil"/>
+                <w:left w:space="0" w:sz="0" w:val="nil"/>
+                <w:bottom w:space="0" w:sz="0" w:val="nil"/>
+                <w:right w:space="0" w:sz="0" w:val="nil"/>
+                <w:between w:space="0" w:sz="0" w:val="nil"/>
+              </w:pBdr>
+              <w:shd w:fill="auto" w:val="clear"/>
+              <w:spacing w:after="0" w:before="0" w:line="276" w:lineRule="auto"/>
+              <w:ind w:left="0" w:right="0" w:firstLine="0"/>
+              <w:jc w:val="left"/>
+              <w:rPr/>
+            </w:pPr>
+            <w:r>
+              <w:rPr>
+                <w:rtl w:val="0"/>
+              </w:rPr>
+              <w:t xml:space="preserve">Diego Plaza</w:t>
+            </w:r>
+          </w:p>
+        </w:tc>
+        <w:tc>
+          <w:tcPr/>
+          <w:p>
+            <w:pPr>
+              <w:keepNext w:val="0"/>
+              <w:keepLines w:val="0"/>
+              <w:widowControl w:val="0"/>
+              <w:pBdr>
+                <w:top w:space="0" w:sz="0" w:val="nil"/>
+                <w:left w:space="0" w:sz="0" w:val="nil"/>
+                <w:bottom w:space="0" w:sz="0" w:val="nil"/>
+                <w:right w:space="0" w:sz="0" w:val="nil"/>
+                <w:between w:space="0" w:sz="0" w:val="nil"/>
+              </w:pBdr>
+              <w:shd w:fill="auto" w:val="clear"/>
+              <w:spacing w:after="0" w:before="0" w:line="276" w:lineRule="auto"/>
+              <w:ind w:left="0" w:right="0" w:firstLine="0"/>
+              <w:jc w:val="left"/>
+              <w:rPr/>
+            </w:pPr>
+            <w:r>
+              <w:rPr>
+                <w:rtl w:val="0"/>
+              </w:rPr>
+              <w:t xml:space="preserve">Creación </w:t>
+            </w:r>
+          </w:p>
+        </w:tc>
+        <w:tc>
+          <w:tcPr>
+            <w:shd w:fill="auto" w:val="clear"/>
+          </w:tcPr>
+          <w:p>
+            <w:pPr>
+              <w:keepNext w:val="0"/>
+              <w:keepLines w:val="0"/>
+              <w:widowControl w:val="0"/>
+              <w:pBdr>
+                <w:top w:space="0" w:sz="0" w:val="nil"/>
+                <w:left w:space="0" w:sz="0" w:val="nil"/>
+                <w:bottom w:space="0" w:sz="0" w:val="nil"/>
+                <w:right w:space="0" w:sz="0" w:val="nil"/>
+                <w:between w:space="0" w:sz="0" w:val="nil"/>
+              </w:pBdr>
+              <w:shd w:fill="auto" w:val="clear"/>
+              <w:spacing w:after="0" w:before="0" w:line="276" w:lineRule="auto"/>
+              <w:ind w:left="0" w:right="0" w:firstLine="0"/>
+              <w:jc w:val="left"/>
+              <w:rPr/>
+            </w:pPr>
+            <w:r>
+              <w:rPr>
+                <w:rtl w:val="0"/>
+              </w:rPr>
+              <w:t xml:space="preserve">18-10-2026</w:t>
+            </w:r>
+          </w:p>
+        </w:tc>
+      </w:tr>
+      <w:tr>
+        <w:trPr>
+          <w:cantSplit w:val="0"/>
+          <w:trHeight w:val="260.9765625" w:hRule="atLeast"/>
+          <w:tblHeader w:val="0"/>
+        </w:trPr>
+        <w:tc>
+          <w:tcPr/>
+          <w:p>
+            <w:pPr>
+              <w:keepNext w:val="0"/>
+              <w:keepLines w:val="0"/>
+              <w:widowControl w:val="0"/>
+              <w:pBdr>
+                <w:top w:space="0" w:sz="0" w:val="nil"/>
+                <w:left w:space="0" w:sz="0" w:val="nil"/>
+                <w:bottom w:space="0" w:sz="0" w:val="nil"/>
+                <w:right w:space="0" w:sz="0" w:val="nil"/>
+                <w:between w:space="0" w:sz="0" w:val="nil"/>
+              </w:pBdr>
+              <w:shd w:fill="auto" w:val="clear"/>
+              <w:spacing w:after="0" w:before="0" w:line="276" w:lineRule="auto"/>
+              <w:ind w:left="0" w:right="0" w:firstLine="0"/>
+              <w:jc w:val="left"/>
+              <w:rPr/>
+            </w:pPr>
+            <w:r>
+              <w:rPr>
+                <w:rtl w:val="0"/>
+              </w:rPr>
+              <w:t xml:space="preserve">1.1</w:t>
+            </w:r>
+          </w:p>
+        </w:tc>
+        <w:tc>
+          <w:tcPr>
+            <w:shd w:fill="auto" w:val="clear"/>
+          </w:tcPr>
+          <w:p>
+            <w:pPr>
+              <w:keepNext w:val="0"/>
+              <w:keepLines w:val="0"/>
+              <w:widowControl w:val="0"/>
+              <w:pBdr>
+                <w:top w:space="0" w:sz="0" w:val="nil"/>
+                <w:left w:space="0" w:sz="0" w:val="nil"/>
+                <w:bottom w:space="0" w:sz="0" w:val="nil"/>
+                <w:right w:space="0" w:sz="0" w:val="nil"/>
+                <w:between w:space="0" w:sz="0" w:val="nil"/>
+              </w:pBdr>
+              <w:shd w:fill="auto" w:val="clear"/>
+              <w:spacing w:after="0" w:before="0" w:line="276" w:lineRule="auto"/>
+              <w:ind w:left="0" w:right="0" w:firstLine="0"/>
+              <w:jc w:val="left"/>
+              <w:rPr/>
+            </w:pPr>
+            <w:r>
+              <w:rPr>
+                <w:rtl w:val="0"/>
+              </w:rPr>
+              <w:t xml:space="preserve">Diego Plaza</w:t>
+            </w:r>
+          </w:p>
+        </w:tc>
+        <w:tc>
+          <w:tcPr/>
+          <w:p>
+            <w:pPr>
+              <w:keepNext w:val="0"/>
+              <w:keepLines w:val="0"/>
+              <w:widowControl w:val="0"/>
+              <w:pBdr>
+                <w:top w:space="0" w:sz="0" w:val="nil"/>
+                <w:left w:space="0" w:sz="0" w:val="nil"/>
+                <w:bottom w:space="0" w:sz="0" w:val="nil"/>
+                <w:right w:space="0" w:sz="0" w:val="nil"/>
+                <w:between w:space="0" w:sz="0" w:val="nil"/>
+              </w:pBdr>
+              <w:shd w:fill="auto" w:val="clear"/>
+              <w:spacing w:after="0" w:before="0" w:line="276" w:lineRule="auto"/>
+              <w:ind w:left="0" w:right="0" w:firstLine="0"/>
+              <w:jc w:val="left"/>
+              <w:rPr/>
+            </w:pPr>
+            <w:r>
+              <w:rPr>
+                <w:rtl w:val="0"/>
+              </w:rPr>
+              <w:t xml:space="preserve">Correcciones </w:t>
+            </w:r>
+          </w:p>
+        </w:tc>
+        <w:tc>
+          <w:tcPr>
+            <w:shd w:fill="auto" w:val="clear"/>
+          </w:tcPr>
+          <w:p>
+            <w:pPr>
+              <w:keepNext w:val="0"/>
+              <w:keepLines w:val="0"/>
+              <w:widowControl w:val="0"/>
+              <w:pBdr>
+                <w:top w:space="0" w:sz="0" w:val="nil"/>
+                <w:left w:space="0" w:sz="0" w:val="nil"/>
+                <w:bottom w:space="0" w:sz="0" w:val="nil"/>
+                <w:right w:space="0" w:sz="0" w:val="nil"/>
+                <w:between w:space="0" w:sz="0" w:val="nil"/>
+              </w:pBdr>
+              <w:shd w:fill="auto" w:val="clear"/>
+              <w:spacing w:after="0" w:before="0" w:line="276" w:lineRule="auto"/>
+              <w:ind w:left="0" w:right="0" w:firstLine="0"/>
+              <w:jc w:val="left"/>
+              <w:rPr/>
+            </w:pPr>
+            <w:r>
+              <w:rPr>
+                <w:rtl w:val="0"/>
+              </w:rPr>
+              <w:t xml:space="preserve">21-10-2026</w:t>
+            </w:r>
+          </w:p>
+        </w:tc>
+      </w:tr>
+    </w:tbl>
+    <w:p>
+      <w:pPr>
+        <w:spacing w:line="240" w:lineRule="auto"/>
+        <w:jc w:val="both"/>
         <w:rPr/>
       </w:pPr>
       <w:r>
@@ -7844,24 +9296,19 @@
       <w:szCs w:val="52"/>
     </w:rPr>
   </w:style>
-  <w:style w:type="paragraph" w:styleId="Subtitle">
-    <w:name w:val="Subtitle"/>
-    <w:basedOn w:val="Normal"/>
-    <w:next w:val="Normal"/>
-    <w:pPr>
-      <w:keepNext w:val="1"/>
-      <w:keepLines w:val="1"/>
-      <w:pageBreakBefore w:val="0"/>
-      <w:spacing w:after="320" w:before="0" w:lineRule="auto"/>
-    </w:pPr>
-    <w:rPr>
-      <w:rFonts w:ascii="Arial" w:cs="Arial" w:eastAsia="Arial" w:hAnsi="Arial"/>
-      <w:i w:val="0"/>
-      <w:iCs w:val="0"/>
-      <w:color w:val="666666"/>
-      <w:sz w:val="30"/>
-      <w:szCs w:val="30"/>
-    </w:rPr>
+  <w:style w:type="table" w:styleId="TableNormal" w:default="1">
+    <w:name w:val="TableNormal"/>
+    <w:tblPr>
+      <w:tblCellMar>
+        <w:top w:w="100.0" w:type="dxa"/>
+        <w:left w:w="100.0" w:type="dxa"/>
+        <w:bottom w:w="100.0" w:type="dxa"/>
+        <w:right w:w="100.0" w:type="dxa"/>
+      </w:tblCellMar>
+    </w:tblPr>
+  </w:style>
+  <w:style w:type="paragraph" w:styleId="Normal" w:default="1">
+    <w:name w:val="normal"/>
   </w:style>
   <w:style w:type="table" w:styleId="Table1">
     <w:basedOn w:val="TableNormal"/>
@@ -7933,6 +9380,87 @@
     <w:tblStylePr w:type="swCell">
       <w:tcPr/>
     </w:tblStylePr>
+  </w:style>
+  <w:style w:type="paragraph" w:styleId="Subtitle">
+    <w:name w:val="Subtitle"/>
+    <w:basedOn w:val="Normal"/>
+    <w:next w:val="Normal"/>
+    <w:pPr>
+      <w:keepNext w:val="1"/>
+      <w:keepLines w:val="1"/>
+      <w:pageBreakBefore w:val="0"/>
+      <w:spacing w:after="320" w:before="0" w:lineRule="auto"/>
+    </w:pPr>
+    <w:rPr>
+      <w:rFonts w:ascii="Arial" w:cs="Arial" w:eastAsia="Arial" w:hAnsi="Arial"/>
+      <w:i w:val="0"/>
+      <w:iCs w:val="0"/>
+      <w:color w:val="666666"/>
+      <w:sz w:val="30"/>
+      <w:szCs w:val="30"/>
+    </w:rPr>
+  </w:style>
+  <w:style w:type="table" w:styleId="Table1">
+    <w:basedOn w:val="TableNormal"/>
+    <w:tblPr>
+      <w:tblStyleRowBandSize w:val="1"/>
+      <w:tblStyleColBandSize w:val="1"/>
+      <w:tblCellMar>
+        <w:top w:w="0.0" w:type="dxa"/>
+        <w:left w:w="115.0" w:type="dxa"/>
+        <w:bottom w:w="0.0" w:type="dxa"/>
+        <w:right w:w="115.0" w:type="dxa"/>
+      </w:tblCellMar>
+    </w:tblPr>
+    <w:tcPr>
+      <w:shd w:fill="ffffff" w:val="clear"/>
+    </w:tcPr>
+  </w:style>
+  <w:style w:type="table" w:styleId="Table2">
+    <w:basedOn w:val="TableNormal"/>
+    <w:tblPr>
+      <w:tblStyleRowBandSize w:val="1"/>
+      <w:tblStyleColBandSize w:val="1"/>
+      <w:tblCellMar>
+        <w:top w:w="100.0" w:type="dxa"/>
+        <w:left w:w="100.0" w:type="dxa"/>
+        <w:bottom w:w="100.0" w:type="dxa"/>
+        <w:right w:w="100.0" w:type="dxa"/>
+      </w:tblCellMar>
+    </w:tblPr>
+  </w:style>
+  <w:style w:type="table" w:styleId="Table3">
+    <w:basedOn w:val="TableNormal"/>
+    <w:tblPr>
+      <w:tblStyleRowBandSize w:val="1"/>
+      <w:tblStyleColBandSize w:val="1"/>
+      <w:tblCellMar>
+        <w:top w:w="100.0" w:type="dxa"/>
+        <w:left w:w="100.0" w:type="dxa"/>
+        <w:bottom w:w="100.0" w:type="dxa"/>
+        <w:right w:w="100.0" w:type="dxa"/>
+      </w:tblCellMar>
+    </w:tblPr>
+  </w:style>
+  <w:style w:type="table" w:styleId="Table4">
+    <w:basedOn w:val="TableNormal"/>
+    <w:tblPr>
+      <w:tblStyleRowBandSize w:val="1"/>
+      <w:tblStyleColBandSize w:val="1"/>
+    </w:tblPr>
+  </w:style>
+  <w:style w:type="table" w:styleId="Table5">
+    <w:basedOn w:val="TableNormal"/>
+    <w:tblPr>
+      <w:tblStyleRowBandSize w:val="1"/>
+      <w:tblStyleColBandSize w:val="1"/>
+      <w:tblCellMar>
+        <w:top w:w="0.0" w:type="dxa"/>
+        <w:left w:w="115.0" w:type="dxa"/>
+        <w:bottom w:w="0.0" w:type="dxa"/>
+        <w:right w:w="115.0" w:type="dxa"/>
+      </w:tblCellMar>
+    </w:tblPr>
   </w:style>
 </w:styles>
 </file>
@@ -8255,4 +9783,19 @@
   </a:objectDefaults>
   <a:extraClrSchemeLst/>
 </a:theme>
+</file>
+
+<file path=customXML/item1.xml><?xml version="1.0" encoding="utf-8"?>
+<go:gDocsCustomXmlDataStorage xmlns:go="http://customooxmlschemas.google.com/" xmlns:r="http://schemas.openxmlformats.org/officeDocument/2006/relationships" uri="GoogleDocsCustomDataVersion2">
+  <go:docsCustomData xmlns:go="http://customooxmlschemas.google.com/" roundtripDataSignature="AMtx7mhVMOpc/vyLkatBnIeJj0X3Hm9ErQ==">CgMxLjAyDmguM3VuZm9ycHV3MmptMg5oLnMxNDY1ZmxpNzczMzIOaC54N2luNTN6aDhybXcyDmguaXgxYWVpcGxnemJ2Mg5oLmI3MGR3YTlqdHE5eTIOaC5scGt1aHFmd21lN2cyDmgudWhtODNpaml6d3VnMg5oLnJyc29ocmZ4b2VnajINaC5memQzZDltdDdxazIOaC5pOTlwYnpzejdwb2EyDmguamlvenl5ajUxY3d6OAByITF3bk1HZUNmcVhuOTdqTmh0TUk0RU5kT19SVW0yZ0xYcg==</go:docsCustomData>
+</go:gDocsCustomXmlDataStorage>
+</file>
+
+<file path=customXML/itemProps1.xml><?xml version="1.0" encoding="utf-8"?>
+<ds:datastoreItem xmlns:ds="http://schemas.openxmlformats.org/officeDocument/2006/customXml" ds:itemID="{11111111-1234-1234-1234-123412341234}">
+  <ds:schemaRefs>
+    <ds:schemaRef ds:uri="http://schemas.openxmlformats.org/officeDocument/2006/relationships"/>
+    <ds:schemaRef ds:uri="http://customooxmlschemas.google.com/"/>
+  </ds:schemaRefs>
+</ds:datastoreItem>
 </file>
--- a/Fase 2/Evidencias Proyecto/Evidencias de documentación/2.3 Plan de Pruebas/Plan de pruebas.docx
+++ b/Fase 2/Evidencias Proyecto/Evidencias de documentación/2.3 Plan de Pruebas/Plan de pruebas.docx
@@ -8,17 +8,17 @@
         <w:keepNext w:val="0"/>
         <w:keepLines w:val="0"/>
         <w:pBdr>
-          <w:top w:color="auto" w:space="0" w:sz="0" w:val="none"/>
-          <w:left w:color="auto" w:space="0" w:sz="0" w:val="none"/>
-          <w:bottom w:color="auto" w:space="0" w:sz="0" w:val="none"/>
-          <w:right w:color="auto" w:space="0" w:sz="0" w:val="none"/>
-          <w:between w:color="auto" w:space="0" w:sz="0" w:val="none"/>
+          <w:top w:color="000000" w:space="0" w:sz="0" w:val="none"/>
+          <w:left w:color="000000" w:space="0" w:sz="0" w:val="none"/>
+          <w:bottom w:color="000000" w:space="0" w:sz="0" w:val="none"/>
+          <w:right w:color="000000" w:space="0" w:sz="0" w:val="none"/>
+          <w:between w:color="000000" w:space="0" w:sz="0" w:val="none"/>
         </w:pBdr>
         <w:spacing w:after="0" w:before="0" w:lineRule="auto"/>
         <w:jc w:val="center"/>
         <w:rPr/>
       </w:pPr>
-      <w:bookmarkStart w:colFirst="0" w:colLast="0" w:name="_95xs00s5p5ps" w:id="0"/>
+      <w:bookmarkStart w:colFirst="0" w:colLast="0" w:name="_heading=h.3unforpuw2jm" w:id="0"/>
       <w:bookmarkEnd w:id="0"/>
       <w:r>
         <w:rPr>
@@ -32,17 +32,17 @@
         <w:keepNext w:val="0"/>
         <w:keepLines w:val="0"/>
         <w:pBdr>
-          <w:top w:color="auto" w:space="0" w:sz="0" w:val="none"/>
-          <w:left w:color="auto" w:space="0" w:sz="0" w:val="none"/>
-          <w:bottom w:color="auto" w:space="0" w:sz="0" w:val="none"/>
-          <w:right w:color="auto" w:space="0" w:sz="0" w:val="none"/>
-          <w:between w:color="auto" w:space="0" w:sz="0" w:val="none"/>
+          <w:top w:color="000000" w:space="0" w:sz="0" w:val="none"/>
+          <w:left w:color="000000" w:space="0" w:sz="0" w:val="none"/>
+          <w:bottom w:color="000000" w:space="0" w:sz="0" w:val="none"/>
+          <w:right w:color="000000" w:space="0" w:sz="0" w:val="none"/>
+          <w:between w:color="000000" w:space="0" w:sz="0" w:val="none"/>
         </w:pBdr>
         <w:spacing w:after="0" w:before="0" w:lineRule="auto"/>
         <w:jc w:val="center"/>
         <w:rPr/>
       </w:pPr>
-      <w:bookmarkStart w:colFirst="0" w:colLast="0" w:name="_6p2y3noawr6g" w:id="1"/>
+      <w:bookmarkStart w:colFirst="0" w:colLast="0" w:name="_heading=h.s1465fli7733" w:id="1"/>
       <w:bookmarkEnd w:id="1"/>
       <w:r>
         <w:rPr>
@@ -56,11 +56,11 @@
         <w:keepNext w:val="0"/>
         <w:keepLines w:val="0"/>
         <w:pBdr>
-          <w:top w:color="auto" w:space="0" w:sz="0" w:val="none"/>
-          <w:left w:color="auto" w:space="0" w:sz="0" w:val="none"/>
-          <w:bottom w:color="auto" w:space="0" w:sz="0" w:val="none"/>
-          <w:right w:color="auto" w:space="0" w:sz="0" w:val="none"/>
-          <w:between w:color="auto" w:space="0" w:sz="0" w:val="none"/>
+          <w:top w:color="000000" w:space="0" w:sz="0" w:val="none"/>
+          <w:left w:color="000000" w:space="0" w:sz="0" w:val="none"/>
+          <w:bottom w:color="000000" w:space="0" w:sz="0" w:val="none"/>
+          <w:right w:color="000000" w:space="0" w:sz="0" w:val="none"/>
+          <w:between w:color="000000" w:space="0" w:sz="0" w:val="none"/>
         </w:pBdr>
         <w:spacing w:after="0" w:before="0" w:lineRule="auto"/>
         <w:jc w:val="left"/>
@@ -69,7 +69,7 @@
           <w:bCs w:val="1"/>
         </w:rPr>
       </w:pPr>
-      <w:bookmarkStart w:colFirst="0" w:colLast="0" w:name="_qfolhl8ts10" w:id="2"/>
+      <w:bookmarkStart w:colFirst="0" w:colLast="0" w:name="_heading=h.x7in53zh8rmw" w:id="2"/>
       <w:bookmarkEnd w:id="2"/>
       <w:r>
         <w:rPr>
@@ -83,11 +83,11 @@
         <w:keepNext w:val="0"/>
         <w:keepLines w:val="0"/>
         <w:pBdr>
-          <w:top w:color="auto" w:space="0" w:sz="0" w:val="none"/>
-          <w:left w:color="auto" w:space="0" w:sz="0" w:val="none"/>
-          <w:bottom w:color="auto" w:space="0" w:sz="0" w:val="none"/>
-          <w:right w:color="auto" w:space="0" w:sz="0" w:val="none"/>
-          <w:between w:color="auto" w:space="0" w:sz="0" w:val="none"/>
+          <w:top w:color="000000" w:space="0" w:sz="0" w:val="none"/>
+          <w:left w:color="000000" w:space="0" w:sz="0" w:val="none"/>
+          <w:bottom w:color="000000" w:space="0" w:sz="0" w:val="none"/>
+          <w:right w:color="000000" w:space="0" w:sz="0" w:val="none"/>
+          <w:between w:color="000000" w:space="0" w:sz="0" w:val="none"/>
         </w:pBdr>
         <w:spacing w:after="0" w:before="0" w:lineRule="auto"/>
         <w:jc w:val="center"/>
@@ -96,7 +96,7 @@
           <w:bCs w:val="1"/>
         </w:rPr>
       </w:pPr>
-      <w:bookmarkStart w:colFirst="0" w:colLast="0" w:name="_w5nsqpbkvuq6" w:id="3"/>
+      <w:bookmarkStart w:colFirst="0" w:colLast="0" w:name="_heading=h.ix1aeiplgzbv" w:id="3"/>
       <w:bookmarkEnd w:id="3"/>
       <w:r>
         <w:rPr>
@@ -388,11 +388,6 @@
         </w:rPr>
         <w:t xml:space="preserve">Asignatura: Capstone</w:t>
       </w:r>
-      <w:r>
-        <w:rPr>
-          <w:rtl w:val="0"/>
-        </w:rPr>
-      </w:r>
     </w:p>
     <w:p>
       <w:pPr>
@@ -497,11 +492,11 @@
     <w:p>
       <w:pPr>
         <w:pBdr>
-          <w:top w:color="auto" w:space="0" w:sz="0" w:val="none"/>
-          <w:left w:color="auto" w:space="0" w:sz="0" w:val="none"/>
-          <w:bottom w:color="auto" w:space="0" w:sz="0" w:val="none"/>
-          <w:right w:color="auto" w:space="0" w:sz="0" w:val="none"/>
-          <w:between w:color="auto" w:space="0" w:sz="0" w:val="none"/>
+          <w:top w:color="000000" w:space="0" w:sz="0" w:val="none"/>
+          <w:left w:color="000000" w:space="0" w:sz="0" w:val="none"/>
+          <w:bottom w:color="000000" w:space="0" w:sz="0" w:val="none"/>
+          <w:right w:color="000000" w:space="0" w:sz="0" w:val="none"/>
+          <w:between w:color="000000" w:space="0" w:sz="0" w:val="none"/>
         </w:pBdr>
         <w:shd w:fill="ffffff" w:val="clear"/>
         <w:spacing w:after="160" w:before="320" w:line="264" w:lineRule="auto"/>
@@ -584,11 +579,11 @@
           <w:p>
             <w:pPr>
               <w:pBdr>
-                <w:top w:color="auto" w:space="0" w:sz="0" w:val="none"/>
-                <w:left w:color="auto" w:space="0" w:sz="0" w:val="none"/>
-                <w:bottom w:color="auto" w:space="0" w:sz="0" w:val="none"/>
-                <w:right w:color="auto" w:space="0" w:sz="0" w:val="none"/>
-                <w:between w:color="auto" w:space="0" w:sz="0" w:val="none"/>
+                <w:top w:color="000000" w:space="0" w:sz="0" w:val="none"/>
+                <w:left w:color="000000" w:space="0" w:sz="0" w:val="none"/>
+                <w:bottom w:color="000000" w:space="0" w:sz="0" w:val="none"/>
+                <w:right w:color="000000" w:space="0" w:sz="0" w:val="none"/>
+                <w:between w:color="000000" w:space="0" w:sz="0" w:val="none"/>
               </w:pBdr>
               <w:spacing w:line="240" w:lineRule="auto"/>
               <w:rPr>
@@ -626,11 +621,11 @@
           <w:p>
             <w:pPr>
               <w:pBdr>
-                <w:top w:color="auto" w:space="0" w:sz="0" w:val="none"/>
-                <w:left w:color="auto" w:space="0" w:sz="0" w:val="none"/>
-                <w:bottom w:color="auto" w:space="0" w:sz="0" w:val="none"/>
-                <w:right w:color="auto" w:space="0" w:sz="0" w:val="none"/>
-                <w:between w:color="auto" w:space="0" w:sz="0" w:val="none"/>
+                <w:top w:color="000000" w:space="0" w:sz="0" w:val="none"/>
+                <w:left w:color="000000" w:space="0" w:sz="0" w:val="none"/>
+                <w:bottom w:color="000000" w:space="0" w:sz="0" w:val="none"/>
+                <w:right w:color="000000" w:space="0" w:sz="0" w:val="none"/>
+                <w:between w:color="000000" w:space="0" w:sz="0" w:val="none"/>
               </w:pBdr>
               <w:spacing w:line="240" w:lineRule="auto"/>
               <w:rPr>
@@ -668,11 +663,11 @@
           <w:p>
             <w:pPr>
               <w:pBdr>
-                <w:top w:color="auto" w:space="0" w:sz="0" w:val="none"/>
-                <w:left w:color="auto" w:space="0" w:sz="0" w:val="none"/>
-                <w:bottom w:color="auto" w:space="0" w:sz="0" w:val="none"/>
-                <w:right w:color="auto" w:space="0" w:sz="0" w:val="none"/>
-                <w:between w:color="auto" w:space="0" w:sz="0" w:val="none"/>
+                <w:top w:color="000000" w:space="0" w:sz="0" w:val="none"/>
+                <w:left w:color="000000" w:space="0" w:sz="0" w:val="none"/>
+                <w:bottom w:color="000000" w:space="0" w:sz="0" w:val="none"/>
+                <w:right w:color="000000" w:space="0" w:sz="0" w:val="none"/>
+                <w:between w:color="000000" w:space="0" w:sz="0" w:val="none"/>
               </w:pBdr>
               <w:spacing w:line="240" w:lineRule="auto"/>
               <w:rPr>
@@ -710,11 +705,11 @@
           <w:p>
             <w:pPr>
               <w:pBdr>
-                <w:top w:color="auto" w:space="0" w:sz="0" w:val="none"/>
-                <w:left w:color="auto" w:space="0" w:sz="0" w:val="none"/>
-                <w:bottom w:color="auto" w:space="0" w:sz="0" w:val="none"/>
-                <w:right w:color="auto" w:space="0" w:sz="0" w:val="none"/>
-                <w:between w:color="auto" w:space="0" w:sz="0" w:val="none"/>
+                <w:top w:color="000000" w:space="0" w:sz="0" w:val="none"/>
+                <w:left w:color="000000" w:space="0" w:sz="0" w:val="none"/>
+                <w:bottom w:color="000000" w:space="0" w:sz="0" w:val="none"/>
+                <w:right w:color="000000" w:space="0" w:sz="0" w:val="none"/>
+                <w:between w:color="000000" w:space="0" w:sz="0" w:val="none"/>
               </w:pBdr>
               <w:spacing w:line="240" w:lineRule="auto"/>
               <w:rPr>
@@ -758,11 +753,11 @@
           <w:p>
             <w:pPr>
               <w:pBdr>
-                <w:top w:color="auto" w:space="0" w:sz="0" w:val="none"/>
-                <w:left w:color="auto" w:space="0" w:sz="0" w:val="none"/>
-                <w:bottom w:color="auto" w:space="0" w:sz="0" w:val="none"/>
-                <w:right w:color="auto" w:space="0" w:sz="0" w:val="none"/>
-                <w:between w:color="auto" w:space="0" w:sz="0" w:val="none"/>
+                <w:top w:color="000000" w:space="0" w:sz="0" w:val="none"/>
+                <w:left w:color="000000" w:space="0" w:sz="0" w:val="none"/>
+                <w:bottom w:color="000000" w:space="0" w:sz="0" w:val="none"/>
+                <w:right w:color="000000" w:space="0" w:sz="0" w:val="none"/>
+                <w:between w:color="000000" w:space="0" w:sz="0" w:val="none"/>
               </w:pBdr>
               <w:spacing w:after="40" w:line="240" w:lineRule="auto"/>
               <w:rPr/>
@@ -794,11 +789,11 @@
           <w:p>
             <w:pPr>
               <w:pBdr>
-                <w:top w:color="auto" w:space="0" w:sz="0" w:val="none"/>
-                <w:left w:color="auto" w:space="0" w:sz="0" w:val="none"/>
-                <w:bottom w:color="auto" w:space="0" w:sz="0" w:val="none"/>
-                <w:right w:color="auto" w:space="0" w:sz="0" w:val="none"/>
-                <w:between w:color="auto" w:space="0" w:sz="0" w:val="none"/>
+                <w:top w:color="000000" w:space="0" w:sz="0" w:val="none"/>
+                <w:left w:color="000000" w:space="0" w:sz="0" w:val="none"/>
+                <w:bottom w:color="000000" w:space="0" w:sz="0" w:val="none"/>
+                <w:right w:color="000000" w:space="0" w:sz="0" w:val="none"/>
+                <w:between w:color="000000" w:space="0" w:sz="0" w:val="none"/>
               </w:pBdr>
               <w:spacing w:after="40" w:line="240" w:lineRule="auto"/>
               <w:rPr/>
@@ -830,11 +825,11 @@
           <w:p>
             <w:pPr>
               <w:pBdr>
-                <w:top w:color="auto" w:space="0" w:sz="0" w:val="none"/>
-                <w:left w:color="auto" w:space="0" w:sz="0" w:val="none"/>
-                <w:bottom w:color="auto" w:space="0" w:sz="0" w:val="none"/>
-                <w:right w:color="auto" w:space="0" w:sz="0" w:val="none"/>
-                <w:between w:color="auto" w:space="0" w:sz="0" w:val="none"/>
+                <w:top w:color="000000" w:space="0" w:sz="0" w:val="none"/>
+                <w:left w:color="000000" w:space="0" w:sz="0" w:val="none"/>
+                <w:bottom w:color="000000" w:space="0" w:sz="0" w:val="none"/>
+                <w:right w:color="000000" w:space="0" w:sz="0" w:val="none"/>
+                <w:between w:color="000000" w:space="0" w:sz="0" w:val="none"/>
               </w:pBdr>
               <w:spacing w:after="40" w:line="240" w:lineRule="auto"/>
               <w:rPr/>
@@ -866,11 +861,11 @@
           <w:p>
             <w:pPr>
               <w:pBdr>
-                <w:top w:color="auto" w:space="0" w:sz="0" w:val="none"/>
-                <w:left w:color="auto" w:space="0" w:sz="0" w:val="none"/>
-                <w:bottom w:color="auto" w:space="0" w:sz="0" w:val="none"/>
-                <w:right w:color="auto" w:space="0" w:sz="0" w:val="none"/>
-                <w:between w:color="auto" w:space="0" w:sz="0" w:val="none"/>
+                <w:top w:color="000000" w:space="0" w:sz="0" w:val="none"/>
+                <w:left w:color="000000" w:space="0" w:sz="0" w:val="none"/>
+                <w:bottom w:color="000000" w:space="0" w:sz="0" w:val="none"/>
+                <w:right w:color="000000" w:space="0" w:sz="0" w:val="none"/>
+                <w:between w:color="000000" w:space="0" w:sz="0" w:val="none"/>
               </w:pBdr>
               <w:spacing w:after="40" w:line="240" w:lineRule="auto"/>
               <w:rPr/>
@@ -909,11 +904,11 @@
           <w:p>
             <w:pPr>
               <w:pBdr>
-                <w:top w:color="auto" w:space="0" w:sz="0" w:val="none"/>
-                <w:left w:color="auto" w:space="0" w:sz="0" w:val="none"/>
-                <w:bottom w:color="auto" w:space="0" w:sz="0" w:val="none"/>
-                <w:right w:color="auto" w:space="0" w:sz="0" w:val="none"/>
-                <w:between w:color="auto" w:space="0" w:sz="0" w:val="none"/>
+                <w:top w:color="000000" w:space="0" w:sz="0" w:val="none"/>
+                <w:left w:color="000000" w:space="0" w:sz="0" w:val="none"/>
+                <w:bottom w:color="000000" w:space="0" w:sz="0" w:val="none"/>
+                <w:right w:color="000000" w:space="0" w:sz="0" w:val="none"/>
+                <w:between w:color="000000" w:space="0" w:sz="0" w:val="none"/>
               </w:pBdr>
               <w:spacing w:after="40" w:line="240" w:lineRule="auto"/>
               <w:rPr/>
@@ -945,11 +940,11 @@
           <w:p>
             <w:pPr>
               <w:pBdr>
-                <w:top w:color="auto" w:space="0" w:sz="0" w:val="none"/>
-                <w:left w:color="auto" w:space="0" w:sz="0" w:val="none"/>
-                <w:bottom w:color="auto" w:space="0" w:sz="0" w:val="none"/>
-                <w:right w:color="auto" w:space="0" w:sz="0" w:val="none"/>
-                <w:between w:color="auto" w:space="0" w:sz="0" w:val="none"/>
+                <w:top w:color="000000" w:space="0" w:sz="0" w:val="none"/>
+                <w:left w:color="000000" w:space="0" w:sz="0" w:val="none"/>
+                <w:bottom w:color="000000" w:space="0" w:sz="0" w:val="none"/>
+                <w:right w:color="000000" w:space="0" w:sz="0" w:val="none"/>
+                <w:between w:color="000000" w:space="0" w:sz="0" w:val="none"/>
               </w:pBdr>
               <w:spacing w:after="40" w:line="240" w:lineRule="auto"/>
               <w:rPr/>
@@ -981,11 +976,11 @@
           <w:p>
             <w:pPr>
               <w:pBdr>
-                <w:top w:color="auto" w:space="0" w:sz="0" w:val="none"/>
-                <w:left w:color="auto" w:space="0" w:sz="0" w:val="none"/>
-                <w:bottom w:color="auto" w:space="0" w:sz="0" w:val="none"/>
-                <w:right w:color="auto" w:space="0" w:sz="0" w:val="none"/>
-                <w:between w:color="auto" w:space="0" w:sz="0" w:val="none"/>
+                <w:top w:color="000000" w:space="0" w:sz="0" w:val="none"/>
+                <w:left w:color="000000" w:space="0" w:sz="0" w:val="none"/>
+                <w:bottom w:color="000000" w:space="0" w:sz="0" w:val="none"/>
+                <w:right w:color="000000" w:space="0" w:sz="0" w:val="none"/>
+                <w:between w:color="000000" w:space="0" w:sz="0" w:val="none"/>
               </w:pBdr>
               <w:spacing w:after="40" w:line="240" w:lineRule="auto"/>
               <w:rPr/>
@@ -1017,11 +1012,11 @@
           <w:p>
             <w:pPr>
               <w:pBdr>
-                <w:top w:color="auto" w:space="0" w:sz="0" w:val="none"/>
-                <w:left w:color="auto" w:space="0" w:sz="0" w:val="none"/>
-                <w:bottom w:color="auto" w:space="0" w:sz="0" w:val="none"/>
-                <w:right w:color="auto" w:space="0" w:sz="0" w:val="none"/>
-                <w:between w:color="auto" w:space="0" w:sz="0" w:val="none"/>
+                <w:top w:color="000000" w:space="0" w:sz="0" w:val="none"/>
+                <w:left w:color="000000" w:space="0" w:sz="0" w:val="none"/>
+                <w:bottom w:color="000000" w:space="0" w:sz="0" w:val="none"/>
+                <w:right w:color="000000" w:space="0" w:sz="0" w:val="none"/>
+                <w:between w:color="000000" w:space="0" w:sz="0" w:val="none"/>
               </w:pBdr>
               <w:spacing w:after="40" w:line="240" w:lineRule="auto"/>
               <w:rPr/>
@@ -1054,39 +1049,35 @@
           <w:numId w:val="3"/>
         </w:numPr>
         <w:pBdr>
-          <w:top w:color="auto" w:space="0" w:sz="0" w:val="none"/>
-          <w:left w:color="auto" w:space="0" w:sz="0" w:val="none"/>
-          <w:bottom w:color="auto" w:space="0" w:sz="0" w:val="none"/>
-          <w:right w:color="auto" w:space="0" w:sz="0" w:val="none"/>
-          <w:between w:color="auto" w:space="0" w:sz="0" w:val="none"/>
+          <w:top w:color="000000" w:space="0" w:sz="0" w:val="none"/>
+          <w:left w:color="000000" w:space="0" w:sz="0" w:val="none"/>
+          <w:bottom w:color="000000" w:space="0" w:sz="0" w:val="none"/>
+          <w:right w:color="000000" w:space="0" w:sz="0" w:val="none"/>
+          <w:between w:color="000000" w:space="0" w:sz="0" w:val="none"/>
         </w:pBdr>
         <w:shd w:fill="ffffff" w:val="clear"/>
         <w:spacing w:after="160" w:before="320" w:line="264" w:lineRule="auto"/>
         <w:ind w:left="720" w:hanging="360"/>
-      </w:pPr>
-      <w:bookmarkStart w:colFirst="0" w:colLast="0" w:name="_94718hvfejtw" w:id="4"/>
+        <w:rPr/>
+      </w:pPr>
+      <w:bookmarkStart w:colFirst="0" w:colLast="0" w:name="_heading=h.b70dwa9jtq9y" w:id="4"/>
       <w:bookmarkEnd w:id="4"/>
       <w:r>
         <w:rPr>
           <w:rtl w:val="0"/>
         </w:rPr>
         <w:t xml:space="preserve">Propósito y objetivos</w:t>
-      </w:r>
-      <w:r>
-        <w:rPr>
-          <w:rtl w:val="0"/>
-        </w:rPr>
       </w:r>
     </w:p>
     <w:p>
       <w:pPr>
         <w:pStyle w:val="Heading2"/>
         <w:pBdr>
-          <w:top w:color="auto" w:space="0" w:sz="0" w:val="none"/>
-          <w:left w:color="auto" w:space="0" w:sz="0" w:val="none"/>
-          <w:bottom w:color="auto" w:space="0" w:sz="0" w:val="none"/>
-          <w:right w:color="auto" w:space="0" w:sz="0" w:val="none"/>
-          <w:between w:color="auto" w:space="0" w:sz="0" w:val="none"/>
+          <w:top w:color="000000" w:space="0" w:sz="0" w:val="none"/>
+          <w:left w:color="000000" w:space="0" w:sz="0" w:val="none"/>
+          <w:bottom w:color="000000" w:space="0" w:sz="0" w:val="none"/>
+          <w:right w:color="000000" w:space="0" w:sz="0" w:val="none"/>
+          <w:between w:color="000000" w:space="0" w:sz="0" w:val="none"/>
         </w:pBdr>
         <w:shd w:fill="ffffff" w:val="clear"/>
         <w:spacing w:before="0" w:line="264" w:lineRule="auto"/>
@@ -1096,8 +1087,6 @@
           <w:szCs w:val="22"/>
         </w:rPr>
       </w:pPr>
-      <w:bookmarkStart w:colFirst="0" w:colLast="0" w:name="_94718hvfejtw" w:id="4"/>
-      <w:bookmarkEnd w:id="4"/>
       <w:r>
         <w:rPr>
           <w:sz w:val="22"/>
@@ -1111,11 +1100,11 @@
       <w:pPr>
         <w:pStyle w:val="Heading2"/>
         <w:pBdr>
-          <w:top w:color="auto" w:space="0" w:sz="0" w:val="none"/>
-          <w:left w:color="auto" w:space="0" w:sz="0" w:val="none"/>
-          <w:bottom w:color="auto" w:space="0" w:sz="0" w:val="none"/>
-          <w:right w:color="auto" w:space="0" w:sz="0" w:val="none"/>
-          <w:between w:color="auto" w:space="0" w:sz="0" w:val="none"/>
+          <w:top w:color="000000" w:space="0" w:sz="0" w:val="none"/>
+          <w:left w:color="000000" w:space="0" w:sz="0" w:val="none"/>
+          <w:bottom w:color="000000" w:space="0" w:sz="0" w:val="none"/>
+          <w:right w:color="000000" w:space="0" w:sz="0" w:val="none"/>
+          <w:between w:color="000000" w:space="0" w:sz="0" w:val="none"/>
         </w:pBdr>
         <w:shd w:fill="ffffff" w:val="clear"/>
         <w:spacing w:before="0" w:line="264" w:lineRule="auto"/>
@@ -1125,8 +1114,6 @@
           <w:szCs w:val="22"/>
         </w:rPr>
       </w:pPr>
-      <w:bookmarkStart w:colFirst="0" w:colLast="0" w:name="_94718hvfejtw" w:id="4"/>
-      <w:bookmarkEnd w:id="4"/>
       <w:r>
         <w:rPr>
           <w:sz w:val="22"/>
@@ -1144,22 +1131,20 @@
           <w:numId w:val="4"/>
         </w:numPr>
         <w:pBdr>
-          <w:top w:color="auto" w:space="0" w:sz="0" w:val="none"/>
-          <w:left w:color="auto" w:space="-18" w:sz="0" w:val="none"/>
-          <w:bottom w:color="auto" w:space="0" w:sz="0" w:val="none"/>
-          <w:right w:color="auto" w:space="0" w:sz="0" w:val="none"/>
-          <w:between w:color="auto" w:space="0" w:sz="0" w:val="none"/>
+          <w:top w:color="000000" w:space="0" w:sz="0" w:val="none"/>
+          <w:left w:color="000000" w:space="-18" w:sz="0" w:val="none"/>
+          <w:bottom w:color="000000" w:space="0" w:sz="0" w:val="none"/>
+          <w:right w:color="000000" w:space="0" w:sz="0" w:val="none"/>
+          <w:between w:color="000000" w:space="0" w:sz="0" w:val="none"/>
         </w:pBdr>
         <w:shd w:fill="ffffff" w:val="clear"/>
-        <w:spacing w:after="0" w:afterAutospacing="0" w:before="0" w:line="280.79999999999995" w:lineRule="auto"/>
+        <w:spacing w:after="0" w:before="0" w:line="280.7999999999999" w:lineRule="auto"/>
         <w:ind w:left="1440" w:hanging="360"/>
         <w:rPr>
           <w:sz w:val="22"/>
           <w:szCs w:val="22"/>
         </w:rPr>
       </w:pPr>
-      <w:bookmarkStart w:colFirst="0" w:colLast="0" w:name="_94718hvfejtw" w:id="4"/>
-      <w:bookmarkEnd w:id="4"/>
       <w:r>
         <w:rPr>
           <w:sz w:val="22"/>
@@ -1177,22 +1162,20 @@
           <w:numId w:val="4"/>
         </w:numPr>
         <w:pBdr>
-          <w:top w:color="auto" w:space="0" w:sz="0" w:val="none"/>
-          <w:left w:color="auto" w:space="-18" w:sz="0" w:val="none"/>
-          <w:bottom w:color="auto" w:space="0" w:sz="0" w:val="none"/>
-          <w:right w:color="auto" w:space="0" w:sz="0" w:val="none"/>
-          <w:between w:color="auto" w:space="0" w:sz="0" w:val="none"/>
+          <w:top w:color="000000" w:space="0" w:sz="0" w:val="none"/>
+          <w:left w:color="000000" w:space="-18" w:sz="0" w:val="none"/>
+          <w:bottom w:color="000000" w:space="0" w:sz="0" w:val="none"/>
+          <w:right w:color="000000" w:space="0" w:sz="0" w:val="none"/>
+          <w:between w:color="000000" w:space="0" w:sz="0" w:val="none"/>
         </w:pBdr>
         <w:shd w:fill="ffffff" w:val="clear"/>
-        <w:spacing w:after="0" w:afterAutospacing="0" w:before="0" w:line="280.79999999999995" w:lineRule="auto"/>
+        <w:spacing w:after="0" w:before="0" w:line="280.7999999999999" w:lineRule="auto"/>
         <w:ind w:left="1440" w:hanging="360"/>
         <w:rPr>
           <w:sz w:val="22"/>
           <w:szCs w:val="22"/>
         </w:rPr>
       </w:pPr>
-      <w:bookmarkStart w:colFirst="0" w:colLast="0" w:name="_94718hvfejtw" w:id="4"/>
-      <w:bookmarkEnd w:id="4"/>
       <w:r>
         <w:rPr>
           <w:sz w:val="22"/>
@@ -1210,22 +1193,20 @@
           <w:numId w:val="4"/>
         </w:numPr>
         <w:pBdr>
-          <w:top w:color="auto" w:space="0" w:sz="0" w:val="none"/>
-          <w:left w:color="auto" w:space="-18" w:sz="0" w:val="none"/>
-          <w:bottom w:color="auto" w:space="0" w:sz="0" w:val="none"/>
-          <w:right w:color="auto" w:space="0" w:sz="0" w:val="none"/>
-          <w:between w:color="auto" w:space="0" w:sz="0" w:val="none"/>
+          <w:top w:color="000000" w:space="0" w:sz="0" w:val="none"/>
+          <w:left w:color="000000" w:space="-18" w:sz="0" w:val="none"/>
+          <w:bottom w:color="000000" w:space="0" w:sz="0" w:val="none"/>
+          <w:right w:color="000000" w:space="0" w:sz="0" w:val="none"/>
+          <w:between w:color="000000" w:space="0" w:sz="0" w:val="none"/>
         </w:pBdr>
         <w:shd w:fill="ffffff" w:val="clear"/>
-        <w:spacing w:after="0" w:afterAutospacing="0" w:before="0" w:line="280.79999999999995" w:lineRule="auto"/>
+        <w:spacing w:after="0" w:before="0" w:line="280.7999999999999" w:lineRule="auto"/>
         <w:ind w:left="1440" w:hanging="360"/>
         <w:rPr>
           <w:sz w:val="22"/>
           <w:szCs w:val="22"/>
         </w:rPr>
       </w:pPr>
-      <w:bookmarkStart w:colFirst="0" w:colLast="0" w:name="_94718hvfejtw" w:id="4"/>
-      <w:bookmarkEnd w:id="4"/>
       <w:r>
         <w:rPr>
           <w:sz w:val="22"/>
@@ -1243,21 +1224,21 @@
           <w:numId w:val="4"/>
         </w:numPr>
         <w:pBdr>
-          <w:top w:color="auto" w:space="0" w:sz="0" w:val="none"/>
-          <w:left w:color="auto" w:space="-18" w:sz="0" w:val="none"/>
-          <w:bottom w:color="auto" w:space="0" w:sz="0" w:val="none"/>
-          <w:right w:color="auto" w:space="0" w:sz="0" w:val="none"/>
-          <w:between w:color="auto" w:space="0" w:sz="0" w:val="none"/>
+          <w:top w:color="000000" w:space="0" w:sz="0" w:val="none"/>
+          <w:left w:color="000000" w:space="-18" w:sz="0" w:val="none"/>
+          <w:bottom w:color="000000" w:space="0" w:sz="0" w:val="none"/>
+          <w:right w:color="000000" w:space="0" w:sz="0" w:val="none"/>
+          <w:between w:color="000000" w:space="0" w:sz="0" w:val="none"/>
         </w:pBdr>
         <w:shd w:fill="ffffff" w:val="clear"/>
-        <w:spacing w:after="160" w:before="0" w:line="280.79999999999995" w:lineRule="auto"/>
+        <w:spacing w:after="160" w:before="0" w:line="280.7999999999999" w:lineRule="auto"/>
         <w:ind w:left="1440" w:hanging="360"/>
         <w:rPr>
           <w:sz w:val="22"/>
           <w:szCs w:val="22"/>
         </w:rPr>
       </w:pPr>
-      <w:bookmarkStart w:colFirst="0" w:colLast="0" w:name="_7r0g2dxdnxuz" w:id="5"/>
+      <w:bookmarkStart w:colFirst="0" w:colLast="0" w:name="_heading=h.lpkuhqfwme7g" w:id="5"/>
       <w:bookmarkEnd w:id="5"/>
       <w:r>
         <w:rPr>
@@ -1267,579 +1248,10 @@
         </w:rPr>
         <w:t xml:space="preserve">Detectar defectos tempranamente en cada Sprint y mantener la  trazabilidad </w:t>
       </w:r>
-      <w:r>
-        <w:rPr>
-          <w:rtl w:val="0"/>
-        </w:rPr>
-      </w:r>
     </w:p>
     <w:p>
       <w:pPr>
         <w:rPr/>
-      </w:pPr>
-      <w:r>
-        <w:rPr>
-          <w:rtl w:val="0"/>
-        </w:rPr>
-      </w:r>
-    </w:p>
-    <w:p>
-      <w:pPr>
-        <w:pStyle w:val="Heading2"/>
-        <w:numPr>
-          <w:ilvl w:val="0"/>
-          <w:numId w:val="3"/>
-        </w:numPr>
-        <w:spacing w:after="0" w:before="0" w:lineRule="auto"/>
-        <w:ind w:left="720" w:hanging="360"/>
-      </w:pPr>
-      <w:bookmarkStart w:colFirst="0" w:colLast="0" w:name="_myk9liwwj1aj" w:id="6"/>
-      <w:bookmarkEnd w:id="6"/>
-      <w:r>
-        <w:rPr>
-          <w:rtl w:val="0"/>
-        </w:rPr>
-        <w:t xml:space="preserve">Alcance de las Pruebas</w:t>
-      </w:r>
-    </w:p>
-    <w:p>
-      <w:pPr>
-        <w:ind w:left="720" w:firstLine="0"/>
-        <w:rPr/>
-      </w:pPr>
-      <w:r>
-        <w:rPr>
-          <w:rtl w:val="0"/>
-        </w:rPr>
-        <w:t xml:space="preserve">Las pruebas del proyecto Emergen estarán orientadas a verificar el funcionamiento correcto, seguro y confiable de los módulos de usuarios, módulo de alerta y sistemas generales de la aplicación, como la correcta conexión con la base de datos, APIs y cosas específicas de la aplicación web, móvil y escritorio </w:t>
-      </w:r>
-    </w:p>
-    <w:p>
-      <w:pPr>
-        <w:ind w:left="720" w:firstLine="0"/>
-        <w:rPr/>
-      </w:pPr>
-      <w:r>
-        <w:rPr>
-          <w:rtl w:val="0"/>
-        </w:rPr>
-        <w:t xml:space="preserve">Se evaluarán los flujos principales desde el registro e inicio de sesión hasta la activación de una emergencia y el envío del mensaje con la ubicación del usuario. También se comprobarán aspectos no funcionales como la seguridad, confidencialidad, responsividad y compatibilidad entre navegadores.</w:t>
-      </w:r>
-    </w:p>
-    <w:p>
-      <w:pPr>
-        <w:ind w:left="720" w:firstLine="0"/>
-        <w:rPr/>
-      </w:pPr>
-      <w:r>
-        <w:rPr>
-          <w:rtl w:val="0"/>
-        </w:rPr>
-        <w:t xml:space="preserve">Las funcionalidades posteriores serán probadas cuando sean incorporadas oficialmente a un Sprint y cuenten con criterios de aceptación definidos.</w:t>
-      </w:r>
-    </w:p>
-    <w:p>
-      <w:pPr>
-        <w:ind w:left="0" w:firstLine="0"/>
-        <w:rPr/>
-      </w:pPr>
-      <w:r>
-        <w:rPr>
-          <w:rtl w:val="0"/>
-        </w:rPr>
-      </w:r>
-    </w:p>
-    <w:p>
-      <w:pPr>
-        <w:numPr>
-          <w:ilvl w:val="0"/>
-          <w:numId w:val="2"/>
-        </w:numPr>
-        <w:spacing w:after="0" w:before="0" w:lineRule="auto"/>
-        <w:ind w:left="720" w:hanging="360"/>
-        <w:rPr>
-          <w:sz w:val="22"/>
-          <w:szCs w:val="22"/>
-        </w:rPr>
-      </w:pPr>
-      <w:r>
-        <w:rPr>
-          <w:b w:val="1"/>
-          <w:bCs w:val="1"/>
-          <w:rtl w:val="0"/>
-        </w:rPr>
-        <w:t xml:space="preserve">Qué se probará (En alcance):</w:t>
-      </w:r>
-    </w:p>
-    <w:p>
-      <w:pPr>
-        <w:numPr>
-          <w:ilvl w:val="1"/>
-          <w:numId w:val="2"/>
-        </w:numPr>
-        <w:spacing w:after="0" w:before="0" w:lineRule="auto"/>
-        <w:ind w:left="1440" w:hanging="360"/>
-        <w:rPr>
-          <w:sz w:val="22"/>
-          <w:szCs w:val="22"/>
-        </w:rPr>
-      </w:pPr>
-      <w:r>
-        <w:rPr>
-          <w:rtl w:val="0"/>
-        </w:rPr>
-        <w:t xml:space="preserve">Registro y autenticación.</w:t>
-      </w:r>
-    </w:p>
-    <w:p>
-      <w:pPr>
-        <w:numPr>
-          <w:ilvl w:val="1"/>
-          <w:numId w:val="2"/>
-        </w:numPr>
-        <w:spacing w:after="0" w:before="0" w:lineRule="auto"/>
-        <w:ind w:left="1440" w:hanging="360"/>
-        <w:rPr>
-          <w:sz w:val="22"/>
-          <w:szCs w:val="22"/>
-        </w:rPr>
-      </w:pPr>
-      <w:r>
-        <w:rPr>
-          <w:rtl w:val="0"/>
-        </w:rPr>
-        <w:t xml:space="preserve">Configuración del usuario.</w:t>
-      </w:r>
-    </w:p>
-    <w:p>
-      <w:pPr>
-        <w:numPr>
-          <w:ilvl w:val="1"/>
-          <w:numId w:val="2"/>
-        </w:numPr>
-        <w:spacing w:after="0" w:before="0" w:lineRule="auto"/>
-        <w:ind w:left="1440" w:hanging="360"/>
-        <w:rPr>
-          <w:sz w:val="22"/>
-          <w:szCs w:val="22"/>
-        </w:rPr>
-      </w:pPr>
-      <w:r>
-        <w:rPr>
-          <w:rtl w:val="0"/>
-        </w:rPr>
-        <w:t xml:space="preserve">Personalización de mensajes.</w:t>
-      </w:r>
-    </w:p>
-    <w:p>
-      <w:pPr>
-        <w:numPr>
-          <w:ilvl w:val="1"/>
-          <w:numId w:val="2"/>
-        </w:numPr>
-        <w:spacing w:after="0" w:before="0" w:lineRule="auto"/>
-        <w:ind w:left="1440" w:hanging="360"/>
-        <w:rPr>
-          <w:sz w:val="22"/>
-          <w:szCs w:val="22"/>
-        </w:rPr>
-      </w:pPr>
-      <w:r>
-        <w:rPr>
-          <w:rtl w:val="0"/>
-        </w:rPr>
-        <w:t xml:space="preserve">Contactos de emergencia.</w:t>
-      </w:r>
-    </w:p>
-    <w:p>
-      <w:pPr>
-        <w:numPr>
-          <w:ilvl w:val="1"/>
-          <w:numId w:val="2"/>
-        </w:numPr>
-        <w:spacing w:after="0" w:before="0" w:lineRule="auto"/>
-        <w:ind w:left="1440" w:hanging="360"/>
-        <w:rPr>
-          <w:sz w:val="22"/>
-          <w:szCs w:val="22"/>
-        </w:rPr>
-      </w:pPr>
-      <w:r>
-        <w:rPr>
-          <w:rtl w:val="0"/>
-        </w:rPr>
-        <w:t xml:space="preserve">Usuarios apadrinados.</w:t>
-      </w:r>
-    </w:p>
-    <w:p>
-      <w:pPr>
-        <w:numPr>
-          <w:ilvl w:val="1"/>
-          <w:numId w:val="2"/>
-        </w:numPr>
-        <w:spacing w:after="0" w:before="0" w:lineRule="auto"/>
-        <w:ind w:left="1440" w:hanging="360"/>
-        <w:rPr>
-          <w:sz w:val="22"/>
-          <w:szCs w:val="22"/>
-        </w:rPr>
-      </w:pPr>
-      <w:r>
-        <w:rPr>
-          <w:rtl w:val="0"/>
-        </w:rPr>
-        <w:t xml:space="preserve">Información médica.</w:t>
-      </w:r>
-    </w:p>
-    <w:p>
-      <w:pPr>
-        <w:numPr>
-          <w:ilvl w:val="1"/>
-          <w:numId w:val="2"/>
-        </w:numPr>
-        <w:spacing w:after="0" w:before="0" w:lineRule="auto"/>
-        <w:ind w:left="1440" w:hanging="360"/>
-        <w:rPr>
-          <w:sz w:val="22"/>
-          <w:szCs w:val="22"/>
-        </w:rPr>
-      </w:pPr>
-      <w:r>
-        <w:rPr>
-          <w:rtl w:val="0"/>
-        </w:rPr>
-        <w:t xml:space="preserve">Alertas de emergencia.</w:t>
-      </w:r>
-    </w:p>
-    <w:p>
-      <w:pPr>
-        <w:numPr>
-          <w:ilvl w:val="1"/>
-          <w:numId w:val="2"/>
-        </w:numPr>
-        <w:spacing w:after="0" w:before="0" w:lineRule="auto"/>
-        <w:ind w:left="1440" w:hanging="360"/>
-        <w:rPr>
-          <w:sz w:val="22"/>
-          <w:szCs w:val="22"/>
-        </w:rPr>
-      </w:pPr>
-      <w:r>
-        <w:rPr>
-          <w:rtl w:val="0"/>
-        </w:rPr>
-        <w:t xml:space="preserve">Ubicación.</w:t>
-      </w:r>
-    </w:p>
-    <w:p>
-      <w:pPr>
-        <w:numPr>
-          <w:ilvl w:val="1"/>
-          <w:numId w:val="2"/>
-        </w:numPr>
-        <w:spacing w:after="0" w:before="0" w:lineRule="auto"/>
-        <w:ind w:left="1440" w:hanging="360"/>
-        <w:rPr>
-          <w:sz w:val="22"/>
-          <w:szCs w:val="22"/>
-        </w:rPr>
-      </w:pPr>
-      <w:r>
-        <w:rPr>
-          <w:rtl w:val="0"/>
-        </w:rPr>
-        <w:t xml:space="preserve">Números de emergencia.</w:t>
-      </w:r>
-    </w:p>
-    <w:p>
-      <w:pPr>
-        <w:numPr>
-          <w:ilvl w:val="1"/>
-          <w:numId w:val="2"/>
-        </w:numPr>
-        <w:spacing w:after="0" w:before="0" w:lineRule="auto"/>
-        <w:ind w:left="1440" w:hanging="360"/>
-        <w:rPr>
-          <w:sz w:val="22"/>
-          <w:szCs w:val="22"/>
-        </w:rPr>
-      </w:pPr>
-      <w:r>
-        <w:rPr>
-          <w:rtl w:val="0"/>
-        </w:rPr>
-        <w:t xml:space="preserve">Aplicación de escritorio.</w:t>
-      </w:r>
-    </w:p>
-    <w:p>
-      <w:pPr>
-        <w:numPr>
-          <w:ilvl w:val="1"/>
-          <w:numId w:val="2"/>
-        </w:numPr>
-        <w:spacing w:after="0" w:before="0" w:lineRule="auto"/>
-        <w:ind w:left="1440" w:hanging="360"/>
-        <w:rPr>
-          <w:sz w:val="22"/>
-          <w:szCs w:val="22"/>
-        </w:rPr>
-      </w:pPr>
-      <w:r>
-        <w:rPr>
-          <w:rtl w:val="0"/>
-        </w:rPr>
-        <w:t xml:space="preserve">PIN y vinculación.</w:t>
-      </w:r>
-    </w:p>
-    <w:p>
-      <w:pPr>
-        <w:numPr>
-          <w:ilvl w:val="1"/>
-          <w:numId w:val="2"/>
-        </w:numPr>
-        <w:spacing w:after="0" w:before="0" w:lineRule="auto"/>
-        <w:ind w:left="1440" w:hanging="360"/>
-        <w:rPr>
-          <w:sz w:val="22"/>
-          <w:szCs w:val="22"/>
-        </w:rPr>
-      </w:pPr>
-      <w:r>
-        <w:rPr>
-          <w:rtl w:val="0"/>
-        </w:rPr>
-        <w:t xml:space="preserve">Administración de cuentas.</w:t>
-      </w:r>
-    </w:p>
-    <w:p>
-      <w:pPr>
-        <w:numPr>
-          <w:ilvl w:val="1"/>
-          <w:numId w:val="2"/>
-        </w:numPr>
-        <w:spacing w:after="0" w:before="0" w:lineRule="auto"/>
-        <w:ind w:left="1440" w:hanging="360"/>
-        <w:rPr>
-          <w:sz w:val="22"/>
-          <w:szCs w:val="22"/>
-        </w:rPr>
-      </w:pPr>
-      <w:r>
-        <w:rPr>
-          <w:rtl w:val="0"/>
-        </w:rPr>
-        <w:t xml:space="preserve">Responsividad.</w:t>
-      </w:r>
-    </w:p>
-    <w:p>
-      <w:pPr>
-        <w:numPr>
-          <w:ilvl w:val="1"/>
-          <w:numId w:val="2"/>
-        </w:numPr>
-        <w:spacing w:after="0" w:before="0" w:lineRule="auto"/>
-        <w:ind w:left="1440" w:hanging="360"/>
-        <w:rPr>
-          <w:sz w:val="22"/>
-          <w:szCs w:val="22"/>
-        </w:rPr>
-      </w:pPr>
-      <w:r>
-        <w:rPr>
-          <w:rtl w:val="0"/>
-        </w:rPr>
-        <w:t xml:space="preserve">Compatibilidad.</w:t>
-      </w:r>
-    </w:p>
-    <w:p>
-      <w:pPr>
-        <w:numPr>
-          <w:ilvl w:val="1"/>
-          <w:numId w:val="2"/>
-        </w:numPr>
-        <w:spacing w:after="0" w:before="0" w:lineRule="auto"/>
-        <w:ind w:left="1440" w:hanging="360"/>
-        <w:rPr>
-          <w:sz w:val="22"/>
-          <w:szCs w:val="22"/>
-        </w:rPr>
-      </w:pPr>
-      <w:r>
-        <w:rPr>
-          <w:rtl w:val="0"/>
-        </w:rPr>
-        <w:t xml:space="preserve">Seguridad.</w:t>
-      </w:r>
-    </w:p>
-    <w:p>
-      <w:pPr>
-        <w:numPr>
-          <w:ilvl w:val="0"/>
-          <w:numId w:val="2"/>
-        </w:numPr>
-        <w:spacing w:after="0" w:before="0" w:lineRule="auto"/>
-        <w:ind w:left="720" w:hanging="360"/>
-        <w:rPr>
-          <w:sz w:val="22"/>
-          <w:szCs w:val="22"/>
-        </w:rPr>
-      </w:pPr>
-      <w:r>
-        <w:rPr>
-          <w:b w:val="1"/>
-          <w:bCs w:val="1"/>
-          <w:rtl w:val="0"/>
-        </w:rPr>
-        <w:t xml:space="preserve">Qué NO se probará (Fuera de alcance):</w:t>
-      </w:r>
-    </w:p>
-    <w:p>
-      <w:pPr>
-        <w:numPr>
-          <w:ilvl w:val="1"/>
-          <w:numId w:val="2"/>
-        </w:numPr>
-        <w:spacing w:after="0" w:before="0" w:lineRule="auto"/>
-        <w:ind w:left="1440" w:hanging="360"/>
-        <w:rPr>
-          <w:sz w:val="22"/>
-          <w:szCs w:val="22"/>
-        </w:rPr>
-      </w:pPr>
-      <w:r>
-        <w:rPr>
-          <w:rtl w:val="0"/>
-        </w:rPr>
-        <w:t xml:space="preserve">Integración con centrales públicas. </w:t>
-      </w:r>
-    </w:p>
-    <w:p>
-      <w:pPr>
-        <w:numPr>
-          <w:ilvl w:val="1"/>
-          <w:numId w:val="2"/>
-        </w:numPr>
-        <w:spacing w:after="0" w:before="0" w:lineRule="auto"/>
-        <w:ind w:left="1440" w:hanging="360"/>
-        <w:rPr>
-          <w:sz w:val="22"/>
-          <w:szCs w:val="22"/>
-        </w:rPr>
-      </w:pPr>
-      <w:r>
-        <w:rPr>
-          <w:rtl w:val="0"/>
-        </w:rPr>
-        <w:t xml:space="preserve">Seguimiento continuo de la ubicación.</w:t>
-      </w:r>
-    </w:p>
-    <w:p>
-      <w:pPr>
-        <w:numPr>
-          <w:ilvl w:val="1"/>
-          <w:numId w:val="2"/>
-        </w:numPr>
-        <w:spacing w:after="0" w:before="0" w:lineRule="auto"/>
-        <w:ind w:left="1440" w:hanging="360"/>
-        <w:rPr>
-          <w:sz w:val="22"/>
-          <w:szCs w:val="22"/>
-        </w:rPr>
-      </w:pPr>
-      <w:r>
-        <w:rPr>
-          <w:rtl w:val="0"/>
-        </w:rPr>
-        <w:t xml:space="preserve">Pagos y ventas reales de cuentas.</w:t>
-      </w:r>
-    </w:p>
-    <w:p>
-      <w:pPr>
-        <w:numPr>
-          <w:ilvl w:val="1"/>
-          <w:numId w:val="2"/>
-        </w:numPr>
-        <w:spacing w:after="0" w:before="0" w:lineRule="auto"/>
-        <w:ind w:left="1440" w:hanging="360"/>
-        <w:rPr>
-          <w:sz w:val="22"/>
-          <w:szCs w:val="22"/>
-        </w:rPr>
-      </w:pPr>
-      <w:r>
-        <w:rPr>
-          <w:rtl w:val="0"/>
-        </w:rPr>
-        <w:t xml:space="preserve">Funciones de voz o video.</w:t>
-      </w:r>
-    </w:p>
-    <w:p>
-      <w:pPr>
-        <w:numPr>
-          <w:ilvl w:val="1"/>
-          <w:numId w:val="2"/>
-        </w:numPr>
-        <w:spacing w:after="0" w:before="0" w:lineRule="auto"/>
-        <w:ind w:left="1440" w:hanging="360"/>
-        <w:rPr>
-          <w:sz w:val="22"/>
-          <w:szCs w:val="22"/>
-        </w:rPr>
-      </w:pPr>
-      <w:r>
-        <w:rPr>
-          <w:rtl w:val="0"/>
-        </w:rPr>
-        <w:t xml:space="preserve">Dispositivos y navegadores no incluidos en la matriz aprobada.</w:t>
-      </w:r>
-    </w:p>
-    <w:p>
-      <w:pPr>
-        <w:numPr>
-          <w:ilvl w:val="1"/>
-          <w:numId w:val="2"/>
-        </w:numPr>
-        <w:spacing w:after="0" w:before="0" w:lineRule="auto"/>
-        <w:ind w:left="1440" w:hanging="360"/>
-        <w:rPr>
-          <w:sz w:val="22"/>
-          <w:szCs w:val="22"/>
-        </w:rPr>
-      </w:pPr>
-      <w:r>
-        <w:rPr>
-          <w:rtl w:val="0"/>
-        </w:rPr>
-        <w:t xml:space="preserve">Funcionalidades no aceptadas.</w:t>
-      </w:r>
-    </w:p>
-    <w:p>
-      <w:pPr>
-        <w:numPr>
-          <w:ilvl w:val="1"/>
-          <w:numId w:val="2"/>
-        </w:numPr>
-        <w:spacing w:after="0" w:before="0" w:lineRule="auto"/>
-        <w:ind w:left="1440" w:hanging="360"/>
-        <w:rPr>
-          <w:sz w:val="22"/>
-          <w:szCs w:val="22"/>
-        </w:rPr>
-      </w:pPr>
-      <w:r>
-        <w:rPr>
-          <w:rtl w:val="0"/>
-        </w:rPr>
-        <w:t xml:space="preserve">Se utilizarán datos ficticios para la ficha médica.</w:t>
-      </w:r>
-    </w:p>
-    <w:p>
-      <w:pPr>
-        <w:spacing w:after="0" w:before="0" w:lineRule="auto"/>
-        <w:rPr>
-          <w:sz w:val="24"/>
-          <w:szCs w:val="24"/>
-        </w:rPr>
       </w:pPr>
       <w:r>
         <w:rPr>
@@ -1858,27 +1270,71 @@
         <w:ind w:left="720" w:hanging="360"/>
         <w:rPr/>
       </w:pPr>
-      <w:bookmarkStart w:colFirst="0" w:colLast="0" w:name="_lv91db5bta6y" w:id="7"/>
-      <w:bookmarkEnd w:id="7"/>
-      <w:r>
-        <w:rPr>
-          <w:rtl w:val="0"/>
-        </w:rPr>
-        <w:t xml:space="preserve">Tipos de Pruebas</w:t>
+      <w:bookmarkStart w:colFirst="0" w:colLast="0" w:name="_heading=h.uhm83ijizwug" w:id="6"/>
+      <w:bookmarkEnd w:id="6"/>
+      <w:r>
+        <w:rPr>
+          <w:rtl w:val="0"/>
+        </w:rPr>
+        <w:t xml:space="preserve">Alcance de las Pruebas</w:t>
+      </w:r>
+    </w:p>
+    <w:p>
+      <w:pPr>
+        <w:ind w:left="720" w:firstLine="0"/>
+        <w:rPr/>
+      </w:pPr>
+      <w:r>
+        <w:rPr>
+          <w:rtl w:val="0"/>
+        </w:rPr>
+        <w:t xml:space="preserve">Las pruebas del proyecto Emergen estarán orientadas a verificar el funcionamiento correcto, seguro y confiable de los módulos de usuarios, módulo de alerta y sistemas generales de la aplicación, como la correcta conexión con la base de datos, APIs y cosas específicas de la aplicación web, móvil y escritorio </w:t>
+      </w:r>
+    </w:p>
+    <w:p>
+      <w:pPr>
+        <w:ind w:left="720" w:firstLine="0"/>
+        <w:rPr/>
+      </w:pPr>
+      <w:r>
+        <w:rPr>
+          <w:rtl w:val="0"/>
+        </w:rPr>
+        <w:t xml:space="preserve">Se evaluarán los flujos principales desde el registro e inicio de sesión hasta la activación de una emergencia y el envío del mensaje con la ubicación del usuario. También se comprobarán aspectos no funcionales como la seguridad, confidencialidad, responsividad y compatibilidad entre navegadores.</w:t>
+      </w:r>
+    </w:p>
+    <w:p>
+      <w:pPr>
+        <w:ind w:left="720" w:firstLine="0"/>
+        <w:rPr/>
+      </w:pPr>
+      <w:r>
+        <w:rPr>
+          <w:rtl w:val="0"/>
+        </w:rPr>
+        <w:t xml:space="preserve">Las funcionalidades posteriores serán probadas cuando sean incorporadas oficialmente a un Sprint y cuenten con criterios de aceptación definidos.</w:t>
+      </w:r>
+    </w:p>
+    <w:p>
+      <w:pPr>
+        <w:ind w:left="0" w:firstLine="0"/>
+        <w:rPr/>
+      </w:pPr>
+      <w:r>
+        <w:rPr>
+          <w:rtl w:val="0"/>
+        </w:rPr>
       </w:r>
     </w:p>
     <w:p>
       <w:pPr>
         <w:numPr>
           <w:ilvl w:val="0"/>
-          <w:numId w:val="1"/>
+          <w:numId w:val="2"/>
         </w:numPr>
         <w:spacing w:after="0" w:before="0" w:lineRule="auto"/>
         <w:ind w:left="720" w:hanging="360"/>
-        <w:rPr>
-          <w:sz w:val="22"/>
-          <w:szCs w:val="22"/>
-        </w:rPr>
+        <w:rPr/>
       </w:pPr>
       <w:r>
         <w:rPr>
@@ -1886,27 +1342,367 @@
           <w:bCs w:val="1"/>
           <w:rtl w:val="0"/>
         </w:rPr>
-        <w:t xml:space="preserve">Pruebas Funcionales:</w:t>
-      </w:r>
-      <w:r>
-        <w:rPr>
-          <w:rtl w:val="0"/>
-        </w:rPr>
-        <w:t xml:space="preserve"> Validar que cada función del sistema cumpla con lo establecido en los requisitos funcionales del ERS. </w:t>
+        <w:t xml:space="preserve">Qué se probará (En alcance):</w:t>
+      </w:r>
+      <w:r>
+        <w:rPr>
+          <w:rtl w:val="0"/>
+        </w:rPr>
+      </w:r>
+    </w:p>
+    <w:p>
+      <w:pPr>
+        <w:numPr>
+          <w:ilvl w:val="1"/>
+          <w:numId w:val="2"/>
+        </w:numPr>
+        <w:spacing w:after="0" w:before="0" w:lineRule="auto"/>
+        <w:ind w:left="1440" w:hanging="360"/>
+        <w:rPr/>
+      </w:pPr>
+      <w:r>
+        <w:rPr>
+          <w:rtl w:val="0"/>
+        </w:rPr>
+        <w:t xml:space="preserve">Registro y autenticación.</w:t>
+      </w:r>
+      <w:r>
+        <w:rPr>
+          <w:rtl w:val="0"/>
+        </w:rPr>
+      </w:r>
+    </w:p>
+    <w:p>
+      <w:pPr>
+        <w:numPr>
+          <w:ilvl w:val="1"/>
+          <w:numId w:val="2"/>
+        </w:numPr>
+        <w:spacing w:after="0" w:before="0" w:lineRule="auto"/>
+        <w:ind w:left="1440" w:hanging="360"/>
+        <w:rPr/>
+      </w:pPr>
+      <w:r>
+        <w:rPr>
+          <w:rtl w:val="0"/>
+        </w:rPr>
+        <w:t xml:space="preserve">Configuración del usuario.</w:t>
+      </w:r>
+      <w:r>
+        <w:rPr>
+          <w:rtl w:val="0"/>
+        </w:rPr>
+      </w:r>
+    </w:p>
+    <w:p>
+      <w:pPr>
+        <w:numPr>
+          <w:ilvl w:val="1"/>
+          <w:numId w:val="2"/>
+        </w:numPr>
+        <w:spacing w:after="0" w:before="0" w:lineRule="auto"/>
+        <w:ind w:left="1440" w:hanging="360"/>
+        <w:rPr/>
+      </w:pPr>
+      <w:r>
+        <w:rPr>
+          <w:rtl w:val="0"/>
+        </w:rPr>
+        <w:t xml:space="preserve">Personalización de mensajes.</w:t>
+      </w:r>
+      <w:r>
+        <w:rPr>
+          <w:rtl w:val="0"/>
+        </w:rPr>
+      </w:r>
+    </w:p>
+    <w:p>
+      <w:pPr>
+        <w:numPr>
+          <w:ilvl w:val="1"/>
+          <w:numId w:val="2"/>
+        </w:numPr>
+        <w:spacing w:after="0" w:before="0" w:lineRule="auto"/>
+        <w:ind w:left="1440" w:hanging="360"/>
+        <w:rPr/>
+      </w:pPr>
+      <w:r>
+        <w:rPr>
+          <w:rtl w:val="0"/>
+        </w:rPr>
+        <w:t xml:space="preserve">Contactos de emergencia.</w:t>
+      </w:r>
+      <w:r>
+        <w:rPr>
+          <w:rtl w:val="0"/>
+        </w:rPr>
+      </w:r>
+    </w:p>
+    <w:p>
+      <w:pPr>
+        <w:numPr>
+          <w:ilvl w:val="1"/>
+          <w:numId w:val="2"/>
+        </w:numPr>
+        <w:spacing w:after="0" w:before="0" w:lineRule="auto"/>
+        <w:ind w:left="1440" w:hanging="360"/>
+        <w:rPr/>
+      </w:pPr>
+      <w:r>
+        <w:rPr>
+          <w:rtl w:val="0"/>
+        </w:rPr>
+        <w:t xml:space="preserve">Usuarios apadrinados.</w:t>
+      </w:r>
+      <w:r>
+        <w:rPr>
+          <w:rtl w:val="0"/>
+        </w:rPr>
+      </w:r>
+    </w:p>
+    <w:p>
+      <w:pPr>
+        <w:numPr>
+          <w:ilvl w:val="1"/>
+          <w:numId w:val="2"/>
+        </w:numPr>
+        <w:spacing w:after="0" w:before="0" w:lineRule="auto"/>
+        <w:ind w:left="1440" w:hanging="360"/>
+        <w:rPr/>
+      </w:pPr>
+      <w:r>
+        <w:rPr>
+          <w:rtl w:val="0"/>
+        </w:rPr>
+        <w:t xml:space="preserve">Información médica.</w:t>
+      </w:r>
+      <w:r>
+        <w:rPr>
+          <w:rtl w:val="0"/>
+        </w:rPr>
+      </w:r>
+    </w:p>
+    <w:p>
+      <w:pPr>
+        <w:numPr>
+          <w:ilvl w:val="1"/>
+          <w:numId w:val="2"/>
+        </w:numPr>
+        <w:spacing w:after="0" w:before="0" w:lineRule="auto"/>
+        <w:ind w:left="1440" w:hanging="360"/>
+        <w:rPr/>
+      </w:pPr>
+      <w:r>
+        <w:rPr>
+          <w:rtl w:val="0"/>
+        </w:rPr>
+        <w:t xml:space="preserve">Alertas de emergencia.</w:t>
+      </w:r>
+      <w:r>
+        <w:rPr>
+          <w:rtl w:val="0"/>
+        </w:rPr>
+      </w:r>
+    </w:p>
+    <w:p>
+      <w:pPr>
+        <w:numPr>
+          <w:ilvl w:val="1"/>
+          <w:numId w:val="2"/>
+        </w:numPr>
+        <w:spacing w:after="0" w:before="0" w:lineRule="auto"/>
+        <w:ind w:left="1440" w:hanging="360"/>
+        <w:rPr/>
+      </w:pPr>
+      <w:r>
+        <w:rPr>
+          <w:rtl w:val="0"/>
+        </w:rPr>
+        <w:t xml:space="preserve">Ubicación.</w:t>
+      </w:r>
+      <w:r>
+        <w:rPr>
+          <w:rtl w:val="0"/>
+        </w:rPr>
+      </w:r>
+    </w:p>
+    <w:p>
+      <w:pPr>
+        <w:numPr>
+          <w:ilvl w:val="1"/>
+          <w:numId w:val="2"/>
+        </w:numPr>
+        <w:spacing w:after="0" w:before="0" w:lineRule="auto"/>
+        <w:ind w:left="1440" w:hanging="360"/>
+        <w:rPr/>
+      </w:pPr>
+      <w:r>
+        <w:rPr>
+          <w:rtl w:val="0"/>
+        </w:rPr>
+        <w:t xml:space="preserve">Números de emergencia.</w:t>
+      </w:r>
+      <w:r>
+        <w:rPr>
+          <w:rtl w:val="0"/>
+        </w:rPr>
+      </w:r>
+    </w:p>
+    <w:p>
+      <w:pPr>
+        <w:numPr>
+          <w:ilvl w:val="1"/>
+          <w:numId w:val="2"/>
+        </w:numPr>
+        <w:spacing w:after="0" w:before="0" w:lineRule="auto"/>
+        <w:ind w:left="1440" w:hanging="360"/>
+        <w:rPr/>
+      </w:pPr>
+      <w:r>
+        <w:rPr>
+          <w:rtl w:val="0"/>
+        </w:rPr>
+        <w:t xml:space="preserve">Aplicación de escritorio.</w:t>
+      </w:r>
+      <w:r>
+        <w:rPr>
+          <w:rtl w:val="0"/>
+        </w:rPr>
+      </w:r>
+    </w:p>
+    <w:p>
+      <w:pPr>
+        <w:numPr>
+          <w:ilvl w:val="1"/>
+          <w:numId w:val="2"/>
+        </w:numPr>
+        <w:spacing w:after="0" w:before="0" w:lineRule="auto"/>
+        <w:ind w:left="1440" w:hanging="360"/>
+        <w:rPr/>
+      </w:pPr>
+      <w:r>
+        <w:rPr>
+          <w:rtl w:val="0"/>
+        </w:rPr>
+        <w:t xml:space="preserve">PIN y vinculación.</w:t>
+      </w:r>
+      <w:r>
+        <w:rPr>
+          <w:rtl w:val="0"/>
+        </w:rPr>
+      </w:r>
+    </w:p>
+    <w:p>
+      <w:pPr>
+        <w:numPr>
+          <w:ilvl w:val="1"/>
+          <w:numId w:val="2"/>
+        </w:numPr>
+        <w:spacing w:after="0" w:before="0" w:lineRule="auto"/>
+        <w:ind w:left="1440" w:hanging="360"/>
+        <w:rPr/>
+      </w:pPr>
+      <w:r>
+        <w:rPr>
+          <w:rtl w:val="0"/>
+        </w:rPr>
+        <w:t xml:space="preserve">Administración de cuentas.</w:t>
+      </w:r>
+      <w:r>
+        <w:rPr>
+          <w:rtl w:val="0"/>
+        </w:rPr>
+      </w:r>
+    </w:p>
+    <w:p>
+      <w:pPr>
+        <w:numPr>
+          <w:ilvl w:val="1"/>
+          <w:numId w:val="2"/>
+        </w:numPr>
+        <w:spacing w:after="0" w:before="0" w:lineRule="auto"/>
+        <w:ind w:left="1440" w:hanging="360"/>
+        <w:rPr/>
+      </w:pPr>
+      <w:r>
+        <w:rPr>
+          <w:rtl w:val="0"/>
+        </w:rPr>
+        <w:t xml:space="preserve">Responsividad.</w:t>
+      </w:r>
+      <w:r>
+        <w:rPr>
+          <w:rtl w:val="0"/>
+        </w:rPr>
+      </w:r>
+    </w:p>
+    <w:p>
+      <w:pPr>
+        <w:numPr>
+          <w:ilvl w:val="1"/>
+          <w:numId w:val="2"/>
+        </w:numPr>
+        <w:spacing w:after="0" w:before="0" w:lineRule="auto"/>
+        <w:ind w:left="1440" w:hanging="360"/>
+        <w:rPr/>
+      </w:pPr>
+      <w:r>
+        <w:rPr>
+          <w:rtl w:val="0"/>
+        </w:rPr>
+        <w:t xml:space="preserve">Compatibilidad.</w:t>
+      </w:r>
+      <w:r>
+        <w:rPr>
+          <w:rtl w:val="0"/>
+        </w:rPr>
+      </w:r>
+    </w:p>
+    <w:p>
+      <w:pPr>
+        <w:numPr>
+          <w:ilvl w:val="1"/>
+          <w:numId w:val="2"/>
+        </w:numPr>
+        <w:spacing w:after="0" w:before="0" w:lineRule="auto"/>
+        <w:ind w:left="1440" w:hanging="360"/>
+        <w:rPr/>
+      </w:pPr>
+      <w:r>
+        <w:rPr>
+          <w:rtl w:val="0"/>
+        </w:rPr>
+        <w:t xml:space="preserve">Seguridad.</w:t>
+      </w:r>
+    </w:p>
+    <w:p>
+      <w:pPr>
+        <w:numPr>
+          <w:ilvl w:val="1"/>
+          <w:numId w:val="2"/>
+        </w:numPr>
+        <w:spacing w:after="0" w:before="0" w:lineRule="auto"/>
+        <w:ind w:left="1440" w:hanging="360"/>
+        <w:rPr>
+          <w:u w:val="none"/>
+        </w:rPr>
+      </w:pPr>
+      <w:r>
+        <w:rPr>
+          <w:rtl w:val="0"/>
+        </w:rPr>
+        <w:t xml:space="preserve">Rendimiento y resiliencia.</w:t>
       </w:r>
     </w:p>
     <w:p>
       <w:pPr>
         <w:numPr>
           <w:ilvl w:val="0"/>
-          <w:numId w:val="1"/>
+          <w:numId w:val="2"/>
         </w:numPr>
         <w:spacing w:after="0" w:before="0" w:lineRule="auto"/>
         <w:ind w:left="720" w:hanging="360"/>
-        <w:rPr>
-          <w:sz w:val="22"/>
-          <w:szCs w:val="22"/>
-        </w:rPr>
+        <w:rPr/>
       </w:pPr>
       <w:r>
         <w:rPr>
@@ -1914,13 +1710,7 @@
           <w:bCs w:val="1"/>
           <w:rtl w:val="0"/>
         </w:rPr>
-        <w:t xml:space="preserve">Pruebas Unitarias:</w:t>
-      </w:r>
-      <w:r>
-        <w:rPr>
-          <w:rtl w:val="0"/>
-        </w:rPr>
-        <w:t xml:space="preserve"> Comprobar individualmente el funcionamiento de componentes, validaciones, permisos y reglas del sistema. </w:t>
+        <w:t xml:space="preserve">Qué NO se probará (Fuera de alcance):</w:t>
       </w:r>
       <w:r>
         <w:rPr>
@@ -1931,151 +1721,107 @@
     <w:p>
       <w:pPr>
         <w:numPr>
-          <w:ilvl w:val="0"/>
-          <w:numId w:val="1"/>
+          <w:ilvl w:val="1"/>
+          <w:numId w:val="2"/>
         </w:numPr>
         <w:spacing w:after="0" w:before="0" w:lineRule="auto"/>
-        <w:ind w:left="720" w:hanging="360"/>
-        <w:rPr>
-          <w:sz w:val="22"/>
-          <w:szCs w:val="22"/>
-        </w:rPr>
-      </w:pPr>
-      <w:r>
-        <w:rPr>
-          <w:b w:val="1"/>
-          <w:bCs w:val="1"/>
-          <w:rtl w:val="0"/>
-        </w:rPr>
-        <w:t xml:space="preserve">Pruebas de Integración:</w:t>
-      </w:r>
-      <w:r>
-        <w:rPr>
-          <w:rtl w:val="0"/>
-        </w:rPr>
-        <w:t xml:space="preserve"> Verificar la comunicación entre las aplicaciones, el backend, la base de datos, el GPS y el servicio de envío de mensajes. </w:t>
+        <w:ind w:left="1440" w:hanging="360"/>
+        <w:rPr/>
+      </w:pPr>
+      <w:r>
+        <w:rPr>
+          <w:rtl w:val="0"/>
+        </w:rPr>
+        <w:t xml:space="preserve">Integración con centrales públicas. </w:t>
+      </w:r>
+      <w:r>
+        <w:rPr>
+          <w:rtl w:val="0"/>
+        </w:rPr>
       </w:r>
     </w:p>
     <w:p>
       <w:pPr>
         <w:numPr>
-          <w:ilvl w:val="0"/>
-          <w:numId w:val="1"/>
+          <w:ilvl w:val="1"/>
+          <w:numId w:val="2"/>
         </w:numPr>
         <w:spacing w:after="0" w:before="0" w:lineRule="auto"/>
-        <w:ind w:left="720" w:hanging="360"/>
-        <w:rPr>
-          <w:sz w:val="22"/>
-          <w:szCs w:val="22"/>
-        </w:rPr>
-      </w:pPr>
-      <w:r>
-        <w:rPr>
-          <w:b w:val="1"/>
-          <w:bCs w:val="1"/>
-          <w:rtl w:val="0"/>
-        </w:rPr>
-        <w:t xml:space="preserve">Pruebas de Interfaz y Responsividad:</w:t>
-      </w:r>
-      <w:r>
-        <w:rPr>
-          <w:rtl w:val="0"/>
-        </w:rPr>
-        <w:t xml:space="preserve"> Verificar que la aplicación sea legible y utilizable en dispositivos móviles, tabletas y computadores.</w:t>
+        <w:ind w:left="1440" w:hanging="360"/>
+        <w:rPr/>
+      </w:pPr>
+      <w:r>
+        <w:rPr>
+          <w:rtl w:val="0"/>
+        </w:rPr>
+        <w:t xml:space="preserve">Seguimiento continuo de la ubicación.</w:t>
+      </w:r>
+      <w:r>
+        <w:rPr>
+          <w:rtl w:val="0"/>
+        </w:rPr>
       </w:r>
     </w:p>
     <w:p>
       <w:pPr>
         <w:numPr>
-          <w:ilvl w:val="0"/>
-          <w:numId w:val="1"/>
+          <w:ilvl w:val="1"/>
+          <w:numId w:val="2"/>
         </w:numPr>
         <w:spacing w:after="0" w:before="0" w:lineRule="auto"/>
-        <w:ind w:left="720" w:hanging="360"/>
-        <w:rPr>
-          <w:sz w:val="22"/>
-          <w:szCs w:val="22"/>
-        </w:rPr>
-      </w:pPr>
-      <w:r>
-        <w:rPr>
-          <w:b w:val="1"/>
-          <w:bCs w:val="1"/>
-          <w:rtl w:val="0"/>
-        </w:rPr>
-        <w:t xml:space="preserve">Pruebas de Seguridad:</w:t>
-      </w:r>
-      <w:r>
-        <w:rPr>
-          <w:rtl w:val="0"/>
-        </w:rPr>
-        <w:t xml:space="preserve"> Comprobar la protección de credenciales, sesiones, correos y accesos mediante los roles definidos en el backend. </w:t>
+        <w:ind w:left="1440" w:hanging="360"/>
+        <w:rPr/>
+      </w:pPr>
+      <w:r>
+        <w:rPr>
+          <w:rtl w:val="0"/>
+        </w:rPr>
+        <w:t xml:space="preserve">Pagos y ventas reales de cuentas.</w:t>
+      </w:r>
+      <w:r>
+        <w:rPr>
+          <w:rtl w:val="0"/>
+        </w:rPr>
       </w:r>
     </w:p>
     <w:p>
       <w:pPr>
         <w:numPr>
-          <w:ilvl w:val="0"/>
-          <w:numId w:val="1"/>
+          <w:ilvl w:val="1"/>
+          <w:numId w:val="2"/>
         </w:numPr>
         <w:spacing w:after="0" w:before="0" w:lineRule="auto"/>
-        <w:ind w:left="720" w:hanging="360"/>
-        <w:rPr>
-          <w:sz w:val="22"/>
-          <w:szCs w:val="22"/>
-        </w:rPr>
-      </w:pPr>
-      <w:r>
-        <w:rPr>
-          <w:b w:val="1"/>
-          <w:bCs w:val="1"/>
-          <w:rtl w:val="0"/>
-        </w:rPr>
-        <w:t xml:space="preserve">Pruebas de Privacidad y Confidencialidad:</w:t>
-      </w:r>
-      <w:r>
-        <w:rPr>
-          <w:rtl w:val="0"/>
-        </w:rPr>
-        <w:t xml:space="preserve"> Verificar que la ubicación, la información médica y los datos personales solo sean compartidos con usuarios autorizados. </w:t>
+        <w:ind w:left="1440" w:hanging="360"/>
+        <w:rPr/>
+      </w:pPr>
+      <w:r>
+        <w:rPr>
+          <w:rtl w:val="0"/>
+        </w:rPr>
+        <w:t xml:space="preserve">Funciones de voz o video.</w:t>
+      </w:r>
+      <w:r>
+        <w:rPr>
+          <w:rtl w:val="0"/>
+        </w:rPr>
       </w:r>
     </w:p>
     <w:p>
       <w:pPr>
         <w:numPr>
-          <w:ilvl w:val="0"/>
-          <w:numId w:val="1"/>
+          <w:ilvl w:val="1"/>
+          <w:numId w:val="2"/>
         </w:numPr>
         <w:spacing w:after="0" w:before="0" w:lineRule="auto"/>
-        <w:ind w:left="720" w:hanging="360"/>
-        <w:rPr>
-          <w:sz w:val="22"/>
-          <w:szCs w:val="22"/>
-        </w:rPr>
-      </w:pPr>
-      <w:r>
-        <w:rPr>
-          <w:b w:val="1"/>
-          <w:bCs w:val="1"/>
-          <w:rtl w:val="0"/>
-        </w:rPr>
-        <w:t xml:space="preserve">Pruebas de Usabilidad:</w:t>
-      </w:r>
-      <w:r>
-        <w:rPr>
-          <w:rtl w:val="0"/>
-        </w:rPr>
-        <w:t xml:space="preserve"> Comprobar que la configuración y activación de una alerta SOS sean claras, rápidas y fáciles de utilizar. </w:t>
-      </w:r>
-    </w:p>
-    <w:p>
-      <w:pPr>
-        <w:spacing w:after="0" w:before="0" w:lineRule="auto"/>
-        <w:rPr>
-          <w:sz w:val="24"/>
-          <w:szCs w:val="24"/>
-        </w:rPr>
-      </w:pPr>
+        <w:ind w:left="1440" w:hanging="360"/>
+        <w:rPr/>
+      </w:pPr>
+      <w:r>
+        <w:rPr>
+          <w:rtl w:val="0"/>
+        </w:rPr>
+        <w:t xml:space="preserve">Dispositivos y navegadores no incluidos en la matriz aprobada.</w:t>
+      </w:r>
       <w:r>
         <w:rPr>
           <w:rtl w:val="0"/>
@@ -2085,53 +1831,18 @@
     <w:p>
       <w:pPr>
         <w:numPr>
-          <w:ilvl w:val="0"/>
-          <w:numId w:val="3"/>
+          <w:ilvl w:val="1"/>
+          <w:numId w:val="2"/>
         </w:numPr>
         <w:spacing w:after="0" w:before="0" w:lineRule="auto"/>
-        <w:ind w:left="720" w:hanging="360"/>
-        <w:rPr>
-          <w:sz w:val="32"/>
-          <w:szCs w:val="32"/>
-        </w:rPr>
-      </w:pPr>
-      <w:r>
-        <w:rPr>
-          <w:sz w:val="32"/>
-          <w:szCs w:val="32"/>
-          <w:rtl w:val="0"/>
-        </w:rPr>
-        <w:t xml:space="preserve">Criterios de Aceptación y Salida</w:t>
-      </w:r>
-    </w:p>
-    <w:p>
-      <w:pPr>
-        <w:pBdr>
-          <w:top w:color="auto" w:space="0" w:sz="0" w:val="none"/>
-          <w:left w:color="auto" w:space="0" w:sz="0" w:val="none"/>
-          <w:bottom w:color="auto" w:space="0" w:sz="0" w:val="none"/>
-          <w:right w:color="auto" w:space="0" w:sz="0" w:val="none"/>
-          <w:between w:color="auto" w:space="0" w:sz="0" w:val="none"/>
-        </w:pBdr>
-        <w:shd w:fill="ffffff" w:val="clear"/>
-        <w:spacing w:after="120" w:before="240" w:line="264" w:lineRule="auto"/>
-        <w:ind w:left="0" w:firstLine="0"/>
-        <w:rPr>
-          <w:rFonts w:ascii="Calibri" w:cs="Calibri" w:eastAsia="Calibri" w:hAnsi="Calibri"/>
-          <w:b w:val="1"/>
-          <w:bCs w:val="1"/>
-          <w:color w:val="4f81bd"/>
-          <w:sz w:val="26"/>
-          <w:szCs w:val="26"/>
-        </w:rPr>
-      </w:pPr>
-      <w:r>
-        <w:rPr>
-          <w:b w:val="1"/>
-          <w:bCs w:val="1"/>
-          <w:rtl w:val="0"/>
-        </w:rPr>
-        <w:t xml:space="preserve">Aceptación</w:t>
+        <w:ind w:left="1440" w:hanging="360"/>
+        <w:rPr/>
+      </w:pPr>
+      <w:r>
+        <w:rPr>
+          <w:rtl w:val="0"/>
+        </w:rPr>
+        <w:t xml:space="preserve">Funcionalidades no aceptadas.</w:t>
       </w:r>
       <w:r>
         <w:rPr>
@@ -2142,352 +1853,18 @@
     <w:p>
       <w:pPr>
         <w:numPr>
-          <w:ilvl w:val="0"/>
-          <w:numId w:val="5"/>
+          <w:ilvl w:val="1"/>
+          <w:numId w:val="2"/>
         </w:numPr>
-        <w:pBdr>
-          <w:top w:color="auto" w:space="0" w:sz="0" w:val="none"/>
-          <w:left w:color="auto" w:space="-18" w:sz="0" w:val="none"/>
-          <w:bottom w:color="auto" w:space="0" w:sz="0" w:val="none"/>
-          <w:right w:color="auto" w:space="0" w:sz="0" w:val="none"/>
-          <w:between w:color="auto" w:space="0" w:sz="0" w:val="none"/>
-        </w:pBdr>
-        <w:shd w:fill="ffffff" w:val="clear"/>
-        <w:spacing w:after="0" w:line="280.79999999999995" w:lineRule="auto"/>
-        <w:ind w:left="720" w:hanging="360"/>
-        <w:rPr>
-          <w:sz w:val="22"/>
-          <w:szCs w:val="22"/>
-        </w:rPr>
-      </w:pPr>
-      <w:r>
-        <w:rPr>
-          <w:rtl w:val="0"/>
-        </w:rPr>
-        <w:t xml:space="preserve">Requisito con criterio de aceptación aprobado y relación con una historia/tarea del Sprint.</w:t>
-      </w:r>
-    </w:p>
-    <w:p>
-      <w:pPr>
-        <w:numPr>
-          <w:ilvl w:val="0"/>
-          <w:numId w:val="5"/>
-        </w:numPr>
-        <w:pBdr>
-          <w:top w:color="auto" w:space="0" w:sz="0" w:val="none"/>
-          <w:left w:color="auto" w:space="-18" w:sz="0" w:val="none"/>
-          <w:bottom w:color="auto" w:space="0" w:sz="0" w:val="none"/>
-          <w:right w:color="auto" w:space="0" w:sz="0" w:val="none"/>
-          <w:between w:color="auto" w:space="0" w:sz="0" w:val="none"/>
-        </w:pBdr>
-        <w:shd w:fill="ffffff" w:val="clear"/>
-        <w:spacing w:after="0" w:line="280.79999999999995" w:lineRule="auto"/>
-        <w:ind w:left="720" w:hanging="360"/>
-        <w:rPr>
-          <w:sz w:val="22"/>
-          <w:szCs w:val="22"/>
-        </w:rPr>
-      </w:pPr>
-      <w:r>
-        <w:rPr>
-          <w:rtl w:val="0"/>
-        </w:rPr>
-        <w:t xml:space="preserve">Versión desplegada en QA, identificable y estable para ejecución.</w:t>
-      </w:r>
-    </w:p>
-    <w:p>
-      <w:pPr>
-        <w:numPr>
-          <w:ilvl w:val="0"/>
-          <w:numId w:val="5"/>
-        </w:numPr>
-        <w:pBdr>
-          <w:top w:color="auto" w:space="0" w:sz="0" w:val="none"/>
-          <w:left w:color="auto" w:space="-18" w:sz="0" w:val="none"/>
-          <w:bottom w:color="auto" w:space="0" w:sz="0" w:val="none"/>
-          <w:right w:color="auto" w:space="0" w:sz="0" w:val="none"/>
-          <w:between w:color="auto" w:space="0" w:sz="0" w:val="none"/>
-        </w:pBdr>
-        <w:shd w:fill="ffffff" w:val="clear"/>
-        <w:spacing w:after="0" w:line="280.79999999999995" w:lineRule="auto"/>
-        <w:ind w:left="720" w:hanging="360"/>
-        <w:rPr>
-          <w:sz w:val="22"/>
-          <w:szCs w:val="22"/>
-        </w:rPr>
-      </w:pPr>
-      <w:r>
-        <w:rPr>
-          <w:rtl w:val="0"/>
-        </w:rPr>
-        <w:t xml:space="preserve">Ambiente, permisos, datos y dependencias disponibles.</w:t>
-      </w:r>
-    </w:p>
-    <w:p>
-      <w:pPr>
-        <w:numPr>
-          <w:ilvl w:val="0"/>
-          <w:numId w:val="5"/>
-        </w:numPr>
-        <w:pBdr>
-          <w:top w:color="auto" w:space="0" w:sz="0" w:val="none"/>
-          <w:left w:color="auto" w:space="-18" w:sz="0" w:val="none"/>
-          <w:bottom w:color="auto" w:space="0" w:sz="0" w:val="none"/>
-          <w:right w:color="auto" w:space="0" w:sz="0" w:val="none"/>
-          <w:between w:color="auto" w:space="0" w:sz="0" w:val="none"/>
-        </w:pBdr>
-        <w:shd w:fill="ffffff" w:val="clear"/>
-        <w:spacing w:after="0" w:line="280.79999999999995" w:lineRule="auto"/>
-        <w:ind w:left="720" w:hanging="360"/>
-        <w:rPr>
-          <w:sz w:val="22"/>
-          <w:szCs w:val="22"/>
-        </w:rPr>
-      </w:pPr>
-      <w:r>
-        <w:rPr>
-          <w:rtl w:val="0"/>
-        </w:rPr>
-        <w:t xml:space="preserve">Pruebas unitarias del cambio aprobadas y sin defectos bloqueantes conocidos.</w:t>
-      </w:r>
-      <w:r>
-        <w:rPr>
-          <w:rtl w:val="0"/>
-        </w:rPr>
-      </w:r>
-    </w:p>
-    <w:p>
-      <w:pPr>
-        <w:pBdr>
-          <w:top w:color="auto" w:space="0" w:sz="0" w:val="none"/>
-          <w:left w:color="auto" w:space="0" w:sz="0" w:val="none"/>
-          <w:bottom w:color="auto" w:space="0" w:sz="0" w:val="none"/>
-          <w:right w:color="auto" w:space="0" w:sz="0" w:val="none"/>
-          <w:between w:color="auto" w:space="0" w:sz="0" w:val="none"/>
-        </w:pBdr>
-        <w:shd w:fill="ffffff" w:val="clear"/>
-        <w:spacing w:after="120" w:before="240" w:line="264" w:lineRule="auto"/>
-        <w:ind w:left="0" w:firstLine="0"/>
-        <w:rPr>
-          <w:rFonts w:ascii="Calibri" w:cs="Calibri" w:eastAsia="Calibri" w:hAnsi="Calibri"/>
-          <w:b w:val="1"/>
-          <w:bCs w:val="1"/>
-          <w:color w:val="4f81bd"/>
-          <w:sz w:val="26"/>
-          <w:szCs w:val="26"/>
-        </w:rPr>
-      </w:pPr>
-      <w:r>
-        <w:rPr>
-          <w:b w:val="1"/>
-          <w:bCs w:val="1"/>
-          <w:rtl w:val="0"/>
-        </w:rPr>
-        <w:t xml:space="preserve">Salida</w:t>
-      </w:r>
-      <w:r>
-        <w:rPr>
-          <w:rtl w:val="0"/>
-        </w:rPr>
-      </w:r>
-    </w:p>
-    <w:p>
-      <w:pPr>
-        <w:numPr>
-          <w:ilvl w:val="0"/>
-          <w:numId w:val="5"/>
-        </w:numPr>
-        <w:pBdr>
-          <w:top w:color="auto" w:space="0" w:sz="0" w:val="none"/>
-          <w:left w:color="auto" w:space="-18" w:sz="0" w:val="none"/>
-          <w:bottom w:color="auto" w:space="0" w:sz="0" w:val="none"/>
-          <w:right w:color="auto" w:space="0" w:sz="0" w:val="none"/>
-          <w:between w:color="auto" w:space="0" w:sz="0" w:val="none"/>
-        </w:pBdr>
-        <w:shd w:fill="ffffff" w:val="clear"/>
-        <w:spacing w:after="0" w:line="280.79999999999995" w:lineRule="auto"/>
-        <w:ind w:left="720" w:hanging="360"/>
-        <w:rPr>
-          <w:sz w:val="22"/>
-          <w:szCs w:val="22"/>
-        </w:rPr>
-      </w:pPr>
-      <w:r>
-        <w:rPr>
-          <w:rtl w:val="0"/>
-        </w:rPr>
-        <w:t xml:space="preserve">100 % de casos P1 y P2 planificados ejecutados; 100 % de P1 aprobados.</w:t>
-      </w:r>
-    </w:p>
-    <w:p>
-      <w:pPr>
-        <w:numPr>
-          <w:ilvl w:val="0"/>
-          <w:numId w:val="5"/>
-        </w:numPr>
-        <w:pBdr>
-          <w:top w:color="auto" w:space="0" w:sz="0" w:val="none"/>
-          <w:left w:color="auto" w:space="-18" w:sz="0" w:val="none"/>
-          <w:bottom w:color="auto" w:space="0" w:sz="0" w:val="none"/>
-          <w:right w:color="auto" w:space="0" w:sz="0" w:val="none"/>
-          <w:between w:color="auto" w:space="0" w:sz="0" w:val="none"/>
-        </w:pBdr>
-        <w:shd w:fill="ffffff" w:val="clear"/>
-        <w:spacing w:after="0" w:line="280.79999999999995" w:lineRule="auto"/>
-        <w:ind w:left="720" w:hanging="360"/>
-        <w:rPr>
-          <w:sz w:val="22"/>
-          <w:szCs w:val="22"/>
-        </w:rPr>
-      </w:pPr>
-      <w:r>
-        <w:rPr>
-          <w:rtl w:val="0"/>
-        </w:rPr>
-        <w:t xml:space="preserve">Al menos 95 % de casos ejecutados aprobados en la versión candidata.</w:t>
-      </w:r>
-    </w:p>
-    <w:p>
-      <w:pPr>
-        <w:numPr>
-          <w:ilvl w:val="0"/>
-          <w:numId w:val="5"/>
-        </w:numPr>
-        <w:pBdr>
-          <w:top w:color="auto" w:space="0" w:sz="0" w:val="none"/>
-          <w:left w:color="auto" w:space="-18" w:sz="0" w:val="none"/>
-          <w:bottom w:color="auto" w:space="0" w:sz="0" w:val="none"/>
-          <w:right w:color="auto" w:space="0" w:sz="0" w:val="none"/>
-          <w:between w:color="auto" w:space="0" w:sz="0" w:val="none"/>
-        </w:pBdr>
-        <w:shd w:fill="ffffff" w:val="clear"/>
-        <w:spacing w:after="0" w:line="280.79999999999995" w:lineRule="auto"/>
-        <w:ind w:left="720" w:hanging="360"/>
-        <w:rPr>
-          <w:sz w:val="22"/>
-          <w:szCs w:val="22"/>
-        </w:rPr>
-      </w:pPr>
-      <w:r>
-        <w:rPr>
-          <w:rtl w:val="0"/>
-        </w:rPr>
-        <w:t xml:space="preserve">Cero defectos bloqueantes o críticos abiertos; defectos altos con decisión explícita del Product Owner.</w:t>
-      </w:r>
-    </w:p>
-    <w:p>
-      <w:pPr>
-        <w:numPr>
-          <w:ilvl w:val="0"/>
-          <w:numId w:val="5"/>
-        </w:numPr>
-        <w:pBdr>
-          <w:top w:color="auto" w:space="0" w:sz="0" w:val="none"/>
-          <w:left w:color="auto" w:space="-18" w:sz="0" w:val="none"/>
-          <w:bottom w:color="auto" w:space="0" w:sz="0" w:val="none"/>
-          <w:right w:color="auto" w:space="0" w:sz="0" w:val="none"/>
-          <w:between w:color="auto" w:space="0" w:sz="0" w:val="none"/>
-        </w:pBdr>
-        <w:shd w:fill="ffffff" w:val="clear"/>
-        <w:spacing w:after="0" w:line="280.79999999999995" w:lineRule="auto"/>
-        <w:ind w:left="720" w:hanging="360"/>
-        <w:rPr>
-          <w:sz w:val="22"/>
-          <w:szCs w:val="22"/>
-        </w:rPr>
-      </w:pPr>
-      <w:r>
-        <w:rPr>
-          <w:rtl w:val="0"/>
-        </w:rPr>
-        <w:t xml:space="preserve">Trazabilidad y evidencias completas; regresión crítica aprobada.</w:t>
-      </w:r>
-    </w:p>
-    <w:p>
-      <w:pPr>
-        <w:numPr>
-          <w:ilvl w:val="0"/>
-          <w:numId w:val="5"/>
-        </w:numPr>
-        <w:pBdr>
-          <w:top w:color="auto" w:space="0" w:sz="0" w:val="none"/>
-          <w:left w:color="auto" w:space="-18" w:sz="0" w:val="none"/>
-          <w:bottom w:color="auto" w:space="0" w:sz="0" w:val="none"/>
-          <w:right w:color="auto" w:space="0" w:sz="0" w:val="none"/>
-          <w:between w:color="auto" w:space="0" w:sz="0" w:val="none"/>
-        </w:pBdr>
-        <w:shd w:fill="ffffff" w:val="clear"/>
-        <w:spacing w:after="0" w:line="280.79999999999995" w:lineRule="auto"/>
-        <w:ind w:left="720" w:hanging="360"/>
-        <w:rPr>
-          <w:sz w:val="22"/>
-          <w:szCs w:val="22"/>
-        </w:rPr>
-      </w:pPr>
-      <w:r>
-        <w:rPr>
-          <w:rtl w:val="0"/>
-        </w:rPr>
-        <w:t xml:space="preserve">Aceptación del incremento registrada en la Sprint Review.</w:t>
-      </w:r>
-    </w:p>
-    <w:p>
-      <w:pPr>
-        <w:pBdr>
-          <w:top w:color="auto" w:space="0" w:sz="0" w:val="none"/>
-          <w:left w:color="auto" w:space="0" w:sz="0" w:val="none"/>
-          <w:bottom w:color="auto" w:space="0" w:sz="0" w:val="none"/>
-          <w:right w:color="auto" w:space="0" w:sz="0" w:val="none"/>
-          <w:between w:color="auto" w:space="0" w:sz="0" w:val="none"/>
-        </w:pBdr>
-        <w:shd w:fill="ffffff" w:val="clear"/>
-        <w:spacing w:after="120" w:before="240" w:line="264" w:lineRule="auto"/>
-        <w:ind w:left="0" w:firstLine="0"/>
-        <w:rPr>
-          <w:rFonts w:ascii="Calibri" w:cs="Calibri" w:eastAsia="Calibri" w:hAnsi="Calibri"/>
-          <w:b w:val="1"/>
-          <w:bCs w:val="1"/>
-          <w:color w:val="4f81bd"/>
-          <w:sz w:val="26"/>
-          <w:szCs w:val="26"/>
-        </w:rPr>
-      </w:pPr>
-      <w:r>
-        <w:rPr>
-          <w:b w:val="1"/>
-          <w:bCs w:val="1"/>
-          <w:rtl w:val="0"/>
-        </w:rPr>
-        <w:t xml:space="preserve">Suspensión y reanudación</w:t>
-      </w:r>
-      <w:r>
-        <w:rPr>
-          <w:rtl w:val="0"/>
-        </w:rPr>
-      </w:r>
-    </w:p>
-    <w:p>
-      <w:pPr>
-        <w:pBdr>
-          <w:top w:color="auto" w:space="0" w:sz="0" w:val="none"/>
-          <w:left w:color="auto" w:space="0" w:sz="0" w:val="none"/>
-          <w:bottom w:color="auto" w:space="0" w:sz="0" w:val="none"/>
-          <w:right w:color="auto" w:space="0" w:sz="0" w:val="none"/>
-          <w:between w:color="auto" w:space="0" w:sz="0" w:val="none"/>
-        </w:pBdr>
-        <w:shd w:fill="ffffff" w:val="clear"/>
-        <w:spacing w:after="120" w:before="240" w:line="264" w:lineRule="auto"/>
-        <w:ind w:left="0" w:firstLine="0"/>
-        <w:rPr>
-          <w:b w:val="1"/>
-          <w:bCs w:val="1"/>
-        </w:rPr>
-      </w:pPr>
-      <w:r>
-        <w:rPr>
-          <w:rtl w:val="0"/>
-        </w:rPr>
-        <w:t xml:space="preserve">Se suspende la ejecución si el ambiente no permite continuar, la compilación no inicia, una dependencia crítica falla de forma general o más del 30 % de los casos queda bloqueado. Se reanuda cuando la causa esté corregida, se despliegue una versión identificada y una prueba de humo confirme estabilidad básica.</w:t>
+        <w:spacing w:after="0" w:before="0" w:lineRule="auto"/>
+        <w:ind w:left="1440" w:hanging="360"/>
+        <w:rPr/>
+      </w:pPr>
+      <w:r>
+        <w:rPr>
+          <w:rtl w:val="0"/>
+        </w:rPr>
+        <w:t xml:space="preserve">Se utilizarán datos ficticios para la ficha médica.</w:t>
       </w:r>
       <w:r>
         <w:rPr>
@@ -2520,7 +1897,708 @@
         <w:ind w:left="720" w:hanging="360"/>
         <w:rPr/>
       </w:pPr>
-      <w:bookmarkStart w:colFirst="0" w:colLast="0" w:name="_1mj40mu7dw6x" w:id="8"/>
+      <w:bookmarkStart w:colFirst="0" w:colLast="0" w:name="_heading=h.rrsohrfxoegj" w:id="7"/>
+      <w:bookmarkEnd w:id="7"/>
+      <w:r>
+        <w:rPr>
+          <w:rtl w:val="0"/>
+        </w:rPr>
+        <w:t xml:space="preserve">Tipos de Pruebas</w:t>
+      </w:r>
+    </w:p>
+    <w:p>
+      <w:pPr>
+        <w:numPr>
+          <w:ilvl w:val="0"/>
+          <w:numId w:val="1"/>
+        </w:numPr>
+        <w:spacing w:after="0" w:before="0" w:lineRule="auto"/>
+        <w:ind w:left="720" w:hanging="360"/>
+        <w:rPr/>
+      </w:pPr>
+      <w:r>
+        <w:rPr>
+          <w:b w:val="1"/>
+          <w:bCs w:val="1"/>
+          <w:rtl w:val="0"/>
+        </w:rPr>
+        <w:t xml:space="preserve">Pruebas Funcionales:</w:t>
+      </w:r>
+      <w:r>
+        <w:rPr>
+          <w:rtl w:val="0"/>
+        </w:rPr>
+        <w:t xml:space="preserve"> Validar que cada función del sistema cumpla con lo establecido en los requisitos funcionales del ERS. </w:t>
+      </w:r>
+      <w:r>
+        <w:rPr>
+          <w:rtl w:val="0"/>
+        </w:rPr>
+      </w:r>
+    </w:p>
+    <w:p>
+      <w:pPr>
+        <w:numPr>
+          <w:ilvl w:val="0"/>
+          <w:numId w:val="1"/>
+        </w:numPr>
+        <w:spacing w:after="0" w:before="0" w:lineRule="auto"/>
+        <w:ind w:left="720" w:hanging="360"/>
+        <w:rPr/>
+      </w:pPr>
+      <w:r>
+        <w:rPr>
+          <w:b w:val="1"/>
+          <w:bCs w:val="1"/>
+          <w:rtl w:val="0"/>
+        </w:rPr>
+        <w:t xml:space="preserve">Pruebas Unitarias:</w:t>
+      </w:r>
+      <w:r>
+        <w:rPr>
+          <w:rtl w:val="0"/>
+        </w:rPr>
+        <w:t xml:space="preserve"> Comprobar individualmente el funcionamiento de componentes, validaciones, permisos y reglas del sistema. </w:t>
+      </w:r>
+      <w:r>
+        <w:rPr>
+          <w:rtl w:val="0"/>
+        </w:rPr>
+      </w:r>
+    </w:p>
+    <w:p>
+      <w:pPr>
+        <w:numPr>
+          <w:ilvl w:val="0"/>
+          <w:numId w:val="1"/>
+        </w:numPr>
+        <w:spacing w:after="0" w:before="0" w:lineRule="auto"/>
+        <w:ind w:left="720" w:hanging="360"/>
+        <w:rPr/>
+      </w:pPr>
+      <w:r>
+        <w:rPr>
+          <w:b w:val="1"/>
+          <w:bCs w:val="1"/>
+          <w:rtl w:val="0"/>
+        </w:rPr>
+        <w:t xml:space="preserve">Pruebas de Integración:</w:t>
+      </w:r>
+      <w:r>
+        <w:rPr>
+          <w:rtl w:val="0"/>
+        </w:rPr>
+        <w:t xml:space="preserve"> Verificar la comunicación entre las aplicaciones, el backend, la base de datos, el GPS y el servicio de envío de mensajes. </w:t>
+      </w:r>
+      <w:r>
+        <w:rPr>
+          <w:rtl w:val="0"/>
+        </w:rPr>
+      </w:r>
+    </w:p>
+    <w:p>
+      <w:pPr>
+        <w:numPr>
+          <w:ilvl w:val="0"/>
+          <w:numId w:val="1"/>
+        </w:numPr>
+        <w:spacing w:after="0" w:before="0" w:lineRule="auto"/>
+        <w:ind w:left="720" w:hanging="360"/>
+        <w:rPr/>
+      </w:pPr>
+      <w:r>
+        <w:rPr>
+          <w:b w:val="1"/>
+          <w:bCs w:val="1"/>
+          <w:rtl w:val="0"/>
+        </w:rPr>
+        <w:t xml:space="preserve">Pruebas de Interfaz y Responsividad:</w:t>
+      </w:r>
+      <w:r>
+        <w:rPr>
+          <w:rtl w:val="0"/>
+        </w:rPr>
+        <w:t xml:space="preserve"> Verificar que la aplicación sea legible y utilizable en dispositivos móviles, tabletas y computadores.</w:t>
+      </w:r>
+      <w:r>
+        <w:rPr>
+          <w:rtl w:val="0"/>
+        </w:rPr>
+      </w:r>
+    </w:p>
+    <w:p>
+      <w:pPr>
+        <w:numPr>
+          <w:ilvl w:val="0"/>
+          <w:numId w:val="1"/>
+        </w:numPr>
+        <w:spacing w:after="0" w:before="0" w:lineRule="auto"/>
+        <w:ind w:left="720" w:hanging="360"/>
+        <w:rPr/>
+      </w:pPr>
+      <w:r>
+        <w:rPr>
+          <w:b w:val="1"/>
+          <w:bCs w:val="1"/>
+          <w:rtl w:val="0"/>
+        </w:rPr>
+        <w:t xml:space="preserve">Pruebas de Seguridad:</w:t>
+      </w:r>
+      <w:r>
+        <w:rPr>
+          <w:rtl w:val="0"/>
+        </w:rPr>
+        <w:t xml:space="preserve"> Comprobar la protección de credenciales, sesiones, correos y accesos mediante los roles definidos en el backend. </w:t>
+      </w:r>
+      <w:r>
+        <w:rPr>
+          <w:rtl w:val="0"/>
+        </w:rPr>
+      </w:r>
+    </w:p>
+    <w:p>
+      <w:pPr>
+        <w:numPr>
+          <w:ilvl w:val="0"/>
+          <w:numId w:val="1"/>
+        </w:numPr>
+        <w:spacing w:after="0" w:before="0" w:lineRule="auto"/>
+        <w:ind w:left="720" w:hanging="360"/>
+        <w:rPr/>
+      </w:pPr>
+      <w:r>
+        <w:rPr>
+          <w:b w:val="1"/>
+          <w:bCs w:val="1"/>
+          <w:rtl w:val="0"/>
+        </w:rPr>
+        <w:t xml:space="preserve">Pruebas de Privacidad y Confidencialidad:</w:t>
+      </w:r>
+      <w:r>
+        <w:rPr>
+          <w:rtl w:val="0"/>
+        </w:rPr>
+        <w:t xml:space="preserve"> Verificar que la ubicación, la información médica y los datos personales solo sean compartidos con usuarios autorizados. </w:t>
+      </w:r>
+    </w:p>
+    <w:p>
+      <w:pPr>
+        <w:numPr>
+          <w:ilvl w:val="0"/>
+          <w:numId w:val="1"/>
+        </w:numPr>
+        <w:spacing w:after="0" w:before="0" w:lineRule="auto"/>
+        <w:ind w:left="720" w:hanging="360"/>
+        <w:rPr>
+          <w:u w:val="none"/>
+        </w:rPr>
+      </w:pPr>
+      <w:r>
+        <w:rPr>
+          <w:b w:val="1"/>
+          <w:bCs w:val="1"/>
+          <w:rtl w:val="0"/>
+        </w:rPr>
+        <w:t xml:space="preserve">Pruebas de Rendimiento y Resiliencia:</w:t>
+      </w:r>
+      <w:r>
+        <w:rPr>
+          <w:rtl w:val="0"/>
+        </w:rPr>
+        <w:t xml:space="preserve"> Medición de tiempos de respuesta/latencia ante alertas SOS y comportamiento del sistema ante fallos del proveedor externos.</w:t>
+      </w:r>
+    </w:p>
+    <w:p>
+      <w:pPr>
+        <w:numPr>
+          <w:ilvl w:val="0"/>
+          <w:numId w:val="1"/>
+        </w:numPr>
+        <w:spacing w:after="0" w:before="0" w:lineRule="auto"/>
+        <w:ind w:left="720" w:hanging="360"/>
+        <w:rPr/>
+      </w:pPr>
+      <w:r>
+        <w:rPr>
+          <w:b w:val="1"/>
+          <w:bCs w:val="1"/>
+          <w:rtl w:val="0"/>
+        </w:rPr>
+        <w:t xml:space="preserve">Pruebas de Usabilidad:</w:t>
+      </w:r>
+      <w:r>
+        <w:rPr>
+          <w:rtl w:val="0"/>
+        </w:rPr>
+        <w:t xml:space="preserve"> Comprobar que la configuración y activación de una alerta SOS sean claras, rápidas y fáciles de utilizar. </w:t>
+      </w:r>
+    </w:p>
+    <w:p>
+      <w:pPr>
+        <w:spacing w:after="0" w:before="0" w:lineRule="auto"/>
+        <w:rPr>
+          <w:sz w:val="24"/>
+          <w:szCs w:val="24"/>
+        </w:rPr>
+      </w:pPr>
+      <w:r>
+        <w:rPr>
+          <w:rtl w:val="0"/>
+        </w:rPr>
+      </w:r>
+    </w:p>
+    <w:p>
+      <w:pPr>
+        <w:numPr>
+          <w:ilvl w:val="0"/>
+          <w:numId w:val="3"/>
+        </w:numPr>
+        <w:spacing w:after="0" w:before="0" w:lineRule="auto"/>
+        <w:ind w:left="720" w:hanging="360"/>
+        <w:rPr>
+          <w:sz w:val="32"/>
+          <w:szCs w:val="32"/>
+        </w:rPr>
+      </w:pPr>
+      <w:r>
+        <w:rPr>
+          <w:sz w:val="32"/>
+          <w:szCs w:val="32"/>
+          <w:rtl w:val="0"/>
+        </w:rPr>
+        <w:t xml:space="preserve">Criterios de Aceptación y Salida</w:t>
+      </w:r>
+    </w:p>
+    <w:p>
+      <w:pPr>
+        <w:pBdr>
+          <w:top w:color="000000" w:space="0" w:sz="0" w:val="none"/>
+          <w:left w:color="000000" w:space="0" w:sz="0" w:val="none"/>
+          <w:bottom w:color="000000" w:space="0" w:sz="0" w:val="none"/>
+          <w:right w:color="000000" w:space="0" w:sz="0" w:val="none"/>
+          <w:between w:color="000000" w:space="0" w:sz="0" w:val="none"/>
+        </w:pBdr>
+        <w:shd w:fill="ffffff" w:val="clear"/>
+        <w:spacing w:after="120" w:before="240" w:line="264" w:lineRule="auto"/>
+        <w:ind w:left="0" w:firstLine="0"/>
+        <w:rPr>
+          <w:rFonts w:ascii="Calibri" w:cs="Calibri" w:eastAsia="Calibri" w:hAnsi="Calibri"/>
+          <w:b w:val="1"/>
+          <w:bCs w:val="1"/>
+          <w:color w:val="4f81bd"/>
+          <w:sz w:val="26"/>
+          <w:szCs w:val="26"/>
+        </w:rPr>
+      </w:pPr>
+      <w:r>
+        <w:rPr>
+          <w:b w:val="1"/>
+          <w:bCs w:val="1"/>
+          <w:rtl w:val="0"/>
+        </w:rPr>
+        <w:t xml:space="preserve">Aceptación</w:t>
+      </w:r>
+      <w:r>
+        <w:rPr>
+          <w:rtl w:val="0"/>
+        </w:rPr>
+      </w:r>
+    </w:p>
+    <w:p>
+      <w:pPr>
+        <w:numPr>
+          <w:ilvl w:val="0"/>
+          <w:numId w:val="5"/>
+        </w:numPr>
+        <w:pBdr>
+          <w:top w:color="000000" w:space="0" w:sz="0" w:val="none"/>
+          <w:left w:color="000000" w:space="-18" w:sz="0" w:val="none"/>
+          <w:bottom w:color="000000" w:space="0" w:sz="0" w:val="none"/>
+          <w:right w:color="000000" w:space="0" w:sz="0" w:val="none"/>
+          <w:between w:color="000000" w:space="0" w:sz="0" w:val="none"/>
+        </w:pBdr>
+        <w:shd w:fill="ffffff" w:val="clear"/>
+        <w:spacing w:after="0" w:line="280.7999999999999" w:lineRule="auto"/>
+        <w:ind w:left="720" w:hanging="360"/>
+        <w:rPr/>
+      </w:pPr>
+      <w:r>
+        <w:rPr>
+          <w:rtl w:val="0"/>
+        </w:rPr>
+        <w:t xml:space="preserve">Requisito con criterio de aceptación aprobado y relación con una historia/tarea del Sprint.</w:t>
+      </w:r>
+      <w:r>
+        <w:rPr>
+          <w:rtl w:val="0"/>
+        </w:rPr>
+      </w:r>
+    </w:p>
+    <w:p>
+      <w:pPr>
+        <w:numPr>
+          <w:ilvl w:val="0"/>
+          <w:numId w:val="5"/>
+        </w:numPr>
+        <w:pBdr>
+          <w:top w:color="000000" w:space="0" w:sz="0" w:val="none"/>
+          <w:left w:color="000000" w:space="-18" w:sz="0" w:val="none"/>
+          <w:bottom w:color="000000" w:space="0" w:sz="0" w:val="none"/>
+          <w:right w:color="000000" w:space="0" w:sz="0" w:val="none"/>
+          <w:between w:color="000000" w:space="0" w:sz="0" w:val="none"/>
+        </w:pBdr>
+        <w:shd w:fill="ffffff" w:val="clear"/>
+        <w:spacing w:after="0" w:line="280.7999999999999" w:lineRule="auto"/>
+        <w:ind w:left="720" w:hanging="360"/>
+        <w:rPr/>
+      </w:pPr>
+      <w:r>
+        <w:rPr>
+          <w:rtl w:val="0"/>
+        </w:rPr>
+        <w:t xml:space="preserve">Versión desplegada en el ambiente de QA definido, operativo, estable y accesible para su ejecución.</w:t>
+      </w:r>
+      <w:r>
+        <w:rPr>
+          <w:rtl w:val="0"/>
+        </w:rPr>
+      </w:r>
+    </w:p>
+    <w:p>
+      <w:pPr>
+        <w:numPr>
+          <w:ilvl w:val="0"/>
+          <w:numId w:val="5"/>
+        </w:numPr>
+        <w:pBdr>
+          <w:top w:color="000000" w:space="0" w:sz="0" w:val="none"/>
+          <w:left w:color="000000" w:space="-18" w:sz="0" w:val="none"/>
+          <w:bottom w:color="000000" w:space="0" w:sz="0" w:val="none"/>
+          <w:right w:color="000000" w:space="0" w:sz="0" w:val="none"/>
+          <w:between w:color="000000" w:space="0" w:sz="0" w:val="none"/>
+        </w:pBdr>
+        <w:shd w:fill="ffffff" w:val="clear"/>
+        <w:spacing w:after="0" w:line="280.7999999999999" w:lineRule="auto"/>
+        <w:ind w:left="720" w:hanging="360"/>
+        <w:rPr/>
+      </w:pPr>
+      <w:r>
+        <w:rPr>
+          <w:rtl w:val="0"/>
+        </w:rPr>
+        <w:t xml:space="preserve">Ambiente, permisos, datos y dependencias disponibles.</w:t>
+      </w:r>
+      <w:r>
+        <w:rPr>
+          <w:rtl w:val="0"/>
+        </w:rPr>
+      </w:r>
+    </w:p>
+    <w:p>
+      <w:pPr>
+        <w:numPr>
+          <w:ilvl w:val="0"/>
+          <w:numId w:val="5"/>
+        </w:numPr>
+        <w:pBdr>
+          <w:top w:color="000000" w:space="0" w:sz="0" w:val="none"/>
+          <w:left w:color="000000" w:space="-18" w:sz="0" w:val="none"/>
+          <w:bottom w:color="000000" w:space="0" w:sz="0" w:val="none"/>
+          <w:right w:color="000000" w:space="0" w:sz="0" w:val="none"/>
+          <w:between w:color="000000" w:space="0" w:sz="0" w:val="none"/>
+        </w:pBdr>
+        <w:shd w:fill="ffffff" w:val="clear"/>
+        <w:spacing w:after="0" w:line="280.7999999999999" w:lineRule="auto"/>
+        <w:ind w:left="720" w:hanging="360"/>
+        <w:rPr/>
+      </w:pPr>
+      <w:r>
+        <w:rPr>
+          <w:rtl w:val="0"/>
+        </w:rPr>
+        <w:t xml:space="preserve">Pruebas unitarias del cambio aprobadas y sin defectos bloqueantes conocidos.</w:t>
+      </w:r>
+      <w:r>
+        <w:rPr>
+          <w:rtl w:val="0"/>
+        </w:rPr>
+      </w:r>
+    </w:p>
+    <w:p>
+      <w:pPr>
+        <w:pBdr>
+          <w:top w:color="000000" w:space="0" w:sz="0" w:val="none"/>
+          <w:left w:color="000000" w:space="0" w:sz="0" w:val="none"/>
+          <w:bottom w:color="000000" w:space="0" w:sz="0" w:val="none"/>
+          <w:right w:color="000000" w:space="0" w:sz="0" w:val="none"/>
+          <w:between w:color="000000" w:space="0" w:sz="0" w:val="none"/>
+        </w:pBdr>
+        <w:shd w:fill="ffffff" w:val="clear"/>
+        <w:spacing w:after="120" w:before="240" w:line="264" w:lineRule="auto"/>
+        <w:ind w:left="0" w:firstLine="0"/>
+        <w:rPr>
+          <w:rFonts w:ascii="Calibri" w:cs="Calibri" w:eastAsia="Calibri" w:hAnsi="Calibri"/>
+          <w:b w:val="1"/>
+          <w:bCs w:val="1"/>
+          <w:color w:val="4f81bd"/>
+          <w:sz w:val="26"/>
+          <w:szCs w:val="26"/>
+        </w:rPr>
+      </w:pPr>
+      <w:r>
+        <w:rPr>
+          <w:b w:val="1"/>
+          <w:bCs w:val="1"/>
+          <w:rtl w:val="0"/>
+        </w:rPr>
+        <w:t xml:space="preserve">Salida</w:t>
+      </w:r>
+      <w:r>
+        <w:rPr>
+          <w:rtl w:val="0"/>
+        </w:rPr>
+      </w:r>
+    </w:p>
+    <w:p>
+      <w:pPr>
+        <w:numPr>
+          <w:ilvl w:val="0"/>
+          <w:numId w:val="5"/>
+        </w:numPr>
+        <w:pBdr>
+          <w:top w:color="000000" w:space="0" w:sz="0" w:val="none"/>
+          <w:left w:color="000000" w:space="-18" w:sz="0" w:val="none"/>
+          <w:bottom w:color="000000" w:space="0" w:sz="0" w:val="none"/>
+          <w:right w:color="000000" w:space="0" w:sz="0" w:val="none"/>
+          <w:between w:color="000000" w:space="0" w:sz="0" w:val="none"/>
+        </w:pBdr>
+        <w:shd w:fill="ffffff" w:val="clear"/>
+        <w:spacing w:after="0" w:line="280.7999999999999" w:lineRule="auto"/>
+        <w:ind w:left="720" w:hanging="360"/>
+        <w:rPr/>
+      </w:pPr>
+      <w:r>
+        <w:rPr>
+          <w:rtl w:val="0"/>
+        </w:rPr>
+        <w:t xml:space="preserve">100 % de casos P1 y P2 planificados ejecutados; 100 % de P1 aprobados.</w:t>
+      </w:r>
+      <w:r>
+        <w:rPr>
+          <w:rtl w:val="0"/>
+        </w:rPr>
+      </w:r>
+    </w:p>
+    <w:p>
+      <w:pPr>
+        <w:numPr>
+          <w:ilvl w:val="0"/>
+          <w:numId w:val="5"/>
+        </w:numPr>
+        <w:pBdr>
+          <w:top w:color="000000" w:space="0" w:sz="0" w:val="none"/>
+          <w:left w:color="000000" w:space="-18" w:sz="0" w:val="none"/>
+          <w:bottom w:color="000000" w:space="0" w:sz="0" w:val="none"/>
+          <w:right w:color="000000" w:space="0" w:sz="0" w:val="none"/>
+          <w:between w:color="000000" w:space="0" w:sz="0" w:val="none"/>
+        </w:pBdr>
+        <w:shd w:fill="ffffff" w:val="clear"/>
+        <w:spacing w:after="0" w:line="280.7999999999999" w:lineRule="auto"/>
+        <w:ind w:left="720" w:hanging="360"/>
+        <w:rPr/>
+      </w:pPr>
+      <w:r>
+        <w:rPr>
+          <w:rtl w:val="0"/>
+        </w:rPr>
+        <w:t xml:space="preserve">Al menos 95 % de casos ejecutados aprobados en la versión candidata.</w:t>
+      </w:r>
+      <w:r>
+        <w:rPr>
+          <w:rtl w:val="0"/>
+        </w:rPr>
+      </w:r>
+    </w:p>
+    <w:p>
+      <w:pPr>
+        <w:numPr>
+          <w:ilvl w:val="0"/>
+          <w:numId w:val="5"/>
+        </w:numPr>
+        <w:pBdr>
+          <w:top w:color="000000" w:space="0" w:sz="0" w:val="none"/>
+          <w:left w:color="000000" w:space="-18" w:sz="0" w:val="none"/>
+          <w:bottom w:color="000000" w:space="0" w:sz="0" w:val="none"/>
+          <w:right w:color="000000" w:space="0" w:sz="0" w:val="none"/>
+          <w:between w:color="000000" w:space="0" w:sz="0" w:val="none"/>
+        </w:pBdr>
+        <w:shd w:fill="ffffff" w:val="clear"/>
+        <w:spacing w:after="0" w:line="280.7999999999999" w:lineRule="auto"/>
+        <w:ind w:left="720" w:hanging="360"/>
+        <w:rPr/>
+      </w:pPr>
+      <w:r>
+        <w:rPr>
+          <w:rtl w:val="0"/>
+        </w:rPr>
+        <w:t xml:space="preserve">Cero defectos bloqueantes o críticos abiertos; defectos altos con decisión explícita del Product Owner.</w:t>
+      </w:r>
+      <w:r>
+        <w:rPr>
+          <w:rtl w:val="0"/>
+        </w:rPr>
+      </w:r>
+    </w:p>
+    <w:p>
+      <w:pPr>
+        <w:numPr>
+          <w:ilvl w:val="0"/>
+          <w:numId w:val="5"/>
+        </w:numPr>
+        <w:pBdr>
+          <w:top w:color="000000" w:space="0" w:sz="0" w:val="none"/>
+          <w:left w:color="000000" w:space="-18" w:sz="0" w:val="none"/>
+          <w:bottom w:color="000000" w:space="0" w:sz="0" w:val="none"/>
+          <w:right w:color="000000" w:space="0" w:sz="0" w:val="none"/>
+          <w:between w:color="000000" w:space="0" w:sz="0" w:val="none"/>
+        </w:pBdr>
+        <w:shd w:fill="ffffff" w:val="clear"/>
+        <w:spacing w:after="0" w:line="280.7999999999999" w:lineRule="auto"/>
+        <w:ind w:left="720" w:hanging="360"/>
+        <w:rPr/>
+      </w:pPr>
+      <w:r>
+        <w:rPr>
+          <w:rtl w:val="0"/>
+        </w:rPr>
+        <w:t xml:space="preserve">Trazabilidad y evidencias completas; regresión crítica aprobada.</w:t>
+      </w:r>
+      <w:r>
+        <w:rPr>
+          <w:rtl w:val="0"/>
+        </w:rPr>
+      </w:r>
+    </w:p>
+    <w:p>
+      <w:pPr>
+        <w:numPr>
+          <w:ilvl w:val="0"/>
+          <w:numId w:val="5"/>
+        </w:numPr>
+        <w:pBdr>
+          <w:top w:color="000000" w:space="0" w:sz="0" w:val="none"/>
+          <w:left w:color="000000" w:space="-18" w:sz="0" w:val="none"/>
+          <w:bottom w:color="000000" w:space="0" w:sz="0" w:val="none"/>
+          <w:right w:color="000000" w:space="0" w:sz="0" w:val="none"/>
+          <w:between w:color="000000" w:space="0" w:sz="0" w:val="none"/>
+        </w:pBdr>
+        <w:shd w:fill="ffffff" w:val="clear"/>
+        <w:spacing w:after="0" w:line="280.7999999999999" w:lineRule="auto"/>
+        <w:ind w:left="720" w:hanging="360"/>
+        <w:rPr/>
+      </w:pPr>
+      <w:r>
+        <w:rPr>
+          <w:rtl w:val="0"/>
+        </w:rPr>
+        <w:t xml:space="preserve">Aceptación del incremento registrada en la Sprint Review.</w:t>
+      </w:r>
+      <w:r>
+        <w:rPr>
+          <w:rtl w:val="0"/>
+        </w:rPr>
+      </w:r>
+    </w:p>
+    <w:p>
+      <w:pPr>
+        <w:pBdr>
+          <w:top w:color="000000" w:space="0" w:sz="0" w:val="none"/>
+          <w:left w:color="000000" w:space="0" w:sz="0" w:val="none"/>
+          <w:bottom w:color="000000" w:space="0" w:sz="0" w:val="none"/>
+          <w:right w:color="000000" w:space="0" w:sz="0" w:val="none"/>
+          <w:between w:color="000000" w:space="0" w:sz="0" w:val="none"/>
+        </w:pBdr>
+        <w:shd w:fill="ffffff" w:val="clear"/>
+        <w:spacing w:after="120" w:before="240" w:line="264" w:lineRule="auto"/>
+        <w:ind w:left="0" w:firstLine="0"/>
+        <w:rPr>
+          <w:rFonts w:ascii="Calibri" w:cs="Calibri" w:eastAsia="Calibri" w:hAnsi="Calibri"/>
+          <w:b w:val="1"/>
+          <w:bCs w:val="1"/>
+          <w:color w:val="4f81bd"/>
+          <w:sz w:val="26"/>
+          <w:szCs w:val="26"/>
+        </w:rPr>
+      </w:pPr>
+      <w:r>
+        <w:rPr>
+          <w:b w:val="1"/>
+          <w:bCs w:val="1"/>
+          <w:rtl w:val="0"/>
+        </w:rPr>
+        <w:t xml:space="preserve">Suspensión y reanudación</w:t>
+      </w:r>
+      <w:r>
+        <w:rPr>
+          <w:rtl w:val="0"/>
+        </w:rPr>
+      </w:r>
+    </w:p>
+    <w:p>
+      <w:pPr>
+        <w:pBdr>
+          <w:top w:color="000000" w:space="0" w:sz="0" w:val="none"/>
+          <w:left w:color="000000" w:space="0" w:sz="0" w:val="none"/>
+          <w:bottom w:color="000000" w:space="0" w:sz="0" w:val="none"/>
+          <w:right w:color="000000" w:space="0" w:sz="0" w:val="none"/>
+          <w:between w:color="000000" w:space="0" w:sz="0" w:val="none"/>
+        </w:pBdr>
+        <w:shd w:fill="ffffff" w:val="clear"/>
+        <w:spacing w:after="120" w:before="240" w:line="264" w:lineRule="auto"/>
+        <w:ind w:left="0" w:firstLine="0"/>
+        <w:rPr>
+          <w:b w:val="1"/>
+          <w:bCs w:val="1"/>
+        </w:rPr>
+      </w:pPr>
+      <w:r>
+        <w:rPr>
+          <w:rtl w:val="0"/>
+        </w:rPr>
+        <w:t xml:space="preserve">Se suspende la ejecución si el ambiente no permite continuar, la compilación no inicia, una dependencia crítica falla de forma general o más del 30 % de los casos queda bloqueado. Se reanuda cuando la causa esté corregida, se despliegue una versión identificada y una prueba de humo confirme estabilidad básica.</w:t>
+      </w:r>
+      <w:r>
+        <w:rPr>
+          <w:rtl w:val="0"/>
+        </w:rPr>
+      </w:r>
+    </w:p>
+    <w:p>
+      <w:pPr>
+        <w:spacing w:after="0" w:before="0" w:lineRule="auto"/>
+        <w:rPr>
+          <w:sz w:val="24"/>
+          <w:szCs w:val="24"/>
+        </w:rPr>
+      </w:pPr>
+      <w:r>
+        <w:rPr>
+          <w:rtl w:val="0"/>
+        </w:rPr>
+      </w:r>
+    </w:p>
+    <w:p>
+      <w:pPr>
+        <w:pStyle w:val="Heading2"/>
+        <w:numPr>
+          <w:ilvl w:val="0"/>
+          <w:numId w:val="3"/>
+        </w:numPr>
+        <w:spacing w:after="0" w:before="0" w:lineRule="auto"/>
+        <w:ind w:left="720" w:hanging="360"/>
+        <w:rPr/>
+      </w:pPr>
+      <w:bookmarkStart w:colFirst="0" w:colLast="0" w:name="_heading=h.fzd3d9mt7qk" w:id="8"/>
       <w:bookmarkEnd w:id="8"/>
       <w:r>
         <w:rPr>
@@ -2539,13 +2617,7 @@
         <w:rPr>
           <w:rtl w:val="0"/>
         </w:rPr>
-        <w:t xml:space="preserve">Una tabla que organice y detalle todos los casos de prueba, c</w:t>
-      </w:r>
-      <w:r>
-        <w:rPr>
-          <w:rtl w:val="0"/>
-        </w:rPr>
-        <w:t xml:space="preserve">ada caso de prueba debe rastrearse directamente a un código de requisito del ERS. Los datos completos se detallan en la Matriz de trazabilidad de pruebas.</w:t>
+        <w:t xml:space="preserve">Una tabla que organice y detalle todos los casos de prueba, cada caso de prueba debe rastrearse directamente a un código de requisito del ERS. Los datos completos se detallan en la Matriz de trazabilidad de pruebas.</w:t>
       </w:r>
     </w:p>
     <w:p>
@@ -2595,15 +2667,15 @@
         <w:tblLook w:val="0600"/>
       </w:tblPr>
       <w:tblGrid>
-        <w:gridCol w:w="1500"/>
-        <w:gridCol w:w="1500"/>
-        <w:gridCol w:w="2235"/>
+        <w:gridCol w:w="1425"/>
+        <w:gridCol w:w="1485"/>
+        <w:gridCol w:w="2325"/>
         <w:gridCol w:w="3810"/>
         <w:tblGridChange w:id="0">
           <w:tblGrid>
-            <w:gridCol w:w="1500"/>
-            <w:gridCol w:w="1500"/>
-            <w:gridCol w:w="2235"/>
+            <w:gridCol w:w="1425"/>
+            <w:gridCol w:w="1485"/>
+            <w:gridCol w:w="2325"/>
             <w:gridCol w:w="3810"/>
           </w:tblGrid>
         </w:tblGridChange>
@@ -2788,6 +2860,7 @@
           <w:p>
             <w:pPr>
               <w:widowControl w:val="0"/>
+              <w:jc w:val="center"/>
               <w:rPr/>
             </w:pPr>
             <w:r>
@@ -2817,13 +2890,14 @@
           <w:p>
             <w:pPr>
               <w:widowControl w:val="0"/>
-              <w:rPr/>
-            </w:pPr>
-            <w:r>
-              <w:rPr>
-                <w:rtl w:val="0"/>
-              </w:rPr>
-              <w:t xml:space="preserve">RF1</w:t>
+              <w:jc w:val="center"/>
+              <w:rPr/>
+            </w:pPr>
+            <w:r>
+              <w:rPr>
+                <w:rtl w:val="0"/>
+              </w:rPr>
+              <w:t xml:space="preserve">RF1 - HU01 - CA01.1</w:t>
             </w:r>
           </w:p>
         </w:tc>
@@ -2846,6 +2920,7 @@
           <w:p>
             <w:pPr>
               <w:widowControl w:val="0"/>
+              <w:jc w:val="center"/>
               <w:rPr/>
             </w:pPr>
             <w:r>
@@ -2875,6 +2950,7 @@
           <w:p>
             <w:pPr>
               <w:widowControl w:val="0"/>
+              <w:jc w:val="center"/>
               <w:rPr/>
             </w:pPr>
             <w:r>
@@ -2911,6 +2987,7 @@
           <w:p>
             <w:pPr>
               <w:widowControl w:val="0"/>
+              <w:jc w:val="center"/>
               <w:rPr/>
             </w:pPr>
             <w:r>
@@ -2940,13 +3017,14 @@
           <w:p>
             <w:pPr>
               <w:widowControl w:val="0"/>
-              <w:rPr/>
-            </w:pPr>
-            <w:r>
-              <w:rPr>
-                <w:rtl w:val="0"/>
-              </w:rPr>
-              <w:t xml:space="preserve">RF2</w:t>
+              <w:jc w:val="center"/>
+              <w:rPr/>
+            </w:pPr>
+            <w:r>
+              <w:rPr>
+                <w:rtl w:val="0"/>
+              </w:rPr>
+              <w:t xml:space="preserve">RF2 - HU02 - CA02.1</w:t>
             </w:r>
           </w:p>
         </w:tc>
@@ -2969,6 +3047,7 @@
           <w:p>
             <w:pPr>
               <w:widowControl w:val="0"/>
+              <w:jc w:val="center"/>
               <w:rPr/>
             </w:pPr>
             <w:r>
@@ -2998,6 +3077,7 @@
           <w:p>
             <w:pPr>
               <w:widowControl w:val="0"/>
+              <w:jc w:val="center"/>
               <w:rPr/>
             </w:pPr>
             <w:r>
@@ -3034,6 +3114,7 @@
           <w:p>
             <w:pPr>
               <w:widowControl w:val="0"/>
+              <w:jc w:val="center"/>
               <w:rPr/>
             </w:pPr>
             <w:r>
@@ -3063,13 +3144,14 @@
           <w:p>
             <w:pPr>
               <w:widowControl w:val="0"/>
-              <w:rPr/>
-            </w:pPr>
-            <w:r>
-              <w:rPr>
-                <w:rtl w:val="0"/>
-              </w:rPr>
-              <w:t xml:space="preserve">RF3</w:t>
+              <w:jc w:val="center"/>
+              <w:rPr/>
+            </w:pPr>
+            <w:r>
+              <w:rPr>
+                <w:rtl w:val="0"/>
+              </w:rPr>
+              <w:t xml:space="preserve">RF3 - HU02 - CA02.1</w:t>
             </w:r>
           </w:p>
         </w:tc>
@@ -3092,6 +3174,7 @@
           <w:p>
             <w:pPr>
               <w:widowControl w:val="0"/>
+              <w:jc w:val="center"/>
               <w:rPr/>
             </w:pPr>
             <w:r>
@@ -3121,6 +3204,7 @@
           <w:p>
             <w:pPr>
               <w:widowControl w:val="0"/>
+              <w:jc w:val="center"/>
               <w:rPr/>
             </w:pPr>
             <w:r>
@@ -3157,6 +3241,7 @@
           <w:p>
             <w:pPr>
               <w:widowControl w:val="0"/>
+              <w:jc w:val="center"/>
               <w:rPr/>
             </w:pPr>
             <w:r>
@@ -3186,13 +3271,14 @@
           <w:p>
             <w:pPr>
               <w:widowControl w:val="0"/>
-              <w:rPr/>
-            </w:pPr>
-            <w:r>
-              <w:rPr>
-                <w:rtl w:val="0"/>
-              </w:rPr>
-              <w:t xml:space="preserve">RF4</w:t>
+              <w:jc w:val="center"/>
+              <w:rPr/>
+            </w:pPr>
+            <w:r>
+              <w:rPr>
+                <w:rtl w:val="0"/>
+              </w:rPr>
+              <w:t xml:space="preserve">RF4 - HU15 - CA15.1</w:t>
             </w:r>
           </w:p>
         </w:tc>
@@ -3215,6 +3301,7 @@
           <w:p>
             <w:pPr>
               <w:widowControl w:val="0"/>
+              <w:jc w:val="center"/>
               <w:rPr/>
             </w:pPr>
             <w:r>
@@ -3244,6 +3331,7 @@
           <w:p>
             <w:pPr>
               <w:widowControl w:val="0"/>
+              <w:jc w:val="center"/>
               <w:rPr/>
             </w:pPr>
             <w:r>
@@ -3280,6 +3368,7 @@
           <w:p>
             <w:pPr>
               <w:widowControl w:val="0"/>
+              <w:jc w:val="center"/>
               <w:rPr/>
             </w:pPr>
             <w:r>
@@ -3309,13 +3398,26 @@
           <w:p>
             <w:pPr>
               <w:widowControl w:val="0"/>
-              <w:rPr/>
-            </w:pPr>
-            <w:r>
-              <w:rPr>
-                <w:rtl w:val="0"/>
-              </w:rPr>
-              <w:t xml:space="preserve">RF5</w:t>
+              <w:jc w:val="center"/>
+              <w:rPr/>
+            </w:pPr>
+            <w:r>
+              <w:rPr>
+                <w:rtl w:val="0"/>
+              </w:rPr>
+              <w:t xml:space="preserve">RF5 - HU05 - CA05.1</w:t>
+            </w:r>
+          </w:p>
+          <w:p>
+            <w:pPr>
+              <w:widowControl w:val="0"/>
+              <w:jc w:val="center"/>
+              <w:rPr/>
+            </w:pPr>
+            <w:r>
+              <w:rPr>
+                <w:rtl w:val="0"/>
+              </w:rPr>
             </w:r>
           </w:p>
         </w:tc>
@@ -3338,6 +3440,7 @@
           <w:p>
             <w:pPr>
               <w:widowControl w:val="0"/>
+              <w:jc w:val="center"/>
               <w:rPr/>
             </w:pPr>
             <w:r>
@@ -3367,6 +3470,7 @@
           <w:p>
             <w:pPr>
               <w:widowControl w:val="0"/>
+              <w:jc w:val="center"/>
               <w:rPr/>
             </w:pPr>
             <w:r>
@@ -3403,6 +3507,7 @@
           <w:p>
             <w:pPr>
               <w:widowControl w:val="0"/>
+              <w:jc w:val="center"/>
               <w:rPr/>
             </w:pPr>
             <w:r>
@@ -3432,13 +3537,14 @@
           <w:p>
             <w:pPr>
               <w:widowControl w:val="0"/>
-              <w:rPr/>
-            </w:pPr>
-            <w:r>
-              <w:rPr>
-                <w:rtl w:val="0"/>
-              </w:rPr>
-              <w:t xml:space="preserve">RF6</w:t>
+              <w:jc w:val="center"/>
+              <w:rPr/>
+            </w:pPr>
+            <w:r>
+              <w:rPr>
+                <w:rtl w:val="0"/>
+              </w:rPr>
+              <w:t xml:space="preserve">RF6 - HU06 - CA06</w:t>
             </w:r>
           </w:p>
         </w:tc>
@@ -3461,6 +3567,7 @@
           <w:p>
             <w:pPr>
               <w:widowControl w:val="0"/>
+              <w:jc w:val="center"/>
               <w:rPr/>
             </w:pPr>
             <w:r>
@@ -3490,6 +3597,7 @@
           <w:p>
             <w:pPr>
               <w:widowControl w:val="0"/>
+              <w:jc w:val="center"/>
               <w:rPr/>
             </w:pPr>
             <w:r>
@@ -3526,6 +3634,7 @@
           <w:p>
             <w:pPr>
               <w:widowControl w:val="0"/>
+              <w:jc w:val="center"/>
               <w:rPr/>
             </w:pPr>
             <w:r>
@@ -3555,13 +3664,14 @@
           <w:p>
             <w:pPr>
               <w:widowControl w:val="0"/>
-              <w:rPr/>
-            </w:pPr>
-            <w:r>
-              <w:rPr>
-                <w:rtl w:val="0"/>
-              </w:rPr>
-              <w:t xml:space="preserve">RF7</w:t>
+              <w:jc w:val="center"/>
+              <w:rPr/>
+            </w:pPr>
+            <w:r>
+              <w:rPr>
+                <w:rtl w:val="0"/>
+              </w:rPr>
+              <w:t xml:space="preserve">RF7 - HU04 - CA04.1</w:t>
             </w:r>
           </w:p>
         </w:tc>
@@ -3584,6 +3694,7 @@
           <w:p>
             <w:pPr>
               <w:widowControl w:val="0"/>
+              <w:jc w:val="center"/>
               <w:rPr/>
             </w:pPr>
             <w:r>
@@ -3613,6 +3724,7 @@
           <w:p>
             <w:pPr>
               <w:widowControl w:val="0"/>
+              <w:jc w:val="center"/>
               <w:rPr/>
             </w:pPr>
             <w:r>
@@ -3649,6 +3761,7 @@
           <w:p>
             <w:pPr>
               <w:widowControl w:val="0"/>
+              <w:jc w:val="center"/>
               <w:rPr/>
             </w:pPr>
             <w:r>
@@ -3678,13 +3791,14 @@
           <w:p>
             <w:pPr>
               <w:widowControl w:val="0"/>
-              <w:rPr/>
-            </w:pPr>
-            <w:r>
-              <w:rPr>
-                <w:rtl w:val="0"/>
-              </w:rPr>
-              <w:t xml:space="preserve">RF8</w:t>
+              <w:jc w:val="center"/>
+              <w:rPr/>
+            </w:pPr>
+            <w:r>
+              <w:rPr>
+                <w:rtl w:val="0"/>
+              </w:rPr>
+              <w:t xml:space="preserve">RF8 - HU03 - CA03.1</w:t>
             </w:r>
           </w:p>
         </w:tc>
@@ -3707,6 +3821,7 @@
           <w:p>
             <w:pPr>
               <w:widowControl w:val="0"/>
+              <w:jc w:val="center"/>
               <w:rPr/>
             </w:pPr>
             <w:r>
@@ -3736,6 +3851,7 @@
           <w:p>
             <w:pPr>
               <w:widowControl w:val="0"/>
+              <w:jc w:val="center"/>
               <w:rPr/>
             </w:pPr>
             <w:r>
@@ -3772,6 +3888,7 @@
           <w:p>
             <w:pPr>
               <w:widowControl w:val="0"/>
+              <w:jc w:val="center"/>
               <w:rPr/>
             </w:pPr>
             <w:r>
@@ -3801,13 +3918,26 @@
           <w:p>
             <w:pPr>
               <w:widowControl w:val="0"/>
-              <w:rPr/>
-            </w:pPr>
-            <w:r>
-              <w:rPr>
-                <w:rtl w:val="0"/>
-              </w:rPr>
-              <w:t xml:space="preserve">RF9</w:t>
+              <w:jc w:val="center"/>
+              <w:rPr/>
+            </w:pPr>
+            <w:r>
+              <w:rPr>
+                <w:rtl w:val="0"/>
+              </w:rPr>
+              <w:t xml:space="preserve">RF9 - HU03 - CA03.1</w:t>
+            </w:r>
+          </w:p>
+          <w:p>
+            <w:pPr>
+              <w:widowControl w:val="0"/>
+              <w:jc w:val="center"/>
+              <w:rPr/>
+            </w:pPr>
+            <w:r>
+              <w:rPr>
+                <w:rtl w:val="0"/>
+              </w:rPr>
             </w:r>
           </w:p>
         </w:tc>
@@ -3830,6 +3960,7 @@
           <w:p>
             <w:pPr>
               <w:widowControl w:val="0"/>
+              <w:jc w:val="center"/>
               <w:rPr/>
             </w:pPr>
             <w:r>
@@ -3859,6 +3990,7 @@
           <w:p>
             <w:pPr>
               <w:widowControl w:val="0"/>
+              <w:jc w:val="center"/>
               <w:rPr/>
             </w:pPr>
             <w:r>
@@ -3895,6 +4027,7 @@
           <w:p>
             <w:pPr>
               <w:widowControl w:val="0"/>
+              <w:jc w:val="center"/>
               <w:rPr/>
             </w:pPr>
             <w:r>
@@ -3924,13 +4057,14 @@
           <w:p>
             <w:pPr>
               <w:widowControl w:val="0"/>
-              <w:rPr/>
-            </w:pPr>
-            <w:r>
-              <w:rPr>
-                <w:rtl w:val="0"/>
-              </w:rPr>
-              <w:t xml:space="preserve">RF10</w:t>
+              <w:jc w:val="center"/>
+              <w:rPr/>
+            </w:pPr>
+            <w:r>
+              <w:rPr>
+                <w:rtl w:val="0"/>
+              </w:rPr>
+              <w:t xml:space="preserve">RF10 - HU09 - CA09.1</w:t>
             </w:r>
           </w:p>
         </w:tc>
@@ -3953,6 +4087,7 @@
           <w:p>
             <w:pPr>
               <w:widowControl w:val="0"/>
+              <w:jc w:val="center"/>
               <w:rPr/>
             </w:pPr>
             <w:r>
@@ -3982,6 +4117,7 @@
           <w:p>
             <w:pPr>
               <w:widowControl w:val="0"/>
+              <w:jc w:val="center"/>
               <w:rPr/>
             </w:pPr>
             <w:r>
@@ -4018,6 +4154,7 @@
           <w:p>
             <w:pPr>
               <w:widowControl w:val="0"/>
+              <w:jc w:val="center"/>
               <w:rPr/>
             </w:pPr>
             <w:r>
@@ -4047,13 +4184,26 @@
           <w:p>
             <w:pPr>
               <w:widowControl w:val="0"/>
-              <w:rPr/>
-            </w:pPr>
-            <w:r>
-              <w:rPr>
-                <w:rtl w:val="0"/>
-              </w:rPr>
-              <w:t xml:space="preserve">RF11</w:t>
+              <w:jc w:val="center"/>
+              <w:rPr/>
+            </w:pPr>
+            <w:r>
+              <w:rPr>
+                <w:rtl w:val="0"/>
+              </w:rPr>
+              <w:t xml:space="preserve">RF11 - HU19 - CA019.1</w:t>
+            </w:r>
+          </w:p>
+          <w:p>
+            <w:pPr>
+              <w:widowControl w:val="0"/>
+              <w:jc w:val="center"/>
+              <w:rPr/>
+            </w:pPr>
+            <w:r>
+              <w:rPr>
+                <w:rtl w:val="0"/>
+              </w:rPr>
             </w:r>
           </w:p>
         </w:tc>
@@ -4076,6 +4226,7 @@
           <w:p>
             <w:pPr>
               <w:widowControl w:val="0"/>
+              <w:jc w:val="center"/>
               <w:rPr/>
             </w:pPr>
             <w:r>
@@ -4105,6 +4256,7 @@
           <w:p>
             <w:pPr>
               <w:widowControl w:val="0"/>
+              <w:jc w:val="center"/>
               <w:rPr/>
             </w:pPr>
             <w:r>
@@ -4141,6 +4293,7 @@
           <w:p>
             <w:pPr>
               <w:widowControl w:val="0"/>
+              <w:jc w:val="center"/>
               <w:rPr/>
             </w:pPr>
             <w:r>
@@ -4170,13 +4323,26 @@
           <w:p>
             <w:pPr>
               <w:widowControl w:val="0"/>
-              <w:rPr/>
-            </w:pPr>
-            <w:r>
-              <w:rPr>
-                <w:rtl w:val="0"/>
-              </w:rPr>
-              <w:t xml:space="preserve">RF12</w:t>
+              <w:jc w:val="center"/>
+              <w:rPr/>
+            </w:pPr>
+            <w:r>
+              <w:rPr>
+                <w:rtl w:val="0"/>
+              </w:rPr>
+              <w:t xml:space="preserve">RF12 - HU11 - CA011.1</w:t>
+            </w:r>
+          </w:p>
+          <w:p>
+            <w:pPr>
+              <w:widowControl w:val="0"/>
+              <w:jc w:val="center"/>
+              <w:rPr/>
+            </w:pPr>
+            <w:r>
+              <w:rPr>
+                <w:rtl w:val="0"/>
+              </w:rPr>
             </w:r>
           </w:p>
         </w:tc>
@@ -4199,6 +4365,7 @@
           <w:p>
             <w:pPr>
               <w:widowControl w:val="0"/>
+              <w:jc w:val="center"/>
               <w:rPr/>
             </w:pPr>
             <w:r>
@@ -4228,6 +4395,7 @@
           <w:p>
             <w:pPr>
               <w:widowControl w:val="0"/>
+              <w:jc w:val="center"/>
               <w:rPr/>
             </w:pPr>
             <w:r>
@@ -4264,6 +4432,7 @@
           <w:p>
             <w:pPr>
               <w:widowControl w:val="0"/>
+              <w:jc w:val="center"/>
               <w:rPr/>
             </w:pPr>
             <w:r>
@@ -4293,13 +4462,26 @@
           <w:p>
             <w:pPr>
               <w:widowControl w:val="0"/>
-              <w:rPr/>
-            </w:pPr>
-            <w:r>
-              <w:rPr>
-                <w:rtl w:val="0"/>
-              </w:rPr>
-              <w:t xml:space="preserve">RF13</w:t>
+              <w:jc w:val="center"/>
+              <w:rPr/>
+            </w:pPr>
+            <w:r>
+              <w:rPr>
+                <w:rtl w:val="0"/>
+              </w:rPr>
+              <w:t xml:space="preserve">RF13 - HU12 - CA012.1</w:t>
+            </w:r>
+          </w:p>
+          <w:p>
+            <w:pPr>
+              <w:widowControl w:val="0"/>
+              <w:jc w:val="center"/>
+              <w:rPr/>
+            </w:pPr>
+            <w:r>
+              <w:rPr>
+                <w:rtl w:val="0"/>
+              </w:rPr>
             </w:r>
           </w:p>
         </w:tc>
@@ -4322,6 +4504,7 @@
           <w:p>
             <w:pPr>
               <w:widowControl w:val="0"/>
+              <w:jc w:val="center"/>
               <w:rPr/>
             </w:pPr>
             <w:r>
@@ -4351,6 +4534,7 @@
           <w:p>
             <w:pPr>
               <w:widowControl w:val="0"/>
+              <w:jc w:val="center"/>
               <w:rPr/>
             </w:pPr>
             <w:r>
@@ -4387,6 +4571,7 @@
           <w:p>
             <w:pPr>
               <w:widowControl w:val="0"/>
+              <w:jc w:val="center"/>
               <w:rPr/>
             </w:pPr>
             <w:r>
@@ -4416,13 +4601,26 @@
           <w:p>
             <w:pPr>
               <w:widowControl w:val="0"/>
-              <w:rPr/>
-            </w:pPr>
-            <w:r>
-              <w:rPr>
-                <w:rtl w:val="0"/>
-              </w:rPr>
-              <w:t xml:space="preserve">RF13</w:t>
+              <w:jc w:val="center"/>
+              <w:rPr/>
+            </w:pPr>
+            <w:r>
+              <w:rPr>
+                <w:rtl w:val="0"/>
+              </w:rPr>
+              <w:t xml:space="preserve">RF13- HU08 - CA08.1</w:t>
+            </w:r>
+          </w:p>
+          <w:p>
+            <w:pPr>
+              <w:widowControl w:val="0"/>
+              <w:jc w:val="center"/>
+              <w:rPr/>
+            </w:pPr>
+            <w:r>
+              <w:rPr>
+                <w:rtl w:val="0"/>
+              </w:rPr>
             </w:r>
           </w:p>
         </w:tc>
@@ -4445,6 +4643,7 @@
           <w:p>
             <w:pPr>
               <w:widowControl w:val="0"/>
+              <w:jc w:val="center"/>
               <w:rPr/>
             </w:pPr>
             <w:r>
@@ -4474,6 +4673,7 @@
           <w:p>
             <w:pPr>
               <w:widowControl w:val="0"/>
+              <w:jc w:val="center"/>
               <w:rPr/>
             </w:pPr>
             <w:r>
@@ -4510,6 +4710,7 @@
           <w:p>
             <w:pPr>
               <w:widowControl w:val="0"/>
+              <w:jc w:val="center"/>
               <w:rPr/>
             </w:pPr>
             <w:r>
@@ -4539,13 +4740,14 @@
           <w:p>
             <w:pPr>
               <w:widowControl w:val="0"/>
-              <w:rPr/>
-            </w:pPr>
-            <w:r>
-              <w:rPr>
-                <w:rtl w:val="0"/>
-              </w:rPr>
-              <w:t xml:space="preserve">RF14</w:t>
+              <w:jc w:val="center"/>
+              <w:rPr/>
+            </w:pPr>
+            <w:r>
+              <w:rPr>
+                <w:rtl w:val="0"/>
+              </w:rPr>
+              <w:t xml:space="preserve">RF14 - HU07 - CA07.1</w:t>
             </w:r>
           </w:p>
         </w:tc>
@@ -4568,6 +4770,7 @@
           <w:p>
             <w:pPr>
               <w:widowControl w:val="0"/>
+              <w:jc w:val="center"/>
               <w:rPr/>
             </w:pPr>
             <w:r>
@@ -4597,6 +4800,7 @@
           <w:p>
             <w:pPr>
               <w:widowControl w:val="0"/>
+              <w:jc w:val="center"/>
               <w:rPr/>
             </w:pPr>
             <w:r>
@@ -4633,6 +4837,7 @@
           <w:p>
             <w:pPr>
               <w:widowControl w:val="0"/>
+              <w:jc w:val="center"/>
               <w:rPr/>
             </w:pPr>
             <w:r>
@@ -4662,13 +4867,14 @@
           <w:p>
             <w:pPr>
               <w:widowControl w:val="0"/>
-              <w:rPr/>
-            </w:pPr>
-            <w:r>
-              <w:rPr>
-                <w:rtl w:val="0"/>
-              </w:rPr>
-              <w:t xml:space="preserve">RF15</w:t>
+              <w:jc w:val="center"/>
+              <w:rPr/>
+            </w:pPr>
+            <w:r>
+              <w:rPr>
+                <w:rtl w:val="0"/>
+              </w:rPr>
+              <w:t xml:space="preserve">RF15 - HU17 - CA17.1</w:t>
             </w:r>
           </w:p>
         </w:tc>
@@ -4691,6 +4897,7 @@
           <w:p>
             <w:pPr>
               <w:widowControl w:val="0"/>
+              <w:jc w:val="center"/>
               <w:rPr/>
             </w:pPr>
             <w:r>
@@ -4720,6 +4927,7 @@
           <w:p>
             <w:pPr>
               <w:widowControl w:val="0"/>
+              <w:jc w:val="center"/>
               <w:rPr/>
             </w:pPr>
             <w:r>
@@ -4756,6 +4964,7 @@
           <w:p>
             <w:pPr>
               <w:widowControl w:val="0"/>
+              <w:jc w:val="center"/>
               <w:rPr/>
             </w:pPr>
             <w:r>
@@ -4785,13 +4994,14 @@
           <w:p>
             <w:pPr>
               <w:widowControl w:val="0"/>
-              <w:rPr/>
-            </w:pPr>
-            <w:r>
-              <w:rPr>
-                <w:rtl w:val="0"/>
-              </w:rPr>
-              <w:t xml:space="preserve">RF16</w:t>
+              <w:jc w:val="center"/>
+              <w:rPr/>
+            </w:pPr>
+            <w:r>
+              <w:rPr>
+                <w:rtl w:val="0"/>
+              </w:rPr>
+              <w:t xml:space="preserve">RF16 - HU13 - CA13.1</w:t>
             </w:r>
           </w:p>
         </w:tc>
@@ -4814,6 +5024,7 @@
           <w:p>
             <w:pPr>
               <w:widowControl w:val="0"/>
+              <w:jc w:val="center"/>
               <w:rPr/>
             </w:pPr>
             <w:r>
@@ -4843,6 +5054,7 @@
           <w:p>
             <w:pPr>
               <w:widowControl w:val="0"/>
+              <w:jc w:val="center"/>
               <w:rPr/>
             </w:pPr>
             <w:r>
@@ -4879,6 +5091,7 @@
           <w:p>
             <w:pPr>
               <w:widowControl w:val="0"/>
+              <w:jc w:val="center"/>
               <w:rPr/>
             </w:pPr>
             <w:r>
@@ -4908,13 +5121,14 @@
           <w:p>
             <w:pPr>
               <w:widowControl w:val="0"/>
-              <w:rPr/>
-            </w:pPr>
-            <w:r>
-              <w:rPr>
-                <w:rtl w:val="0"/>
-              </w:rPr>
-              <w:t xml:space="preserve">RF17</w:t>
+              <w:jc w:val="center"/>
+              <w:rPr/>
+            </w:pPr>
+            <w:r>
+              <w:rPr>
+                <w:rtl w:val="0"/>
+              </w:rPr>
+              <w:t xml:space="preserve">RF17 - HU16 - CA16.1</w:t>
             </w:r>
           </w:p>
         </w:tc>
@@ -4937,6 +5151,7 @@
           <w:p>
             <w:pPr>
               <w:widowControl w:val="0"/>
+              <w:jc w:val="center"/>
               <w:rPr/>
             </w:pPr>
             <w:r>
@@ -4966,6 +5181,7 @@
           <w:p>
             <w:pPr>
               <w:widowControl w:val="0"/>
+              <w:jc w:val="center"/>
               <w:rPr/>
             </w:pPr>
             <w:r>
@@ -5002,6 +5218,7 @@
           <w:p>
             <w:pPr>
               <w:widowControl w:val="0"/>
+              <w:jc w:val="center"/>
               <w:rPr/>
             </w:pPr>
             <w:r>
@@ -5031,13 +5248,14 @@
           <w:p>
             <w:pPr>
               <w:widowControl w:val="0"/>
-              <w:rPr/>
-            </w:pPr>
-            <w:r>
-              <w:rPr>
-                <w:rtl w:val="0"/>
-              </w:rPr>
-              <w:t xml:space="preserve">RF18</w:t>
+              <w:jc w:val="center"/>
+              <w:rPr/>
+            </w:pPr>
+            <w:r>
+              <w:rPr>
+                <w:rtl w:val="0"/>
+              </w:rPr>
+              <w:t xml:space="preserve">RF18 - HU16 - CA16.1</w:t>
             </w:r>
           </w:p>
         </w:tc>
@@ -5060,6 +5278,7 @@
           <w:p>
             <w:pPr>
               <w:widowControl w:val="0"/>
+              <w:jc w:val="center"/>
               <w:rPr/>
             </w:pPr>
             <w:r>
@@ -5089,6 +5308,7 @@
           <w:p>
             <w:pPr>
               <w:widowControl w:val="0"/>
+              <w:jc w:val="center"/>
               <w:rPr/>
             </w:pPr>
             <w:r>
@@ -5125,6 +5345,7 @@
           <w:p>
             <w:pPr>
               <w:widowControl w:val="0"/>
+              <w:jc w:val="center"/>
               <w:rPr/>
             </w:pPr>
             <w:r>
@@ -5154,13 +5375,14 @@
           <w:p>
             <w:pPr>
               <w:widowControl w:val="0"/>
-              <w:rPr/>
-            </w:pPr>
-            <w:r>
-              <w:rPr>
-                <w:rtl w:val="0"/>
-              </w:rPr>
-              <w:t xml:space="preserve">RF19</w:t>
+              <w:jc w:val="center"/>
+              <w:rPr/>
+            </w:pPr>
+            <w:r>
+              <w:rPr>
+                <w:rtl w:val="0"/>
+              </w:rPr>
+              <w:t xml:space="preserve">RF19 - HU18 - CA18.1</w:t>
             </w:r>
           </w:p>
         </w:tc>
@@ -5183,6 +5405,7 @@
           <w:p>
             <w:pPr>
               <w:widowControl w:val="0"/>
+              <w:jc w:val="center"/>
               <w:rPr/>
             </w:pPr>
             <w:r>
@@ -5212,6 +5435,7 @@
           <w:p>
             <w:pPr>
               <w:widowControl w:val="0"/>
+              <w:jc w:val="center"/>
               <w:rPr/>
             </w:pPr>
             <w:r>
@@ -5248,6 +5472,7 @@
           <w:p>
             <w:pPr>
               <w:widowControl w:val="0"/>
+              <w:jc w:val="center"/>
               <w:rPr/>
             </w:pPr>
             <w:r>
@@ -5277,13 +5502,14 @@
           <w:p>
             <w:pPr>
               <w:widowControl w:val="0"/>
-              <w:rPr/>
-            </w:pPr>
-            <w:r>
-              <w:rPr>
-                <w:rtl w:val="0"/>
-              </w:rPr>
-              <w:t xml:space="preserve">RF20</w:t>
+              <w:jc w:val="center"/>
+              <w:rPr/>
+            </w:pPr>
+            <w:r>
+              <w:rPr>
+                <w:rtl w:val="0"/>
+              </w:rPr>
+              <w:t xml:space="preserve">RF20 - HU09 - CA09.1</w:t>
             </w:r>
           </w:p>
         </w:tc>
@@ -5306,6 +5532,7 @@
           <w:p>
             <w:pPr>
               <w:widowControl w:val="0"/>
+              <w:jc w:val="center"/>
               <w:rPr/>
             </w:pPr>
             <w:r>
@@ -5335,6 +5562,7 @@
           <w:p>
             <w:pPr>
               <w:widowControl w:val="0"/>
+              <w:jc w:val="center"/>
               <w:rPr/>
             </w:pPr>
             <w:r>
@@ -5371,6 +5599,7 @@
           <w:p>
             <w:pPr>
               <w:widowControl w:val="0"/>
+              <w:jc w:val="center"/>
               <w:rPr/>
             </w:pPr>
             <w:r>
@@ -5400,13 +5629,14 @@
           <w:p>
             <w:pPr>
               <w:widowControl w:val="0"/>
-              <w:rPr/>
-            </w:pPr>
-            <w:r>
-              <w:rPr>
-                <w:rtl w:val="0"/>
-              </w:rPr>
-              <w:t xml:space="preserve">RF21</w:t>
+              <w:jc w:val="center"/>
+              <w:rPr/>
+            </w:pPr>
+            <w:r>
+              <w:rPr>
+                <w:rtl w:val="0"/>
+              </w:rPr>
+              <w:t xml:space="preserve">RF21 - HU13 - CA13.1</w:t>
             </w:r>
           </w:p>
         </w:tc>
@@ -5429,6 +5659,7 @@
           <w:p>
             <w:pPr>
               <w:widowControl w:val="0"/>
+              <w:jc w:val="center"/>
               <w:rPr/>
             </w:pPr>
             <w:r>
@@ -5458,6 +5689,7 @@
           <w:p>
             <w:pPr>
               <w:widowControl w:val="0"/>
+              <w:jc w:val="center"/>
               <w:rPr/>
             </w:pPr>
             <w:r>
@@ -5494,6 +5726,7 @@
           <w:p>
             <w:pPr>
               <w:widowControl w:val="0"/>
+              <w:jc w:val="center"/>
               <w:rPr/>
             </w:pPr>
             <w:r>
@@ -5523,13 +5756,14 @@
           <w:p>
             <w:pPr>
               <w:widowControl w:val="0"/>
-              <w:rPr/>
-            </w:pPr>
-            <w:r>
-              <w:rPr>
-                <w:rtl w:val="0"/>
-              </w:rPr>
-              <w:t xml:space="preserve">RF22</w:t>
+              <w:jc w:val="center"/>
+              <w:rPr/>
+            </w:pPr>
+            <w:r>
+              <w:rPr>
+                <w:rtl w:val="0"/>
+              </w:rPr>
+              <w:t xml:space="preserve">RF22 - HU14 - CA14.1</w:t>
             </w:r>
           </w:p>
         </w:tc>
@@ -5552,6 +5786,7 @@
           <w:p>
             <w:pPr>
               <w:widowControl w:val="0"/>
+              <w:jc w:val="center"/>
               <w:rPr/>
             </w:pPr>
             <w:r>
@@ -5581,6 +5816,7 @@
           <w:p>
             <w:pPr>
               <w:widowControl w:val="0"/>
+              <w:jc w:val="center"/>
               <w:rPr/>
             </w:pPr>
             <w:r>
@@ -5617,6 +5853,7 @@
           <w:p>
             <w:pPr>
               <w:widowControl w:val="0"/>
+              <w:jc w:val="center"/>
               <w:rPr/>
             </w:pPr>
             <w:r>
@@ -5646,13 +5883,14 @@
           <w:p>
             <w:pPr>
               <w:widowControl w:val="0"/>
-              <w:rPr/>
-            </w:pPr>
-            <w:r>
-              <w:rPr>
-                <w:rtl w:val="0"/>
-              </w:rPr>
-              <w:t xml:space="preserve">RF23</w:t>
+              <w:jc w:val="center"/>
+              <w:rPr/>
+            </w:pPr>
+            <w:r>
+              <w:rPr>
+                <w:rtl w:val="0"/>
+              </w:rPr>
+              <w:t xml:space="preserve">RF23 - HU19 - CA19.1</w:t>
             </w:r>
           </w:p>
         </w:tc>
@@ -5675,6 +5913,7 @@
           <w:p>
             <w:pPr>
               <w:widowControl w:val="0"/>
+              <w:jc w:val="center"/>
               <w:rPr/>
             </w:pPr>
             <w:r>
@@ -5704,6 +5943,7 @@
           <w:p>
             <w:pPr>
               <w:widowControl w:val="0"/>
+              <w:jc w:val="center"/>
               <w:rPr/>
             </w:pPr>
             <w:r>
@@ -5740,6 +5980,7 @@
           <w:p>
             <w:pPr>
               <w:widowControl w:val="0"/>
+              <w:jc w:val="center"/>
               <w:rPr/>
             </w:pPr>
             <w:r>
@@ -5769,13 +6010,14 @@
           <w:p>
             <w:pPr>
               <w:widowControl w:val="0"/>
-              <w:rPr/>
-            </w:pPr>
-            <w:r>
-              <w:rPr>
-                <w:rtl w:val="0"/>
-              </w:rPr>
-              <w:t xml:space="preserve">RF24</w:t>
+              <w:jc w:val="center"/>
+              <w:rPr/>
+            </w:pPr>
+            <w:r>
+              <w:rPr>
+                <w:rtl w:val="0"/>
+              </w:rPr>
+              <w:t xml:space="preserve">RF24 - HU10 - CA10.1</w:t>
             </w:r>
           </w:p>
         </w:tc>
@@ -5798,6 +6040,7 @@
           <w:p>
             <w:pPr>
               <w:widowControl w:val="0"/>
+              <w:jc w:val="center"/>
               <w:rPr/>
             </w:pPr>
             <w:r>
@@ -5827,6 +6070,7 @@
           <w:p>
             <w:pPr>
               <w:widowControl w:val="0"/>
+              <w:jc w:val="center"/>
               <w:rPr/>
             </w:pPr>
             <w:r>
@@ -5863,6 +6107,7 @@
           <w:p>
             <w:pPr>
               <w:widowControl w:val="0"/>
+              <w:jc w:val="center"/>
               <w:rPr/>
             </w:pPr>
             <w:r>
@@ -5892,13 +6137,14 @@
           <w:p>
             <w:pPr>
               <w:widowControl w:val="0"/>
-              <w:rPr/>
-            </w:pPr>
-            <w:r>
-              <w:rPr>
-                <w:rtl w:val="0"/>
-              </w:rPr>
-              <w:t xml:space="preserve">RF25</w:t>
+              <w:jc w:val="center"/>
+              <w:rPr/>
+            </w:pPr>
+            <w:r>
+              <w:rPr>
+                <w:rtl w:val="0"/>
+              </w:rPr>
+              <w:t xml:space="preserve">RF25 - HU09 - CA09.1</w:t>
             </w:r>
           </w:p>
         </w:tc>
@@ -5921,6 +6167,7 @@
           <w:p>
             <w:pPr>
               <w:widowControl w:val="0"/>
+              <w:jc w:val="center"/>
               <w:rPr/>
             </w:pPr>
             <w:r>
@@ -5950,6 +6197,7 @@
           <w:p>
             <w:pPr>
               <w:widowControl w:val="0"/>
+              <w:jc w:val="center"/>
               <w:rPr/>
             </w:pPr>
             <w:r>
@@ -5990,11 +6238,6 @@
           <w:rtl w:val="0"/>
         </w:rPr>
         <w:t xml:space="preserve">Requisitos no Funcionales</w:t>
-      </w:r>
-      <w:r>
-        <w:rPr>
-          <w:rtl w:val="0"/>
-        </w:rPr>
       </w:r>
     </w:p>
     <w:p>
@@ -6225,7 +6468,7 @@
               <w:rPr>
                 <w:rtl w:val="0"/>
               </w:rPr>
-              <w:t xml:space="preserve">CP-RNF1-01</w:t>
+              <w:t xml:space="preserve">CP-NF1-01</w:t>
             </w:r>
           </w:p>
         </w:tc>
@@ -6254,7 +6497,7 @@
               <w:rPr>
                 <w:rtl w:val="0"/>
               </w:rPr>
-              <w:t xml:space="preserve">RNF1</w:t>
+              <w:t xml:space="preserve">RNF1 </w:t>
             </w:r>
           </w:p>
         </w:tc>
@@ -6348,7 +6591,7 @@
               <w:rPr>
                 <w:rtl w:val="0"/>
               </w:rPr>
-              <w:t xml:space="preserve">CP-RNF2-01</w:t>
+              <w:t xml:space="preserve">CP-NF2-01</w:t>
             </w:r>
           </w:p>
         </w:tc>
@@ -6471,7 +6714,7 @@
               <w:rPr>
                 <w:rtl w:val="0"/>
               </w:rPr>
-              <w:t xml:space="preserve">CP-RNF3-01</w:t>
+              <w:t xml:space="preserve">CP-NF3-01</w:t>
             </w:r>
           </w:p>
         </w:tc>
@@ -6594,7 +6837,7 @@
               <w:rPr>
                 <w:rtl w:val="0"/>
               </w:rPr>
-              <w:t xml:space="preserve">CP-RNF4-01</w:t>
+              <w:t xml:space="preserve">CP-NF4-01</w:t>
             </w:r>
           </w:p>
         </w:tc>
@@ -6717,7 +6960,7 @@
               <w:rPr>
                 <w:rtl w:val="0"/>
               </w:rPr>
-              <w:t xml:space="preserve">CP-RNF5-01</w:t>
+              <w:t xml:space="preserve">CP-NF5-01</w:t>
             </w:r>
           </w:p>
         </w:tc>
@@ -6805,6 +7048,612 @@
                 <w:rtl w:val="0"/>
               </w:rPr>
               <w:t xml:space="preserve">Solo los usuarios autorizados pueden acceder a los datos. La información sensible no aparece en errores, registros ni cuentas ajenas.</w:t>
+            </w:r>
+          </w:p>
+        </w:tc>
+      </w:tr>
+      <w:tr>
+        <w:trPr>
+          <w:cantSplit w:val="0"/>
+          <w:trHeight w:val="1425" w:hRule="atLeast"/>
+          <w:tblHeader w:val="0"/>
+        </w:trPr>
+        <w:tc>
+          <w:tcPr>
+            <w:tcBorders>
+              <w:top w:color="cccccc" w:space="0" w:sz="6" w:val="single"/>
+              <w:left w:color="000000" w:space="0" w:sz="6" w:val="single"/>
+              <w:bottom w:color="000000" w:space="0" w:sz="6" w:val="single"/>
+              <w:right w:color="000000" w:space="0" w:sz="6" w:val="single"/>
+            </w:tcBorders>
+            <w:tcMar>
+              <w:top w:w="40.0" w:type="dxa"/>
+              <w:left w:w="40.0" w:type="dxa"/>
+              <w:bottom w:w="40.0" w:type="dxa"/>
+              <w:right w:w="40.0" w:type="dxa"/>
+            </w:tcMar>
+            <w:vAlign w:val="bottom"/>
+          </w:tcPr>
+          <w:p>
+            <w:pPr>
+              <w:widowControl w:val="0"/>
+              <w:rPr/>
+            </w:pPr>
+            <w:r>
+              <w:rPr>
+                <w:rtl w:val="0"/>
+              </w:rPr>
+              <w:t xml:space="preserve">CP-NF5-02</w:t>
+            </w:r>
+          </w:p>
+        </w:tc>
+        <w:tc>
+          <w:tcPr>
+            <w:tcBorders>
+              <w:top w:color="cccccc" w:space="0" w:sz="6" w:val="single"/>
+              <w:left w:color="cccccc" w:space="0" w:sz="6" w:val="single"/>
+              <w:bottom w:color="000000" w:space="0" w:sz="6" w:val="single"/>
+              <w:right w:color="000000" w:space="0" w:sz="6" w:val="single"/>
+            </w:tcBorders>
+            <w:tcMar>
+              <w:top w:w="40.0" w:type="dxa"/>
+              <w:left w:w="40.0" w:type="dxa"/>
+              <w:bottom w:w="40.0" w:type="dxa"/>
+              <w:right w:w="40.0" w:type="dxa"/>
+            </w:tcMar>
+            <w:vAlign w:val="bottom"/>
+          </w:tcPr>
+          <w:p>
+            <w:pPr>
+              <w:widowControl w:val="0"/>
+              <w:rPr/>
+            </w:pPr>
+            <w:r>
+              <w:rPr>
+                <w:rtl w:val="0"/>
+              </w:rPr>
+              <w:t xml:space="preserve">RNF5</w:t>
+            </w:r>
+          </w:p>
+        </w:tc>
+        <w:tc>
+          <w:tcPr>
+            <w:tcBorders>
+              <w:top w:color="cccccc" w:space="0" w:sz="6" w:val="single"/>
+              <w:left w:color="cccccc" w:space="0" w:sz="6" w:val="single"/>
+              <w:bottom w:color="000000" w:space="0" w:sz="6" w:val="single"/>
+              <w:right w:color="000000" w:space="0" w:sz="6" w:val="single"/>
+            </w:tcBorders>
+            <w:tcMar>
+              <w:top w:w="40.0" w:type="dxa"/>
+              <w:left w:w="40.0" w:type="dxa"/>
+              <w:bottom w:w="40.0" w:type="dxa"/>
+              <w:right w:w="40.0" w:type="dxa"/>
+            </w:tcMar>
+            <w:vAlign w:val="bottom"/>
+          </w:tcPr>
+          <w:p>
+            <w:pPr>
+              <w:rPr/>
+            </w:pPr>
+            <w:r>
+              <w:rPr>
+                <w:rtl w:val="0"/>
+              </w:rPr>
+              <w:t xml:space="preserve">Verificar la resistencia a vulnerabilidades de IDOR (Referencias Directas a Objetos Inseguros)</w:t>
+            </w:r>
+          </w:p>
+        </w:tc>
+        <w:tc>
+          <w:tcPr>
+            <w:tcBorders>
+              <w:top w:color="cccccc" w:space="0" w:sz="6" w:val="single"/>
+              <w:left w:color="cccccc" w:space="0" w:sz="6" w:val="single"/>
+              <w:bottom w:color="000000" w:space="0" w:sz="6" w:val="single"/>
+              <w:right w:color="000000" w:space="0" w:sz="6" w:val="single"/>
+            </w:tcBorders>
+            <w:tcMar>
+              <w:top w:w="40.0" w:type="dxa"/>
+              <w:left w:w="40.0" w:type="dxa"/>
+              <w:bottom w:w="40.0" w:type="dxa"/>
+              <w:right w:w="40.0" w:type="dxa"/>
+            </w:tcMar>
+            <w:vAlign w:val="bottom"/>
+          </w:tcPr>
+          <w:p>
+            <w:pPr>
+              <w:rPr/>
+            </w:pPr>
+            <w:r>
+              <w:rPr>
+                <w:rtl w:val="0"/>
+              </w:rPr>
+              <w:t xml:space="preserve">Intentar acceder o modificar recursos de otros usuarios alterando identificadores en peticiones API es denegado y registrado adecuadamente.</w:t>
+            </w:r>
+          </w:p>
+        </w:tc>
+      </w:tr>
+      <w:tr>
+        <w:trPr>
+          <w:cantSplit w:val="0"/>
+          <w:trHeight w:val="1425" w:hRule="atLeast"/>
+          <w:tblHeader w:val="0"/>
+        </w:trPr>
+        <w:tc>
+          <w:tcPr>
+            <w:tcBorders>
+              <w:top w:color="cccccc" w:space="0" w:sz="6" w:val="single"/>
+              <w:left w:color="000000" w:space="0" w:sz="6" w:val="single"/>
+              <w:bottom w:color="000000" w:space="0" w:sz="6" w:val="single"/>
+              <w:right w:color="000000" w:space="0" w:sz="6" w:val="single"/>
+            </w:tcBorders>
+            <w:tcMar>
+              <w:top w:w="40.0" w:type="dxa"/>
+              <w:left w:w="40.0" w:type="dxa"/>
+              <w:bottom w:w="40.0" w:type="dxa"/>
+              <w:right w:w="40.0" w:type="dxa"/>
+            </w:tcMar>
+            <w:vAlign w:val="bottom"/>
+          </w:tcPr>
+          <w:p>
+            <w:pPr>
+              <w:widowControl w:val="0"/>
+              <w:rPr/>
+            </w:pPr>
+            <w:r>
+              <w:rPr>
+                <w:rtl w:val="0"/>
+              </w:rPr>
+              <w:t xml:space="preserve">CP-NF8-01</w:t>
+            </w:r>
+          </w:p>
+        </w:tc>
+        <w:tc>
+          <w:tcPr>
+            <w:tcBorders>
+              <w:top w:color="cccccc" w:space="0" w:sz="6" w:val="single"/>
+              <w:left w:color="cccccc" w:space="0" w:sz="6" w:val="single"/>
+              <w:bottom w:color="000000" w:space="0" w:sz="6" w:val="single"/>
+              <w:right w:color="000000" w:space="0" w:sz="6" w:val="single"/>
+            </w:tcBorders>
+            <w:tcMar>
+              <w:top w:w="40.0" w:type="dxa"/>
+              <w:left w:w="40.0" w:type="dxa"/>
+              <w:bottom w:w="40.0" w:type="dxa"/>
+              <w:right w:w="40.0" w:type="dxa"/>
+            </w:tcMar>
+            <w:vAlign w:val="bottom"/>
+          </w:tcPr>
+          <w:p>
+            <w:pPr>
+              <w:widowControl w:val="0"/>
+              <w:rPr/>
+            </w:pPr>
+            <w:r>
+              <w:rPr>
+                <w:rtl w:val="0"/>
+              </w:rPr>
+              <w:t xml:space="preserve">RNF8</w:t>
+            </w:r>
+          </w:p>
+        </w:tc>
+        <w:tc>
+          <w:tcPr>
+            <w:tcBorders>
+              <w:top w:color="cccccc" w:space="0" w:sz="6" w:val="single"/>
+              <w:left w:color="cccccc" w:space="0" w:sz="6" w:val="single"/>
+              <w:bottom w:color="000000" w:space="0" w:sz="6" w:val="single"/>
+              <w:right w:color="000000" w:space="0" w:sz="6" w:val="single"/>
+            </w:tcBorders>
+            <w:tcMar>
+              <w:top w:w="40.0" w:type="dxa"/>
+              <w:left w:w="40.0" w:type="dxa"/>
+              <w:bottom w:w="40.0" w:type="dxa"/>
+              <w:right w:w="40.0" w:type="dxa"/>
+            </w:tcMar>
+            <w:vAlign w:val="bottom"/>
+          </w:tcPr>
+          <w:p>
+            <w:pPr>
+              <w:rPr/>
+            </w:pPr>
+            <w:r>
+              <w:rPr>
+                <w:rtl w:val="0"/>
+              </w:rPr>
+              <w:t xml:space="preserve">Verificar la configuración de seguridad en la aplicación de escritorio (Electron).</w:t>
+              <w:tab/>
+            </w:r>
+          </w:p>
+        </w:tc>
+        <w:tc>
+          <w:tcPr>
+            <w:tcBorders>
+              <w:top w:color="cccccc" w:space="0" w:sz="6" w:val="single"/>
+              <w:left w:color="cccccc" w:space="0" w:sz="6" w:val="single"/>
+              <w:bottom w:color="000000" w:space="0" w:sz="6" w:val="single"/>
+              <w:right w:color="000000" w:space="0" w:sz="6" w:val="single"/>
+            </w:tcBorders>
+            <w:tcMar>
+              <w:top w:w="40.0" w:type="dxa"/>
+              <w:left w:w="40.0" w:type="dxa"/>
+              <w:bottom w:w="40.0" w:type="dxa"/>
+              <w:right w:w="40.0" w:type="dxa"/>
+            </w:tcMar>
+            <w:vAlign w:val="bottom"/>
+          </w:tcPr>
+          <w:p>
+            <w:pPr>
+              <w:rPr/>
+            </w:pPr>
+            <w:r>
+              <w:rPr>
+                <w:rtl w:val="0"/>
+              </w:rPr>
+              <w:t xml:space="preserve">Node Integration se encuentra deshabilitado, contextIsolation habilitado y las políticas de seguridad de contenidos (CSP) aplicadas correctamente.</w:t>
+            </w:r>
+          </w:p>
+        </w:tc>
+      </w:tr>
+      <w:tr>
+        <w:trPr>
+          <w:cantSplit w:val="0"/>
+          <w:trHeight w:val="1425" w:hRule="atLeast"/>
+          <w:tblHeader w:val="0"/>
+        </w:trPr>
+        <w:tc>
+          <w:tcPr>
+            <w:tcBorders>
+              <w:top w:color="cccccc" w:space="0" w:sz="6" w:val="single"/>
+              <w:left w:color="000000" w:space="0" w:sz="6" w:val="single"/>
+              <w:bottom w:color="000000" w:space="0" w:sz="6" w:val="single"/>
+              <w:right w:color="000000" w:space="0" w:sz="6" w:val="single"/>
+            </w:tcBorders>
+            <w:tcMar>
+              <w:top w:w="40.0" w:type="dxa"/>
+              <w:left w:w="40.0" w:type="dxa"/>
+              <w:bottom w:w="40.0" w:type="dxa"/>
+              <w:right w:w="40.0" w:type="dxa"/>
+            </w:tcMar>
+            <w:vAlign w:val="bottom"/>
+          </w:tcPr>
+          <w:p>
+            <w:pPr>
+              <w:widowControl w:val="0"/>
+              <w:rPr/>
+            </w:pPr>
+            <w:r>
+              <w:rPr>
+                <w:rtl w:val="0"/>
+              </w:rPr>
+              <w:t xml:space="preserve">CP-NF3-02</w:t>
+            </w:r>
+          </w:p>
+        </w:tc>
+        <w:tc>
+          <w:tcPr>
+            <w:tcBorders>
+              <w:top w:color="cccccc" w:space="0" w:sz="6" w:val="single"/>
+              <w:left w:color="cccccc" w:space="0" w:sz="6" w:val="single"/>
+              <w:bottom w:color="000000" w:space="0" w:sz="6" w:val="single"/>
+              <w:right w:color="000000" w:space="0" w:sz="6" w:val="single"/>
+            </w:tcBorders>
+            <w:tcMar>
+              <w:top w:w="40.0" w:type="dxa"/>
+              <w:left w:w="40.0" w:type="dxa"/>
+              <w:bottom w:w="40.0" w:type="dxa"/>
+              <w:right w:w="40.0" w:type="dxa"/>
+            </w:tcMar>
+            <w:vAlign w:val="bottom"/>
+          </w:tcPr>
+          <w:p>
+            <w:pPr>
+              <w:widowControl w:val="0"/>
+              <w:rPr/>
+            </w:pPr>
+            <w:r>
+              <w:rPr>
+                <w:rtl w:val="0"/>
+              </w:rPr>
+              <w:t xml:space="preserve">RNF3</w:t>
+            </w:r>
+          </w:p>
+        </w:tc>
+        <w:tc>
+          <w:tcPr>
+            <w:tcBorders>
+              <w:top w:color="cccccc" w:space="0" w:sz="6" w:val="single"/>
+              <w:left w:color="cccccc" w:space="0" w:sz="6" w:val="single"/>
+              <w:bottom w:color="000000" w:space="0" w:sz="6" w:val="single"/>
+              <w:right w:color="000000" w:space="0" w:sz="6" w:val="single"/>
+            </w:tcBorders>
+            <w:tcMar>
+              <w:top w:w="40.0" w:type="dxa"/>
+              <w:left w:w="40.0" w:type="dxa"/>
+              <w:bottom w:w="40.0" w:type="dxa"/>
+              <w:right w:w="40.0" w:type="dxa"/>
+            </w:tcMar>
+            <w:vAlign w:val="bottom"/>
+          </w:tcPr>
+          <w:p>
+            <w:pPr>
+              <w:rPr/>
+            </w:pPr>
+            <w:r>
+              <w:rPr>
+                <w:rtl w:val="0"/>
+              </w:rPr>
+              <w:t xml:space="preserve">Verificar la lista de orígenes CORS permitidos.</w:t>
+            </w:r>
+          </w:p>
+        </w:tc>
+        <w:tc>
+          <w:tcPr>
+            <w:tcBorders>
+              <w:top w:color="cccccc" w:space="0" w:sz="6" w:val="single"/>
+              <w:left w:color="cccccc" w:space="0" w:sz="6" w:val="single"/>
+              <w:bottom w:color="000000" w:space="0" w:sz="6" w:val="single"/>
+              <w:right w:color="000000" w:space="0" w:sz="6" w:val="single"/>
+            </w:tcBorders>
+            <w:tcMar>
+              <w:top w:w="40.0" w:type="dxa"/>
+              <w:left w:w="40.0" w:type="dxa"/>
+              <w:bottom w:w="40.0" w:type="dxa"/>
+              <w:right w:w="40.0" w:type="dxa"/>
+            </w:tcMar>
+            <w:vAlign w:val="bottom"/>
+          </w:tcPr>
+          <w:p>
+            <w:pPr>
+              <w:rPr/>
+            </w:pPr>
+            <w:r>
+              <w:rPr>
+                <w:rtl w:val="0"/>
+              </w:rPr>
+              <w:t xml:space="preserve">Las peticiones provenientes de dominios no autorizados son bloqueadas explícitamente por el servidor backend.</w:t>
+            </w:r>
+          </w:p>
+        </w:tc>
+      </w:tr>
+      <w:tr>
+        <w:trPr>
+          <w:cantSplit w:val="0"/>
+          <w:trHeight w:val="1425" w:hRule="atLeast"/>
+          <w:tblHeader w:val="0"/>
+        </w:trPr>
+        <w:tc>
+          <w:tcPr>
+            <w:tcBorders>
+              <w:top w:color="cccccc" w:space="0" w:sz="6" w:val="single"/>
+              <w:left w:color="000000" w:space="0" w:sz="6" w:val="single"/>
+              <w:bottom w:color="000000" w:space="0" w:sz="6" w:val="single"/>
+              <w:right w:color="000000" w:space="0" w:sz="6" w:val="single"/>
+            </w:tcBorders>
+            <w:tcMar>
+              <w:top w:w="40.0" w:type="dxa"/>
+              <w:left w:w="40.0" w:type="dxa"/>
+              <w:bottom w:w="40.0" w:type="dxa"/>
+              <w:right w:w="40.0" w:type="dxa"/>
+            </w:tcMar>
+            <w:vAlign w:val="bottom"/>
+          </w:tcPr>
+          <w:p>
+            <w:pPr>
+              <w:widowControl w:val="0"/>
+              <w:rPr/>
+            </w:pPr>
+            <w:r>
+              <w:rPr>
+                <w:rtl w:val="0"/>
+              </w:rPr>
+              <w:t xml:space="preserve">CP-NF6-01</w:t>
+            </w:r>
+          </w:p>
+        </w:tc>
+        <w:tc>
+          <w:tcPr>
+            <w:tcBorders>
+              <w:top w:color="cccccc" w:space="0" w:sz="6" w:val="single"/>
+              <w:left w:color="cccccc" w:space="0" w:sz="6" w:val="single"/>
+              <w:bottom w:color="000000" w:space="0" w:sz="6" w:val="single"/>
+              <w:right w:color="000000" w:space="0" w:sz="6" w:val="single"/>
+            </w:tcBorders>
+            <w:tcMar>
+              <w:top w:w="40.0" w:type="dxa"/>
+              <w:left w:w="40.0" w:type="dxa"/>
+              <w:bottom w:w="40.0" w:type="dxa"/>
+              <w:right w:w="40.0" w:type="dxa"/>
+            </w:tcMar>
+            <w:vAlign w:val="bottom"/>
+          </w:tcPr>
+          <w:p>
+            <w:pPr>
+              <w:widowControl w:val="0"/>
+              <w:rPr/>
+            </w:pPr>
+            <w:r>
+              <w:rPr>
+                <w:rtl w:val="0"/>
+              </w:rPr>
+              <w:t xml:space="preserve">RNF6</w:t>
+            </w:r>
+          </w:p>
+        </w:tc>
+        <w:tc>
+          <w:tcPr>
+            <w:tcBorders>
+              <w:top w:color="cccccc" w:space="0" w:sz="6" w:val="single"/>
+              <w:left w:color="cccccc" w:space="0" w:sz="6" w:val="single"/>
+              <w:bottom w:color="000000" w:space="0" w:sz="6" w:val="single"/>
+              <w:right w:color="000000" w:space="0" w:sz="6" w:val="single"/>
+            </w:tcBorders>
+            <w:tcMar>
+              <w:top w:w="40.0" w:type="dxa"/>
+              <w:left w:w="40.0" w:type="dxa"/>
+              <w:bottom w:w="40.0" w:type="dxa"/>
+              <w:right w:w="40.0" w:type="dxa"/>
+            </w:tcMar>
+            <w:vAlign w:val="bottom"/>
+          </w:tcPr>
+          <w:p>
+            <w:pPr>
+              <w:rPr/>
+            </w:pPr>
+            <w:r>
+              <w:rPr>
+                <w:rtl w:val="0"/>
+              </w:rPr>
+              <w:t xml:space="preserve">Verificar la latencia del SOS bajo condiciones estándar y de carga.</w:t>
+            </w:r>
+          </w:p>
+        </w:tc>
+        <w:tc>
+          <w:tcPr>
+            <w:tcBorders>
+              <w:top w:color="cccccc" w:space="0" w:sz="6" w:val="single"/>
+              <w:left w:color="cccccc" w:space="0" w:sz="6" w:val="single"/>
+              <w:bottom w:color="000000" w:space="0" w:sz="6" w:val="single"/>
+              <w:right w:color="000000" w:space="0" w:sz="6" w:val="single"/>
+            </w:tcBorders>
+            <w:tcMar>
+              <w:top w:w="40.0" w:type="dxa"/>
+              <w:left w:w="40.0" w:type="dxa"/>
+              <w:bottom w:w="40.0" w:type="dxa"/>
+              <w:right w:w="40.0" w:type="dxa"/>
+            </w:tcMar>
+            <w:vAlign w:val="bottom"/>
+          </w:tcPr>
+          <w:p>
+            <w:pPr>
+              <w:rPr/>
+            </w:pPr>
+            <w:r>
+              <w:rPr>
+                <w:rtl w:val="0"/>
+              </w:rPr>
+              <w:t xml:space="preserve">El disparo de la alerta SOS y el empaquetado de la ubicación se completan dentro del umbral de tiempo admisible (&lt; 2 segundos).</w:t>
+            </w:r>
+          </w:p>
+        </w:tc>
+      </w:tr>
+      <w:tr>
+        <w:trPr>
+          <w:cantSplit w:val="0"/>
+          <w:trHeight w:val="1425" w:hRule="atLeast"/>
+          <w:tblHeader w:val="0"/>
+        </w:trPr>
+        <w:tc>
+          <w:tcPr>
+            <w:tcBorders>
+              <w:top w:color="cccccc" w:space="0" w:sz="6" w:val="single"/>
+              <w:left w:color="000000" w:space="0" w:sz="6" w:val="single"/>
+              <w:bottom w:color="000000" w:space="0" w:sz="6" w:val="single"/>
+              <w:right w:color="000000" w:space="0" w:sz="6" w:val="single"/>
+            </w:tcBorders>
+            <w:tcMar>
+              <w:top w:w="40.0" w:type="dxa"/>
+              <w:left w:w="40.0" w:type="dxa"/>
+              <w:bottom w:w="40.0" w:type="dxa"/>
+              <w:right w:w="40.0" w:type="dxa"/>
+            </w:tcMar>
+            <w:vAlign w:val="bottom"/>
+          </w:tcPr>
+          <w:p>
+            <w:pPr>
+              <w:widowControl w:val="0"/>
+              <w:rPr/>
+            </w:pPr>
+            <w:r>
+              <w:rPr>
+                <w:rtl w:val="0"/>
+              </w:rPr>
+              <w:t xml:space="preserve">CP-NF7-01</w:t>
+            </w:r>
+          </w:p>
+        </w:tc>
+        <w:tc>
+          <w:tcPr>
+            <w:tcBorders>
+              <w:top w:color="cccccc" w:space="0" w:sz="6" w:val="single"/>
+              <w:left w:color="cccccc" w:space="0" w:sz="6" w:val="single"/>
+              <w:bottom w:color="000000" w:space="0" w:sz="6" w:val="single"/>
+              <w:right w:color="000000" w:space="0" w:sz="6" w:val="single"/>
+            </w:tcBorders>
+            <w:tcMar>
+              <w:top w:w="40.0" w:type="dxa"/>
+              <w:left w:w="40.0" w:type="dxa"/>
+              <w:bottom w:w="40.0" w:type="dxa"/>
+              <w:right w:w="40.0" w:type="dxa"/>
+            </w:tcMar>
+            <w:vAlign w:val="bottom"/>
+          </w:tcPr>
+          <w:p>
+            <w:pPr>
+              <w:widowControl w:val="0"/>
+              <w:rPr/>
+            </w:pPr>
+            <w:r>
+              <w:rPr>
+                <w:rtl w:val="0"/>
+              </w:rPr>
+              <w:t xml:space="preserve">RNF7</w:t>
+            </w:r>
+          </w:p>
+        </w:tc>
+        <w:tc>
+          <w:tcPr>
+            <w:tcBorders>
+              <w:top w:color="cccccc" w:space="0" w:sz="6" w:val="single"/>
+              <w:left w:color="cccccc" w:space="0" w:sz="6" w:val="single"/>
+              <w:bottom w:color="000000" w:space="0" w:sz="6" w:val="single"/>
+              <w:right w:color="000000" w:space="0" w:sz="6" w:val="single"/>
+            </w:tcBorders>
+            <w:tcMar>
+              <w:top w:w="40.0" w:type="dxa"/>
+              <w:left w:w="40.0" w:type="dxa"/>
+              <w:bottom w:w="40.0" w:type="dxa"/>
+              <w:right w:w="40.0" w:type="dxa"/>
+            </w:tcMar>
+            <w:vAlign w:val="bottom"/>
+          </w:tcPr>
+          <w:p>
+            <w:pPr>
+              <w:rPr/>
+            </w:pPr>
+            <w:r>
+              <w:rPr>
+                <w:rtl w:val="0"/>
+              </w:rPr>
+              <w:t xml:space="preserve">Verificar la resiliencia ante la caída del proveedor de mensajería.</w:t>
+            </w:r>
+          </w:p>
+        </w:tc>
+        <w:tc>
+          <w:tcPr>
+            <w:tcBorders>
+              <w:top w:color="cccccc" w:space="0" w:sz="6" w:val="single"/>
+              <w:left w:color="cccccc" w:space="0" w:sz="6" w:val="single"/>
+              <w:bottom w:color="000000" w:space="0" w:sz="6" w:val="single"/>
+              <w:right w:color="000000" w:space="0" w:sz="6" w:val="single"/>
+            </w:tcBorders>
+            <w:tcMar>
+              <w:top w:w="40.0" w:type="dxa"/>
+              <w:left w:w="40.0" w:type="dxa"/>
+              <w:bottom w:w="40.0" w:type="dxa"/>
+              <w:right w:w="40.0" w:type="dxa"/>
+            </w:tcMar>
+            <w:vAlign w:val="bottom"/>
+          </w:tcPr>
+          <w:p>
+            <w:pPr>
+              <w:rPr/>
+            </w:pPr>
+            <w:r>
+              <w:rPr>
+                <w:rtl w:val="0"/>
+              </w:rPr>
+              <w:t xml:space="preserve">El sistema detecta el fallo de entrega del proveedor primario, reintenta de forma controlada o registra la incidencia sin afectar la estabilidad general de la app.</w:t>
             </w:r>
           </w:p>
         </w:tc>
@@ -6812,13 +7661,8 @@
     </w:tbl>
     <w:p>
       <w:pPr>
-        <w:pStyle w:val="Heading2"/>
-        <w:spacing w:after="0" w:before="0" w:lineRule="auto"/>
-        <w:ind w:left="0" w:firstLine="0"/>
         <w:rPr/>
       </w:pPr>
-      <w:bookmarkStart w:colFirst="0" w:colLast="0" w:name="_vitkn0qkt2up" w:id="9"/>
-      <w:bookmarkEnd w:id="9"/>
       <w:r>
         <w:rPr>
           <w:rtl w:val="0"/>
@@ -6836,13 +7680,18 @@
         <w:ind w:left="720" w:hanging="360"/>
         <w:rPr/>
       </w:pPr>
-      <w:bookmarkStart w:colFirst="0" w:colLast="0" w:name="_ywariuwji0pw" w:id="10"/>
-      <w:bookmarkEnd w:id="10"/>
+      <w:bookmarkStart w:colFirst="0" w:colLast="0" w:name="_heading=h.i99pbzsz7poa" w:id="9"/>
+      <w:bookmarkEnd w:id="9"/>
       <w:r>
         <w:rPr>
           <w:rtl w:val="0"/>
         </w:rPr>
         <w:t xml:space="preserve">Registro de Evidencias y Resultados</w:t>
+      </w:r>
+      <w:r>
+        <w:rPr>
+          <w:rtl w:val="0"/>
+        </w:rPr>
       </w:r>
     </w:p>
     <w:p>
@@ -6860,9 +7709,9 @@
     <w:tbl>
       <w:tblPr>
         <w:tblStyle w:val="Table4"/>
-        <w:tblW w:w="9405.0" w:type="dxa"/>
+        <w:tblW w:w="9750.0" w:type="dxa"/>
         <w:jc w:val="left"/>
-        <w:tblInd w:w="-315.0" w:type="dxa"/>
+        <w:tblInd w:w="-660.0" w:type="dxa"/>
         <w:tblBorders>
           <w:top w:color="000000" w:space="0" w:sz="4" w:val="single"/>
           <w:left w:color="000000" w:space="0" w:sz="4" w:val="single"/>
@@ -6875,16 +7724,16 @@
         <w:tblLook w:val="0600"/>
       </w:tblPr>
       <w:tblGrid>
-        <w:gridCol w:w="885"/>
-        <w:gridCol w:w="1050"/>
-        <w:gridCol w:w="2175"/>
+        <w:gridCol w:w="1230"/>
+        <w:gridCol w:w="1125"/>
+        <w:gridCol w:w="2100"/>
         <w:gridCol w:w="2685"/>
         <w:gridCol w:w="2610"/>
         <w:tblGridChange w:id="0">
           <w:tblGrid>
-            <w:gridCol w:w="885"/>
-            <w:gridCol w:w="1050"/>
-            <w:gridCol w:w="2175"/>
+            <w:gridCol w:w="1230"/>
+            <w:gridCol w:w="1125"/>
+            <w:gridCol w:w="2100"/>
             <w:gridCol w:w="2685"/>
             <w:gridCol w:w="2610"/>
           </w:tblGrid>
@@ -7113,7 +7962,7 @@
               <w:rPr>
                 <w:rtl w:val="0"/>
               </w:rPr>
-              <w:t xml:space="preserve">CP-RF01-01</w:t>
+              <w:t xml:space="preserve">CP-RF1-01</w:t>
             </w:r>
           </w:p>
         </w:tc>
@@ -7142,7 +7991,7 @@
               <w:rPr>
                 <w:rtl w:val="0"/>
               </w:rPr>
-              <w:t xml:space="preserve">Aprobado</w:t>
+              <w:t xml:space="preserve">Desarrollo</w:t>
             </w:r>
           </w:p>
         </w:tc>
@@ -7238,6 +8087,458 @@
     <w:p>
       <w:pPr>
         <w:spacing w:after="0" w:before="0" w:lineRule="auto"/>
+        <w:rPr/>
+      </w:pPr>
+      <w:r>
+        <w:rPr>
+          <w:rtl w:val="0"/>
+        </w:rPr>
+      </w:r>
+    </w:p>
+    <w:p>
+      <w:pPr>
+        <w:spacing w:after="0" w:before="0" w:lineRule="auto"/>
+        <w:rPr/>
+      </w:pPr>
+      <w:r>
+        <w:rPr>
+          <w:rtl w:val="0"/>
+        </w:rPr>
+      </w:r>
+    </w:p>
+    <w:p>
+      <w:pPr>
+        <w:pStyle w:val="Heading2"/>
+        <w:numPr>
+          <w:ilvl w:val="0"/>
+          <w:numId w:val="3"/>
+        </w:numPr>
+        <w:spacing w:after="0" w:before="0" w:lineRule="auto"/>
+        <w:ind w:left="720" w:hanging="360"/>
+        <w:rPr>
+          <w:sz w:val="32"/>
+          <w:szCs w:val="32"/>
+        </w:rPr>
+      </w:pPr>
+      <w:bookmarkStart w:colFirst="0" w:colLast="0" w:name="_heading=h.jiozyyj51cwz" w:id="10"/>
+      <w:bookmarkEnd w:id="10"/>
+      <w:r>
+        <w:rPr>
+          <w:rtl w:val="0"/>
+        </w:rPr>
+        <w:t xml:space="preserve">Control de versiones</w:t>
+      </w:r>
+      <w:r>
+        <w:rPr>
+          <w:rtl w:val="0"/>
+        </w:rPr>
+      </w:r>
+    </w:p>
+    <w:tbl>
+      <w:tblPr>
+        <w:tblStyle w:val="Table5"/>
+        <w:tblW w:w="9075.0" w:type="dxa"/>
+        <w:jc w:val="left"/>
+        <w:tblInd w:w="-50.0" w:type="dxa"/>
+        <w:tblBorders>
+          <w:top w:color="000000" w:space="0" w:sz="4" w:val="single"/>
+          <w:left w:color="000000" w:space="0" w:sz="4" w:val="single"/>
+          <w:bottom w:color="000000" w:space="0" w:sz="4" w:val="single"/>
+          <w:right w:color="000000" w:space="0" w:sz="4" w:val="single"/>
+          <w:insideH w:color="000000" w:space="0" w:sz="4" w:val="single"/>
+          <w:insideV w:color="000000" w:space="0" w:sz="4" w:val="single"/>
+        </w:tblBorders>
+        <w:tblLayout w:type="fixed"/>
+        <w:tblLook w:val="0400"/>
+      </w:tblPr>
+      <w:tblGrid>
+        <w:gridCol w:w="1035"/>
+        <w:gridCol w:w="3930"/>
+        <w:gridCol w:w="2130"/>
+        <w:gridCol w:w="1980"/>
+        <w:tblGridChange w:id="0">
+          <w:tblGrid>
+            <w:gridCol w:w="1035"/>
+            <w:gridCol w:w="3930"/>
+            <w:gridCol w:w="2130"/>
+            <w:gridCol w:w="1980"/>
+          </w:tblGrid>
+        </w:tblGridChange>
+      </w:tblGrid>
+      <w:tr>
+        <w:trPr>
+          <w:cantSplit w:val="0"/>
+          <w:trHeight w:val="290.9765625" w:hRule="atLeast"/>
+          <w:tblHeader w:val="0"/>
+        </w:trPr>
+        <w:tc>
+          <w:tcPr/>
+          <w:p>
+            <w:pPr>
+              <w:keepNext w:val="0"/>
+              <w:keepLines w:val="0"/>
+              <w:widowControl w:val="0"/>
+              <w:pBdr>
+                <w:top w:space="0" w:sz="0" w:val="nil"/>
+                <w:left w:space="0" w:sz="0" w:val="nil"/>
+                <w:bottom w:space="0" w:sz="0" w:val="nil"/>
+                <w:right w:space="0" w:sz="0" w:val="nil"/>
+                <w:between w:space="0" w:sz="0" w:val="nil"/>
+              </w:pBdr>
+              <w:shd w:fill="auto" w:val="clear"/>
+              <w:spacing w:after="0" w:before="0" w:line="276" w:lineRule="auto"/>
+              <w:ind w:left="0" w:right="0" w:firstLine="0"/>
+              <w:jc w:val="left"/>
+              <w:rPr/>
+            </w:pPr>
+            <w:r>
+              <w:rPr>
+                <w:rtl w:val="0"/>
+              </w:rPr>
+              <w:t xml:space="preserve">Versión</w:t>
+            </w:r>
+          </w:p>
+        </w:tc>
+        <w:tc>
+          <w:tcPr>
+            <w:shd w:fill="auto" w:val="clear"/>
+          </w:tcPr>
+          <w:p>
+            <w:pPr>
+              <w:keepNext w:val="0"/>
+              <w:keepLines w:val="0"/>
+              <w:widowControl w:val="0"/>
+              <w:pBdr>
+                <w:top w:space="0" w:sz="0" w:val="nil"/>
+                <w:left w:space="0" w:sz="0" w:val="nil"/>
+                <w:bottom w:space="0" w:sz="0" w:val="nil"/>
+                <w:right w:space="0" w:sz="0" w:val="nil"/>
+                <w:between w:space="0" w:sz="0" w:val="nil"/>
+              </w:pBdr>
+              <w:shd w:fill="auto" w:val="clear"/>
+              <w:spacing w:after="0" w:before="0" w:line="276" w:lineRule="auto"/>
+              <w:ind w:left="0" w:right="0" w:firstLine="0"/>
+              <w:jc w:val="left"/>
+              <w:rPr/>
+            </w:pPr>
+            <w:r>
+              <w:rPr>
+                <w:rtl w:val="0"/>
+              </w:rPr>
+              <w:t xml:space="preserve">Nombre</w:t>
+            </w:r>
+          </w:p>
+        </w:tc>
+        <w:tc>
+          <w:tcPr/>
+          <w:p>
+            <w:pPr>
+              <w:keepNext w:val="0"/>
+              <w:keepLines w:val="0"/>
+              <w:widowControl w:val="0"/>
+              <w:pBdr>
+                <w:top w:space="0" w:sz="0" w:val="nil"/>
+                <w:left w:space="0" w:sz="0" w:val="nil"/>
+                <w:bottom w:space="0" w:sz="0" w:val="nil"/>
+                <w:right w:space="0" w:sz="0" w:val="nil"/>
+                <w:between w:space="0" w:sz="0" w:val="nil"/>
+              </w:pBdr>
+              <w:shd w:fill="auto" w:val="clear"/>
+              <w:spacing w:after="0" w:before="0" w:line="276" w:lineRule="auto"/>
+              <w:ind w:left="0" w:right="0" w:firstLine="0"/>
+              <w:jc w:val="left"/>
+              <w:rPr/>
+            </w:pPr>
+            <w:r>
+              <w:rPr>
+                <w:rtl w:val="0"/>
+              </w:rPr>
+              <w:t xml:space="preserve">Rol</w:t>
+            </w:r>
+          </w:p>
+        </w:tc>
+        <w:tc>
+          <w:tcPr>
+            <w:shd w:fill="auto" w:val="clear"/>
+          </w:tcPr>
+          <w:p>
+            <w:pPr>
+              <w:keepNext w:val="0"/>
+              <w:keepLines w:val="0"/>
+              <w:widowControl w:val="0"/>
+              <w:pBdr>
+                <w:top w:space="0" w:sz="0" w:val="nil"/>
+                <w:left w:space="0" w:sz="0" w:val="nil"/>
+                <w:bottom w:space="0" w:sz="0" w:val="nil"/>
+                <w:right w:space="0" w:sz="0" w:val="nil"/>
+                <w:between w:space="0" w:sz="0" w:val="nil"/>
+              </w:pBdr>
+              <w:shd w:fill="auto" w:val="clear"/>
+              <w:spacing w:after="0" w:before="0" w:line="276" w:lineRule="auto"/>
+              <w:ind w:left="0" w:right="0" w:firstLine="0"/>
+              <w:jc w:val="left"/>
+              <w:rPr/>
+            </w:pPr>
+            <w:r>
+              <w:rPr>
+                <w:rtl w:val="0"/>
+              </w:rPr>
+              <w:t xml:space="preserve">Fecha</w:t>
+            </w:r>
+          </w:p>
+        </w:tc>
+      </w:tr>
+      <w:tr>
+        <w:trPr>
+          <w:cantSplit w:val="0"/>
+          <w:trHeight w:val="260.9765625" w:hRule="atLeast"/>
+          <w:tblHeader w:val="0"/>
+        </w:trPr>
+        <w:tc>
+          <w:tcPr/>
+          <w:p>
+            <w:pPr>
+              <w:keepNext w:val="0"/>
+              <w:keepLines w:val="0"/>
+              <w:widowControl w:val="0"/>
+              <w:pBdr>
+                <w:top w:space="0" w:sz="0" w:val="nil"/>
+                <w:left w:space="0" w:sz="0" w:val="nil"/>
+                <w:bottom w:space="0" w:sz="0" w:val="nil"/>
+                <w:right w:space="0" w:sz="0" w:val="nil"/>
+                <w:between w:space="0" w:sz="0" w:val="nil"/>
+              </w:pBdr>
+              <w:shd w:fill="auto" w:val="clear"/>
+              <w:spacing w:after="0" w:before="0" w:line="276" w:lineRule="auto"/>
+              <w:ind w:left="0" w:right="0" w:firstLine="0"/>
+              <w:jc w:val="left"/>
+              <w:rPr/>
+            </w:pPr>
+            <w:r>
+              <w:rPr>
+                <w:rtl w:val="0"/>
+              </w:rPr>
+              <w:t xml:space="preserve">1.0</w:t>
+            </w:r>
+          </w:p>
+        </w:tc>
+        <w:tc>
+          <w:tcPr>
+            <w:shd w:fill="auto" w:val="clear"/>
+          </w:tcPr>
+          <w:p>
+            <w:pPr>
+              <w:keepNext w:val="0"/>
+              <w:keepLines w:val="0"/>
+              <w:widowControl w:val="0"/>
+              <w:pBdr>
+                <w:top w:space="0" w:sz="0" w:val="nil"/>
+                <w:left w:space="0" w:sz="0" w:val="nil"/>
+                <w:bottom w:space="0" w:sz="0" w:val="nil"/>
+                <w:right w:space="0" w:sz="0" w:val="nil"/>
+                <w:between w:space="0" w:sz="0" w:val="nil"/>
+              </w:pBdr>
+              <w:shd w:fill="auto" w:val="clear"/>
+              <w:spacing w:after="0" w:before="0" w:line="276" w:lineRule="auto"/>
+              <w:ind w:left="0" w:right="0" w:firstLine="0"/>
+              <w:jc w:val="left"/>
+              <w:rPr/>
+            </w:pPr>
+            <w:r>
+              <w:rPr>
+                <w:rtl w:val="0"/>
+              </w:rPr>
+              <w:t xml:space="preserve">Diego Plaza</w:t>
+            </w:r>
+          </w:p>
+        </w:tc>
+        <w:tc>
+          <w:tcPr/>
+          <w:p>
+            <w:pPr>
+              <w:keepNext w:val="0"/>
+              <w:keepLines w:val="0"/>
+              <w:widowControl w:val="0"/>
+              <w:pBdr>
+                <w:top w:space="0" w:sz="0" w:val="nil"/>
+                <w:left w:space="0" w:sz="0" w:val="nil"/>
+                <w:bottom w:space="0" w:sz="0" w:val="nil"/>
+                <w:right w:space="0" w:sz="0" w:val="nil"/>
+                <w:between w:space="0" w:sz="0" w:val="nil"/>
+              </w:pBdr>
+              <w:shd w:fill="auto" w:val="clear"/>
+              <w:spacing w:after="0" w:before="0" w:line="276" w:lineRule="auto"/>
+              <w:ind w:left="0" w:right="0" w:firstLine="0"/>
+              <w:jc w:val="left"/>
+              <w:rPr/>
+            </w:pPr>
+            <w:r>
+              <w:rPr>
+                <w:rtl w:val="0"/>
+              </w:rPr>
+              <w:t xml:space="preserve">Creación </w:t>
+            </w:r>
+          </w:p>
+        </w:tc>
+        <w:tc>
+          <w:tcPr>
+            <w:shd w:fill="auto" w:val="clear"/>
+          </w:tcPr>
+          <w:p>
+            <w:pPr>
+              <w:keepNext w:val="0"/>
+              <w:keepLines w:val="0"/>
+              <w:widowControl w:val="0"/>
+              <w:pBdr>
+                <w:top w:space="0" w:sz="0" w:val="nil"/>
+                <w:left w:space="0" w:sz="0" w:val="nil"/>
+                <w:bottom w:space="0" w:sz="0" w:val="nil"/>
+                <w:right w:space="0" w:sz="0" w:val="nil"/>
+                <w:between w:space="0" w:sz="0" w:val="nil"/>
+              </w:pBdr>
+              <w:shd w:fill="auto" w:val="clear"/>
+              <w:spacing w:after="0" w:before="0" w:line="276" w:lineRule="auto"/>
+              <w:ind w:left="0" w:right="0" w:firstLine="0"/>
+              <w:jc w:val="left"/>
+              <w:rPr/>
+            </w:pPr>
+            <w:r>
+              <w:rPr>
+                <w:rtl w:val="0"/>
+              </w:rPr>
+              <w:t xml:space="preserve">18-10-2026</w:t>
+            </w:r>
+          </w:p>
+        </w:tc>
+      </w:tr>
+      <w:tr>
+        <w:trPr>
+          <w:cantSplit w:val="0"/>
+          <w:trHeight w:val="260.9765625" w:hRule="atLeast"/>
+          <w:tblHeader w:val="0"/>
+        </w:trPr>
+        <w:tc>
+          <w:tcPr/>
+          <w:p>
+            <w:pPr>
+              <w:keepNext w:val="0"/>
+              <w:keepLines w:val="0"/>
+              <w:widowControl w:val="0"/>
+              <w:pBdr>
+                <w:top w:space="0" w:sz="0" w:val="nil"/>
+                <w:left w:space="0" w:sz="0" w:val="nil"/>
+                <w:bottom w:space="0" w:sz="0" w:val="nil"/>
+                <w:right w:space="0" w:sz="0" w:val="nil"/>
+                <w:between w:space="0" w:sz="0" w:val="nil"/>
+              </w:pBdr>
+              <w:shd w:fill="auto" w:val="clear"/>
+              <w:spacing w:after="0" w:before="0" w:line="276" w:lineRule="auto"/>
+              <w:ind w:left="0" w:right="0" w:firstLine="0"/>
+              <w:jc w:val="left"/>
+              <w:rPr/>
+            </w:pPr>
+            <w:r>
+              <w:rPr>
+                <w:rtl w:val="0"/>
+              </w:rPr>
+              <w:t xml:space="preserve">1.1</w:t>
+            </w:r>
+          </w:p>
+        </w:tc>
+        <w:tc>
+          <w:tcPr>
+            <w:shd w:fill="auto" w:val="clear"/>
+          </w:tcPr>
+          <w:p>
+            <w:pPr>
+              <w:keepNext w:val="0"/>
+              <w:keepLines w:val="0"/>
+              <w:widowControl w:val="0"/>
+              <w:pBdr>
+                <w:top w:space="0" w:sz="0" w:val="nil"/>
+                <w:left w:space="0" w:sz="0" w:val="nil"/>
+                <w:bottom w:space="0" w:sz="0" w:val="nil"/>
+                <w:right w:space="0" w:sz="0" w:val="nil"/>
+                <w:between w:space="0" w:sz="0" w:val="nil"/>
+              </w:pBdr>
+              <w:shd w:fill="auto" w:val="clear"/>
+              <w:spacing w:after="0" w:before="0" w:line="276" w:lineRule="auto"/>
+              <w:ind w:left="0" w:right="0" w:firstLine="0"/>
+              <w:jc w:val="left"/>
+              <w:rPr/>
+            </w:pPr>
+            <w:r>
+              <w:rPr>
+                <w:rtl w:val="0"/>
+              </w:rPr>
+              <w:t xml:space="preserve">Diego Plaza</w:t>
+            </w:r>
+          </w:p>
+        </w:tc>
+        <w:tc>
+          <w:tcPr/>
+          <w:p>
+            <w:pPr>
+              <w:keepNext w:val="0"/>
+              <w:keepLines w:val="0"/>
+              <w:widowControl w:val="0"/>
+              <w:pBdr>
+                <w:top w:space="0" w:sz="0" w:val="nil"/>
+                <w:left w:space="0" w:sz="0" w:val="nil"/>
+                <w:bottom w:space="0" w:sz="0" w:val="nil"/>
+                <w:right w:space="0" w:sz="0" w:val="nil"/>
+                <w:between w:space="0" w:sz="0" w:val="nil"/>
+              </w:pBdr>
+              <w:shd w:fill="auto" w:val="clear"/>
+              <w:spacing w:after="0" w:before="0" w:line="276" w:lineRule="auto"/>
+              <w:ind w:left="0" w:right="0" w:firstLine="0"/>
+              <w:jc w:val="left"/>
+              <w:rPr/>
+            </w:pPr>
+            <w:r>
+              <w:rPr>
+                <w:rtl w:val="0"/>
+              </w:rPr>
+              <w:t xml:space="preserve">Correcciones </w:t>
+            </w:r>
+          </w:p>
+        </w:tc>
+        <w:tc>
+          <w:tcPr>
+            <w:shd w:fill="auto" w:val="clear"/>
+          </w:tcPr>
+          <w:p>
+            <w:pPr>
+              <w:keepNext w:val="0"/>
+              <w:keepLines w:val="0"/>
+              <w:widowControl w:val="0"/>
+              <w:pBdr>
+                <w:top w:space="0" w:sz="0" w:val="nil"/>
+                <w:left w:space="0" w:sz="0" w:val="nil"/>
+                <w:bottom w:space="0" w:sz="0" w:val="nil"/>
+                <w:right w:space="0" w:sz="0" w:val="nil"/>
+                <w:between w:space="0" w:sz="0" w:val="nil"/>
+              </w:pBdr>
+              <w:shd w:fill="auto" w:val="clear"/>
+              <w:spacing w:after="0" w:before="0" w:line="276" w:lineRule="auto"/>
+              <w:ind w:left="0" w:right="0" w:firstLine="0"/>
+              <w:jc w:val="left"/>
+              <w:rPr/>
+            </w:pPr>
+            <w:r>
+              <w:rPr>
+                <w:rtl w:val="0"/>
+              </w:rPr>
+              <w:t xml:space="preserve">21-10-2026</w:t>
+            </w:r>
+          </w:p>
+        </w:tc>
+      </w:tr>
+    </w:tbl>
+    <w:p>
+      <w:pPr>
+        <w:spacing w:line="240" w:lineRule="auto"/>
+        <w:jc w:val="both"/>
         <w:rPr/>
       </w:pPr>
       <w:r>
@@ -7995,24 +9296,19 @@
       <w:szCs w:val="52"/>
     </w:rPr>
   </w:style>
-  <w:style w:type="paragraph" w:styleId="Subtitle">
-    <w:name w:val="Subtitle"/>
-    <w:basedOn w:val="Normal"/>
-    <w:next w:val="Normal"/>
-    <w:pPr>
-      <w:keepNext w:val="1"/>
-      <w:keepLines w:val="1"/>
-      <w:pageBreakBefore w:val="0"/>
-      <w:spacing w:after="320" w:before="0" w:lineRule="auto"/>
-    </w:pPr>
-    <w:rPr>
-      <w:rFonts w:ascii="Arial" w:cs="Arial" w:eastAsia="Arial" w:hAnsi="Arial"/>
-      <w:i w:val="0"/>
-      <w:iCs w:val="0"/>
-      <w:color w:val="666666"/>
-      <w:sz w:val="30"/>
-      <w:szCs w:val="30"/>
-    </w:rPr>
+  <w:style w:type="table" w:styleId="TableNormal" w:default="1">
+    <w:name w:val="TableNormal"/>
+    <w:tblPr>
+      <w:tblCellMar>
+        <w:top w:w="100.0" w:type="dxa"/>
+        <w:left w:w="100.0" w:type="dxa"/>
+        <w:bottom w:w="100.0" w:type="dxa"/>
+        <w:right w:w="100.0" w:type="dxa"/>
+      </w:tblCellMar>
+    </w:tblPr>
+  </w:style>
+  <w:style w:type="paragraph" w:styleId="Normal" w:default="1">
+    <w:name w:val="normal"/>
   </w:style>
   <w:style w:type="table" w:styleId="Table1">
     <w:basedOn w:val="TableNormal"/>
@@ -8084,6 +9380,87 @@
     <w:tblStylePr w:type="swCell">
       <w:tcPr/>
     </w:tblStylePr>
+  </w:style>
+  <w:style w:type="paragraph" w:styleId="Subtitle">
+    <w:name w:val="Subtitle"/>
+    <w:basedOn w:val="Normal"/>
+    <w:next w:val="Normal"/>
+    <w:pPr>
+      <w:keepNext w:val="1"/>
+      <w:keepLines w:val="1"/>
+      <w:pageBreakBefore w:val="0"/>
+      <w:spacing w:after="320" w:before="0" w:lineRule="auto"/>
+    </w:pPr>
+    <w:rPr>
+      <w:rFonts w:ascii="Arial" w:cs="Arial" w:eastAsia="Arial" w:hAnsi="Arial"/>
+      <w:i w:val="0"/>
+      <w:iCs w:val="0"/>
+      <w:color w:val="666666"/>
+      <w:sz w:val="30"/>
+      <w:szCs w:val="30"/>
+    </w:rPr>
+  </w:style>
+  <w:style w:type="table" w:styleId="Table1">
+    <w:basedOn w:val="TableNormal"/>
+    <w:tblPr>
+      <w:tblStyleRowBandSize w:val="1"/>
+      <w:tblStyleColBandSize w:val="1"/>
+      <w:tblCellMar>
+        <w:top w:w="0.0" w:type="dxa"/>
+        <w:left w:w="115.0" w:type="dxa"/>
+        <w:bottom w:w="0.0" w:type="dxa"/>
+        <w:right w:w="115.0" w:type="dxa"/>
+      </w:tblCellMar>
+    </w:tblPr>
+    <w:tcPr>
+      <w:shd w:fill="ffffff" w:val="clear"/>
+    </w:tcPr>
+  </w:style>
+  <w:style w:type="table" w:styleId="Table2">
+    <w:basedOn w:val="TableNormal"/>
+    <w:tblPr>
+      <w:tblStyleRowBandSize w:val="1"/>
+      <w:tblStyleColBandSize w:val="1"/>
+      <w:tblCellMar>
+        <w:top w:w="100.0" w:type="dxa"/>
+        <w:left w:w="100.0" w:type="dxa"/>
+        <w:bottom w:w="100.0" w:type="dxa"/>
+        <w:right w:w="100.0" w:type="dxa"/>
+      </w:tblCellMar>
+    </w:tblPr>
+  </w:style>
+  <w:style w:type="table" w:styleId="Table3">
+    <w:basedOn w:val="TableNormal"/>
+    <w:tblPr>
+      <w:tblStyleRowBandSize w:val="1"/>
+      <w:tblStyleColBandSize w:val="1"/>
+      <w:tblCellMar>
+        <w:top w:w="100.0" w:type="dxa"/>
+        <w:left w:w="100.0" w:type="dxa"/>
+        <w:bottom w:w="100.0" w:type="dxa"/>
+        <w:right w:w="100.0" w:type="dxa"/>
+      </w:tblCellMar>
+    </w:tblPr>
+  </w:style>
+  <w:style w:type="table" w:styleId="Table4">
+    <w:basedOn w:val="TableNormal"/>
+    <w:tblPr>
+      <w:tblStyleRowBandSize w:val="1"/>
+      <w:tblStyleColBandSize w:val="1"/>
+    </w:tblPr>
+  </w:style>
+  <w:style w:type="table" w:styleId="Table5">
+    <w:basedOn w:val="TableNormal"/>
+    <w:tblPr>
+      <w:tblStyleRowBandSize w:val="1"/>
+      <w:tblStyleColBandSize w:val="1"/>
+      <w:tblCellMar>
+        <w:top w:w="0.0" w:type="dxa"/>
+        <w:left w:w="115.0" w:type="dxa"/>
+        <w:bottom w:w="0.0" w:type="dxa"/>
+        <w:right w:w="115.0" w:type="dxa"/>
+      </w:tblCellMar>
+    </w:tblPr>
   </w:style>
 </w:styles>
 </file>
@@ -8406,4 +9783,19 @@
   </a:objectDefaults>
   <a:extraClrSchemeLst/>
 </a:theme>
+</file>
+
+<file path=customXML/item1.xml><?xml version="1.0" encoding="utf-8"?>
+<go:gDocsCustomXmlDataStorage xmlns:go="http://customooxmlschemas.google.com/" xmlns:r="http://schemas.openxmlformats.org/officeDocument/2006/relationships" uri="GoogleDocsCustomDataVersion2">
+  <go:docsCustomData xmlns:go="http://customooxmlschemas.google.com/" roundtripDataSignature="AMtx7mhVMOpc/vyLkatBnIeJj0X3Hm9ErQ==">CgMxLjAyDmguM3VuZm9ycHV3MmptMg5oLnMxNDY1ZmxpNzczMzIOaC54N2luNTN6aDhybXcyDmguaXgxYWVpcGxnemJ2Mg5oLmI3MGR3YTlqdHE5eTIOaC5scGt1aHFmd21lN2cyDmgudWhtODNpaml6d3VnMg5oLnJyc29ocmZ4b2VnajINaC5memQzZDltdDdxazIOaC5pOTlwYnpzejdwb2EyDmguamlvenl5ajUxY3d6OAByITF3bk1HZUNmcVhuOTdqTmh0TUk0RU5kT19SVW0yZ0xYcg==</go:docsCustomData>
+</go:gDocsCustomXmlDataStorage>
+</file>
+
+<file path=customXML/itemProps1.xml><?xml version="1.0" encoding="utf-8"?>
+<ds:datastoreItem xmlns:ds="http://schemas.openxmlformats.org/officeDocument/2006/customXml" ds:itemID="{11111111-1234-1234-1234-123412341234}">
+  <ds:schemaRefs>
+    <ds:schemaRef ds:uri="http://schemas.openxmlformats.org/officeDocument/2006/relationships"/>
+    <ds:schemaRef ds:uri="http://customooxmlschemas.google.com/"/>
+  </ds:schemaRefs>
+</ds:datastoreItem>
 </file>